--- a/Masterarbeit.docx
+++ b/Masterarbeit.docx
@@ -145,25 +145,7 @@
           <w:sz w:val="32"/>
           <w:szCs w:val="30"/>
         </w:rPr>
-        <w:t xml:space="preserve">Robustheit von </w:t>
-      </w:r>
-      <w:proofErr w:type="spellStart"/>
-      <w:r>
-        <w:rPr>
-          <w:b/>
-          <w:sz w:val="32"/>
-          <w:szCs w:val="30"/>
-        </w:rPr>
-        <w:t>GraphRAG</w:t>
-      </w:r>
-      <w:proofErr w:type="spellEnd"/>
-      <w:r>
-        <w:rPr>
-          <w:b/>
-          <w:sz w:val="32"/>
-          <w:szCs w:val="30"/>
-        </w:rPr>
-        <w:t>-Retrieval-Paradigmen gegenüber strukturellen und textuellen Fehlern in semi-strukturierten Wissensgraphen</w:t>
+        <w:t>Robustheit von GraphRAG-Retrieval-Paradigmen gegenüber strukturellen und textuellen Fehlern in semi-strukturierten Wissensgraphen</w:t>
       </w:r>
     </w:p>
     <w:p>
@@ -864,7 +846,7 @@
             </w:rPr>
             <w:fldChar w:fldCharType="separate"/>
           </w:r>
-          <w:hyperlink w:anchor="_Toc234339686" w:history="1">
+          <w:hyperlink w:anchor="_Toc234665685" w:history="1">
             <w:r>
               <w:rPr>
                 <w:rStyle w:val="Hyperlink"/>
@@ -887,7 +869,7 @@
               <w:rPr>
                 <w:webHidden/>
               </w:rPr>
-              <w:instrText xml:space="preserve"> PAGEREF _Toc234339686 \h </w:instrText>
+              <w:instrText xml:space="preserve"> PAGEREF _Toc234665685 \h </w:instrText>
             </w:r>
             <w:r>
               <w:rPr>
@@ -919,13 +901,12 @@
             <w:pStyle w:val="TOC2"/>
             <w:rPr>
               <w:rFonts w:asciiTheme="minorHAnsi" w:eastAsiaTheme="minorEastAsia" w:hAnsiTheme="minorHAnsi" w:cstheme="minorBidi"/>
-              <w:noProof/>
               <w:kern w:val="2"/>
               <w:szCs w:val="24"/>
               <w14:ligatures w14:val="standardContextual"/>
             </w:rPr>
           </w:pPr>
-          <w:hyperlink w:anchor="_Toc234339687" w:history="1">
+          <w:hyperlink w:anchor="_Toc234665686" w:history="1">
             <w:r>
               <w:rPr>
                 <w:rStyle w:val="Hyperlink"/>
@@ -952,7 +933,7 @@
                 <w:noProof/>
                 <w:webHidden/>
               </w:rPr>
-              <w:instrText xml:space="preserve"> PAGEREF _Toc234339687 \h </w:instrText>
+              <w:instrText xml:space="preserve"> PAGEREF _Toc234665686 \h </w:instrText>
             </w:r>
             <w:r>
               <w:rPr>
@@ -988,13 +969,12 @@
             <w:pStyle w:val="TOC2"/>
             <w:rPr>
               <w:rFonts w:asciiTheme="minorHAnsi" w:eastAsiaTheme="minorEastAsia" w:hAnsiTheme="minorHAnsi" w:cstheme="minorBidi"/>
-              <w:noProof/>
               <w:kern w:val="2"/>
               <w:szCs w:val="24"/>
               <w14:ligatures w14:val="standardContextual"/>
             </w:rPr>
           </w:pPr>
-          <w:hyperlink w:anchor="_Toc234339688" w:history="1">
+          <w:hyperlink w:anchor="_Toc234665687" w:history="1">
             <w:r>
               <w:rPr>
                 <w:rStyle w:val="Hyperlink"/>
@@ -1021,7 +1001,7 @@
                 <w:noProof/>
                 <w:webHidden/>
               </w:rPr>
-              <w:instrText xml:space="preserve"> PAGEREF _Toc234339688 \h </w:instrText>
+              <w:instrText xml:space="preserve"> PAGEREF _Toc234665687 \h </w:instrText>
             </w:r>
             <w:r>
               <w:rPr>
@@ -1057,13 +1037,12 @@
             <w:pStyle w:val="TOC2"/>
             <w:rPr>
               <w:rFonts w:asciiTheme="minorHAnsi" w:eastAsiaTheme="minorEastAsia" w:hAnsiTheme="minorHAnsi" w:cstheme="minorBidi"/>
-              <w:noProof/>
               <w:kern w:val="2"/>
               <w:szCs w:val="24"/>
               <w14:ligatures w14:val="standardContextual"/>
             </w:rPr>
           </w:pPr>
-          <w:hyperlink w:anchor="_Toc234339689" w:history="1">
+          <w:hyperlink w:anchor="_Toc234665688" w:history="1">
             <w:r>
               <w:rPr>
                 <w:rStyle w:val="Hyperlink"/>
@@ -1090,7 +1069,7 @@
                 <w:noProof/>
                 <w:webHidden/>
               </w:rPr>
-              <w:instrText xml:space="preserve"> PAGEREF _Toc234339689 \h </w:instrText>
+              <w:instrText xml:space="preserve"> PAGEREF _Toc234665688 \h </w:instrText>
             </w:r>
             <w:r>
               <w:rPr>
@@ -1126,13 +1105,12 @@
             <w:pStyle w:val="TOC2"/>
             <w:rPr>
               <w:rFonts w:asciiTheme="minorHAnsi" w:eastAsiaTheme="minorEastAsia" w:hAnsiTheme="minorHAnsi" w:cstheme="minorBidi"/>
-              <w:noProof/>
               <w:kern w:val="2"/>
               <w:szCs w:val="24"/>
               <w14:ligatures w14:val="standardContextual"/>
             </w:rPr>
           </w:pPr>
-          <w:hyperlink w:anchor="_Toc234339690" w:history="1">
+          <w:hyperlink w:anchor="_Toc234665689" w:history="1">
             <w:r>
               <w:rPr>
                 <w:rStyle w:val="Hyperlink"/>
@@ -1159,7 +1137,7 @@
                 <w:noProof/>
                 <w:webHidden/>
               </w:rPr>
-              <w:instrText xml:space="preserve"> PAGEREF _Toc234339690 \h </w:instrText>
+              <w:instrText xml:space="preserve"> PAGEREF _Toc234665689 \h </w:instrText>
             </w:r>
             <w:r>
               <w:rPr>
@@ -1195,13 +1173,12 @@
             <w:pStyle w:val="TOC2"/>
             <w:rPr>
               <w:rFonts w:asciiTheme="minorHAnsi" w:eastAsiaTheme="minorEastAsia" w:hAnsiTheme="minorHAnsi" w:cstheme="minorBidi"/>
-              <w:noProof/>
               <w:kern w:val="2"/>
               <w:szCs w:val="24"/>
               <w14:ligatures w14:val="standardContextual"/>
             </w:rPr>
           </w:pPr>
-          <w:hyperlink w:anchor="_Toc234339691" w:history="1">
+          <w:hyperlink w:anchor="_Toc234665690" w:history="1">
             <w:r>
               <w:rPr>
                 <w:rStyle w:val="Hyperlink"/>
@@ -1228,7 +1205,7 @@
                 <w:noProof/>
                 <w:webHidden/>
               </w:rPr>
-              <w:instrText xml:space="preserve"> PAGEREF _Toc234339691 \h </w:instrText>
+              <w:instrText xml:space="preserve"> PAGEREF _Toc234665690 \h </w:instrText>
             </w:r>
             <w:r>
               <w:rPr>
@@ -1270,7 +1247,7 @@
               <w14:ligatures w14:val="standardContextual"/>
             </w:rPr>
           </w:pPr>
-          <w:hyperlink w:anchor="_Toc234339692" w:history="1">
+          <w:hyperlink w:anchor="_Toc234665691" w:history="1">
             <w:r>
               <w:rPr>
                 <w:rStyle w:val="Hyperlink"/>
@@ -1293,7 +1270,7 @@
               <w:rPr>
                 <w:webHidden/>
               </w:rPr>
-              <w:instrText xml:space="preserve"> PAGEREF _Toc234339692 \h </w:instrText>
+              <w:instrText xml:space="preserve"> PAGEREF _Toc234665691 \h </w:instrText>
             </w:r>
             <w:r>
               <w:rPr>
@@ -1325,13 +1302,12 @@
             <w:pStyle w:val="TOC2"/>
             <w:rPr>
               <w:rFonts w:asciiTheme="minorHAnsi" w:eastAsiaTheme="minorEastAsia" w:hAnsiTheme="minorHAnsi" w:cstheme="minorBidi"/>
-              <w:noProof/>
               <w:kern w:val="2"/>
               <w:szCs w:val="24"/>
               <w14:ligatures w14:val="standardContextual"/>
             </w:rPr>
           </w:pPr>
-          <w:hyperlink w:anchor="_Toc234339693" w:history="1">
+          <w:hyperlink w:anchor="_Toc234665692" w:history="1">
             <w:r>
               <w:rPr>
                 <w:rStyle w:val="Hyperlink"/>
@@ -1358,7 +1334,7 @@
                 <w:noProof/>
                 <w:webHidden/>
               </w:rPr>
-              <w:instrText xml:space="preserve"> PAGEREF _Toc234339693 \h </w:instrText>
+              <w:instrText xml:space="preserve"> PAGEREF _Toc234665692 \h </w:instrText>
             </w:r>
             <w:r>
               <w:rPr>
@@ -1394,13 +1370,12 @@
             <w:pStyle w:val="TOC2"/>
             <w:rPr>
               <w:rFonts w:asciiTheme="minorHAnsi" w:eastAsiaTheme="minorEastAsia" w:hAnsiTheme="minorHAnsi" w:cstheme="minorBidi"/>
-              <w:noProof/>
               <w:kern w:val="2"/>
               <w:szCs w:val="24"/>
               <w14:ligatures w14:val="standardContextual"/>
             </w:rPr>
           </w:pPr>
-          <w:hyperlink w:anchor="_Toc234339694" w:history="1">
+          <w:hyperlink w:anchor="_Toc234665693" w:history="1">
             <w:r>
               <w:rPr>
                 <w:rStyle w:val="Hyperlink"/>
@@ -1427,7 +1402,7 @@
                 <w:noProof/>
                 <w:webHidden/>
               </w:rPr>
-              <w:instrText xml:space="preserve"> PAGEREF _Toc234339694 \h </w:instrText>
+              <w:instrText xml:space="preserve"> PAGEREF _Toc234665693 \h </w:instrText>
             </w:r>
             <w:r>
               <w:rPr>
@@ -1447,7 +1422,7 @@
                 <w:noProof/>
                 <w:webHidden/>
               </w:rPr>
-              <w:t>6</w:t>
+              <w:t>8</w:t>
             </w:r>
             <w:r>
               <w:rPr>
@@ -1463,13 +1438,12 @@
             <w:pStyle w:val="TOC2"/>
             <w:rPr>
               <w:rFonts w:asciiTheme="minorHAnsi" w:eastAsiaTheme="minorEastAsia" w:hAnsiTheme="minorHAnsi" w:cstheme="minorBidi"/>
-              <w:noProof/>
               <w:kern w:val="2"/>
               <w:szCs w:val="24"/>
               <w14:ligatures w14:val="standardContextual"/>
             </w:rPr>
           </w:pPr>
-          <w:hyperlink w:anchor="_Toc234339695" w:history="1">
+          <w:hyperlink w:anchor="_Toc234665694" w:history="1">
             <w:r>
               <w:rPr>
                 <w:rStyle w:val="Hyperlink"/>
@@ -1496,7 +1470,7 @@
                 <w:noProof/>
                 <w:webHidden/>
               </w:rPr>
-              <w:instrText xml:space="preserve"> PAGEREF _Toc234339695 \h </w:instrText>
+              <w:instrText xml:space="preserve"> PAGEREF _Toc234665694 \h </w:instrText>
             </w:r>
             <w:r>
               <w:rPr>
@@ -1516,7 +1490,7 @@
                 <w:noProof/>
                 <w:webHidden/>
               </w:rPr>
-              <w:t>6</w:t>
+              <w:t>9</w:t>
             </w:r>
             <w:r>
               <w:rPr>
@@ -1532,13 +1506,12 @@
             <w:pStyle w:val="TOC2"/>
             <w:rPr>
               <w:rFonts w:asciiTheme="minorHAnsi" w:eastAsiaTheme="minorEastAsia" w:hAnsiTheme="minorHAnsi" w:cstheme="minorBidi"/>
-              <w:noProof/>
               <w:kern w:val="2"/>
               <w:szCs w:val="24"/>
               <w14:ligatures w14:val="standardContextual"/>
             </w:rPr>
           </w:pPr>
-          <w:hyperlink w:anchor="_Toc234339696" w:history="1">
+          <w:hyperlink w:anchor="_Toc234665695" w:history="1">
             <w:r>
               <w:rPr>
                 <w:rStyle w:val="Hyperlink"/>
@@ -1565,7 +1538,7 @@
                 <w:noProof/>
                 <w:webHidden/>
               </w:rPr>
-              <w:instrText xml:space="preserve"> PAGEREF _Toc234339696 \h </w:instrText>
+              <w:instrText xml:space="preserve"> PAGEREF _Toc234665695 \h </w:instrText>
             </w:r>
             <w:r>
               <w:rPr>
@@ -1585,7 +1558,7 @@
                 <w:noProof/>
                 <w:webHidden/>
               </w:rPr>
-              <w:t>6</w:t>
+              <w:t>9</w:t>
             </w:r>
             <w:r>
               <w:rPr>
@@ -1607,7 +1580,7 @@
               <w14:ligatures w14:val="standardContextual"/>
             </w:rPr>
           </w:pPr>
-          <w:hyperlink w:anchor="_Toc234339697" w:history="1">
+          <w:hyperlink w:anchor="_Toc234665696" w:history="1">
             <w:r>
               <w:rPr>
                 <w:rStyle w:val="Hyperlink"/>
@@ -1630,7 +1603,7 @@
               <w:rPr>
                 <w:webHidden/>
               </w:rPr>
-              <w:instrText xml:space="preserve"> PAGEREF _Toc234339697 \h </w:instrText>
+              <w:instrText xml:space="preserve"> PAGEREF _Toc234665696 \h </w:instrText>
             </w:r>
             <w:r>
               <w:rPr>
@@ -1647,7 +1620,7 @@
               <w:rPr>
                 <w:webHidden/>
               </w:rPr>
-              <w:t>7</w:t>
+              <w:t>10</w:t>
             </w:r>
             <w:r>
               <w:rPr>
@@ -1662,13 +1635,12 @@
             <w:pStyle w:val="TOC2"/>
             <w:rPr>
               <w:rFonts w:asciiTheme="minorHAnsi" w:eastAsiaTheme="minorEastAsia" w:hAnsiTheme="minorHAnsi" w:cstheme="minorBidi"/>
-              <w:noProof/>
               <w:kern w:val="2"/>
               <w:szCs w:val="24"/>
               <w14:ligatures w14:val="standardContextual"/>
             </w:rPr>
           </w:pPr>
-          <w:hyperlink w:anchor="_Toc234339698" w:history="1">
+          <w:hyperlink w:anchor="_Toc234665697" w:history="1">
             <w:r>
               <w:rPr>
                 <w:rStyle w:val="Hyperlink"/>
@@ -1695,7 +1667,7 @@
                 <w:noProof/>
                 <w:webHidden/>
               </w:rPr>
-              <w:instrText xml:space="preserve"> PAGEREF _Toc234339698 \h </w:instrText>
+              <w:instrText xml:space="preserve"> PAGEREF _Toc234665697 \h </w:instrText>
             </w:r>
             <w:r>
               <w:rPr>
@@ -1715,7 +1687,7 @@
                 <w:noProof/>
                 <w:webHidden/>
               </w:rPr>
-              <w:t>7</w:t>
+              <w:t>10</w:t>
             </w:r>
             <w:r>
               <w:rPr>
@@ -1731,13 +1703,12 @@
             <w:pStyle w:val="TOC2"/>
             <w:rPr>
               <w:rFonts w:asciiTheme="minorHAnsi" w:eastAsiaTheme="minorEastAsia" w:hAnsiTheme="minorHAnsi" w:cstheme="minorBidi"/>
-              <w:noProof/>
               <w:kern w:val="2"/>
               <w:szCs w:val="24"/>
               <w14:ligatures w14:val="standardContextual"/>
             </w:rPr>
           </w:pPr>
-          <w:hyperlink w:anchor="_Toc234339699" w:history="1">
+          <w:hyperlink w:anchor="_Toc234665698" w:history="1">
             <w:r>
               <w:rPr>
                 <w:rStyle w:val="Hyperlink"/>
@@ -1764,7 +1735,7 @@
                 <w:noProof/>
                 <w:webHidden/>
               </w:rPr>
-              <w:instrText xml:space="preserve"> PAGEREF _Toc234339699 \h </w:instrText>
+              <w:instrText xml:space="preserve"> PAGEREF _Toc234665698 \h </w:instrText>
             </w:r>
             <w:r>
               <w:rPr>
@@ -1784,7 +1755,7 @@
                 <w:noProof/>
                 <w:webHidden/>
               </w:rPr>
-              <w:t>7</w:t>
+              <w:t>10</w:t>
             </w:r>
             <w:r>
               <w:rPr>
@@ -1800,13 +1771,12 @@
             <w:pStyle w:val="TOC2"/>
             <w:rPr>
               <w:rFonts w:asciiTheme="minorHAnsi" w:eastAsiaTheme="minorEastAsia" w:hAnsiTheme="minorHAnsi" w:cstheme="minorBidi"/>
-              <w:noProof/>
               <w:kern w:val="2"/>
               <w:szCs w:val="24"/>
               <w14:ligatures w14:val="standardContextual"/>
             </w:rPr>
           </w:pPr>
-          <w:hyperlink w:anchor="_Toc234339700" w:history="1">
+          <w:hyperlink w:anchor="_Toc234665699" w:history="1">
             <w:r>
               <w:rPr>
                 <w:rStyle w:val="Hyperlink"/>
@@ -1833,7 +1803,7 @@
                 <w:noProof/>
                 <w:webHidden/>
               </w:rPr>
-              <w:instrText xml:space="preserve"> PAGEREF _Toc234339700 \h </w:instrText>
+              <w:instrText xml:space="preserve"> PAGEREF _Toc234665699 \h </w:instrText>
             </w:r>
             <w:r>
               <w:rPr>
@@ -1853,7 +1823,7 @@
                 <w:noProof/>
                 <w:webHidden/>
               </w:rPr>
-              <w:t>7</w:t>
+              <w:t>10</w:t>
             </w:r>
             <w:r>
               <w:rPr>
@@ -1869,13 +1839,12 @@
             <w:pStyle w:val="TOC2"/>
             <w:rPr>
               <w:rFonts w:asciiTheme="minorHAnsi" w:eastAsiaTheme="minorEastAsia" w:hAnsiTheme="minorHAnsi" w:cstheme="minorBidi"/>
-              <w:noProof/>
               <w:kern w:val="2"/>
               <w:szCs w:val="24"/>
               <w14:ligatures w14:val="standardContextual"/>
             </w:rPr>
           </w:pPr>
-          <w:hyperlink w:anchor="_Toc234339701" w:history="1">
+          <w:hyperlink w:anchor="_Toc234665700" w:history="1">
             <w:r>
               <w:rPr>
                 <w:rStyle w:val="Hyperlink"/>
@@ -1902,7 +1871,7 @@
                 <w:noProof/>
                 <w:webHidden/>
               </w:rPr>
-              <w:instrText xml:space="preserve"> PAGEREF _Toc234339701 \h </w:instrText>
+              <w:instrText xml:space="preserve"> PAGEREF _Toc234665700 \h </w:instrText>
             </w:r>
             <w:r>
               <w:rPr>
@@ -1922,7 +1891,7 @@
                 <w:noProof/>
                 <w:webHidden/>
               </w:rPr>
-              <w:t>7</w:t>
+              <w:t>10</w:t>
             </w:r>
             <w:r>
               <w:rPr>
@@ -1938,13 +1907,12 @@
             <w:pStyle w:val="TOC2"/>
             <w:rPr>
               <w:rFonts w:asciiTheme="minorHAnsi" w:eastAsiaTheme="minorEastAsia" w:hAnsiTheme="minorHAnsi" w:cstheme="minorBidi"/>
-              <w:noProof/>
               <w:kern w:val="2"/>
               <w:szCs w:val="24"/>
               <w14:ligatures w14:val="standardContextual"/>
             </w:rPr>
           </w:pPr>
-          <w:hyperlink w:anchor="_Toc234339702" w:history="1">
+          <w:hyperlink w:anchor="_Toc234665701" w:history="1">
             <w:r>
               <w:rPr>
                 <w:rStyle w:val="Hyperlink"/>
@@ -1971,7 +1939,7 @@
                 <w:noProof/>
                 <w:webHidden/>
               </w:rPr>
-              <w:instrText xml:space="preserve"> PAGEREF _Toc234339702 \h </w:instrText>
+              <w:instrText xml:space="preserve"> PAGEREF _Toc234665701 \h </w:instrText>
             </w:r>
             <w:r>
               <w:rPr>
@@ -1991,7 +1959,7 @@
                 <w:noProof/>
                 <w:webHidden/>
               </w:rPr>
-              <w:t>7</w:t>
+              <w:t>10</w:t>
             </w:r>
             <w:r>
               <w:rPr>
@@ -2013,7 +1981,7 @@
               <w14:ligatures w14:val="standardContextual"/>
             </w:rPr>
           </w:pPr>
-          <w:hyperlink w:anchor="_Toc234339703" w:history="1">
+          <w:hyperlink w:anchor="_Toc234665702" w:history="1">
             <w:r>
               <w:rPr>
                 <w:rStyle w:val="Hyperlink"/>
@@ -2036,7 +2004,7 @@
               <w:rPr>
                 <w:webHidden/>
               </w:rPr>
-              <w:instrText xml:space="preserve"> PAGEREF _Toc234339703 \h </w:instrText>
+              <w:instrText xml:space="preserve"> PAGEREF _Toc234665702 \h </w:instrText>
             </w:r>
             <w:r>
               <w:rPr>
@@ -2053,7 +2021,7 @@
               <w:rPr>
                 <w:webHidden/>
               </w:rPr>
-              <w:t>8</w:t>
+              <w:t>11</w:t>
             </w:r>
             <w:r>
               <w:rPr>
@@ -2068,13 +2036,12 @@
             <w:pStyle w:val="TOC2"/>
             <w:rPr>
               <w:rFonts w:asciiTheme="minorHAnsi" w:eastAsiaTheme="minorEastAsia" w:hAnsiTheme="minorHAnsi" w:cstheme="minorBidi"/>
-              <w:noProof/>
               <w:kern w:val="2"/>
               <w:szCs w:val="24"/>
               <w14:ligatures w14:val="standardContextual"/>
             </w:rPr>
           </w:pPr>
-          <w:hyperlink w:anchor="_Toc234339704" w:history="1">
+          <w:hyperlink w:anchor="_Toc234665703" w:history="1">
             <w:r>
               <w:rPr>
                 <w:rStyle w:val="Hyperlink"/>
@@ -2101,7 +2068,7 @@
                 <w:noProof/>
                 <w:webHidden/>
               </w:rPr>
-              <w:instrText xml:space="preserve"> PAGEREF _Toc234339704 \h </w:instrText>
+              <w:instrText xml:space="preserve"> PAGEREF _Toc234665703 \h </w:instrText>
             </w:r>
             <w:r>
               <w:rPr>
@@ -2121,7 +2088,7 @@
                 <w:noProof/>
                 <w:webHidden/>
               </w:rPr>
-              <w:t>8</w:t>
+              <w:t>11</w:t>
             </w:r>
             <w:r>
               <w:rPr>
@@ -2142,7 +2109,7 @@
               <w14:ligatures w14:val="standardContextual"/>
             </w:rPr>
           </w:pPr>
-          <w:hyperlink w:anchor="_Toc234339705" w:history="1">
+          <w:hyperlink w:anchor="_Toc234665704" w:history="1">
             <w:r>
               <w:rPr>
                 <w:rStyle w:val="Hyperlink"/>
@@ -2165,7 +2132,7 @@
               <w:rPr>
                 <w:webHidden/>
               </w:rPr>
-              <w:instrText xml:space="preserve"> PAGEREF _Toc234339705 \h </w:instrText>
+              <w:instrText xml:space="preserve"> PAGEREF _Toc234665704 \h </w:instrText>
             </w:r>
             <w:r>
               <w:rPr>
@@ -2182,7 +2149,7 @@
               <w:rPr>
                 <w:webHidden/>
               </w:rPr>
-              <w:t>8</w:t>
+              <w:t>11</w:t>
             </w:r>
             <w:r>
               <w:rPr>
@@ -2202,7 +2169,7 @@
               <w14:ligatures w14:val="standardContextual"/>
             </w:rPr>
           </w:pPr>
-          <w:hyperlink w:anchor="_Toc234339706" w:history="1">
+          <w:hyperlink w:anchor="_Toc234665705" w:history="1">
             <w:r>
               <w:rPr>
                 <w:rStyle w:val="Hyperlink"/>
@@ -2225,7 +2192,7 @@
               <w:rPr>
                 <w:webHidden/>
               </w:rPr>
-              <w:instrText xml:space="preserve"> PAGEREF _Toc234339706 \h </w:instrText>
+              <w:instrText xml:space="preserve"> PAGEREF _Toc234665705 \h </w:instrText>
             </w:r>
             <w:r>
               <w:rPr>
@@ -2242,7 +2209,7 @@
               <w:rPr>
                 <w:webHidden/>
               </w:rPr>
-              <w:t>8</w:t>
+              <w:t>11</w:t>
             </w:r>
             <w:r>
               <w:rPr>
@@ -2262,7 +2229,7 @@
               <w14:ligatures w14:val="standardContextual"/>
             </w:rPr>
           </w:pPr>
-          <w:hyperlink w:anchor="_Toc234339707" w:history="1">
+          <w:hyperlink w:anchor="_Toc234665706" w:history="1">
             <w:r>
               <w:rPr>
                 <w:rStyle w:val="Hyperlink"/>
@@ -2285,7 +2252,7 @@
               <w:rPr>
                 <w:webHidden/>
               </w:rPr>
-              <w:instrText xml:space="preserve"> PAGEREF _Toc234339707 \h </w:instrText>
+              <w:instrText xml:space="preserve"> PAGEREF _Toc234665706 \h </w:instrText>
             </w:r>
             <w:r>
               <w:rPr>
@@ -2302,7 +2269,7 @@
               <w:rPr>
                 <w:webHidden/>
               </w:rPr>
-              <w:t>8</w:t>
+              <w:t>11</w:t>
             </w:r>
             <w:r>
               <w:rPr>
@@ -2317,13 +2284,12 @@
             <w:pStyle w:val="TOC2"/>
             <w:rPr>
               <w:rFonts w:asciiTheme="minorHAnsi" w:eastAsiaTheme="minorEastAsia" w:hAnsiTheme="minorHAnsi" w:cstheme="minorBidi"/>
-              <w:noProof/>
               <w:kern w:val="2"/>
               <w:szCs w:val="24"/>
               <w14:ligatures w14:val="standardContextual"/>
             </w:rPr>
           </w:pPr>
-          <w:hyperlink w:anchor="_Toc234339708" w:history="1">
+          <w:hyperlink w:anchor="_Toc234665707" w:history="1">
             <w:r>
               <w:rPr>
                 <w:rStyle w:val="Hyperlink"/>
@@ -2350,7 +2316,7 @@
                 <w:noProof/>
                 <w:webHidden/>
               </w:rPr>
-              <w:instrText xml:space="preserve"> PAGEREF _Toc234339708 \h </w:instrText>
+              <w:instrText xml:space="preserve"> PAGEREF _Toc234665707 \h </w:instrText>
             </w:r>
             <w:r>
               <w:rPr>
@@ -2370,7 +2336,7 @@
                 <w:noProof/>
                 <w:webHidden/>
               </w:rPr>
-              <w:t>8</w:t>
+              <w:t>11</w:t>
             </w:r>
             <w:r>
               <w:rPr>
@@ -2391,7 +2357,7 @@
               <w14:ligatures w14:val="standardContextual"/>
             </w:rPr>
           </w:pPr>
-          <w:hyperlink w:anchor="_Toc234339709" w:history="1">
+          <w:hyperlink w:anchor="_Toc234665708" w:history="1">
             <w:r>
               <w:rPr>
                 <w:rStyle w:val="Hyperlink"/>
@@ -2414,7 +2380,7 @@
               <w:rPr>
                 <w:webHidden/>
               </w:rPr>
-              <w:instrText xml:space="preserve"> PAGEREF _Toc234339709 \h </w:instrText>
+              <w:instrText xml:space="preserve"> PAGEREF _Toc234665708 \h </w:instrText>
             </w:r>
             <w:r>
               <w:rPr>
@@ -2431,7 +2397,7 @@
               <w:rPr>
                 <w:webHidden/>
               </w:rPr>
-              <w:t>8</w:t>
+              <w:t>11</w:t>
             </w:r>
             <w:r>
               <w:rPr>
@@ -2451,7 +2417,7 @@
               <w14:ligatures w14:val="standardContextual"/>
             </w:rPr>
           </w:pPr>
-          <w:hyperlink w:anchor="_Toc234339710" w:history="1">
+          <w:hyperlink w:anchor="_Toc234665709" w:history="1">
             <w:r>
               <w:rPr>
                 <w:rStyle w:val="Hyperlink"/>
@@ -2474,7 +2440,7 @@
               <w:rPr>
                 <w:webHidden/>
               </w:rPr>
-              <w:instrText xml:space="preserve"> PAGEREF _Toc234339710 \h </w:instrText>
+              <w:instrText xml:space="preserve"> PAGEREF _Toc234665709 \h </w:instrText>
             </w:r>
             <w:r>
               <w:rPr>
@@ -2491,7 +2457,7 @@
               <w:rPr>
                 <w:webHidden/>
               </w:rPr>
-              <w:t>8</w:t>
+              <w:t>11</w:t>
             </w:r>
             <w:r>
               <w:rPr>
@@ -2511,7 +2477,7 @@
               <w14:ligatures w14:val="standardContextual"/>
             </w:rPr>
           </w:pPr>
-          <w:hyperlink w:anchor="_Toc234339711" w:history="1">
+          <w:hyperlink w:anchor="_Toc234665710" w:history="1">
             <w:r>
               <w:rPr>
                 <w:rStyle w:val="Hyperlink"/>
@@ -2534,7 +2500,7 @@
               <w:rPr>
                 <w:webHidden/>
               </w:rPr>
-              <w:instrText xml:space="preserve"> PAGEREF _Toc234339711 \h </w:instrText>
+              <w:instrText xml:space="preserve"> PAGEREF _Toc234665710 \h </w:instrText>
             </w:r>
             <w:r>
               <w:rPr>
@@ -2551,7 +2517,7 @@
               <w:rPr>
                 <w:webHidden/>
               </w:rPr>
-              <w:t>8</w:t>
+              <w:t>11</w:t>
             </w:r>
             <w:r>
               <w:rPr>
@@ -2572,7 +2538,7 @@
               <w14:ligatures w14:val="standardContextual"/>
             </w:rPr>
           </w:pPr>
-          <w:hyperlink w:anchor="_Toc234339712" w:history="1">
+          <w:hyperlink w:anchor="_Toc234665711" w:history="1">
             <w:r>
               <w:rPr>
                 <w:rStyle w:val="Hyperlink"/>
@@ -2595,7 +2561,7 @@
               <w:rPr>
                 <w:webHidden/>
               </w:rPr>
-              <w:instrText xml:space="preserve"> PAGEREF _Toc234339712 \h </w:instrText>
+              <w:instrText xml:space="preserve"> PAGEREF _Toc234665711 \h </w:instrText>
             </w:r>
             <w:r>
               <w:rPr>
@@ -2612,7 +2578,7 @@
               <w:rPr>
                 <w:webHidden/>
               </w:rPr>
-              <w:t>9</w:t>
+              <w:t>12</w:t>
             </w:r>
             <w:r>
               <w:rPr>
@@ -2627,13 +2593,12 @@
             <w:pStyle w:val="TOC2"/>
             <w:rPr>
               <w:rFonts w:asciiTheme="minorHAnsi" w:eastAsiaTheme="minorEastAsia" w:hAnsiTheme="minorHAnsi" w:cstheme="minorBidi"/>
-              <w:noProof/>
               <w:kern w:val="2"/>
               <w:szCs w:val="24"/>
               <w14:ligatures w14:val="standardContextual"/>
             </w:rPr>
           </w:pPr>
-          <w:hyperlink w:anchor="_Toc234339713" w:history="1">
+          <w:hyperlink w:anchor="_Toc234665712" w:history="1">
             <w:r>
               <w:rPr>
                 <w:rStyle w:val="Hyperlink"/>
@@ -2660,7 +2625,7 @@
                 <w:noProof/>
                 <w:webHidden/>
               </w:rPr>
-              <w:instrText xml:space="preserve"> PAGEREF _Toc234339713 \h </w:instrText>
+              <w:instrText xml:space="preserve"> PAGEREF _Toc234665712 \h </w:instrText>
             </w:r>
             <w:r>
               <w:rPr>
@@ -2680,7 +2645,7 @@
                 <w:noProof/>
                 <w:webHidden/>
               </w:rPr>
-              <w:t>9</w:t>
+              <w:t>12</w:t>
             </w:r>
             <w:r>
               <w:rPr>
@@ -2701,7 +2666,7 @@
               <w14:ligatures w14:val="standardContextual"/>
             </w:rPr>
           </w:pPr>
-          <w:hyperlink w:anchor="_Toc234339714" w:history="1">
+          <w:hyperlink w:anchor="_Toc234665713" w:history="1">
             <w:r>
               <w:rPr>
                 <w:rStyle w:val="Hyperlink"/>
@@ -2724,7 +2689,7 @@
               <w:rPr>
                 <w:webHidden/>
               </w:rPr>
-              <w:instrText xml:space="preserve"> PAGEREF _Toc234339714 \h </w:instrText>
+              <w:instrText xml:space="preserve"> PAGEREF _Toc234665713 \h </w:instrText>
             </w:r>
             <w:r>
               <w:rPr>
@@ -2741,7 +2706,7 @@
               <w:rPr>
                 <w:webHidden/>
               </w:rPr>
-              <w:t>9</w:t>
+              <w:t>12</w:t>
             </w:r>
             <w:r>
               <w:rPr>
@@ -2761,7 +2726,7 @@
               <w14:ligatures w14:val="standardContextual"/>
             </w:rPr>
           </w:pPr>
-          <w:hyperlink w:anchor="_Toc234339715" w:history="1">
+          <w:hyperlink w:anchor="_Toc234665714" w:history="1">
             <w:r>
               <w:rPr>
                 <w:rStyle w:val="Hyperlink"/>
@@ -2784,7 +2749,7 @@
               <w:rPr>
                 <w:webHidden/>
               </w:rPr>
-              <w:instrText xml:space="preserve"> PAGEREF _Toc234339715 \h </w:instrText>
+              <w:instrText xml:space="preserve"> PAGEREF _Toc234665714 \h </w:instrText>
             </w:r>
             <w:r>
               <w:rPr>
@@ -2801,7 +2766,7 @@
               <w:rPr>
                 <w:webHidden/>
               </w:rPr>
-              <w:t>9</w:t>
+              <w:t>12</w:t>
             </w:r>
             <w:r>
               <w:rPr>
@@ -2821,7 +2786,7 @@
               <w14:ligatures w14:val="standardContextual"/>
             </w:rPr>
           </w:pPr>
-          <w:hyperlink w:anchor="_Toc234339716" w:history="1">
+          <w:hyperlink w:anchor="_Toc234665715" w:history="1">
             <w:r>
               <w:rPr>
                 <w:rStyle w:val="Hyperlink"/>
@@ -2844,7 +2809,7 @@
               <w:rPr>
                 <w:webHidden/>
               </w:rPr>
-              <w:instrText xml:space="preserve"> PAGEREF _Toc234339716 \h </w:instrText>
+              <w:instrText xml:space="preserve"> PAGEREF _Toc234665715 \h </w:instrText>
             </w:r>
             <w:r>
               <w:rPr>
@@ -2861,7 +2826,7 @@
               <w:rPr>
                 <w:webHidden/>
               </w:rPr>
-              <w:t>9</w:t>
+              <w:t>12</w:t>
             </w:r>
             <w:r>
               <w:rPr>
@@ -2876,13 +2841,12 @@
             <w:pStyle w:val="TOC2"/>
             <w:rPr>
               <w:rFonts w:asciiTheme="minorHAnsi" w:eastAsiaTheme="minorEastAsia" w:hAnsiTheme="minorHAnsi" w:cstheme="minorBidi"/>
-              <w:noProof/>
               <w:kern w:val="2"/>
               <w:szCs w:val="24"/>
               <w14:ligatures w14:val="standardContextual"/>
             </w:rPr>
           </w:pPr>
-          <w:hyperlink w:anchor="_Toc234339717" w:history="1">
+          <w:hyperlink w:anchor="_Toc234665716" w:history="1">
             <w:r>
               <w:rPr>
                 <w:rStyle w:val="Hyperlink"/>
@@ -2909,7 +2873,7 @@
                 <w:noProof/>
                 <w:webHidden/>
               </w:rPr>
-              <w:instrText xml:space="preserve"> PAGEREF _Toc234339717 \h </w:instrText>
+              <w:instrText xml:space="preserve"> PAGEREF _Toc234665716 \h </w:instrText>
             </w:r>
             <w:r>
               <w:rPr>
@@ -2929,7 +2893,7 @@
                 <w:noProof/>
                 <w:webHidden/>
               </w:rPr>
-              <w:t>9</w:t>
+              <w:t>12</w:t>
             </w:r>
             <w:r>
               <w:rPr>
@@ -2950,7 +2914,7 @@
               <w14:ligatures w14:val="standardContextual"/>
             </w:rPr>
           </w:pPr>
-          <w:hyperlink w:anchor="_Toc234339718" w:history="1">
+          <w:hyperlink w:anchor="_Toc234665717" w:history="1">
             <w:r>
               <w:rPr>
                 <w:rStyle w:val="Hyperlink"/>
@@ -2973,7 +2937,7 @@
               <w:rPr>
                 <w:webHidden/>
               </w:rPr>
-              <w:instrText xml:space="preserve"> PAGEREF _Toc234339718 \h </w:instrText>
+              <w:instrText xml:space="preserve"> PAGEREF _Toc234665717 \h </w:instrText>
             </w:r>
             <w:r>
               <w:rPr>
@@ -2990,7 +2954,7 @@
               <w:rPr>
                 <w:webHidden/>
               </w:rPr>
-              <w:t>9</w:t>
+              <w:t>12</w:t>
             </w:r>
             <w:r>
               <w:rPr>
@@ -3010,7 +2974,7 @@
               <w14:ligatures w14:val="standardContextual"/>
             </w:rPr>
           </w:pPr>
-          <w:hyperlink w:anchor="_Toc234339719" w:history="1">
+          <w:hyperlink w:anchor="_Toc234665718" w:history="1">
             <w:r>
               <w:rPr>
                 <w:rStyle w:val="Hyperlink"/>
@@ -3033,7 +2997,7 @@
               <w:rPr>
                 <w:webHidden/>
               </w:rPr>
-              <w:instrText xml:space="preserve"> PAGEREF _Toc234339719 \h </w:instrText>
+              <w:instrText xml:space="preserve"> PAGEREF _Toc234665718 \h </w:instrText>
             </w:r>
             <w:r>
               <w:rPr>
@@ -3050,7 +3014,7 @@
               <w:rPr>
                 <w:webHidden/>
               </w:rPr>
-              <w:t>9</w:t>
+              <w:t>12</w:t>
             </w:r>
             <w:r>
               <w:rPr>
@@ -3065,13 +3029,12 @@
             <w:pStyle w:val="TOC2"/>
             <w:rPr>
               <w:rFonts w:asciiTheme="minorHAnsi" w:eastAsiaTheme="minorEastAsia" w:hAnsiTheme="minorHAnsi" w:cstheme="minorBidi"/>
-              <w:noProof/>
               <w:kern w:val="2"/>
               <w:szCs w:val="24"/>
               <w14:ligatures w14:val="standardContextual"/>
             </w:rPr>
           </w:pPr>
-          <w:hyperlink w:anchor="_Toc234339720" w:history="1">
+          <w:hyperlink w:anchor="_Toc234665719" w:history="1">
             <w:r>
               <w:rPr>
                 <w:rStyle w:val="Hyperlink"/>
@@ -3098,7 +3061,7 @@
                 <w:noProof/>
                 <w:webHidden/>
               </w:rPr>
-              <w:instrText xml:space="preserve"> PAGEREF _Toc234339720 \h </w:instrText>
+              <w:instrText xml:space="preserve"> PAGEREF _Toc234665719 \h </w:instrText>
             </w:r>
             <w:r>
               <w:rPr>
@@ -3118,7 +3081,7 @@
                 <w:noProof/>
                 <w:webHidden/>
               </w:rPr>
-              <w:t>9</w:t>
+              <w:t>12</w:t>
             </w:r>
             <w:r>
               <w:rPr>
@@ -3139,7 +3102,7 @@
               <w14:ligatures w14:val="standardContextual"/>
             </w:rPr>
           </w:pPr>
-          <w:hyperlink w:anchor="_Toc234339721" w:history="1">
+          <w:hyperlink w:anchor="_Toc234665720" w:history="1">
             <w:r>
               <w:rPr>
                 <w:rStyle w:val="Hyperlink"/>
@@ -3162,7 +3125,7 @@
               <w:rPr>
                 <w:webHidden/>
               </w:rPr>
-              <w:instrText xml:space="preserve"> PAGEREF _Toc234339721 \h </w:instrText>
+              <w:instrText xml:space="preserve"> PAGEREF _Toc234665720 \h </w:instrText>
             </w:r>
             <w:r>
               <w:rPr>
@@ -3179,7 +3142,7 @@
               <w:rPr>
                 <w:webHidden/>
               </w:rPr>
-              <w:t>9</w:t>
+              <w:t>12</w:t>
             </w:r>
             <w:r>
               <w:rPr>
@@ -3199,7 +3162,7 @@
               <w14:ligatures w14:val="standardContextual"/>
             </w:rPr>
           </w:pPr>
-          <w:hyperlink w:anchor="_Toc234339722" w:history="1">
+          <w:hyperlink w:anchor="_Toc234665721" w:history="1">
             <w:r>
               <w:rPr>
                 <w:rStyle w:val="Hyperlink"/>
@@ -3222,7 +3185,7 @@
               <w:rPr>
                 <w:webHidden/>
               </w:rPr>
-              <w:instrText xml:space="preserve"> PAGEREF _Toc234339722 \h </w:instrText>
+              <w:instrText xml:space="preserve"> PAGEREF _Toc234665721 \h </w:instrText>
             </w:r>
             <w:r>
               <w:rPr>
@@ -3239,7 +3202,7 @@
               <w:rPr>
                 <w:webHidden/>
               </w:rPr>
-              <w:t>9</w:t>
+              <w:t>12</w:t>
             </w:r>
             <w:r>
               <w:rPr>
@@ -3260,7 +3223,7 @@
               <w14:ligatures w14:val="standardContextual"/>
             </w:rPr>
           </w:pPr>
-          <w:hyperlink w:anchor="_Toc234339723" w:history="1">
+          <w:hyperlink w:anchor="_Toc234665722" w:history="1">
             <w:r>
               <w:rPr>
                 <w:rStyle w:val="Hyperlink"/>
@@ -3283,7 +3246,7 @@
               <w:rPr>
                 <w:webHidden/>
               </w:rPr>
-              <w:instrText xml:space="preserve"> PAGEREF _Toc234339723 \h </w:instrText>
+              <w:instrText xml:space="preserve"> PAGEREF _Toc234665722 \h </w:instrText>
             </w:r>
             <w:r>
               <w:rPr>
@@ -3300,7 +3263,7 @@
               <w:rPr>
                 <w:webHidden/>
               </w:rPr>
-              <w:t>10</w:t>
+              <w:t>13</w:t>
             </w:r>
             <w:r>
               <w:rPr>
@@ -3315,13 +3278,12 @@
             <w:pStyle w:val="TOC2"/>
             <w:rPr>
               <w:rFonts w:asciiTheme="minorHAnsi" w:eastAsiaTheme="minorEastAsia" w:hAnsiTheme="minorHAnsi" w:cstheme="minorBidi"/>
-              <w:noProof/>
               <w:kern w:val="2"/>
               <w:szCs w:val="24"/>
               <w14:ligatures w14:val="standardContextual"/>
             </w:rPr>
           </w:pPr>
-          <w:hyperlink w:anchor="_Toc234339724" w:history="1">
+          <w:hyperlink w:anchor="_Toc234665723" w:history="1">
             <w:r>
               <w:rPr>
                 <w:rStyle w:val="Hyperlink"/>
@@ -3348,7 +3310,7 @@
                 <w:noProof/>
                 <w:webHidden/>
               </w:rPr>
-              <w:instrText xml:space="preserve"> PAGEREF _Toc234339724 \h </w:instrText>
+              <w:instrText xml:space="preserve"> PAGEREF _Toc234665723 \h </w:instrText>
             </w:r>
             <w:r>
               <w:rPr>
@@ -3368,7 +3330,7 @@
                 <w:noProof/>
                 <w:webHidden/>
               </w:rPr>
-              <w:t>10</w:t>
+              <w:t>13</w:t>
             </w:r>
             <w:r>
               <w:rPr>
@@ -3384,13 +3346,12 @@
             <w:pStyle w:val="TOC2"/>
             <w:rPr>
               <w:rFonts w:asciiTheme="minorHAnsi" w:eastAsiaTheme="minorEastAsia" w:hAnsiTheme="minorHAnsi" w:cstheme="minorBidi"/>
-              <w:noProof/>
               <w:kern w:val="2"/>
               <w:szCs w:val="24"/>
               <w14:ligatures w14:val="standardContextual"/>
             </w:rPr>
           </w:pPr>
-          <w:hyperlink w:anchor="_Toc234339725" w:history="1">
+          <w:hyperlink w:anchor="_Toc234665724" w:history="1">
             <w:r>
               <w:rPr>
                 <w:rStyle w:val="Hyperlink"/>
@@ -3417,7 +3378,7 @@
                 <w:noProof/>
                 <w:webHidden/>
               </w:rPr>
-              <w:instrText xml:space="preserve"> PAGEREF _Toc234339725 \h </w:instrText>
+              <w:instrText xml:space="preserve"> PAGEREF _Toc234665724 \h </w:instrText>
             </w:r>
             <w:r>
               <w:rPr>
@@ -3437,7 +3398,7 @@
                 <w:noProof/>
                 <w:webHidden/>
               </w:rPr>
-              <w:t>10</w:t>
+              <w:t>13</w:t>
             </w:r>
             <w:r>
               <w:rPr>
@@ -3458,7 +3419,7 @@
               <w14:ligatures w14:val="standardContextual"/>
             </w:rPr>
           </w:pPr>
-          <w:hyperlink w:anchor="_Toc234339726" w:history="1">
+          <w:hyperlink w:anchor="_Toc234665725" w:history="1">
             <w:r>
               <w:rPr>
                 <w:rStyle w:val="Hyperlink"/>
@@ -3481,7 +3442,7 @@
               <w:rPr>
                 <w:webHidden/>
               </w:rPr>
-              <w:instrText xml:space="preserve"> PAGEREF _Toc234339726 \h </w:instrText>
+              <w:instrText xml:space="preserve"> PAGEREF _Toc234665725 \h </w:instrText>
             </w:r>
             <w:r>
               <w:rPr>
@@ -3498,7 +3459,7 @@
               <w:rPr>
                 <w:webHidden/>
               </w:rPr>
-              <w:t>10</w:t>
+              <w:t>13</w:t>
             </w:r>
             <w:r>
               <w:rPr>
@@ -3518,7 +3479,7 @@
               <w14:ligatures w14:val="standardContextual"/>
             </w:rPr>
           </w:pPr>
-          <w:hyperlink w:anchor="_Toc234339727" w:history="1">
+          <w:hyperlink w:anchor="_Toc234665726" w:history="1">
             <w:r>
               <w:rPr>
                 <w:rStyle w:val="Hyperlink"/>
@@ -3541,7 +3502,7 @@
               <w:rPr>
                 <w:webHidden/>
               </w:rPr>
-              <w:instrText xml:space="preserve"> PAGEREF _Toc234339727 \h </w:instrText>
+              <w:instrText xml:space="preserve"> PAGEREF _Toc234665726 \h </w:instrText>
             </w:r>
             <w:r>
               <w:rPr>
@@ -3558,7 +3519,7 @@
               <w:rPr>
                 <w:webHidden/>
               </w:rPr>
-              <w:t>10</w:t>
+              <w:t>13</w:t>
             </w:r>
             <w:r>
               <w:rPr>
@@ -3573,13 +3534,12 @@
             <w:pStyle w:val="TOC2"/>
             <w:rPr>
               <w:rFonts w:asciiTheme="minorHAnsi" w:eastAsiaTheme="minorEastAsia" w:hAnsiTheme="minorHAnsi" w:cstheme="minorBidi"/>
-              <w:noProof/>
               <w:kern w:val="2"/>
               <w:szCs w:val="24"/>
               <w14:ligatures w14:val="standardContextual"/>
             </w:rPr>
           </w:pPr>
-          <w:hyperlink w:anchor="_Toc234339728" w:history="1">
+          <w:hyperlink w:anchor="_Toc234665727" w:history="1">
             <w:r>
               <w:rPr>
                 <w:rStyle w:val="Hyperlink"/>
@@ -3606,7 +3566,7 @@
                 <w:noProof/>
                 <w:webHidden/>
               </w:rPr>
-              <w:instrText xml:space="preserve"> PAGEREF _Toc234339728 \h </w:instrText>
+              <w:instrText xml:space="preserve"> PAGEREF _Toc234665727 \h </w:instrText>
             </w:r>
             <w:r>
               <w:rPr>
@@ -3626,7 +3586,7 @@
                 <w:noProof/>
                 <w:webHidden/>
               </w:rPr>
-              <w:t>10</w:t>
+              <w:t>13</w:t>
             </w:r>
             <w:r>
               <w:rPr>
@@ -3647,7 +3607,7 @@
               <w14:ligatures w14:val="standardContextual"/>
             </w:rPr>
           </w:pPr>
-          <w:hyperlink w:anchor="_Toc234339729" w:history="1">
+          <w:hyperlink w:anchor="_Toc234665728" w:history="1">
             <w:r>
               <w:rPr>
                 <w:rStyle w:val="Hyperlink"/>
@@ -3670,7 +3630,7 @@
               <w:rPr>
                 <w:webHidden/>
               </w:rPr>
-              <w:instrText xml:space="preserve"> PAGEREF _Toc234339729 \h </w:instrText>
+              <w:instrText xml:space="preserve"> PAGEREF _Toc234665728 \h </w:instrText>
             </w:r>
             <w:r>
               <w:rPr>
@@ -3687,7 +3647,7 @@
               <w:rPr>
                 <w:webHidden/>
               </w:rPr>
-              <w:t>10</w:t>
+              <w:t>13</w:t>
             </w:r>
             <w:r>
               <w:rPr>
@@ -3707,7 +3667,7 @@
               <w14:ligatures w14:val="standardContextual"/>
             </w:rPr>
           </w:pPr>
-          <w:hyperlink w:anchor="_Toc234339730" w:history="1">
+          <w:hyperlink w:anchor="_Toc234665729" w:history="1">
             <w:r>
               <w:rPr>
                 <w:rStyle w:val="Hyperlink"/>
@@ -3730,7 +3690,7 @@
               <w:rPr>
                 <w:webHidden/>
               </w:rPr>
-              <w:instrText xml:space="preserve"> PAGEREF _Toc234339730 \h </w:instrText>
+              <w:instrText xml:space="preserve"> PAGEREF _Toc234665729 \h </w:instrText>
             </w:r>
             <w:r>
               <w:rPr>
@@ -3747,7 +3707,7 @@
               <w:rPr>
                 <w:webHidden/>
               </w:rPr>
-              <w:t>10</w:t>
+              <w:t>13</w:t>
             </w:r>
             <w:r>
               <w:rPr>
@@ -3762,13 +3722,12 @@
             <w:pStyle w:val="TOC2"/>
             <w:rPr>
               <w:rFonts w:asciiTheme="minorHAnsi" w:eastAsiaTheme="minorEastAsia" w:hAnsiTheme="minorHAnsi" w:cstheme="minorBidi"/>
-              <w:noProof/>
               <w:kern w:val="2"/>
               <w:szCs w:val="24"/>
               <w14:ligatures w14:val="standardContextual"/>
             </w:rPr>
           </w:pPr>
-          <w:hyperlink w:anchor="_Toc234339731" w:history="1">
+          <w:hyperlink w:anchor="_Toc234665730" w:history="1">
             <w:r>
               <w:rPr>
                 <w:rStyle w:val="Hyperlink"/>
@@ -3795,7 +3754,7 @@
                 <w:noProof/>
                 <w:webHidden/>
               </w:rPr>
-              <w:instrText xml:space="preserve"> PAGEREF _Toc234339731 \h </w:instrText>
+              <w:instrText xml:space="preserve"> PAGEREF _Toc234665730 \h </w:instrText>
             </w:r>
             <w:r>
               <w:rPr>
@@ -3815,7 +3774,7 @@
                 <w:noProof/>
                 <w:webHidden/>
               </w:rPr>
-              <w:t>10</w:t>
+              <w:t>13</w:t>
             </w:r>
             <w:r>
               <w:rPr>
@@ -3836,7 +3795,7 @@
               <w14:ligatures w14:val="standardContextual"/>
             </w:rPr>
           </w:pPr>
-          <w:hyperlink w:anchor="_Toc234339732" w:history="1">
+          <w:hyperlink w:anchor="_Toc234665731" w:history="1">
             <w:r>
               <w:rPr>
                 <w:rStyle w:val="Hyperlink"/>
@@ -3859,7 +3818,7 @@
               <w:rPr>
                 <w:webHidden/>
               </w:rPr>
-              <w:instrText xml:space="preserve"> PAGEREF _Toc234339732 \h </w:instrText>
+              <w:instrText xml:space="preserve"> PAGEREF _Toc234665731 \h </w:instrText>
             </w:r>
             <w:r>
               <w:rPr>
@@ -3876,7 +3835,7 @@
               <w:rPr>
                 <w:webHidden/>
               </w:rPr>
-              <w:t>10</w:t>
+              <w:t>13</w:t>
             </w:r>
             <w:r>
               <w:rPr>
@@ -3896,7 +3855,7 @@
               <w14:ligatures w14:val="standardContextual"/>
             </w:rPr>
           </w:pPr>
-          <w:hyperlink w:anchor="_Toc234339733" w:history="1">
+          <w:hyperlink w:anchor="_Toc234665732" w:history="1">
             <w:r>
               <w:rPr>
                 <w:rStyle w:val="Hyperlink"/>
@@ -3919,7 +3878,7 @@
               <w:rPr>
                 <w:webHidden/>
               </w:rPr>
-              <w:instrText xml:space="preserve"> PAGEREF _Toc234339733 \h </w:instrText>
+              <w:instrText xml:space="preserve"> PAGEREF _Toc234665732 \h </w:instrText>
             </w:r>
             <w:r>
               <w:rPr>
@@ -3936,7 +3895,7 @@
               <w:rPr>
                 <w:webHidden/>
               </w:rPr>
-              <w:t>10</w:t>
+              <w:t>13</w:t>
             </w:r>
             <w:r>
               <w:rPr>
@@ -3951,13 +3910,12 @@
             <w:pStyle w:val="TOC2"/>
             <w:rPr>
               <w:rFonts w:asciiTheme="minorHAnsi" w:eastAsiaTheme="minorEastAsia" w:hAnsiTheme="minorHAnsi" w:cstheme="minorBidi"/>
-              <w:noProof/>
               <w:kern w:val="2"/>
               <w:szCs w:val="24"/>
               <w14:ligatures w14:val="standardContextual"/>
             </w:rPr>
           </w:pPr>
-          <w:hyperlink w:anchor="_Toc234339734" w:history="1">
+          <w:hyperlink w:anchor="_Toc234665733" w:history="1">
             <w:r>
               <w:rPr>
                 <w:rStyle w:val="Hyperlink"/>
@@ -3984,7 +3942,7 @@
                 <w:noProof/>
                 <w:webHidden/>
               </w:rPr>
-              <w:instrText xml:space="preserve"> PAGEREF _Toc234339734 \h </w:instrText>
+              <w:instrText xml:space="preserve"> PAGEREF _Toc234665733 \h </w:instrText>
             </w:r>
             <w:r>
               <w:rPr>
@@ -4004,7 +3962,7 @@
                 <w:noProof/>
                 <w:webHidden/>
               </w:rPr>
-              <w:t>10</w:t>
+              <w:t>13</w:t>
             </w:r>
             <w:r>
               <w:rPr>
@@ -4025,7 +3983,7 @@
               <w14:ligatures w14:val="standardContextual"/>
             </w:rPr>
           </w:pPr>
-          <w:hyperlink w:anchor="_Toc234339735" w:history="1">
+          <w:hyperlink w:anchor="_Toc234665734" w:history="1">
             <w:r>
               <w:rPr>
                 <w:rStyle w:val="Hyperlink"/>
@@ -4048,7 +4006,7 @@
               <w:rPr>
                 <w:webHidden/>
               </w:rPr>
-              <w:instrText xml:space="preserve"> PAGEREF _Toc234339735 \h </w:instrText>
+              <w:instrText xml:space="preserve"> PAGEREF _Toc234665734 \h </w:instrText>
             </w:r>
             <w:r>
               <w:rPr>
@@ -4065,7 +4023,7 @@
               <w:rPr>
                 <w:webHidden/>
               </w:rPr>
-              <w:t>10</w:t>
+              <w:t>13</w:t>
             </w:r>
             <w:r>
               <w:rPr>
@@ -4085,7 +4043,7 @@
               <w14:ligatures w14:val="standardContextual"/>
             </w:rPr>
           </w:pPr>
-          <w:hyperlink w:anchor="_Toc234339736" w:history="1">
+          <w:hyperlink w:anchor="_Toc234665735" w:history="1">
             <w:r>
               <w:rPr>
                 <w:rStyle w:val="Hyperlink"/>
@@ -4108,7 +4066,7 @@
               <w:rPr>
                 <w:webHidden/>
               </w:rPr>
-              <w:instrText xml:space="preserve"> PAGEREF _Toc234339736 \h </w:instrText>
+              <w:instrText xml:space="preserve"> PAGEREF _Toc234665735 \h </w:instrText>
             </w:r>
             <w:r>
               <w:rPr>
@@ -4125,7 +4083,7 @@
               <w:rPr>
                 <w:webHidden/>
               </w:rPr>
-              <w:t>10</w:t>
+              <w:t>13</w:t>
             </w:r>
             <w:r>
               <w:rPr>
@@ -4140,13 +4098,12 @@
             <w:pStyle w:val="TOC2"/>
             <w:rPr>
               <w:rFonts w:asciiTheme="minorHAnsi" w:eastAsiaTheme="minorEastAsia" w:hAnsiTheme="minorHAnsi" w:cstheme="minorBidi"/>
-              <w:noProof/>
               <w:kern w:val="2"/>
               <w:szCs w:val="24"/>
               <w14:ligatures w14:val="standardContextual"/>
             </w:rPr>
           </w:pPr>
-          <w:hyperlink w:anchor="_Toc234339737" w:history="1">
+          <w:hyperlink w:anchor="_Toc234665736" w:history="1">
             <w:r>
               <w:rPr>
                 <w:rStyle w:val="Hyperlink"/>
@@ -4173,7 +4130,7 @@
                 <w:noProof/>
                 <w:webHidden/>
               </w:rPr>
-              <w:instrText xml:space="preserve"> PAGEREF _Toc234339737 \h </w:instrText>
+              <w:instrText xml:space="preserve"> PAGEREF _Toc234665736 \h </w:instrText>
             </w:r>
             <w:r>
               <w:rPr>
@@ -4193,7 +4150,7 @@
                 <w:noProof/>
                 <w:webHidden/>
               </w:rPr>
-              <w:t>11</w:t>
+              <w:t>14</w:t>
             </w:r>
             <w:r>
               <w:rPr>
@@ -4215,7 +4172,7 @@
               <w14:ligatures w14:val="standardContextual"/>
             </w:rPr>
           </w:pPr>
-          <w:hyperlink w:anchor="_Toc234339738" w:history="1">
+          <w:hyperlink w:anchor="_Toc234665737" w:history="1">
             <w:r>
               <w:rPr>
                 <w:rStyle w:val="Hyperlink"/>
@@ -4238,7 +4195,7 @@
               <w:rPr>
                 <w:webHidden/>
               </w:rPr>
-              <w:instrText xml:space="preserve"> PAGEREF _Toc234339738 \h </w:instrText>
+              <w:instrText xml:space="preserve"> PAGEREF _Toc234665737 \h </w:instrText>
             </w:r>
             <w:r>
               <w:rPr>
@@ -4255,7 +4212,7 @@
               <w:rPr>
                 <w:webHidden/>
               </w:rPr>
-              <w:t>12</w:t>
+              <w:t>15</w:t>
             </w:r>
             <w:r>
               <w:rPr>
@@ -4270,13 +4227,12 @@
             <w:pStyle w:val="TOC2"/>
             <w:rPr>
               <w:rFonts w:asciiTheme="minorHAnsi" w:eastAsiaTheme="minorEastAsia" w:hAnsiTheme="minorHAnsi" w:cstheme="minorBidi"/>
-              <w:noProof/>
               <w:kern w:val="2"/>
               <w:szCs w:val="24"/>
               <w14:ligatures w14:val="standardContextual"/>
             </w:rPr>
           </w:pPr>
-          <w:hyperlink w:anchor="_Toc234339739" w:history="1">
+          <w:hyperlink w:anchor="_Toc234665738" w:history="1">
             <w:r>
               <w:rPr>
                 <w:rStyle w:val="Hyperlink"/>
@@ -4303,7 +4259,7 @@
                 <w:noProof/>
                 <w:webHidden/>
               </w:rPr>
-              <w:instrText xml:space="preserve"> PAGEREF _Toc234339739 \h </w:instrText>
+              <w:instrText xml:space="preserve"> PAGEREF _Toc234665738 \h </w:instrText>
             </w:r>
             <w:r>
               <w:rPr>
@@ -4323,7 +4279,7 @@
                 <w:noProof/>
                 <w:webHidden/>
               </w:rPr>
-              <w:t>12</w:t>
+              <w:t>15</w:t>
             </w:r>
             <w:r>
               <w:rPr>
@@ -4339,13 +4295,12 @@
             <w:pStyle w:val="TOC2"/>
             <w:rPr>
               <w:rFonts w:asciiTheme="minorHAnsi" w:eastAsiaTheme="minorEastAsia" w:hAnsiTheme="minorHAnsi" w:cstheme="minorBidi"/>
-              <w:noProof/>
               <w:kern w:val="2"/>
               <w:szCs w:val="24"/>
               <w14:ligatures w14:val="standardContextual"/>
             </w:rPr>
           </w:pPr>
-          <w:hyperlink w:anchor="_Toc234339740" w:history="1">
+          <w:hyperlink w:anchor="_Toc234665739" w:history="1">
             <w:r>
               <w:rPr>
                 <w:rStyle w:val="Hyperlink"/>
@@ -4372,7 +4327,7 @@
                 <w:noProof/>
                 <w:webHidden/>
               </w:rPr>
-              <w:instrText xml:space="preserve"> PAGEREF _Toc234339740 \h </w:instrText>
+              <w:instrText xml:space="preserve"> PAGEREF _Toc234665739 \h </w:instrText>
             </w:r>
             <w:r>
               <w:rPr>
@@ -4392,7 +4347,7 @@
                 <w:noProof/>
                 <w:webHidden/>
               </w:rPr>
-              <w:t>12</w:t>
+              <w:t>15</w:t>
             </w:r>
             <w:r>
               <w:rPr>
@@ -4408,13 +4363,12 @@
             <w:pStyle w:val="TOC2"/>
             <w:rPr>
               <w:rFonts w:asciiTheme="minorHAnsi" w:eastAsiaTheme="minorEastAsia" w:hAnsiTheme="minorHAnsi" w:cstheme="minorBidi"/>
-              <w:noProof/>
               <w:kern w:val="2"/>
               <w:szCs w:val="24"/>
               <w14:ligatures w14:val="standardContextual"/>
             </w:rPr>
           </w:pPr>
-          <w:hyperlink w:anchor="_Toc234339741" w:history="1">
+          <w:hyperlink w:anchor="_Toc234665740" w:history="1">
             <w:r>
               <w:rPr>
                 <w:rStyle w:val="Hyperlink"/>
@@ -4441,7 +4395,7 @@
                 <w:noProof/>
                 <w:webHidden/>
               </w:rPr>
-              <w:instrText xml:space="preserve"> PAGEREF _Toc234339741 \h </w:instrText>
+              <w:instrText xml:space="preserve"> PAGEREF _Toc234665740 \h </w:instrText>
             </w:r>
             <w:r>
               <w:rPr>
@@ -4461,7 +4415,7 @@
                 <w:noProof/>
                 <w:webHidden/>
               </w:rPr>
-              <w:t>12</w:t>
+              <w:t>15</w:t>
             </w:r>
             <w:r>
               <w:rPr>
@@ -4477,13 +4431,12 @@
             <w:pStyle w:val="TOC2"/>
             <w:rPr>
               <w:rFonts w:asciiTheme="minorHAnsi" w:eastAsiaTheme="minorEastAsia" w:hAnsiTheme="minorHAnsi" w:cstheme="minorBidi"/>
-              <w:noProof/>
               <w:kern w:val="2"/>
               <w:szCs w:val="24"/>
               <w14:ligatures w14:val="standardContextual"/>
             </w:rPr>
           </w:pPr>
-          <w:hyperlink w:anchor="_Toc234339742" w:history="1">
+          <w:hyperlink w:anchor="_Toc234665741" w:history="1">
             <w:r>
               <w:rPr>
                 <w:rStyle w:val="Hyperlink"/>
@@ -4510,7 +4463,7 @@
                 <w:noProof/>
                 <w:webHidden/>
               </w:rPr>
-              <w:instrText xml:space="preserve"> PAGEREF _Toc234339742 \h </w:instrText>
+              <w:instrText xml:space="preserve"> PAGEREF _Toc234665741 \h </w:instrText>
             </w:r>
             <w:r>
               <w:rPr>
@@ -4530,7 +4483,7 @@
                 <w:noProof/>
                 <w:webHidden/>
               </w:rPr>
-              <w:t>12</w:t>
+              <w:t>15</w:t>
             </w:r>
             <w:r>
               <w:rPr>
@@ -4552,7 +4505,7 @@
               <w14:ligatures w14:val="standardContextual"/>
             </w:rPr>
           </w:pPr>
-          <w:hyperlink w:anchor="_Toc234339743" w:history="1">
+          <w:hyperlink w:anchor="_Toc234665742" w:history="1">
             <w:r>
               <w:rPr>
                 <w:rStyle w:val="Hyperlink"/>
@@ -4575,7 +4528,7 @@
               <w:rPr>
                 <w:webHidden/>
               </w:rPr>
-              <w:instrText xml:space="preserve"> PAGEREF _Toc234339743 \h </w:instrText>
+              <w:instrText xml:space="preserve"> PAGEREF _Toc234665742 \h </w:instrText>
             </w:r>
             <w:r>
               <w:rPr>
@@ -4592,7 +4545,7 @@
               <w:rPr>
                 <w:webHidden/>
               </w:rPr>
-              <w:t>13</w:t>
+              <w:t>16</w:t>
             </w:r>
             <w:r>
               <w:rPr>
@@ -4607,13 +4560,12 @@
             <w:pStyle w:val="TOC2"/>
             <w:rPr>
               <w:rFonts w:asciiTheme="minorHAnsi" w:eastAsiaTheme="minorEastAsia" w:hAnsiTheme="minorHAnsi" w:cstheme="minorBidi"/>
-              <w:noProof/>
               <w:kern w:val="2"/>
               <w:szCs w:val="24"/>
               <w14:ligatures w14:val="standardContextual"/>
             </w:rPr>
           </w:pPr>
-          <w:hyperlink w:anchor="_Toc234339744" w:history="1">
+          <w:hyperlink w:anchor="_Toc234665743" w:history="1">
             <w:r>
               <w:rPr>
                 <w:rStyle w:val="Hyperlink"/>
@@ -4640,7 +4592,7 @@
                 <w:noProof/>
                 <w:webHidden/>
               </w:rPr>
-              <w:instrText xml:space="preserve"> PAGEREF _Toc234339744 \h </w:instrText>
+              <w:instrText xml:space="preserve"> PAGEREF _Toc234665743 \h </w:instrText>
             </w:r>
             <w:r>
               <w:rPr>
@@ -4660,7 +4612,7 @@
                 <w:noProof/>
                 <w:webHidden/>
               </w:rPr>
-              <w:t>13</w:t>
+              <w:t>16</w:t>
             </w:r>
             <w:r>
               <w:rPr>
@@ -4676,13 +4628,12 @@
             <w:pStyle w:val="TOC2"/>
             <w:rPr>
               <w:rFonts w:asciiTheme="minorHAnsi" w:eastAsiaTheme="minorEastAsia" w:hAnsiTheme="minorHAnsi" w:cstheme="minorBidi"/>
-              <w:noProof/>
               <w:kern w:val="2"/>
               <w:szCs w:val="24"/>
               <w14:ligatures w14:val="standardContextual"/>
             </w:rPr>
           </w:pPr>
-          <w:hyperlink w:anchor="_Toc234339745" w:history="1">
+          <w:hyperlink w:anchor="_Toc234665744" w:history="1">
             <w:r>
               <w:rPr>
                 <w:rStyle w:val="Hyperlink"/>
@@ -4709,7 +4660,7 @@
                 <w:noProof/>
                 <w:webHidden/>
               </w:rPr>
-              <w:instrText xml:space="preserve"> PAGEREF _Toc234339745 \h </w:instrText>
+              <w:instrText xml:space="preserve"> PAGEREF _Toc234665744 \h </w:instrText>
             </w:r>
             <w:r>
               <w:rPr>
@@ -4729,7 +4680,7 @@
                 <w:noProof/>
                 <w:webHidden/>
               </w:rPr>
-              <w:t>13</w:t>
+              <w:t>16</w:t>
             </w:r>
             <w:r>
               <w:rPr>
@@ -4751,11 +4702,10 @@
               <w14:ligatures w14:val="standardContextual"/>
             </w:rPr>
           </w:pPr>
-          <w:hyperlink w:anchor="_Toc234339746" w:history="1">
+          <w:hyperlink w:anchor="_Toc234665745" w:history="1">
             <w:r>
               <w:rPr>
                 <w:rStyle w:val="Hyperlink"/>
-                <w:lang w:val="en-US"/>
               </w:rPr>
               <w:t>Literaturverzeichnis</w:t>
             </w:r>
@@ -4775,7 +4725,7 @@
               <w:rPr>
                 <w:webHidden/>
               </w:rPr>
-              <w:instrText xml:space="preserve"> PAGEREF _Toc234339746 \h </w:instrText>
+              <w:instrText xml:space="preserve"> PAGEREF _Toc234665745 \h </w:instrText>
             </w:r>
             <w:r>
               <w:rPr>
@@ -4792,7 +4742,7 @@
               <w:rPr>
                 <w:webHidden/>
               </w:rPr>
-              <w:t>14</w:t>
+              <w:t>17</w:t>
             </w:r>
             <w:r>
               <w:rPr>
@@ -4813,7 +4763,7 @@
               <w14:ligatures w14:val="standardContextual"/>
             </w:rPr>
           </w:pPr>
-          <w:hyperlink w:anchor="_Toc234339747" w:history="1">
+          <w:hyperlink w:anchor="_Toc234665746" w:history="1">
             <w:r>
               <w:rPr>
                 <w:rStyle w:val="Hyperlink"/>
@@ -4837,7 +4787,7 @@
               <w:rPr>
                 <w:webHidden/>
               </w:rPr>
-              <w:instrText xml:space="preserve"> PAGEREF _Toc234339747 \h </w:instrText>
+              <w:instrText xml:space="preserve"> PAGEREF _Toc234665746 \h </w:instrText>
             </w:r>
             <w:r>
               <w:rPr>
@@ -4854,7 +4804,7 @@
               <w:rPr>
                 <w:webHidden/>
               </w:rPr>
-              <w:t>16</w:t>
+              <w:t>19</w:t>
             </w:r>
             <w:r>
               <w:rPr>
@@ -4875,7 +4825,7 @@
               <w14:ligatures w14:val="standardContextual"/>
             </w:rPr>
           </w:pPr>
-          <w:hyperlink w:anchor="_Toc234339748" w:history="1">
+          <w:hyperlink w:anchor="_Toc234665747" w:history="1">
             <w:r>
               <w:rPr>
                 <w:rStyle w:val="Hyperlink"/>
@@ -4899,7 +4849,7 @@
               <w:rPr>
                 <w:webHidden/>
               </w:rPr>
-              <w:instrText xml:space="preserve"> PAGEREF _Toc234339748 \h </w:instrText>
+              <w:instrText xml:space="preserve"> PAGEREF _Toc234665747 \h </w:instrText>
             </w:r>
             <w:r>
               <w:rPr>
@@ -4916,7 +4866,7 @@
               <w:rPr>
                 <w:webHidden/>
               </w:rPr>
-              <w:t>17</w:t>
+              <w:t>20</w:t>
             </w:r>
             <w:r>
               <w:rPr>
@@ -4937,7 +4887,7 @@
               <w14:ligatures w14:val="standardContextual"/>
             </w:rPr>
           </w:pPr>
-          <w:hyperlink w:anchor="_Toc234339749" w:history="1">
+          <w:hyperlink w:anchor="_Toc234665748" w:history="1">
             <w:r>
               <w:rPr>
                 <w:rStyle w:val="Hyperlink"/>
@@ -4961,7 +4911,7 @@
               <w:rPr>
                 <w:webHidden/>
               </w:rPr>
-              <w:instrText xml:space="preserve"> PAGEREF _Toc234339749 \h </w:instrText>
+              <w:instrText xml:space="preserve"> PAGEREF _Toc234665748 \h </w:instrText>
             </w:r>
             <w:r>
               <w:rPr>
@@ -4978,7 +4928,7 @@
               <w:rPr>
                 <w:webHidden/>
               </w:rPr>
-              <w:t>18</w:t>
+              <w:t>21</w:t>
             </w:r>
             <w:r>
               <w:rPr>
@@ -5017,7 +4967,7 @@
         <w:pStyle w:val="Heading1"/>
         <w:spacing w:before="0"/>
       </w:pPr>
-      <w:bookmarkStart w:id="0" w:name="_Toc234339686"/>
+      <w:bookmarkStart w:id="0" w:name="_Toc234665685"/>
       <w:r>
         <w:lastRenderedPageBreak/>
         <w:t>Einleitung</w:t>
@@ -5028,7 +4978,7 @@
       <w:pPr>
         <w:pStyle w:val="Heading2"/>
       </w:pPr>
-      <w:bookmarkStart w:id="1" w:name="_Toc234339687"/>
+      <w:bookmarkStart w:id="1" w:name="_Toc234665686"/>
       <w:r>
         <w:t>Motivation</w:t>
       </w:r>
@@ -5039,10 +4989,10 @@
         <w:t xml:space="preserve">Auf dem Forschungsgebiet der künstlichen Intelligenz </w:t>
       </w:r>
       <w:r>
-        <w:t xml:space="preserve">(KI) </w:t>
-      </w:r>
-      <w:r>
-        <w:t>stehen</w:t>
+        <w:t>(KI)</w:t>
+      </w:r>
+      <w:r>
+        <w:t xml:space="preserve"> stehen</w:t>
       </w:r>
       <w:r>
         <w:t xml:space="preserve"> Large Language Models (LLMs)</w:t>
@@ -5069,29 +5019,13 @@
         <w:fldChar w:fldCharType="end"/>
       </w:r>
       <w:r>
-        <w:t xml:space="preserve"> basieren, seit Jahren im Mittelpunkt. Grund dafür ist ihre hohe Leistungsfähigkeit bei der Verarbeitung </w:t>
-      </w:r>
-      <w:proofErr w:type="spellStart"/>
-      <w:r>
-        <w:t>natürlichsprachiger</w:t>
-      </w:r>
-      <w:proofErr w:type="spellEnd"/>
-      <w:r>
-        <w:t xml:space="preserve"> Anfragen. Allerdings neigen sie aufgrund ihrer probabilistischen Natur zu plausiblen, aber faktisch falschen Antworten (Halluzinationen). Außerdem fehlt ihnen aktuelles und domänenspezifisches Wissen, da ihr Wissensstand auf den Trainingskorpus im aufwendigen Pre-Training beschränkt ist. </w:t>
+        <w:t xml:space="preserve"> basieren, seit Jahren im Mittelpunkt. Grund dafür ist ihre hohe Leistungsfähigkeit bei der Verarbeitung natürlichsprachiger Anfragen. Allerdings neigen sie aufgrund ihrer probabilistischen Natur zu plausiblen, aber faktisch falschen Antworten (Halluzinationen). Außerdem fehlt ihnen aktuelles und domänenspezifisches Wissen, da ihr Wissensstand auf den Trainingskorpus im aufwendigen Pre-Training beschränkt ist. </w:t>
       </w:r>
     </w:p>
     <w:p/>
     <w:p>
       <w:r>
-        <w:t>Retrieval-</w:t>
-      </w:r>
-      <w:proofErr w:type="spellStart"/>
-      <w:r>
-        <w:t>Augmented</w:t>
-      </w:r>
-      <w:proofErr w:type="spellEnd"/>
-      <w:r>
-        <w:t xml:space="preserve"> Generation (RAG) </w:t>
+        <w:t xml:space="preserve">Retrieval-Augmented Generation (RAG) </w:t>
       </w:r>
       <w:r>
         <w:fldChar w:fldCharType="begin"/>
@@ -5141,13 +5075,8 @@
     </w:p>
     <w:p/>
     <w:p>
-      <w:proofErr w:type="spellStart"/>
-      <w:r>
-        <w:t>GraphRAG</w:t>
-      </w:r>
-      <w:proofErr w:type="spellEnd"/>
-      <w:r>
-        <w:t xml:space="preserve"> bzw. </w:t>
+      <w:r>
+        <w:t xml:space="preserve">GraphRAG bzw. </w:t>
       </w:r>
       <w:r>
         <w:t xml:space="preserve">RAG mit Wissensgraphen </w:t>
@@ -5201,23 +5130,7 @@
     <w:p/>
     <w:p>
       <w:r>
-        <w:t xml:space="preserve">Forscher evaluieren ihre </w:t>
-      </w:r>
-      <w:proofErr w:type="spellStart"/>
-      <w:r>
-        <w:t>GraphRAG</w:t>
-      </w:r>
-      <w:proofErr w:type="spellEnd"/>
-      <w:r>
-        <w:t xml:space="preserve">-Systeme meist mit „Knowledge Graph Question Answering“-Benchmarks (KGQA) wie </w:t>
-      </w:r>
-      <w:proofErr w:type="spellStart"/>
-      <w:r>
-        <w:t>WebQuestionsSP</w:t>
-      </w:r>
-      <w:proofErr w:type="spellEnd"/>
-      <w:r>
-        <w:t xml:space="preserve"> </w:t>
+        <w:t xml:space="preserve">Forscher evaluieren ihre GraphRAG-Systeme meist mit „Knowledge Graph Question Answering“-Benchmarks (KGQA) wie WebQuestionsSP </w:t>
       </w:r>
       <w:r>
         <w:fldChar w:fldCharType="begin"/>
@@ -5238,15 +5151,7 @@
         <w:fldChar w:fldCharType="end"/>
       </w:r>
       <w:r>
-        <w:t xml:space="preserve">, </w:t>
-      </w:r>
-      <w:proofErr w:type="spellStart"/>
-      <w:r>
-        <w:t>ComplexWebQuestions</w:t>
-      </w:r>
-      <w:proofErr w:type="spellEnd"/>
-      <w:r>
-        <w:t xml:space="preserve"> </w:t>
+        <w:t xml:space="preserve">, ComplexWebQuestions </w:t>
       </w:r>
       <w:r>
         <w:fldChar w:fldCharType="begin"/>
@@ -5438,15 +5343,7 @@
     <w:p>
       <w:r>
         <w:lastRenderedPageBreak/>
-        <w:t xml:space="preserve">Während vereinzelt Arbeiten die Robustheit von </w:t>
-      </w:r>
-      <w:proofErr w:type="spellStart"/>
-      <w:r>
-        <w:t>GraphRAG</w:t>
-      </w:r>
-      <w:proofErr w:type="spellEnd"/>
-      <w:r>
-        <w:t xml:space="preserve">-Systemen gegenüber unvollständigen </w:t>
+        <w:t xml:space="preserve">Während vereinzelt Arbeiten die Robustheit von GraphRAG-Systemen gegenüber unvollständigen </w:t>
       </w:r>
       <w:r>
         <w:fldChar w:fldCharType="begin"/>
@@ -5501,7 +5398,7 @@
       <w:pPr>
         <w:pStyle w:val="Heading2"/>
       </w:pPr>
-      <w:bookmarkStart w:id="2" w:name="_Toc234339688"/>
+      <w:bookmarkStart w:id="2" w:name="_Toc234665687"/>
       <w:r>
         <w:t>Zielsetzung</w:t>
       </w:r>
@@ -5517,13 +5414,8 @@
       <w:r>
         <w:t xml:space="preserve"> der Robustheit unterschiedlicher </w:t>
       </w:r>
-      <w:proofErr w:type="spellStart"/>
-      <w:r>
-        <w:t>GraphRAG</w:t>
-      </w:r>
-      <w:proofErr w:type="spellEnd"/>
-      <w:r>
-        <w:t>-</w:t>
+      <w:r>
+        <w:t>GraphRAG-</w:t>
       </w:r>
       <w:r>
         <w:t>Retrieval-</w:t>
@@ -5593,15 +5485,7 @@
         <w:t>Die Arbeit</w:t>
       </w:r>
       <w:r>
-        <w:t xml:space="preserve"> verfolgt im Kontext von </w:t>
-      </w:r>
-      <w:proofErr w:type="spellStart"/>
-      <w:r>
-        <w:t>GraphRAG</w:t>
-      </w:r>
-      <w:proofErr w:type="spellEnd"/>
-      <w:r>
-        <w:t xml:space="preserve"> folgende Forschungsfragen</w:t>
+        <w:t xml:space="preserve"> verfolgt im Kontext von GraphRAG folgende Forschungsfragen</w:t>
       </w:r>
       <w:r>
         <w:t>:</w:t>
@@ -5821,13 +5705,8 @@
           <w:numId w:val="31"/>
         </w:numPr>
       </w:pPr>
-      <w:proofErr w:type="spellStart"/>
-      <w:r>
-        <w:t>Agentische</w:t>
-      </w:r>
-      <w:proofErr w:type="spellEnd"/>
-      <w:r>
-        <w:t xml:space="preserve"> Retrieval-Verfahren sind gegenüber Fehlern im </w:t>
+      <w:r>
+        <w:t xml:space="preserve">Agentische Retrieval-Verfahren sind gegenüber Fehlern im </w:t>
       </w:r>
       <w:r>
         <w:t>KG</w:t>
@@ -5844,13 +5723,8 @@
           <w:numId w:val="31"/>
         </w:numPr>
       </w:pPr>
-      <w:proofErr w:type="spellStart"/>
-      <w:r>
-        <w:t>Agentische</w:t>
-      </w:r>
-      <w:proofErr w:type="spellEnd"/>
-      <w:r>
-        <w:t xml:space="preserve"> Retrieval-Verfahren weisen bei Fehlern im </w:t>
+      <w:r>
+        <w:t xml:space="preserve">Agentische Retrieval-Verfahren weisen bei Fehlern im </w:t>
       </w:r>
       <w:r>
         <w:t>KG</w:t>
@@ -5863,7 +5737,7 @@
       <w:pPr>
         <w:pStyle w:val="Heading2"/>
       </w:pPr>
-      <w:bookmarkStart w:id="3" w:name="_Toc234339689"/>
+      <w:bookmarkStart w:id="3" w:name="_Toc234665688"/>
       <w:r>
         <w:t>Einordnung und Abgrenzung</w:t>
       </w:r>
@@ -5925,7 +5799,7 @@
       <w:pPr>
         <w:pStyle w:val="Caption"/>
       </w:pPr>
-      <w:bookmarkStart w:id="4" w:name="_Toc234254479"/>
+      <w:bookmarkStart w:id="4" w:name="_Toc234665749"/>
       <w:r>
         <w:t xml:space="preserve">Abb. </w:t>
       </w:r>
@@ -6020,15 +5894,7 @@
         <w:t>zu</w:t>
       </w:r>
       <w:r>
-        <w:t xml:space="preserve"> </w:t>
-      </w:r>
-      <w:proofErr w:type="spellStart"/>
-      <w:r>
-        <w:t>graphbezogenen</w:t>
-      </w:r>
-      <w:proofErr w:type="spellEnd"/>
-      <w:r>
-        <w:t xml:space="preserve"> Fragen</w:t>
+        <w:t xml:space="preserve"> graphbezogenen Fragen</w:t>
       </w:r>
       <w:r>
         <w:t xml:space="preserve"> im Vordergrund steht, lässt sich diese Arbeit in der </w:t>
@@ -6068,34 +5934,10 @@
         <w:fldChar w:fldCharType="end"/>
       </w:r>
       <w:r>
-        <w:t xml:space="preserve"> dem Bereich „LLM-</w:t>
-      </w:r>
-      <w:proofErr w:type="spellStart"/>
-      <w:r>
-        <w:t>Augmented</w:t>
-      </w:r>
-      <w:proofErr w:type="spellEnd"/>
-      <w:r>
-        <w:t xml:space="preserve"> KG Question Answering“ zuordnen. „KG-</w:t>
-      </w:r>
-      <w:proofErr w:type="spellStart"/>
-      <w:r>
-        <w:t>enhanced</w:t>
-      </w:r>
-      <w:proofErr w:type="spellEnd"/>
-      <w:r>
-        <w:t xml:space="preserve"> LLM</w:t>
-      </w:r>
-      <w:r>
-        <w:t xml:space="preserve"> </w:t>
-      </w:r>
-      <w:proofErr w:type="spellStart"/>
-      <w:r>
-        <w:t>inference</w:t>
-      </w:r>
-      <w:proofErr w:type="spellEnd"/>
-      <w:r>
-        <w:t xml:space="preserve">“ </w:t>
+        <w:t xml:space="preserve"> dem Bereich „LLM-Augmented KG Question Answering“ zuordnen. „KG-enhanced LLM</w:t>
+      </w:r>
+      <w:r>
+        <w:t xml:space="preserve"> inference“ </w:t>
       </w:r>
       <w:r>
         <w:t>trifft</w:t>
@@ -6164,15 +6006,7 @@
         <w:t xml:space="preserve">Diese Arbeit </w:t>
       </w:r>
       <w:r>
-        <w:t xml:space="preserve">beschränkt sich auf den Retrieval-Schritt von </w:t>
-      </w:r>
-      <w:proofErr w:type="spellStart"/>
-      <w:r>
-        <w:t>GraphRAG</w:t>
-      </w:r>
-      <w:proofErr w:type="spellEnd"/>
-      <w:r>
-        <w:t>-</w:t>
+        <w:t>beschränkt sich auf den Retrieval-Schritt von GraphRAG-</w:t>
       </w:r>
       <w:r>
         <w:t>Ansätzen</w:t>
@@ -6181,15 +6015,7 @@
         <w:t xml:space="preserve">. </w:t>
       </w:r>
       <w:r>
-        <w:t>Der finale „</w:t>
-      </w:r>
-      <w:proofErr w:type="spellStart"/>
-      <w:r>
-        <w:t>Augmented</w:t>
-      </w:r>
-      <w:proofErr w:type="spellEnd"/>
-      <w:r>
-        <w:t xml:space="preserve"> Generation“-Schritt, bei </w:t>
+        <w:t xml:space="preserve">Der finale „Augmented Generation“-Schritt, bei </w:t>
       </w:r>
       <w:r>
         <w:t>dem die abgerufenen Informationen</w:t>
@@ -6256,7 +6082,7 @@
       <w:pPr>
         <w:pStyle w:val="Heading2"/>
       </w:pPr>
-      <w:bookmarkStart w:id="5" w:name="_Toc234339690"/>
+      <w:bookmarkStart w:id="5" w:name="_Toc234665689"/>
       <w:r>
         <w:t>Vorgehensweise</w:t>
       </w:r>
@@ -6322,33 +6148,29 @@
         </w:rPr>
         <w:t xml:space="preserve">Ansätze zu </w:t>
       </w:r>
-      <w:proofErr w:type="spellStart"/>
       <w:r>
         <w:rPr>
           <w:szCs w:val="24"/>
         </w:rPr>
-        <w:t>GraphRAG</w:t>
-      </w:r>
-      <w:proofErr w:type="spellEnd"/>
+        <w:t xml:space="preserve">GraphRAG-Retrieval allgemein, </w:t>
+      </w:r>
       <w:r>
         <w:rPr>
           <w:szCs w:val="24"/>
         </w:rPr>
-        <w:t xml:space="preserve">-Retrieval allgemein, </w:t>
-      </w:r>
-      <w:proofErr w:type="spellStart"/>
+        <w:t xml:space="preserve">GraphRAG mit fehlerbehafteten </w:t>
+      </w:r>
       <w:r>
         <w:rPr>
           <w:szCs w:val="24"/>
         </w:rPr>
-        <w:t>GraphRAG</w:t>
-      </w:r>
-      <w:proofErr w:type="spellEnd"/>
+        <w:t>KGs</w:t>
+      </w:r>
       <w:r>
         <w:rPr>
           <w:szCs w:val="24"/>
         </w:rPr>
-        <w:t xml:space="preserve"> mit fehlerbehafteten </w:t>
+        <w:t xml:space="preserve"> und GraphRAG mit semi-strukturierten </w:t>
       </w:r>
       <w:r>
         <w:rPr>
@@ -6360,144 +6182,116 @@
         <w:rPr>
           <w:szCs w:val="24"/>
         </w:rPr>
-        <w:t xml:space="preserve"> und </w:t>
-      </w:r>
-      <w:proofErr w:type="spellStart"/>
+        <w:t xml:space="preserve"> </w:t>
+      </w:r>
       <w:r>
         <w:rPr>
           <w:szCs w:val="24"/>
         </w:rPr>
-        <w:t>GraphRAG</w:t>
-      </w:r>
-      <w:proofErr w:type="spellEnd"/>
+        <w:t xml:space="preserve">ermittelt. </w:t>
+      </w:r>
       <w:r>
         <w:rPr>
           <w:szCs w:val="24"/>
         </w:rPr>
-        <w:t xml:space="preserve"> mit semi-strukturierten </w:t>
+        <w:t xml:space="preserve">Die ermittelten Ansätze werden kategorisiert und systematisch </w:t>
       </w:r>
       <w:r>
         <w:rPr>
           <w:szCs w:val="24"/>
         </w:rPr>
-        <w:t>KGs</w:t>
+        <w:t xml:space="preserve">nach </w:t>
       </w:r>
       <w:r>
         <w:rPr>
           <w:szCs w:val="24"/>
         </w:rPr>
+        <w:t xml:space="preserve">Kriterien verglichen. </w:t>
+      </w:r>
+      <w:r>
+        <w:rPr>
+          <w:szCs w:val="24"/>
+        </w:rPr>
+        <w:t xml:space="preserve">Die Kriterien werden so definiert, </w:t>
+      </w:r>
+      <w:r>
+        <w:rPr>
+          <w:szCs w:val="24"/>
+        </w:rPr>
+        <w:t xml:space="preserve">dass </w:t>
+      </w:r>
+      <w:r>
+        <w:rPr>
+          <w:szCs w:val="24"/>
+        </w:rPr>
+        <w:t xml:space="preserve">aus der Vergleichstabelle </w:t>
+      </w:r>
+      <w:r>
+        <w:rPr>
+          <w:szCs w:val="24"/>
+        </w:rPr>
+        <w:t>eine kleine Menge geeigneter Retrieval-Verfahren</w:t>
+      </w:r>
+      <w:r>
+        <w:rPr>
+          <w:szCs w:val="24"/>
+        </w:rPr>
         <w:t xml:space="preserve"> </w:t>
       </w:r>
       <w:r>
         <w:rPr>
           <w:szCs w:val="24"/>
         </w:rPr>
-        <w:t xml:space="preserve">ermittelt. </w:t>
+        <w:t>ausgewählt oder abgeleitet werden kann</w:t>
       </w:r>
       <w:r>
         <w:rPr>
           <w:szCs w:val="24"/>
         </w:rPr>
-        <w:t xml:space="preserve">Die ermittelten Ansätze werden kategorisiert und systematisch </w:t>
+        <w:t xml:space="preserve">, </w:t>
       </w:r>
       <w:r>
         <w:rPr>
           <w:szCs w:val="24"/>
         </w:rPr>
-        <w:t xml:space="preserve">nach </w:t>
+        <w:t xml:space="preserve">mit denen eine differenzierte Untersuchung der Forschungsfragen und Hypothesen </w:t>
       </w:r>
       <w:r>
         <w:rPr>
           <w:szCs w:val="24"/>
         </w:rPr>
-        <w:t xml:space="preserve">Kriterien verglichen. </w:t>
+        <w:t>möglich ist</w:t>
       </w:r>
       <w:r>
         <w:rPr>
           <w:szCs w:val="24"/>
         </w:rPr>
-        <w:t xml:space="preserve">Die Kriterien werden so definiert, </w:t>
+        <w:t xml:space="preserve">. </w:t>
       </w:r>
       <w:r>
         <w:rPr>
           <w:szCs w:val="24"/>
         </w:rPr>
-        <w:t xml:space="preserve">dass </w:t>
+        <w:t>Dazu sollten sie möglichst diverse</w:t>
       </w:r>
       <w:r>
         <w:rPr>
           <w:szCs w:val="24"/>
         </w:rPr>
-        <w:t xml:space="preserve">aus der Vergleichstabelle </w:t>
+        <w:t xml:space="preserve"> Retrieval-Paradigmen repräsentieren und sich wesentlich in verwendeten </w:t>
       </w:r>
       <w:r>
         <w:rPr>
           <w:szCs w:val="24"/>
         </w:rPr>
-        <w:t>eine kleine Menge geeigneter Retrieval-Verfahren</w:t>
+        <w:t>KG</w:t>
       </w:r>
       <w:r>
         <w:rPr>
           <w:szCs w:val="24"/>
         </w:rPr>
-        <w:t xml:space="preserve"> </w:t>
-      </w:r>
-      <w:r>
-        <w:rPr>
-          <w:szCs w:val="24"/>
-        </w:rPr>
-        <w:t>ausgewählt oder abgeleitet werden kann</w:t>
-      </w:r>
-      <w:r>
-        <w:rPr>
-          <w:szCs w:val="24"/>
-        </w:rPr>
-        <w:t xml:space="preserve">, </w:t>
-      </w:r>
-      <w:r>
-        <w:rPr>
-          <w:szCs w:val="24"/>
-        </w:rPr>
-        <w:t xml:space="preserve">mit denen eine differenzierte Untersuchung der Forschungsfragen und Hypothesen </w:t>
-      </w:r>
-      <w:r>
-        <w:rPr>
-          <w:szCs w:val="24"/>
-        </w:rPr>
-        <w:t>möglich ist</w:t>
-      </w:r>
-      <w:r>
-        <w:rPr>
-          <w:szCs w:val="24"/>
-        </w:rPr>
-        <w:t xml:space="preserve">. </w:t>
-      </w:r>
-      <w:r>
-        <w:rPr>
-          <w:szCs w:val="24"/>
-        </w:rPr>
-        <w:t>Dazu sollten sie möglichst diverse</w:t>
-      </w:r>
-      <w:r>
-        <w:rPr>
-          <w:szCs w:val="24"/>
-        </w:rPr>
-        <w:t xml:space="preserve"> Retrieval-Paradigmen repräsentieren und sich wesentlich in verwendeten </w:t>
-      </w:r>
-      <w:proofErr w:type="spellStart"/>
-      <w:r>
-        <w:rPr>
-          <w:szCs w:val="24"/>
-        </w:rPr>
-        <w:t>KG</w:t>
-      </w:r>
-      <w:r>
-        <w:rPr>
-          <w:szCs w:val="24"/>
-        </w:rPr>
         <w:t>g</w:t>
       </w:r>
-      <w:proofErr w:type="spellEnd"/>
       <w:r>
         <w:rPr>
           <w:szCs w:val="24"/>
@@ -6620,14 +6414,12 @@
         </w:rPr>
         <w:t xml:space="preserve">Eine Domäne der </w:t>
       </w:r>
-      <w:proofErr w:type="spellStart"/>
       <w:r>
         <w:rPr>
           <w:szCs w:val="24"/>
         </w:rPr>
         <w:t>STaRK</w:t>
       </w:r>
-      <w:proofErr w:type="spellEnd"/>
       <w:r>
         <w:rPr>
           <w:szCs w:val="24"/>
@@ -6901,21 +6693,7 @@
         <w:rPr>
           <w:szCs w:val="24"/>
         </w:rPr>
-        <w:t xml:space="preserve"> In jedem Testlauf werden Leistungs- und </w:t>
-      </w:r>
-      <w:proofErr w:type="spellStart"/>
-      <w:r>
-        <w:rPr>
-          <w:szCs w:val="24"/>
-        </w:rPr>
-        <w:t>Effizienzmetriken</w:t>
-      </w:r>
-      <w:proofErr w:type="spellEnd"/>
-      <w:r>
-        <w:rPr>
-          <w:szCs w:val="24"/>
-        </w:rPr>
-        <w:t xml:space="preserve"> für quantitative Retriever-Vergleiche</w:t>
+        <w:t xml:space="preserve"> In jedem Testlauf werden Leistungs- und Effizienzmetriken für quantitative Retriever-Vergleiche</w:t>
       </w:r>
       <w:r>
         <w:rPr>
@@ -6928,7 +6706,7 @@
       <w:pPr>
         <w:pStyle w:val="Heading2"/>
       </w:pPr>
-      <w:bookmarkStart w:id="6" w:name="_Toc234339691"/>
+      <w:bookmarkStart w:id="6" w:name="_Toc234665690"/>
       <w:r>
         <w:t>Aufbau der Arbeit</w:t>
       </w:r>
@@ -6938,7 +6716,7 @@
       <w:pPr>
         <w:pStyle w:val="Heading1"/>
       </w:pPr>
-      <w:bookmarkStart w:id="7" w:name="_Toc234339692"/>
+      <w:bookmarkStart w:id="7" w:name="_Toc234665691"/>
       <w:r>
         <w:lastRenderedPageBreak/>
         <w:t>Grundlagen</w:t>
@@ -6949,7 +6727,7 @@
       <w:pPr>
         <w:pStyle w:val="Heading2"/>
       </w:pPr>
-      <w:bookmarkStart w:id="8" w:name="_Toc234339693"/>
+      <w:bookmarkStart w:id="8" w:name="_Toc234665692"/>
       <w:r>
         <w:t>Large Language Models</w:t>
       </w:r>
@@ -6960,13 +6738,19 @@
         <w:t xml:space="preserve">Moderne </w:t>
       </w:r>
       <w:r>
-        <w:t xml:space="preserve">LLMs </w:t>
-      </w:r>
-      <w:r>
-        <w:t>basieren auf der Transformer-Architektur, die</w:t>
-      </w:r>
-      <w:r>
-        <w:t xml:space="preserve"> 2017 </w:t>
+        <w:t>Large Language Models (LLMs)</w:t>
+      </w:r>
+      <w:r>
+        <w:t xml:space="preserve"> </w:t>
+      </w:r>
+      <w:r>
+        <w:t xml:space="preserve">basieren </w:t>
+      </w:r>
+      <w:r>
+        <w:t xml:space="preserve">auf der </w:t>
+      </w:r>
+      <w:r>
+        <w:t xml:space="preserve">2017 </w:t>
       </w:r>
       <w:r>
         <w:t>von</w:t>
@@ -6996,7 +6780,19 @@
         <w:t xml:space="preserve"> </w:t>
       </w:r>
       <w:r>
-        <w:t xml:space="preserve">vorgestellt wurde. </w:t>
+        <w:t>vorgestell</w:t>
+      </w:r>
+      <w:r>
+        <w:t>ten</w:t>
+      </w:r>
+      <w:r>
+        <w:t xml:space="preserve"> </w:t>
+      </w:r>
+      <w:r>
+        <w:t>Transformer-Architektur</w:t>
+      </w:r>
+      <w:r>
+        <w:t xml:space="preserve">. </w:t>
       </w:r>
       <w:r>
         <w:t xml:space="preserve">Der Kerngedanke </w:t>
@@ -7005,7 +6801,7 @@
         <w:t>war</w:t>
       </w:r>
       <w:r>
-        <w:t xml:space="preserve"> es, Sequenzen (etwa Zeichenketten</w:t>
+        <w:t>, Sequenzen (etwa Zeichenketten</w:t>
       </w:r>
       <w:r>
         <w:t>)</w:t>
@@ -7020,10 +6816,16 @@
         <w:t>mit</w:t>
       </w:r>
       <w:r>
-        <w:t xml:space="preserve"> „Self Attention“-</w:t>
-      </w:r>
-      <w:r>
-        <w:t>Mechanismen,</w:t>
+        <w:t xml:space="preserve"> „Self</w:t>
+      </w:r>
+      <w:r>
+        <w:t>-</w:t>
+      </w:r>
+      <w:r>
+        <w:t>Attention“-</w:t>
+      </w:r>
+      <w:r>
+        <w:t>Mechanismen</w:t>
       </w:r>
       <w:r>
         <w:t xml:space="preserve"> statt wie bisher </w:t>
@@ -7047,24 +6849,22 @@
     <w:p/>
     <w:p>
       <w:r>
-        <w:t xml:space="preserve">Zunächst werden Eingabesequenzen in Tokens zerlegt. Ein Token kann etwa ein Zeichen, eine kurze Zeichenkette oder ein Wort sein. Jeder Token wird in einen hochdimensionalen Vektor konvertiert, der seine Semantik abgebildet. Diese semantischen Vektorrepräsentationen sind als </w:t>
-      </w:r>
-      <w:proofErr w:type="spellStart"/>
-      <w:r>
-        <w:t>Embeddings</w:t>
-      </w:r>
-      <w:proofErr w:type="spellEnd"/>
-      <w:r>
-        <w:t xml:space="preserve"> bekannt. </w:t>
+        <w:t>Zunächst werden Eingabesequenzen in Token zerlegt. Ein Token kann ein Zeichen, eine kurze Zeichenkette oder ein Wort sein. Jeder Token wird in einen hochdimensionalen Vektor konvertiert, der seine Semantik abbildet</w:t>
+      </w:r>
+      <w:r>
+        <w:t xml:space="preserve"> (semantisches Embedding)</w:t>
+      </w:r>
+      <w:r>
+        <w:t xml:space="preserve">. </w:t>
       </w:r>
       <w:r>
         <w:t xml:space="preserve">Pro Token wird </w:t>
       </w:r>
       <w:r>
-        <w:t xml:space="preserve">eine Positionskodierung auf </w:t>
-      </w:r>
-      <w:r>
-        <w:t>sein</w:t>
+        <w:t xml:space="preserve">eine Positionskodierung </w:t>
+      </w:r>
+      <w:r>
+        <w:t>zu seinem</w:t>
       </w:r>
       <w:r>
         <w:t xml:space="preserve"> Embedding</w:t>
@@ -7076,13 +6876,19 @@
         <w:t xml:space="preserve">, </w:t>
       </w:r>
       <w:r>
-        <w:t>damit</w:t>
+        <w:t>um</w:t>
       </w:r>
       <w:r>
         <w:t xml:space="preserve"> seine relative Position in der Eingabesequenz</w:t>
       </w:r>
       <w:r>
-        <w:t xml:space="preserve"> berücksichtigt wird.</w:t>
+        <w:t xml:space="preserve"> </w:t>
+      </w:r>
+      <w:r>
+        <w:t>zu berücksichtigen</w:t>
+      </w:r>
+      <w:r>
+        <w:t>.</w:t>
       </w:r>
       <w:r>
         <w:t xml:space="preserve"> </w:t>
@@ -7118,10 +6924,16 @@
         <w:t>Hier wird</w:t>
       </w:r>
       <w:r>
-        <w:t xml:space="preserve"> pro Token bestimmt, </w:t>
-      </w:r>
-      <w:r>
-        <w:t xml:space="preserve">inwiefern und was alle anderen Tokens der Sequenz zu seiner Bedeutung beitragen. </w:t>
+        <w:t xml:space="preserve"> pro Token </w:t>
+      </w:r>
+      <w:r>
+        <w:t>ermittelt</w:t>
+      </w:r>
+      <w:r>
+        <w:t xml:space="preserve">, </w:t>
+      </w:r>
+      <w:r>
+        <w:t xml:space="preserve">inwiefern alle anderen Token der Sequenz zu seiner Bedeutung beitragen. </w:t>
       </w:r>
       <w:r>
         <w:t xml:space="preserve">Aus </w:t>
@@ -7142,7 +6954,7 @@
         <w:t xml:space="preserve">Der Query-Vektor eines Tokens wird mit den </w:t>
       </w:r>
       <w:r>
-        <w:t>Key-Vektoren der anderen Tokens multipliziert, um deren Relevanz</w:t>
+        <w:t>Key-Vektoren der anderen Token multipliziert, um deren Relevanz</w:t>
       </w:r>
       <w:r>
         <w:t>-Gewicht</w:t>
@@ -7178,7 +6990,7 @@
         <w:t xml:space="preserve"> </w:t>
       </w:r>
       <w:r>
-        <w:t>ergibt sich aus den gewichteten Value-Vektoren der anderen Tokens.</w:t>
+        <w:t>ergibt sich aus den gewichteten Value-Vektoren der anderen Token.</w:t>
       </w:r>
       <w:r>
         <w:t xml:space="preserve"> Diese</w:t>
@@ -7208,7 +7020,7 @@
         <w:t>-</w:t>
       </w:r>
       <w:r>
-        <w:t xml:space="preserve">, Key- und Value-Vektoren aus dem Eingabe-Embedding </w:t>
+        <w:t xml:space="preserve">, Key- und Value-Vektoren </w:t>
       </w:r>
       <w:r>
         <w:t>lernen</w:t>
@@ -7217,7 +7029,13 @@
         <w:t xml:space="preserve"> und so verschiedene </w:t>
       </w:r>
       <w:r>
-        <w:t>Sichten auf die Eingabe erlernen können.</w:t>
+        <w:t>Sichten auf die Eingabe</w:t>
+      </w:r>
+      <w:r>
+        <w:t xml:space="preserve"> ermöglichen</w:t>
+      </w:r>
+      <w:r>
+        <w:t>.</w:t>
       </w:r>
       <w:r>
         <w:t xml:space="preserve"> </w:t>
@@ -7247,62 +7065,154 @@
         <w:t>Aktuell sind die leistungsstärksten LLMs sogenannte</w:t>
       </w:r>
       <w:r>
-        <w:t xml:space="preserve"> „Generative Pre-</w:t>
-      </w:r>
-      <w:proofErr w:type="spellStart"/>
-      <w:r>
-        <w:t>Trained</w:t>
-      </w:r>
-      <w:proofErr w:type="spellEnd"/>
+        <w:t xml:space="preserve"> „Generative Pre-Trained </w:t>
+      </w:r>
+      <w:r>
+        <w:t>Transformer“ (GPT).</w:t>
+      </w:r>
       <w:r>
         <w:t xml:space="preserve"> </w:t>
       </w:r>
       <w:r>
-        <w:t>Transformer“ (GPT).</w:t>
+        <w:t>Diese</w:t>
+      </w:r>
+      <w:r>
+        <w:t xml:space="preserve"> Decoder-Only-Transformer</w:t>
+      </w:r>
+      <w:r>
+        <w:t xml:space="preserve"> werden in einem aufwendigen Pre-Training-Schritt </w:t>
+      </w:r>
+      <w:r>
+        <w:t>auf</w:t>
       </w:r>
       <w:r>
         <w:t xml:space="preserve"> </w:t>
       </w:r>
       <w:r>
-        <w:t>Diese</w:t>
-      </w:r>
-      <w:r>
-        <w:t xml:space="preserve"> Decoder-Only-Transformer</w:t>
-      </w:r>
-      <w:r>
-        <w:t xml:space="preserve"> werden in einem aufwendigen Pre-Training-Schritt </w:t>
-      </w:r>
-      <w:r>
-        <w:t>auf</w:t>
+        <w:t>riesi</w:t>
+      </w:r>
+      <w:r>
+        <w:t>gen Text</w:t>
+      </w:r>
+      <w:r>
+        <w:t>korpora trainiert.</w:t>
       </w:r>
       <w:r>
         <w:t xml:space="preserve"> </w:t>
       </w:r>
       <w:r>
-        <w:t>riesi</w:t>
-      </w:r>
-      <w:r>
-        <w:t>gen Textmengen darauf trainiert</w:t>
-      </w:r>
-      <w:r>
-        <w:t xml:space="preserve">, gegeben einer </w:t>
-      </w:r>
-      <w:proofErr w:type="spellStart"/>
-      <w:r>
-        <w:t>Tokenfolge</w:t>
-      </w:r>
-      <w:proofErr w:type="spellEnd"/>
-      <w:r>
-        <w:t xml:space="preserve"> den nächsten Token vorherzusagen.</w:t>
+        <w:t xml:space="preserve">Das </w:t>
+      </w:r>
+      <w:r>
+        <w:t>Lernziel</w:t>
       </w:r>
       <w:r>
         <w:t xml:space="preserve"> </w:t>
       </w:r>
       <w:r>
+        <w:t>besteht darin</w:t>
+      </w:r>
+      <w:r>
+        <w:t xml:space="preserve">, </w:t>
+      </w:r>
+      <w:r>
+        <w:t xml:space="preserve">autoregressiv </w:t>
+      </w:r>
+      <w:r>
+        <w:t xml:space="preserve">den nächsten Token basierend auf </w:t>
+      </w:r>
+      <w:r>
+        <w:t xml:space="preserve">den </w:t>
+      </w:r>
+      <w:r>
+        <w:t>vorangegangenen</w:t>
+      </w:r>
+      <w:r>
+        <w:t xml:space="preserve"> </w:t>
+      </w:r>
+      <w:r>
+        <w:t>Tokens</w:t>
+      </w:r>
+      <w:r>
+        <w:t xml:space="preserve"> vorherzusagen.</w:t>
+      </w:r>
+      <w:r>
+        <w:t xml:space="preserve"> </w:t>
+      </w:r>
+      <w:r>
+        <w:t>Dadurch erlangt das Modell ein tiefes semantisches Verständnis natürlicher Sprache.</w:t>
+      </w:r>
+      <w:r>
+        <w:t xml:space="preserve"> Nach dem Pre-Training </w:t>
+      </w:r>
+      <w:r>
+        <w:t>können Finetuning-Schritte</w:t>
+      </w:r>
+      <w:r>
+        <w:t xml:space="preserve"> zur Verbesserung des Modells </w:t>
+      </w:r>
+      <w:r>
+        <w:t>durchgeführt</w:t>
+      </w:r>
+      <w:r>
+        <w:t xml:space="preserve"> werden.</w:t>
+      </w:r>
+      <w:r>
+        <w:t xml:space="preserve"> </w:t>
+      </w:r>
+      <w:r>
+        <w:t>So können durch</w:t>
+      </w:r>
+      <w:r>
+        <w:t xml:space="preserve"> Instruction</w:t>
+      </w:r>
+      <w:r>
+        <w:t>-</w:t>
+      </w:r>
+      <w:r>
+        <w:t xml:space="preserve">Tuning </w:t>
+      </w:r>
+      <w:r>
+        <w:t>Fähigkeiten des Modells</w:t>
+      </w:r>
+      <w:r>
+        <w:t xml:space="preserve"> (etwa Text-Zusammenfassung)</w:t>
+      </w:r>
+      <w:r>
+        <w:t xml:space="preserve"> verbessert oder freigeschaltet werden</w:t>
+      </w:r>
+      <w:r>
+        <w:t xml:space="preserve">. </w:t>
+      </w:r>
+      <w:r>
+        <w:t>Alignment ka</w:t>
+      </w:r>
+      <w:r>
+        <w:t xml:space="preserve">nn helfen, </w:t>
+      </w:r>
+      <w:r>
+        <w:t xml:space="preserve">die </w:t>
+      </w:r>
+      <w:r>
+        <w:t xml:space="preserve">Ausgaben des Modells </w:t>
+      </w:r>
+      <w:r>
+        <w:t>an menschliche</w:t>
+      </w:r>
+      <w:r>
+        <w:t xml:space="preserve"> Präferenzen </w:t>
+      </w:r>
+      <w:r>
+        <w:t xml:space="preserve">(wie Hilfsbereitschaft) </w:t>
+      </w:r>
+      <w:r>
+        <w:t xml:space="preserve">anzupassen. </w:t>
+      </w:r>
+      <w:r>
         <w:fldChar w:fldCharType="begin"/>
       </w:r>
       <w:r>
-        <w:instrText xml:space="preserve"> ADDIN ZOTERO_ITEM CSL_CITATION {"citationID":"AfslQH0E","properties":{"unsorted":false,"formattedCitation":"[16]","plainCitation":"[16]","noteIndex":0},"citationItems":[{"id":568,"uris":["http://zotero.org/users/14083681/items/E94XWCMV"],"itemData":{"id":568,"type":"article-journal","abstract":"The rapid evolution of large language models (LLMs) has driven a transformative shift in artificial intelligence (AI), reshaping both research paradigms and practical applications. Distinguished from their predecessors by unprecedented scale and advanced capabilities, LLMs necessitate new frameworks for understanding their development, behavior, and societal impact. This survey systematically reviews recent advancements in LLM techniques across four key dimensions: (1) pre-training methodologies, which establish core model capabilities through large-scale self-supervised training, architectural innovations, and data curation strategies; (2) post-training techniques, including supervised fine-tuning and reinforcement learning, which adapt foundational models to downstream tasks and enhance their alignment and safety; (3) utilization strategies, such as in-context learning, prompt engineering, and agentic reasoning, that optimize real-world deployment and enable effective interaction with external environments; and (4) evaluation methods, encompassing benchmarks for key ability dimensions such as core language capabilities, reasoning, and safety, which support comprehensive and reliable assessment of model performance. Additionally, we identify critical research issues, including those concerning theoretical foundations, efficient scaling, alignment, and agentic capability, and highlight the open challenges they present. By synthesizing state-of-the-art insights and emerging trends, this survey aims to provide a systematic and comprehensive framework for understanding the trajectory, current limitations, and future directions of LLM progress.","container-title":"Frontiers of Computer Science","DOI":"10.1007/s11704-026-60308-3","ISSN":"2095-2236","issue":"12","journalAbbreviation":"Front. Comput. Sci.","language":"en","page":"2012627","source":"Springer Link","title":"A Survey of Large Language Models","volume":"20","author":[{"family":"Zhao","given":"Wayne Xin"},{"family":"Zhou","given":"Kun"},{"family":"Li","given":"Junyi"},{"family":"Tang","given":"Tianyi"},{"family":"Dong","given":"Zican"},{"family":"Hou","given":"Yupeng"},{"family":"Zhang","given":"Beichen"},{"family":"Min","given":"Yingqian"},{"family":"Zhang","given":"Junjie"},{"family":"Liu","given":"Peiyu"},{"family":"Wang","given":"Xiaolei"},{"family":"Du","given":"Yifan"},{"family":"Yang","given":"Chen"},{"family":"Chen","given":"Yushuo"},{"family":"Chen","given":"Zhipeng"},{"family":"Jiang","given":"Jinhao"},{"family":"Ren","given":"Ruiyang"},{"family":"Li","given":"Yifan"},{"family":"Tang","given":"Xinyu"},{"family":"Liu","given":"Zikang"},{"family":"Hu","given":"Yiwen"},{"family":"Nie","given":"Jian-Yun"},{"family":"Wen","given":"Ji-Rong"}],"issued":{"date-parts":[["2026",5,9]]}}}],"schema":"https://github.com/citation-style-language/schema/raw/master/csl-citation.json"} </w:instrText>
+        <w:instrText xml:space="preserve"> ADDIN ZOTERO_ITEM CSL_CITATION {"citationID":"ZtC9NZOL","properties":{"unsorted":false,"formattedCitation":"[16]","plainCitation":"[16]","noteIndex":0},"citationItems":[{"id":570,"uris":["http://zotero.org/users/14083681/items/MPMLVBFN"],"itemData":{"id":570,"type":"article","abstract":"Language is essentially a complex, intricate system of human expressions governed by grammatical rules. It poses a significant challenge to develop capable AI algorithms for comprehending and grasping a language. As a major approach, language modeling has been widely studied for language understanding and generation in the past two decades, evolving from statistical language models to neural language models. Recently, pre-trained language models (PLMs) have been proposed by pre-training Transformer models over large-scale corpora, showing strong capabilities in solving various NLP tasks. Since researchers have found that model scaling can lead to performance improvement, they further study the scaling effect by increasing the model size to an even larger size. Interestingly, when the parameter scale exceeds a certain level, these enlarged language models not only achieve a significant performance improvement but also show some special abilities that are not present in small-scale language models. To discriminate the difference in parameter scale, the research community has coined the term large language models (LLM) for the PLMs of significant size. Recently, the research on LLMs has been largely advanced by both academia and industry, and a remarkable progress is the launch of ChatGPT, which has attracted widespread attention from society. The technical evolution of LLMs has been making an important impact on the entire AI community, which would revolutionize the way how we develop and use AI algorithms. In this survey, we review the recent advances of LLMs by introducing the background, key findings, and mainstream techniques. In particular, we focus on four major aspects of LLMs, namely pre-training, adaptation tuning, utilization, and capacity evaluation. Besides, we also summarize the available resources for developing LLMs and discuss the remaining issues for future directions.","DOI":"10.48550/arXiv.2303.18223","note":"arXiv:2303.18223 [cs.CL]","number":"arXiv:2303.18223","publisher":"arXiv","source":"arXiv.org","title":"A Survey of Large Language Models","URL":"http://arxiv.org/abs/2303.18223","author":[{"family":"Zhao","given":"Wayne Xin"},{"family":"Zhou","given":"Kun"},{"family":"Li","given":"Junyi"},{"family":"Tang","given":"Tianyi"},{"family":"Wang","given":"Xiaolei"},{"family":"Hou","given":"Yupeng"},{"family":"Min","given":"Yingqian"},{"family":"Zhang","given":"Beichen"},{"family":"Zhang","given":"Junjie"},{"family":"Dong","given":"Zican"},{"family":"Du","given":"Yifan"},{"family":"Yang","given":"Chen"},{"family":"Chen","given":"Yushuo"},{"family":"Chen","given":"Zhipeng"},{"family":"Jiang","given":"Jinhao"},{"family":"Ren","given":"Ruiyang"},{"family":"Li","given":"Yifan"},{"family":"Tang","given":"Xinyu"},{"family":"Liu","given":"Zikang"},{"family":"Liu","given":"Peiyu"},{"family":"Nie","given":"Jian-Yun"},{"family":"Wen","given":"Ji-Rong"}],"accessed":{"date-parts":[["2026",7,8]]},"issued":{"date-parts":[["2026",3,18]]}}}],"schema":"https://github.com/citation-style-language/schema/raw/master/csl-citation.json"} </w:instrText>
       </w:r>
       <w:r>
         <w:fldChar w:fldCharType="separate"/>
@@ -7320,76 +7230,1305 @@
     <w:p/>
     <w:p>
       <w:r>
-        <w:t xml:space="preserve">Besonders populär mit ChatGPT </w:t>
-      </w:r>
-      <w:proofErr w:type="spellStart"/>
-      <w:r>
-        <w:t>blablabla</w:t>
-      </w:r>
-      <w:proofErr w:type="spellEnd"/>
-      <w:r>
-        <w:t>, heute angewendet blablabla</w:t>
+        <w:t xml:space="preserve">Den </w:t>
+      </w:r>
+      <w:r>
+        <w:t xml:space="preserve">bislang </w:t>
+      </w:r>
+      <w:r>
+        <w:t xml:space="preserve">größten Durchbruch in der Entwicklung von LLMs erzielte OpenAI 2020 mit der Veröffentlichung von GPT-3 </w:t>
+      </w:r>
+      <w:r>
+        <w:fldChar w:fldCharType="begin"/>
+      </w:r>
+      <w:r>
+        <w:instrText xml:space="preserve"> ADDIN ZOTERO_ITEM CSL_CITATION {"citationID":"wBfJHW1C","properties":{"unsorted":false,"formattedCitation":"[17]","plainCitation":"[17]","noteIndex":0},"citationItems":[{"id":566,"uris":["http://zotero.org/users/14083681/items/4PDPB3Z9"],"itemData":{"id":566,"type":"article-journal","container-title":"Advances in Neural Information Processing Systems","language":"en","page":"1877-1901","source":"proceedings.neurips.cc","title":"Language Models are Few-Shot Learners","volume":"33","author":[{"family":"Brown","given":"Tom"},{"family":"Mann","given":"Benjamin"},{"family":"Ryder","given":"Nick"},{"family":"Subbiah","given":"Melanie"},{"family":"Kaplan","given":"Jared D."},{"family":"Dhariwal","given":"Prafulla"},{"family":"Neelakantan","given":"Arvind"},{"family":"Shyam","given":"Pranav"},{"family":"Sastry","given":"Girish"},{"family":"Askell","given":"Amanda"},{"family":"Agarwal","given":"Sandhini"},{"family":"Herbert-Voss","given":"Ariel"},{"family":"Krueger","given":"Gretchen"},{"family":"Henighan","given":"Tom"},{"family":"Child","given":"Rewon"},{"family":"Ramesh","given":"Aditya"},{"family":"Ziegler","given":"Daniel"},{"family":"Wu","given":"Jeffrey"},{"family":"Winter","given":"Clemens"},{"family":"Hesse","given":"Chris"},{"family":"Chen","given":"Mark"},{"family":"Sigler","given":"Eric"},{"family":"Litwin","given":"Mateusz"},{"family":"Gray","given":"Scott"}</w:instrText>
+      </w:r>
+      <w:r>
+        <w:instrText xml:space="preserve">,{"family":"Chess","given":"Benjamin"},{"family":"Clark","given":"Jack"},{"family":"Berner","given":"Christopher"},{"family":"McCandlish","given":"Sam"},{"family":"Radford","given":"Alec"},{"family":"Sutskever","given":"Ilya"},{"family":"Amodei","given":"Dario"}],"issued":{"date-parts":[["2020"]]}}}],"schema":"https://github.com/citation-style-language/schema/raw/master/csl-citation.json"} </w:instrText>
+      </w:r>
+      <w:r>
+        <w:fldChar w:fldCharType="separate"/>
+      </w:r>
+      <w:r>
+        <w:rPr>
+          <w:rFonts w:cs="Tahoma"/>
+        </w:rPr>
+        <w:t>[17]</w:t>
+      </w:r>
+      <w:r>
+        <w:fldChar w:fldCharType="end"/>
+      </w:r>
+      <w:r>
+        <w:t>.</w:t>
+      </w:r>
+      <w:r>
+        <w:t xml:space="preserve"> </w:t>
+      </w:r>
+      <w:r>
+        <w:t>Im Vergleich zu vorherigen GPT-Iterationen</w:t>
+      </w:r>
+      <w:r>
+        <w:t xml:space="preserve"> </w:t>
+      </w:r>
+      <w:r>
+        <w:t xml:space="preserve">wurde </w:t>
+      </w:r>
+      <w:r>
+        <w:t>GPT-3</w:t>
+      </w:r>
+      <w:r>
+        <w:t xml:space="preserve"> mit mehr als 100-mal so vielen</w:t>
+      </w:r>
+      <w:r>
+        <w:t xml:space="preserve"> Parametern trainiert.</w:t>
+      </w:r>
+      <w:r>
+        <w:t xml:space="preserve"> Die drastisch erhöhte Modellkapazität </w:t>
+      </w:r>
+      <w:r>
+        <w:t>ermöglicht In-Context Learning</w:t>
+      </w:r>
+      <w:r>
+        <w:t xml:space="preserve"> (ICL)</w:t>
+      </w:r>
+      <w:r>
+        <w:t>:</w:t>
+      </w:r>
+      <w:r>
+        <w:t xml:space="preserve"> </w:t>
+      </w:r>
+      <w:r>
+        <w:t>Statt wie kleinere Pre-Trained Language Models</w:t>
+      </w:r>
+      <w:r>
+        <w:t xml:space="preserve"> (PLMs)</w:t>
+      </w:r>
+      <w:r>
+        <w:t xml:space="preserve"> </w:t>
+      </w:r>
+      <w:r>
+        <w:t>ein</w:t>
+      </w:r>
+      <w:r>
+        <w:t xml:space="preserve"> Finetuning</w:t>
+      </w:r>
+      <w:r>
+        <w:t xml:space="preserve"> für die Bewältigung spezifischer Aufgaben zu benötigen, </w:t>
+      </w:r>
+      <w:r>
+        <w:t>können</w:t>
+      </w:r>
+      <w:r>
+        <w:t xml:space="preserve"> </w:t>
+      </w:r>
+      <w:r>
+        <w:t xml:space="preserve">neue Aufgaben </w:t>
+      </w:r>
+      <w:r>
+        <w:t>temporär durch Aufgabenbeschreibungen oder Beispiele im</w:t>
+      </w:r>
+      <w:r>
+        <w:t xml:space="preserve"> Eingabekontext</w:t>
+      </w:r>
+      <w:r>
+        <w:t xml:space="preserve"> erlernt werden.</w:t>
+      </w:r>
+      <w:r>
+        <w:t xml:space="preserve"> </w:t>
+      </w:r>
+      <w:r>
+        <w:t>Beim ICL wird zwischen drei Kategorien unterschieden:</w:t>
+      </w:r>
+      <w:r>
+        <w:t xml:space="preserve"> (1) Zero-Shot, </w:t>
+      </w:r>
+      <w:r>
+        <w:t>wo</w:t>
+      </w:r>
+      <w:r>
+        <w:t xml:space="preserve"> das LLM </w:t>
+      </w:r>
+      <w:r>
+        <w:t xml:space="preserve">nur </w:t>
+      </w:r>
+      <w:r>
+        <w:t xml:space="preserve">eine Aufgabenbeschreibung </w:t>
+      </w:r>
+      <w:r>
+        <w:t>erhält</w:t>
+      </w:r>
+      <w:r>
+        <w:t>, (2) One-Shot, wo das LLM ein</w:t>
+      </w:r>
+      <w:r>
+        <w:t xml:space="preserve"> Beispiel zur Bewältigung der Aufgabe </w:t>
+      </w:r>
+      <w:r>
+        <w:t>erhält</w:t>
+      </w:r>
+      <w:r>
+        <w:t xml:space="preserve"> und (3) Few-Shot, wo das LLM mehrere Beispiele erhält.</w:t>
+      </w:r>
+      <w:r>
+        <w:t xml:space="preserve"> So können dur</w:t>
+      </w:r>
+      <w:r>
+        <w:t>ch präzise Gestaltung</w:t>
+      </w:r>
+      <w:r>
+        <w:t xml:space="preserve"> des Prompts (Prompt Engineering) </w:t>
+      </w:r>
+      <w:r>
+        <w:t>mit einem</w:t>
+      </w:r>
+      <w:r>
+        <w:t xml:space="preserve"> leistungsstarken LLM verschiedenste Aufgaben effektiv gelöst werden.</w:t>
+      </w:r>
+      <w:r>
+        <w:t xml:space="preserve"> Neben ICL besitzen </w:t>
+      </w:r>
+      <w:r>
+        <w:t>LLMs</w:t>
+      </w:r>
+      <w:r>
+        <w:t xml:space="preserve"> auch die Fähigkeit zu</w:t>
+      </w:r>
+      <w:r>
+        <w:t xml:space="preserve"> mehrstufigem Reasoning. </w:t>
+      </w:r>
+      <w:r>
+        <w:t xml:space="preserve">Prompting-Strategien wie Chain-of-Thought </w:t>
+      </w:r>
+      <w:r>
+        <w:fldChar w:fldCharType="begin"/>
+      </w:r>
+      <w:r>
+        <w:instrText xml:space="preserve"> ADDIN ZOTERO_ITEM CSL_CITATION {"citationID":"wSjIB3iS","properties":{"unsorted":false,"formattedCitation":"[18]","plainCitation":"[18]","noteIndex":0},"citationItems":[{"id":573,"uris":["http://zotero.org/users/14083681/items/4ZHQ6MVJ"],"itemData":{"id":573,"type":"paper-conference","abstract":"We explore how generating a chain of thought---a series of intermediate reasoning steps---significantly improves the ability of large language models to perform complex reasoning. In particular, we show how such reasoning abilities emerge naturally in sufficiently large language models via a simple method called chain of thought prompting, where a few chain of thought demonstrations are provided as exemplars in prompting. Experiments on three large language models show that chain of thought prompting improves performance on a range of arithmetic, commonsense, and symbolic reasoning tasks. The empirical gains can be striking. For instance, prompting a 540B-parameter language model with just eight chain of thought exemplars achieves state of the art accuracy on the GSM8K benchmark of math word problems, surpassing even finetuned GPT-3 with a verifier.","container-title":"Advances in Neural Information Processing Systems","page":"24824–24837","publisher":"Curran Associates, Inc.","source":"Neural Information Processing Systems","title":"Chain-of-Thought Prompting Elicits Reasoning in Large Language Models","URL":"https://proceedings.neurips.cc/paper/2022/hash/9d5609613524ecf4f15af0f7b31abca4-Abstract-Conference.html","volume":"35","author":[{"family":"Wei","given":"Jason"},{"family":"Wang","given":"Xuezhi"},{"family":"Schuurmans","given":"Dale"},{"family":"Bosma","given":"Maarten"},{"family":"ichter","given":"brian"},{"family":"Xia","given":"Fei"},{"family":"Chi","given":"Ed"},{"family":"Le","given":"Quoc V"},{"family":"Zhou","given":"Denny"}],"accessed":{"date-parts":[["2026",7,9]]},"issued":{"date-parts":[["2022"]]}}}],"schema":"https://github.com/citation-style-language/schema/raw/master/csl-citation.json"} </w:instrText>
+      </w:r>
+      <w:r>
+        <w:fldChar w:fldCharType="separate"/>
+      </w:r>
+      <w:r>
+        <w:rPr>
+          <w:rFonts w:cs="Tahoma"/>
+        </w:rPr>
+        <w:t>[18]</w:t>
+      </w:r>
+      <w:r>
+        <w:fldChar w:fldCharType="end"/>
+      </w:r>
+      <w:r>
+        <w:t xml:space="preserve"> </w:t>
+      </w:r>
+      <w:r>
+        <w:t>ermöglichen es</w:t>
+      </w:r>
+      <w:r>
+        <w:t xml:space="preserve"> LLM</w:t>
+      </w:r>
+      <w:r>
+        <w:t>s</w:t>
+      </w:r>
+      <w:r>
+        <w:t>,</w:t>
+      </w:r>
+      <w:r>
+        <w:t xml:space="preserve"> komplexe Probleme in kleinere Teilaufgaben </w:t>
+      </w:r>
+      <w:r>
+        <w:t xml:space="preserve">zu </w:t>
+      </w:r>
+      <w:r>
+        <w:t xml:space="preserve">zerlegen und </w:t>
+      </w:r>
+      <w:r>
+        <w:t>diese</w:t>
+      </w:r>
+      <w:r>
+        <w:t xml:space="preserve"> Schritt für Schritt zu lösen.</w:t>
+      </w:r>
+      <w:r>
+        <w:t xml:space="preserve"> </w:t>
+      </w:r>
+      <w:r>
+        <w:fldChar w:fldCharType="begin"/>
+      </w:r>
+      <w:r>
+        <w:instrText xml:space="preserve"> ADDIN ZOTERO_ITEM CSL_CITATION {"citationID":"5iTAjW2h","properties":{"unsorted":false,"formattedCitation":"[16]","plainCitation":"[16]","noteIndex":0},"citationItems":[{"id":570,"uris":["http://zotero.org/users/14083681/items/MPMLVBFN"],"itemData":{"id":570,"type":"article","abstract":"Language is essentially a complex, intricate system of human expressions governed by grammatical rules. It poses a significant challenge to develop capable AI algorithms for comprehending and grasping a language. As a major approach, language modeling has been widely studied for language understanding and generation in the past two decades, evolving from statistical language models to neural language models. Recently, pre-trained language models (PLMs) have been proposed by pre-training Transformer models over large-scale corpora, showing strong capabilities in solving various NLP tasks. Since researchers have found that model scaling can lead to performance improvement, they further study the scaling effect by increasing the model size to an even larger size. Interestingly, when the parameter scale exceeds a certain level, these enlarged language models not only achieve a significant performance improvement but also show some special abilities that are not present in small-scale language models. To discriminate the difference in parameter scale, the research community has coined the term large language models (LLM) for the PLMs of significant size. Recently, the research on LLMs has been largely advanced by both academia and industry, and a remarkable progress is the launch of ChatGPT, which has attracted widespread attention from society. The technical evolution of LLMs has been making an important impact on the entire AI community, which would revolutionize the way how we develop and use AI algorithms. In this survey, we review the recent advances of LLMs by introducing the background, key findings, and mainstream techniques. In particular, we focus on four major aspects of LLMs, namely pre-training, adaptation tuning, utilization, and capacity evaluation. Besides, we also summarize the available resources for developing LLMs and discuss the remaining issues for future directions.","DOI":"10.48550/arXiv.2303.18223","note":"arXiv:2303.18223 [cs.CL]","number":"arXiv:2303.18223","publisher":"arXiv","source":"arXiv.org","title":"A Survey of Large Language Models","URL":"http://arxiv.org/abs/2303.18223","author":[{"family":"Zhao","given":"Wayne Xin"},{"family":"Zhou","given":"Kun"},{"family":"Li","given":"Junyi"},{"family":"Tang","given":"Tianyi"},{"family":"Wang","given":"Xiaolei"},{"family":"Hou","given":"Yupeng"},{"family":"Min","given":"Yingqian"},{"family":"Zhang","given":"Beichen"},{"family":"Zhang","given":"Junjie"},{"family":"Dong","given":"Zican"},{"family":"Du","given":"Yifan"},{"family":"Yang","given":"Chen"},{"family":"Chen","given":"Yushuo"},{"family":"Chen","given":"Zhipeng"},{"family":"Jiang","given":"Jinhao"},{"family":"Ren","given":"Ruiyang"},{"family":"Li","given":"Yifan"},{"family":"Tang","given":"Xinyu"},{"family":"Liu","given":"Zikang"},{"family":"Liu","given":"Peiyu"},{"family":"Nie","given":"Jian-Yun"},{"family":"Wen","given":"Ji-Rong"}],"accessed":{"date-parts":[["2026",7,8]]},"issued":{"date-parts":[["2026",3,18]]}}}],"schema":"https://github.com/citation-style-language/schema/raw/master/csl-citation.json"} </w:instrText>
+      </w:r>
+      <w:r>
+        <w:fldChar w:fldCharType="separate"/>
+      </w:r>
+      <w:r>
+        <w:rPr>
+          <w:rFonts w:cs="Tahoma"/>
+        </w:rPr>
+        <w:t>[16]</w:t>
+      </w:r>
+      <w:r>
+        <w:fldChar w:fldCharType="end"/>
+      </w:r>
+    </w:p>
+    <w:p/>
+    <w:p>
+      <w:r>
+        <w:t xml:space="preserve">LLMs </w:t>
+      </w:r>
+      <w:r>
+        <w:t>führten zu signifikanten</w:t>
+      </w:r>
+      <w:r>
+        <w:t xml:space="preserve"> Verbesserungen in Aufgaben des Natural Language Processing (NLP) und </w:t>
+      </w:r>
+      <w:r>
+        <w:t>etablieren sich gegenwärtig</w:t>
+      </w:r>
+      <w:r>
+        <w:t xml:space="preserve"> zunehmend als Kerntechnologie </w:t>
+      </w:r>
+      <w:r>
+        <w:t>in diesem</w:t>
+      </w:r>
+      <w:r>
+        <w:t xml:space="preserve"> Forschungsgebiet.</w:t>
+      </w:r>
+      <w:r>
+        <w:t xml:space="preserve"> </w:t>
+      </w:r>
+      <w:r>
+        <w:t xml:space="preserve">Neben klassischen NLP-Aufgaben wie Übersetzung, Zusammenfassung, Klassifikation oder Informationsextraktion </w:t>
+      </w:r>
+      <w:r>
+        <w:t>werden</w:t>
+      </w:r>
+      <w:r>
+        <w:t xml:space="preserve"> moderne LLMs </w:t>
+      </w:r>
+      <w:r>
+        <w:t xml:space="preserve">unter anderem </w:t>
+      </w:r>
+      <w:r>
+        <w:t xml:space="preserve">auch </w:t>
+      </w:r>
+      <w:r>
+        <w:t xml:space="preserve">für </w:t>
+      </w:r>
+      <w:r>
+        <w:t>automatische Evaluation</w:t>
+      </w:r>
+      <w:r>
+        <w:t xml:space="preserve">en, </w:t>
+      </w:r>
+      <w:r>
+        <w:t xml:space="preserve">Software Engineering </w:t>
+      </w:r>
+      <w:r>
+        <w:fldChar w:fldCharType="begin"/>
+      </w:r>
+      <w:r>
+        <w:instrText xml:space="preserve"> ADDIN ZOTERO_ITEM CSL_CITATION {"citationID":"C6MJpYwS","properties":{"unsorted":false,"formattedCitation":"[19]","plainCitation":"[19]","noteIndex":0},"citationItems":[{"id":574,"uris":["http://zotero.org/users/14083681/items/LQGBVP5Y"],"itemData":{"id":574,"type":"article-journal","abstract":"Software engineering (SE) is the systematic design, development, maintenance, and management of software applications underpinning the digital infrastructure of our modern world. Very recently, the SE community has seen a rapidly increasing number of techniques employing large language models (LLMs) to automate a broad range of SE tasks. Nevertheless, existing information on the applications, effects, and possible limitations of LLMs within SE is still not well-studied. In this paper, we provide a systematic survey to summarize the current state-of-the-art research in the LLM-based SE community. We summarize 62 representative LLMs of Code across three model architectures, 15 pre-training objectives across four categories, and 16 downstream tasks across five categories. We then present a detailed summarization of the recent SE studies for which LLMs are commonly utilized, including 926 studies for 112 specific code-related tasks across five crucial phases within the SE workflow. We also discuss several critical aspects during the integration of LLMs into SE, such as empirical evaluation, benchmarking, security and reliability, domain tuning, compressing, and distillation. Finally, we highlight several challenges and potential opportunities in applying LLMs for future SE studies, such as exploring domain LLMs and constructing clean evaluation datasets. Overall, our work can help researchers gain a comprehensive understanding about the achievements of the existing LLM-based SE studies and promote the practical application of these techniques. Our artifacts are publicly available and will be continuously updated at the living repository https://github.com/iSEngLab/AwesomeLLM4SE.","container-title":"Science China Information Sciences","DOI":"10.1007/s11432-025-4670-0","ISSN":"1869-1919","issue":"4","journalAbbreviation":"Sci. China Inf. Sci.","language":"en","page":"141102","source":"Springer Link","title":"A survey on large language models for software engineering","volume":"69","author":[{"family":"Zhang","given":"Quanjun"},{"family":"Fang","given":"Chunrong"},{"family":"Xie","given":"Yang"},{"family":"Zhang","given":"Yaxin"},{"family":"Yu","given":"Shengcheng"},{"family":"Sun","given":"Weisong"},{"family":"Yang","given":"Yun"},{"family":"Chen","given":"Zhenyu"}],"issued":{"date-parts":[["2026",3,5]]}}}],"schema":"https://github.com/citation-style-language/schema/raw/master/csl-citation.json"} </w:instrText>
+      </w:r>
+      <w:r>
+        <w:fldChar w:fldCharType="separate"/>
+      </w:r>
+      <w:r>
+        <w:rPr>
+          <w:rFonts w:cs="Tahoma"/>
+        </w:rPr>
+        <w:t>[19]</w:t>
+      </w:r>
+      <w:r>
+        <w:fldChar w:fldCharType="end"/>
+      </w:r>
+      <w:r>
+        <w:t xml:space="preserve"> und </w:t>
+      </w:r>
+      <w:r>
+        <w:t>die</w:t>
+      </w:r>
+      <w:r>
+        <w:t xml:space="preserve"> Verarbeitung multimodaler</w:t>
+      </w:r>
+      <w:r>
+        <w:t xml:space="preserve"> Eingaben eingesetzt.</w:t>
+      </w:r>
+      <w:r>
+        <w:t xml:space="preserve"> </w:t>
+      </w:r>
+      <w:r>
+        <w:t xml:space="preserve">Aufgrund ihrer hohen Flexibilität </w:t>
+      </w:r>
+      <w:r>
+        <w:t>in</w:t>
+      </w:r>
+      <w:r>
+        <w:t xml:space="preserve"> der Verarbeitung natürlichsprachiger Anfragen</w:t>
+      </w:r>
+      <w:r>
+        <w:t xml:space="preserve"> </w:t>
+      </w:r>
+      <w:r>
+        <w:t xml:space="preserve">finden </w:t>
+      </w:r>
+      <w:r>
+        <w:t xml:space="preserve">LLMs </w:t>
+      </w:r>
+      <w:r>
+        <w:t>breite Anwendung</w:t>
+      </w:r>
+      <w:r>
+        <w:t xml:space="preserve"> </w:t>
+      </w:r>
+      <w:r>
+        <w:t xml:space="preserve">in </w:t>
+      </w:r>
+      <w:r>
+        <w:t>diversen</w:t>
+      </w:r>
+      <w:r>
+        <w:t xml:space="preserve"> Domänen wie Gesundheitswesen, B</w:t>
+      </w:r>
+      <w:r>
+        <w:t>ildung und Recht.</w:t>
+      </w:r>
+      <w:r>
+        <w:t xml:space="preserve"> </w:t>
+      </w:r>
+      <w:r>
+        <w:fldChar w:fldCharType="begin"/>
+      </w:r>
+      <w:r>
+        <w:instrText xml:space="preserve"> ADDIN ZOTERO_ITEM CSL_CITATION {"citationID":"W7tUeVcY","properties":{"unsorted":false,"formattedCitation":"[16]","plainCitation":"[16]","noteIndex":0},"citationItems":[{"id":570,"uris":["http://zotero.org/users/14083681/items/MPMLVBFN"],"itemData":{"id":570,"type":"article","abstract":"Language is essentially a complex, intricate system of human expressions governed by grammatical rules. It poses a significant challenge to develop capable AI algorithms for comprehending and grasping a language. As a major approach, language modeling has been widely studied for language understanding and generation in the past two decades, evolving from statistical language models to neural language models. Recently, pre-trained language models (PLMs) have been proposed by pre-training Transformer models over large-scale corpora, showing strong capabilities in solving various NLP tasks. Since researchers have found that model scaling can lead to performance improvement, they further study the scaling effect by increasing the model size to an even larger size. Interestingly, when the parameter scale exceeds a certain level, these enlarged language models not only achieve a significant performance improvement but also show some special abilities that are not present in small-scale language models. To discriminate the difference in parameter scale, the research community has coined the term large language models (LLM) for the PLMs of significant size. Recently, the research on LLMs has been largely advanced by both academia and industry, and a remarkable progress is the launch of ChatGPT, which has attracted widespread attention from society. The technical evolution of LLMs has been making an important impact on the entire AI community, which would revolutionize the way how we develop and use AI algorithms. In this survey, we review the recent advances of LLMs by introducing the background, key findings, and mainstream techniques. In particular, we focus on four major aspects of LLMs, namely pre-training, adaptation tuning, utilization, and capacity evaluation. Besides, we also summarize the available resources for developing LLMs and discuss the remaining issues for future directions.","DOI":"10.48550/arXiv.2303.18223","note":"arXiv:2303.18223 [cs.CL]","number":"arXiv:2303.18223","publisher":"arXiv","source":"arXiv.org","title":"A Survey of Large Language Models","URL":"http://arxiv.org/abs/2303.18223","author":[{"family":"Zhao","given":"Wayne Xin"},{"family":"Zhou","given":"Kun"},{"family":"Li","given":"Junyi"},{"family":"Tang","given":"Tianyi"},{"family":"Wang","given":"Xiaolei"},{"family":"Hou","given":"Yupeng"},{"family":"Min","given":"Yingqian"},{"family":"Zhang","given":"Beichen"},{"family":"Zhang","given":"Junjie"},{"family":"Dong","given":"Zican"},{"family":"Du","given":"Yifan"},{"family":"Yang","given":"Chen"},{"family":"Chen","given":"Yushuo"},{"family":"Chen","given":"Zhipeng"},{"family":"Jiang","given":"Jinhao"},{"family":"Ren","given":"Ruiyang"},{"family":"Li","given":"Yifan"},{"family":"Tang","given":"Xinyu"},{"family":"Liu","given":"Zikang"},{"family":"Liu","given":"Peiyu"},{"family":"Nie","given":"Jian-Yun"},{"family":"Wen","given":"Ji-Rong"}],"accessed":{"date-parts":[["2026",7,8]]},"issued":{"date-parts":[["2026",3,18]]}}}],"schema":"https://github.com/citation-style-language/schema/raw/master/csl-citation.json"} </w:instrText>
+      </w:r>
+      <w:r>
+        <w:fldChar w:fldCharType="separate"/>
+      </w:r>
+      <w:r>
+        <w:rPr>
+          <w:rFonts w:cs="Tahoma"/>
+        </w:rPr>
+        <w:t>[16]</w:t>
+      </w:r>
+      <w:r>
+        <w:fldChar w:fldCharType="end"/>
+      </w:r>
+    </w:p>
+    <w:p/>
+    <w:p>
+      <w:r>
+        <w:t>Trotz ihrer hohen Leistungsfähigkeiten weisen LLMs grundlegende Einschränkungen auf</w:t>
+      </w:r>
+      <w:r>
+        <w:t xml:space="preserve">: (1) </w:t>
+      </w:r>
+      <w:r>
+        <w:t xml:space="preserve">Ihr Wissensstand ist auf den </w:t>
+      </w:r>
+      <w:r>
+        <w:t>breiten Textkorpus im Pre-Training beschränkt.</w:t>
+      </w:r>
+      <w:r>
+        <w:t xml:space="preserve"> Da</w:t>
+      </w:r>
+      <w:r>
+        <w:t xml:space="preserve"> Trainings zur Aktualisierung des Modellwissens sehr rechenaufwendig und </w:t>
+      </w:r>
+      <w:r>
+        <w:t>daher</w:t>
+      </w:r>
+      <w:r>
+        <w:t xml:space="preserve"> impraktikabel sind, </w:t>
+      </w:r>
+      <w:r>
+        <w:t>verfügen LLMs nicht über aktuelle Informationen.</w:t>
+      </w:r>
+      <w:r>
+        <w:t xml:space="preserve"> Zudem</w:t>
+      </w:r>
+      <w:r>
+        <w:t xml:space="preserve"> </w:t>
+      </w:r>
+      <w:r>
+        <w:t>ist</w:t>
+      </w:r>
+      <w:r>
+        <w:t xml:space="preserve"> domänenspezifis</w:t>
+      </w:r>
+      <w:r>
+        <w:t xml:space="preserve">ches Wissen </w:t>
+      </w:r>
+      <w:r>
+        <w:t xml:space="preserve">im Trainingskorpus </w:t>
+      </w:r>
+      <w:r>
+        <w:t xml:space="preserve">oft nicht vorhanden </w:t>
+      </w:r>
+      <w:r>
+        <w:t xml:space="preserve">oder </w:t>
+      </w:r>
+      <w:r>
+        <w:t>nur</w:t>
+      </w:r>
+      <w:r>
+        <w:t xml:space="preserve"> geringfügig vertreten, </w:t>
+      </w:r>
+      <w:r>
+        <w:t>so</w:t>
+      </w:r>
+      <w:r>
+        <w:t>dass das LLM nicht zuverlässig darauf zu</w:t>
+      </w:r>
+      <w:r>
+        <w:t>rück</w:t>
+      </w:r>
+      <w:r>
+        <w:t>greifen kann. (2)</w:t>
+      </w:r>
+      <w:r>
+        <w:t xml:space="preserve"> </w:t>
+      </w:r>
+      <w:r>
+        <w:t xml:space="preserve">Aufgrund ihrer probabilistischen Natur neigen LLMs dazu, plausible, aber faktisch </w:t>
+      </w:r>
+      <w:r>
+        <w:t>falsche</w:t>
+      </w:r>
+      <w:r>
+        <w:t xml:space="preserve"> Antworten</w:t>
+      </w:r>
+      <w:r>
+        <w:t xml:space="preserve"> zu generieren</w:t>
+      </w:r>
+      <w:r>
+        <w:t>.</w:t>
+      </w:r>
+      <w:r>
+        <w:t xml:space="preserve"> Dieses Phänomen </w:t>
+      </w:r>
+      <w:r>
+        <w:lastRenderedPageBreak/>
+        <w:t>wird als Halluzination bezeichnet</w:t>
+      </w:r>
+      <w:r>
+        <w:t xml:space="preserve"> und </w:t>
+      </w:r>
+      <w:r>
+        <w:t>stellt</w:t>
+      </w:r>
+      <w:r>
+        <w:t xml:space="preserve"> ein zentrales Hindernis bei der Anwendbarkeit von LLMs </w:t>
+      </w:r>
+      <w:r>
+        <w:t>in realen Wissenssystemen</w:t>
+      </w:r>
+      <w:r>
+        <w:t xml:space="preserve"> dar</w:t>
+      </w:r>
+      <w:r>
+        <w:t>.</w:t>
+      </w:r>
+      <w:r>
+        <w:t xml:space="preserve"> </w:t>
+      </w:r>
+      <w:r>
+        <w:fldChar w:fldCharType="begin"/>
+      </w:r>
+      <w:r>
+        <w:instrText xml:space="preserve"> ADDIN ZOTERO_ITEM CSL_CITATION {"citationID":"3Zjq1PQE","properties":{"unsorted":false,"formattedCitation":"[20]","plainCitation":"[20]","noteIndex":0},"citationItems":[{"id":576,"uris":["http://zotero.org/users/14083681/items/PZV5LK26"],"itemData":{"id":576,"type":"article-journal","abstract":"The emergence of large language models (LLMs) has marked a significant breakthrough in natural language processing (NLP), fueling a paradigm shift in information acquisition. Nevertheless, LLMs are prone to hallucination, generating plausible yet nonfactual content. This phenomenon raises significant concerns over the reliability of LLMs in real-world information retrieval (IR) systems and has attracted intensive research to detect and mitigate such hallucinations. Given the open-ended general-purpose attributes inherent to LLMs, LLM hallucinations present distinct challenges that diverge from prior task-specific models. This divergence highlights the urgency for a nuanced understanding and comprehensive overview of recent advances in LLM hallucinations. In this survey, we begin with an innovative taxonomy of hallucination in the era of LLM and then delve into the factors contributing to hallucinations. Subsequently, we present a thorough overview of hallucination detection methods and benchmarks. Our discussion then transfers to representative methodologies for mitigating LLM hallucinations. Additionally, we delve into the current limitations faced by retrieval-augmented LLMs in combating hallucinations, offering insights for developing more robust IR systems. Finally, we highlight the promising research directions on LLM hallucinations, including hallucination in large vision-language models and understanding of knowledge boundaries in LLM hallucinations.","container-title":"ACM Transactions on Information Systems","DOI":"10.1145/3703155","ISSN":"1046-8188","issue":"2","journalAbbreviation":"ACM Trans. Inf. Syst.","page":"42:1–42:55","source":"ACM Digital Library","title":"A Survey on Hallucination in Large Language Models: Principles, Taxonomy, Challenges, and Open Questions","title-short":"A Survey on Hallucination in Large Language Models","volume":"43","author":[{"family":"Huang","given":"Lei"},{"family":"Yu","given":"Weijiang"},{"family":"Ma","given":"Weitao"},{"family":"Zhong","given":"Weihong"},{"family":"Feng","given":"Zhangyin"},{"family":"Wang","given":"Haotian"},{"family":"Chen","given":"Qianglong"},{"family":"Peng","given":"Weihua"},{"family":"Feng","given":"Xiaocheng"},{"family":"Qin","given":"Bing"},{"family":"Liu","given":"Ting"}],"issued":{"date-parts":[["2025",1,24]]}}}],"schema":"https://github.com/citation-style-language/schema/raw/master/csl-citation.json"} </w:instrText>
+      </w:r>
+      <w:r>
+        <w:fldChar w:fldCharType="separate"/>
+      </w:r>
+      <w:r>
+        <w:rPr>
+          <w:rFonts w:cs="Tahoma"/>
+        </w:rPr>
+        <w:t>[20]</w:t>
+      </w:r>
+      <w:r>
+        <w:fldChar w:fldCharType="end"/>
+      </w:r>
+      <w:r>
+        <w:t xml:space="preserve"> (3</w:t>
+      </w:r>
+      <w:r>
+        <w:t xml:space="preserve">) </w:t>
+      </w:r>
+      <w:r>
+        <w:t xml:space="preserve">Da </w:t>
+      </w:r>
+      <w:r>
+        <w:t>die Generierung auf implizitem Wissen in Form</w:t>
+      </w:r>
+      <w:r>
+        <w:t xml:space="preserve"> von Modellparametern basiert, lassen sich Antworten nicht auf explizite</w:t>
+      </w:r>
+      <w:r>
+        <w:t xml:space="preserve"> Fakten zurückverfolgen.</w:t>
+      </w:r>
+      <w:r>
+        <w:t xml:space="preserve"> Für kritische Domänen wie </w:t>
+      </w:r>
+      <w:r>
+        <w:t>die</w:t>
+      </w:r>
+      <w:r>
+        <w:t xml:space="preserve"> medizinische Entscheidungsfindung</w:t>
+      </w:r>
+      <w:r>
+        <w:t xml:space="preserve"> müssen Antworten jedoch interpretierbar und faktisch nachvollziehbar sein.</w:t>
+      </w:r>
+      <w:r>
+        <w:t xml:space="preserve"> Diese Probleme </w:t>
+      </w:r>
+      <w:r>
+        <w:t>können</w:t>
+      </w:r>
+      <w:r>
+        <w:t xml:space="preserve"> durch Einbindu</w:t>
+      </w:r>
+      <w:r>
+        <w:t>ng externe</w:t>
+      </w:r>
+      <w:r>
+        <w:t>r</w:t>
+      </w:r>
+      <w:r>
+        <w:t xml:space="preserve"> Wissensquellen</w:t>
+      </w:r>
+      <w:r>
+        <w:t xml:space="preserve"> zur Inferenzzeit mitigiert werden.</w:t>
+      </w:r>
+      <w:r>
+        <w:t xml:space="preserve"> </w:t>
+      </w:r>
+      <w:r>
+        <w:fldChar w:fldCharType="begin"/>
+      </w:r>
+      <w:r>
+        <w:instrText xml:space="preserve"> ADDIN ZOTERO_ITEM CSL_CITATION {"citationID":"YriCqGSk","properties":{"unsorted":false,"formattedCitation":"[2]","plainCitation":"[2]","noteIndex":0},"citationItems":[{"id":479,"uris":["http://zotero.org/users/14083681/items/FT2F2BAN"],"itemData":{"id":479,"type":"paper-conference","container-title":"Advances in Neural Information Processing Systems","page":"9459–9474","publisher":"Curran Associates, Inc.","source":"Neural Information Processing Systems","title":"Retrieval-Augmented Generation for Knowledge-Intensive NLP Tasks","URL":"https://proceedings.neurips.cc/paper/2020/hash/6b493230205f780e1bc26945df7481e5-Abstract.html","volume":"33","author":[{"family":"Lewis","given":"Patrick"},{"family":"Perez","given":"Ethan"},{"family":"Piktus","given":"Aleksandra"},{"family":"Petroni","given":"Fabio"},{"family":"Karpukhin","given":"Vladimir"},{"family":"Goyal","given":"Naman"},{"family":"Küttler","given":"Heinrich"},{"family":"Lewis","given":"Mike"},{"family":"Yih","given":"Wen-tau"},{"family":"Rocktäschel","given":"Tim"},{"family":"Riedel","given":"Sebastian"},{"family":"Kiela","given":"Douwe"}],"accessed":{"date-parts":[["2026",4,26]]},"issued":{"date-parts":[["2020"]]}}}],"schema":"https://github.com/citation-style-language/schema/raw/master/csl-citation.json"} </w:instrText>
+      </w:r>
+      <w:r>
+        <w:fldChar w:fldCharType="separate"/>
+      </w:r>
+      <w:r>
+        <w:rPr>
+          <w:rFonts w:cs="Tahoma"/>
+        </w:rPr>
+        <w:t>[2]</w:t>
+      </w:r>
+      <w:r>
+        <w:fldChar w:fldCharType="end"/>
+      </w:r>
+      <w:r>
+        <w:t xml:space="preserve"> </w:t>
+      </w:r>
+      <w:r>
+        <w:fldChar w:fldCharType="begin"/>
+      </w:r>
+      <w:r>
+        <w:instrText xml:space="preserve"> ADDIN ZOTERO_ITEM CSL_CITATION {"citationID":"zKentdsM","properties":{"unsorted":false,"formattedCitation":"[21]","plainCitation":"[21]","noteIndex":0},"citationItems":[{"id":575,"uris":["http://zotero.org/users/14083681/items/EXXVQ67U"],"itemData":{"id":575,"type":"article-journal","abstract":"Retrieval-Augmented Generation (RAG) merges information retrieval (IR) techniques with deep learning advancements to address the static limitations of large language models (LLMs) by enabling the dynamic integration of up-to-date external information. This methodology, focusing primarily on the text domain, provides a cost-effective solution to the generation of plausible but possibly incorrect responses by LLMs, thereby enhancing the accuracy and reliability of their outputs through the use of real-world data. As RAG grows in complexity and incorporates multiple concepts that can influence its performance, this article organizes the RAG paradigm into four categories: pre-retrieval, retrieval, post-retrieval, and generation, offering a detailed perspective from the retrieval viewpoint. It outlines RAG’s mechanics and discusses the field’s progression through the analysis of significant studies. Additionally, the article introduces evaluation methods for RAG, addressing the challenges faced and proposing future research directions. By offering an organized framework and categorization, the study aims at consolidating existing research on RAG, clarify its technological underpinnings, and highlight its potential to broaden the adaptability and applications of LLMs.","container-title":"ACM Computing Surveys","DOI":"10.1145/3805774","ISSN":"0360-0300","issue":"12","journalAbbreviation":"ACM Comput. Surv.","page":"300:1–300:38","source":"ACM Digital Library","title":"A Survey on Retrieval-Augmented Text Generation for Large Language Models","volume":"58","author":[{"family":"Huang","given":"Yizheng"},{"family":"Huang","given":"Jimmy Xiangji"}],"issued":{"date-parts":[["2026",5,15]]}}}],"schema":"https://github.com/citation-style-language/schema/raw/master/csl-citation.json"} </w:instrText>
+      </w:r>
+      <w:r>
+        <w:fldChar w:fldCharType="separate"/>
+      </w:r>
+      <w:r>
+        <w:rPr>
+          <w:rFonts w:cs="Tahoma"/>
+        </w:rPr>
+        <w:t>[21]</w:t>
+      </w:r>
+      <w:r>
+        <w:fldChar w:fldCharType="end"/>
       </w:r>
     </w:p>
     <w:p>
       <w:pPr>
         <w:pStyle w:val="Heading2"/>
       </w:pPr>
-      <w:bookmarkStart w:id="9" w:name="_Toc234339694"/>
-      <w:r>
-        <w:lastRenderedPageBreak/>
-        <w:t>Retrieval-</w:t>
-      </w:r>
-      <w:proofErr w:type="spellStart"/>
-      <w:r>
-        <w:t>Augmented</w:t>
-      </w:r>
-      <w:proofErr w:type="spellEnd"/>
-      <w:r>
-        <w:t xml:space="preserve"> Generation</w:t>
+      <w:bookmarkStart w:id="9" w:name="_Toc234665693"/>
+      <w:r>
+        <w:t>Retrieval-Augmented Generation</w:t>
       </w:r>
       <w:bookmarkEnd w:id="9"/>
     </w:p>
     <w:p>
-      <w:pPr>
-        <w:pStyle w:val="Heading2"/>
-      </w:pPr>
-      <w:bookmarkStart w:id="10" w:name="_Toc234339695"/>
-      <w:r>
-        <w:t>Wissensgraphen</w:t>
-      </w:r>
-      <w:bookmarkEnd w:id="10"/>
+      <w:r>
+        <w:t>Retrieval-Augmented Generation (RAG)</w:t>
+      </w:r>
+      <w:r>
+        <w:t xml:space="preserve"> </w:t>
+      </w:r>
+      <w:r>
+        <w:fldChar w:fldCharType="begin"/>
+      </w:r>
+      <w:r>
+        <w:instrText xml:space="preserve"> ADDIN ZOTERO_ITEM CSL_CITATION {"citationID":"08AXhtFL","properties":{"unsorted":false,"formattedCitation":"[2]","plainCitation":"[2]","noteIndex":0},"citationItems":[{"id":479,"uris":["http://zotero.org/users/14083681/items/FT2F2BAN"],"itemData":{"id":479,"type":"paper-conference","container-title":"Advances in Neural Information Processing Systems","page":"9459–9474","publisher":"Curran Associates, Inc.","source":"Neural Information Processing Systems","title":"Retrieval-Augmented Generation for Knowledge-Intensive NLP Tasks","URL":"https://proceedings.neurips.cc/paper/2020/hash/6b493230205f780e1bc26945df7481e5-Abstract.html","volume":"33","author":[{"family":"Lewis","given":"Patrick"},{"family":"Perez","given":"Ethan"},{"family":"Piktus","given":"Aleksandra"},{"family":"Petroni","given":"Fabio"},{"family":"Karpukhin","given":"Vladimir"},{"family":"Goyal","given":"Naman"},{"family":"Küttler","given":"Heinrich"},{"family":"Lewis","given":"Mike"},{"family":"Yih","given":"Wen-tau"},{"family":"Rocktäschel","given":"Tim"},{"family":"Riedel","given":"Sebastian"},{"family":"Kiela","given":"Douwe"}],"accessed":{"date-parts":[["2026",4,26]]},"issued":{"date-parts":[["2020"]]}}}],"schema":"https://github.com/citation-style-language/schema/raw/master/csl-citation.json"} </w:instrText>
+      </w:r>
+      <w:r>
+        <w:fldChar w:fldCharType="separate"/>
+      </w:r>
+      <w:r>
+        <w:rPr>
+          <w:rFonts w:cs="Tahoma"/>
+        </w:rPr>
+        <w:t>[2]</w:t>
+      </w:r>
+      <w:r>
+        <w:fldChar w:fldCharType="end"/>
+      </w:r>
+      <w:r>
+        <w:t xml:space="preserve"> ist </w:t>
+      </w:r>
+      <w:r>
+        <w:t>e</w:t>
+      </w:r>
+      <w:r>
+        <w:t xml:space="preserve">in Verfahren, bei dem </w:t>
+      </w:r>
+      <w:r>
+        <w:t xml:space="preserve">zu einer Anfrage relevante Informationen aus einer </w:t>
+      </w:r>
+      <w:r>
+        <w:t xml:space="preserve">externen </w:t>
+      </w:r>
+      <w:r>
+        <w:t xml:space="preserve">Wissensbasis abgerufen </w:t>
+      </w:r>
+      <w:r>
+        <w:t xml:space="preserve">und dem LLM im Kontext bereitgestellt </w:t>
+      </w:r>
+      <w:r>
+        <w:t>werden</w:t>
+      </w:r>
+      <w:r>
+        <w:t xml:space="preserve">, </w:t>
+      </w:r>
+      <w:r>
+        <w:t xml:space="preserve">um die Aktualität, Faktentreue und Nachvollziehbarkeit seiner Antworten zu </w:t>
+      </w:r>
+      <w:r>
+        <w:t>verbessern.</w:t>
+      </w:r>
+      <w:r>
+        <w:t xml:space="preserve"> </w:t>
+      </w:r>
+      <w:r>
+        <w:t>Ein RAG-System</w:t>
+      </w:r>
+      <w:r>
+        <w:t xml:space="preserve"> durchläuft drei Phasen</w:t>
+      </w:r>
+      <w:r>
+        <w:t xml:space="preserve"> (siehe </w:t>
+      </w:r>
+      <w:r>
+        <w:fldChar w:fldCharType="begin"/>
+      </w:r>
+      <w:r>
+        <w:instrText xml:space="preserve"> REF _Ref234687271 \h </w:instrText>
+      </w:r>
+      <w:r>
+        <w:fldChar w:fldCharType="separate"/>
+      </w:r>
+      <w:r>
+        <w:t xml:space="preserve">Abb. </w:t>
+      </w:r>
+      <w:r>
+        <w:rPr>
+          <w:noProof/>
+        </w:rPr>
+        <w:t>2</w:t>
+      </w:r>
+      <w:r>
+        <w:fldChar w:fldCharType="end"/>
+      </w:r>
+      <w:r>
+        <w:t>)</w:t>
+      </w:r>
+      <w:r>
+        <w:t xml:space="preserve">: (1) Indexierung der Wissensbasis, (2) Retrieval von relevantem Wissen und (3) </w:t>
+      </w:r>
+      <w:r>
+        <w:t>Generierung der Antwort.</w:t>
+      </w:r>
+      <w:r>
+        <w:t xml:space="preserve"> </w:t>
+      </w:r>
+      <w:r>
+        <w:fldChar w:fldCharType="begin"/>
+      </w:r>
+      <w:r>
+        <w:instrText xml:space="preserve"> ADDIN ZOTERO_ITEM CSL_CITATION {"citationID":"mPBPto8J","properties":{"unsorted":false,"formattedCitation":"[21]","plainCitation":"[21]","noteIndex":0},"citationItems":[{"id":575,"uris":["http://zotero.org/users/14083681/items/EXXVQ67U"],"itemData":{"id":575,"type":"article-journal","abstract":"Retrieval-Augmented Generation (RAG) merges information retrieval (IR) techniques with deep learning advancements to address the static limitations of large language models (LLMs) by enabling the dynamic integration of up-to-date external information. This methodology, focusing primarily on the text domain, provides a cost-effective solution to the generation of plausible but possibly incorrect responses by LLMs, thereby enhancing the accuracy and reliability of their outputs through the use of real-world data. As RAG grows in complexity and incorporates multiple concepts that can influence its performance, this article organizes the RAG paradigm into four categories: pre-retrieval, retrieval, post-retrieval, and generation, offering a detailed perspective from the retrieval viewpoint. It outlines RAG’s mechanics and discusses the field’s progression through the analysis of significant studies. Additionally, the article introduces evaluation methods for RAG, addressing the challenges faced and proposing future research directions. By offering an organized framework and categorization, the study aims at consolidating existing research on RAG, clarify its technological underpinnings, and highlight its potential to broaden the adaptability and applications of LLMs.","container-title":"ACM Computing Surveys","DOI":"10.1145/3805774","ISSN":"0360-0300","issue":"12","journalAbbreviation":"ACM Comput. Surv.","page":"300:1–300:38","source":"ACM Digital Library","title":"A Survey on Retrieval-Augmented Text Generation for Large Language Models","volume":"58","author":[{"family":"Huang","given":"Yizheng"},{"family":"Huang","given":"Jimmy Xiangji"}],"issued":{"date-parts":[["2026",5,15]]}}}],"schema":"https://github.com/citation-style-language/schema/raw/master/csl-citation.json"} </w:instrText>
+      </w:r>
+      <w:r>
+        <w:fldChar w:fldCharType="separate"/>
+      </w:r>
+      <w:r>
+        <w:rPr>
+          <w:rFonts w:cs="Tahoma"/>
+        </w:rPr>
+        <w:t>[21]</w:t>
+      </w:r>
+      <w:r>
+        <w:fldChar w:fldCharType="end"/>
+      </w:r>
+      <w:r>
+        <w:t xml:space="preserve"> </w:t>
+      </w:r>
+      <w:r>
+        <w:fldChar w:fldCharType="begin"/>
+      </w:r>
+      <w:r>
+        <w:instrText xml:space="preserve"> ADDIN ZOTERO_ITEM CSL_CITATION {"citationID":"dcXfPVzf","properties":{"unsorted":false,"formattedCitation":"[22]","plainCitation":"[22]","noteIndex":0},"citationItems":[{"id":512,"uris":["http://zotero.org/users/14083681/items/WGPKEEA6"],"itemData":{"id":512,"type":"article","abstract":"Large Language Models (LLMs) showcase impressive capabilities but encounter challenges like hallucination, outdated knowledge, and non-transparent, untraceable reasoning processes. Retrieval-Augmented Generation (RAG) has emerged as a promising solution by incorporating knowledge from external databases. This enhances the accuracy and credibility of the generation, particularly for knowledge-intensive tasks, and allows for continuous knowledge updates and integration of domain-specific information. RAG synergistically merges LLMs' intrinsic knowledge with the vast, dynamic repositories of external databases. This comprehensive review paper offers a detailed examination of the progression of RAG paradigms, encompassing the Naive RAG, the Advanced RAG, and the Modular RAG. It meticulously scrutinizes the tripartite foundation of RAG frameworks, which includes the retrieval, the generation and the augmentation techniques. The paper highlights the state-of-the-art technologies embedded in each of these critical components, providing a profound understanding of the advancements in RAG systems. Furthermore, this paper introduces up-to-date evaluation framework and benchmark. At the end, this article delineates the challenges currently faced and points out prospective avenues for research and development.","DOI":"10.48550/arXiv.2312.10997","note":"arXiv:2312.10997 [cs]","number":"arXiv:2312.10997","publisher":"arXiv","source":"arXiv.org","title":"Retrieval-Augmented Generation for Large Language Models: A Survey","title-short":"Retrieval-Augmented Generation for Large Language Models","URL":"http://arxiv.org/abs/2312.10997","author":[{"family":"Gao","given":"Yunfan"},{"family":"Xiong","given":"Yun"},{"family":"Gao","given":"Xinyu"},{"family":"Jia","given":"Kangxiang"},{"family":"Pan","given":"Jinliu"},{"family":"Bi","given":"Yuxi"},{"family":"Dai","given":"Yi"},{"family":"Sun","given":"Jiawei"},{"family":"Wang","given":"Meng"},{"family":"Wang","given":"Haofen"}],"accessed":{"date-parts":[["2026",5,9]]},"issued":{"date-parts":[["2024",3,27]]}}}],"schema":"https://github.com/citation-style-language/schema/raw/master/csl-citation.json"} </w:instrText>
+      </w:r>
+      <w:r>
+        <w:fldChar w:fldCharType="separate"/>
+      </w:r>
+      <w:r>
+        <w:rPr>
+          <w:rFonts w:cs="Tahoma"/>
+        </w:rPr>
+        <w:t>[22]</w:t>
+      </w:r>
+      <w:r>
+        <w:fldChar w:fldCharType="end"/>
+      </w:r>
+    </w:p>
+    <w:p/>
+    <w:p>
+      <w:pPr>
+        <w:keepNext/>
+      </w:pPr>
+      <w:r>
+        <w:rPr>
+          <w:noProof/>
+        </w:rPr>
+        <w:drawing>
+          <wp:inline distT="0" distB="0" distL="0" distR="0" wp14:anchorId="0F5C26F4" wp14:editId="482933AF">
+            <wp:extent cx="5400040" cy="2976944"/>
+            <wp:effectExtent l="0" t="0" r="0" b="0"/>
+            <wp:docPr id="551528880" name="Picture 4"/>
+            <wp:cNvGraphicFramePr>
+              <a:graphicFrameLocks xmlns:a="http://schemas.openxmlformats.org/drawingml/2006/main" noChangeAspect="1"/>
+            </wp:cNvGraphicFramePr>
+            <a:graphic xmlns:a="http://schemas.openxmlformats.org/drawingml/2006/main">
+              <a:graphicData uri="http://schemas.openxmlformats.org/drawingml/2006/picture">
+                <pic:pic xmlns:pic="http://schemas.openxmlformats.org/drawingml/2006/picture">
+                  <pic:nvPicPr>
+                    <pic:cNvPr id="551528880" name="Picture 4"/>
+                    <pic:cNvPicPr/>
+                  </pic:nvPicPr>
+                  <pic:blipFill>
+                    <a:blip r:embed="rId12"/>
+                    <a:stretch>
+                      <a:fillRect/>
+                    </a:stretch>
+                  </pic:blipFill>
+                  <pic:spPr>
+                    <a:xfrm>
+                      <a:off x="0" y="0"/>
+                      <a:ext cx="5400040" cy="2976944"/>
+                    </a:xfrm>
+                    <a:prstGeom prst="rect">
+                      <a:avLst/>
+                    </a:prstGeom>
+                  </pic:spPr>
+                </pic:pic>
+              </a:graphicData>
+            </a:graphic>
+          </wp:inline>
+        </w:drawing>
+      </w:r>
     </w:p>
     <w:p>
       <w:pPr>
-        <w:pStyle w:val="Heading2"/>
-      </w:pPr>
-      <w:bookmarkStart w:id="11" w:name="_Toc234339696"/>
-      <w:proofErr w:type="spellStart"/>
-      <w:r>
-        <w:t>GraphRAG</w:t>
-      </w:r>
-      <w:bookmarkEnd w:id="11"/>
-      <w:proofErr w:type="spellEnd"/>
+        <w:pStyle w:val="Caption"/>
+        <w:jc w:val="both"/>
+      </w:pPr>
+      <w:bookmarkStart w:id="10" w:name="_Ref234687271"/>
+      <w:r>
+        <w:t xml:space="preserve">Abb. </w:t>
+      </w:r>
+      <w:fldSimple w:instr=" SEQ Abb. \* ARABIC ">
+        <w:r>
+          <w:rPr>
+            <w:noProof/>
+          </w:rPr>
+          <w:t>2</w:t>
+        </w:r>
+      </w:fldSimple>
+      <w:bookmarkEnd w:id="10"/>
+      <w:r>
+        <w:t xml:space="preserve">: Beispielhafter Ablauf von </w:t>
+      </w:r>
+      <w:r>
+        <w:t xml:space="preserve">klassischem </w:t>
+      </w:r>
+      <w:r>
+        <w:t xml:space="preserve">RAG inklusive Indexierungs-, Retrieval- und Generierungsphase. </w:t>
+      </w:r>
+      <w:r>
+        <w:t xml:space="preserve">Angelehnt an </w:t>
+      </w:r>
+      <w:r>
+        <w:fldChar w:fldCharType="begin"/>
+      </w:r>
+      <w:r>
+        <w:instrText xml:space="preserve"> ADDIN ZOTERO_ITEM CSL_CITATION {"citationID":"b8EITXqU","properties":{"unsorted":false,"formattedCitation":"[22]","plainCitation":"[22]","noteIndex":0},"citationItems":[{"id":512,"uris":["http://zotero.org/users/14083681/items/WGPKEEA6"],"itemData":{"id":512,"type":"article","abstract":"Large Language Models (LLMs) showcase impressive capabilities but encounter challenges like hallucination, outdated knowledge, and non-transparent, untraceable reasoning processes. Retrieval-Augmented Generation (RAG) has emerged as a promising solution by incorporating knowledge from external databases. This enhances the accuracy and credibility of the generation, particularly for knowledge-intensive tasks, and allows for continuous knowledge updates and integration of domain-specific information. RAG synergistically merges LLMs' intrinsic knowledge with the vast, dynamic repositories of external databases. This comprehensive review paper offers a detailed examination of the progression of RAG paradigms, encompassing the Naive RAG, the Advanced RAG, and the Modular RAG. It meticulously scrutinizes the tripartite foundation of RAG frameworks, which includes the retrieval, the generation and the augmentation techniques. The paper highlights the state-of-the-art technologies embedded in each of these critical components, providing a profound understanding of the advancements in RAG systems. Furthermore, this paper introduces up-to-date evaluation framework and benchmark. At the end, this article delineates the challenges currently faced and points out prospective avenues for research and development.","DOI":"10.48550/arXiv.2312.10997","note":"arXiv:2312.10997 [cs]","number":"arXiv:2312.10997","publisher":"arXiv","source":"arXiv.org","title":"Retrieval-Augmented Generation for Large Language Models: A Survey","title-short":"Retrieval-Augmented Generation for Large Language Models","URL":"http://arxiv.org/abs/2312.10997","author":[{"family":"Gao","given":"Yunfan"},{"family":"Xiong","given":"Yun"},{"family":"Gao","given":"Xinyu"},{"family":"Jia","given":"Kangxiang"},{"family":"Pan","given":"Jinliu"},{"family":"Bi","given":"Yuxi"},{"family":"Dai","given":"Yi"},{"family":"Sun","given":"Jiawei"},{"family":"Wang","given":"Meng"},{"family":"Wang","given":"Haofen"}],"accessed":{"date-parts":[["2026",5,9]]},"issued":{"date-parts":[["2024",3,27]]}}}],"schema":"https://github.com/citation-style-language/schema/raw/master/csl-citation.json"} </w:instrText>
+      </w:r>
+      <w:r>
+        <w:fldChar w:fldCharType="separate"/>
+      </w:r>
+      <w:r>
+        <w:rPr>
+          <w:rFonts w:cs="Tahoma"/>
+        </w:rPr>
+        <w:t>[22]</w:t>
+      </w:r>
+      <w:r>
+        <w:fldChar w:fldCharType="end"/>
+      </w:r>
+      <w:r>
+        <w:t>.</w:t>
+      </w:r>
+    </w:p>
+    <w:p/>
+    <w:p>
+      <w:r>
+        <w:t>(1)</w:t>
+      </w:r>
+      <w:r>
+        <w:t xml:space="preserve"> Die Indexierung bereitet die Wissensbasis </w:t>
+      </w:r>
+      <w:r>
+        <w:t>auf</w:t>
+      </w:r>
+      <w:r>
+        <w:t xml:space="preserve"> ein effizientes Retrieval vor. </w:t>
+      </w:r>
+      <w:r>
+        <w:t>Zunächst</w:t>
+      </w:r>
+      <w:r>
+        <w:t xml:space="preserve"> wird der Rohtext aus geeigneten Quellen wie Textdateien (</w:t>
+      </w:r>
+      <w:r>
+        <w:t>etwa PDF, Word) oder Webseiten extrahiert</w:t>
+      </w:r>
+      <w:r>
+        <w:t xml:space="preserve">, bspw. </w:t>
+      </w:r>
+      <w:r>
+        <w:t xml:space="preserve">mit </w:t>
+      </w:r>
+      <w:r>
+        <w:t xml:space="preserve">Tools für optische Zeichenerkennung </w:t>
+      </w:r>
+      <w:r>
+        <w:lastRenderedPageBreak/>
+        <w:t xml:space="preserve">oder </w:t>
+      </w:r>
+      <w:r>
+        <w:t>Webcrawlern.</w:t>
+      </w:r>
+      <w:r>
+        <w:t xml:space="preserve"> </w:t>
+      </w:r>
+      <w:r>
+        <w:t xml:space="preserve">Der extrahierte Text wird oft </w:t>
+      </w:r>
+      <w:r>
+        <w:t xml:space="preserve">optimiert, um die </w:t>
+      </w:r>
+      <w:r>
+        <w:t>spätere Retrieval-Genauigkeit zu verbessern</w:t>
+      </w:r>
+      <w:r>
+        <w:t>,</w:t>
+      </w:r>
+      <w:r>
+        <w:t xml:space="preserve"> etwa durch </w:t>
+      </w:r>
+      <w:r>
+        <w:t>Bereinigung des Textes von überflüssigen</w:t>
+      </w:r>
+      <w:r>
+        <w:t xml:space="preserve"> Zeichen wie Seitenzahlen</w:t>
+      </w:r>
+      <w:r>
+        <w:t>.</w:t>
+      </w:r>
+      <w:r>
+        <w:t xml:space="preserve"> </w:t>
+      </w:r>
+      <w:r>
+        <w:t>Dann wird der Text in kleinere Textabschnitte</w:t>
+      </w:r>
+      <w:r>
+        <w:t xml:space="preserve"> (Chunks) unterteilt. </w:t>
+      </w:r>
+      <w:r>
+        <w:fldChar w:fldCharType="begin"/>
+      </w:r>
+      <w:r>
+        <w:instrText xml:space="preserve"> ADDIN ZOTERO_ITEM CSL_CITATION {"citationID":"gAhaK0fq","properties":{"unsorted":false,"formattedCitation":"[21]","plainCitation":"[21]","noteIndex":0},"citationItems":[{"id":575,"uris":["http://zotero.org/users/14083681/items/EXXVQ67U"],"itemData":{"id":575,"type":"article-journal","abstract":"Retrieval-Augmented Generation (RAG) merges information retrieval (IR) techniques with deep learning advancements to address the static limitations of large language models (LLMs) by enabling the dynamic integration of up-to-date external information. This methodology, focusing primarily on the text domain, provides a cost-effective solution to the generation of plausible but possibly incorrect responses by LLMs, thereby enhancing the accuracy and reliability of their outputs through the use of real-world data. As RAG grows in complexity and incorporates multiple concepts that can influence its performance, this article organizes the RAG paradigm into four categories: pre-retrieval, retrieval, post-retrieval, and generation, offering a detailed perspective from the retrieval viewpoint. It outlines RAG’s mechanics and discusses the field’s progression through the analysis of significant studies. Additionally, the article introduces evaluation methods for RAG, addressing the challenges faced and proposing future research directions. By offering an organized framework and categorization, the study aims at consolidating existing research on RAG, clarify its technological underpinnings, and highlight its potential to broaden the adaptability and applications of LLMs.","container-title":"ACM Computing Surveys","DOI":"10.1145/3805774","ISSN":"0360-0300","issue":"12","journalAbbreviation":"ACM Comput. Surv.","page":"300:1–300:38","source":"ACM Digital Library","title":"A Survey on Retrieval-Augmented Text Generation for Large Language Models","volume":"58","author":[{"family":"Huang","given":"Yizheng"},{"family":"Huang","given":"Jimmy Xiangji"}],"issued":{"date-parts":[["2026",5,15]]}}}],"schema":"https://github.com/citation-style-language/schema/raw/master/csl-citation.json"} </w:instrText>
+      </w:r>
+      <w:r>
+        <w:fldChar w:fldCharType="separate"/>
+      </w:r>
+      <w:r>
+        <w:rPr>
+          <w:rFonts w:cs="Tahoma"/>
+        </w:rPr>
+        <w:t>[21]</w:t>
+      </w:r>
+      <w:r>
+        <w:fldChar w:fldCharType="end"/>
+      </w:r>
+      <w:r>
+        <w:t xml:space="preserve"> </w:t>
+      </w:r>
+      <w:r>
+        <w:fldChar w:fldCharType="begin"/>
+      </w:r>
+      <w:r>
+        <w:instrText xml:space="preserve"> ADDIN ZOTERO_ITEM CSL_CITATION {"citationID":"UXHGYByf","properties":{"unsorted":false,"formattedCitation":"[22]","plainCitation":"[22]","noteIndex":0},"citationItems":[{"id":512,"uris":["http://zotero.org/users/14083681/items/WGPKEEA6"],"itemData":{"id":512,"type":"article","abstract":"Large Language Models (LLMs) showcase impressive capabilities but encounter challenges like hallucination, outdated knowledge, and non-transparent, untraceable reasoning processes. Retrieval-Augmented Generation (RAG) has emerged as a promising solution by incorporating knowledge from external databases. This enhances the accuracy and credibility of the generation, particularly for knowledge-intensive tasks, and allows for continuous knowledge updates and integration of domain-specific information. RAG synergistically merges LLMs' intrinsic knowledge with the vast, dynamic repositories of external databases. This comprehensive review paper offers a detailed examination of the progression of RAG paradigms, encompassing the Naive RAG, the Advanced RAG, and the Modular RAG. It meticulously scrutinizes the tripartite foundation of RAG frameworks, which includes the retrieval, the generation and the augmentation techniques. The paper highlights the state-of-the-art technologies embedded in each of these critical components, providing a profound understanding of the advancements in RAG systems. Furthermore, this paper introduces up-to-date evaluation framework and benchmark. At the end, this article delineates the challenges currently faced and points out prospective avenues for research and development.","DOI":"10.48550/arXiv.2312.10997","note":"arXiv:2312.10997 [cs]","number":"arXiv:2312.10997","publisher":"arXiv","source":"arXiv.org","title":"Retrieval-Augmented Generation for Large Language Models: A Survey","title-short":"Retrieval-Augmented Generation for Large Language Models","URL":"http://arxiv.org/abs/2312.10997","author":[{"family":"Gao","given":"Yunfan"},{"family":"Xiong","given":"Yun"},{"family":"Gao","given":"Xinyu"},{"family":"Jia","given":"Kangxiang"},{"family":"Pan","given":"Jinliu"},{"family":"Bi","given":"Yuxi"},{"family":"Dai","given":"Yi"},{"family":"Sun","given":"Jiawei"},{"family":"Wang","given":"Meng"},{"family":"Wang","given":"Haofen"}],"accessed":{"date-parts":[["2026",5,9]]},"issued":{"date-parts":[["2024",3,27]]}}}],"schema":"https://github.com/citation-style-language/schema/raw/master/csl-citation.json"} </w:instrText>
+      </w:r>
+      <w:r>
+        <w:fldChar w:fldCharType="separate"/>
+      </w:r>
+      <w:r>
+        <w:rPr>
+          <w:rFonts w:cs="Tahoma"/>
+        </w:rPr>
+        <w:t>[22]</w:t>
+      </w:r>
+      <w:r>
+        <w:fldChar w:fldCharType="end"/>
+      </w:r>
+    </w:p>
+    <w:p/>
+    <w:p>
+      <w:r>
+        <w:t>Schließlich wird</w:t>
+      </w:r>
+      <w:r>
+        <w:t xml:space="preserve"> jeder Chunk in ein semantisches Embedding überführt</w:t>
+      </w:r>
+      <w:r>
+        <w:t>.</w:t>
+      </w:r>
+      <w:r>
+        <w:t xml:space="preserve"> </w:t>
+      </w:r>
+      <w:r>
+        <w:t xml:space="preserve">Hierzu kommen heute </w:t>
+      </w:r>
+      <w:r>
+        <w:t xml:space="preserve">meist </w:t>
+      </w:r>
+      <w:r>
+        <w:t>LLMs als</w:t>
+      </w:r>
+      <w:r>
+        <w:t xml:space="preserve"> Embedding-Modelle zum Einsatz</w:t>
+      </w:r>
+      <w:r>
+        <w:t>,</w:t>
+      </w:r>
+      <w:r>
+        <w:t xml:space="preserve"> die</w:t>
+      </w:r>
+      <w:r>
+        <w:t xml:space="preserve"> </w:t>
+      </w:r>
+      <w:r>
+        <w:t>Textsequenzen</w:t>
+      </w:r>
+      <w:r>
+        <w:t xml:space="preserve"> in hochdimensionale semantische Vektorräume </w:t>
+      </w:r>
+      <w:r>
+        <w:t>kodieren</w:t>
+      </w:r>
+      <w:r>
+        <w:t xml:space="preserve"> </w:t>
+      </w:r>
+      <w:r>
+        <w:fldChar w:fldCharType="begin"/>
+      </w:r>
+      <w:r>
+        <w:instrText xml:space="preserve"> ADDIN ZOTERO_ITEM CSL_CITATION {"citationID":"Nrr3rJUB","properties":{"unsorted":false,"formattedCitation":"[23]","plainCitation":"[23]","noteIndex":0},"citationItems":[{"id":579,"uris":["http://zotero.org/users/14083681/items/U4XCNEIR"],"itemData":{"id":579,"type":"article","abstract":"Large language models (LLMs) have revolutionized natural language processing by achieving state-of-the-art performance across various tasks. Recently, their effectiveness as embedding models has gained attention, marking a paradigm shift from traditional encoder-only models like ELMo and BERT to decoder-only, large-scale LLMs such as GPT, LLaMA, and Mistral. This survey provides an in-depth overview of this transition, beginning with foundational techniques before the LLM era, followed by LLM-based embedding models through two main strategies to derive embeddings from LLMs. 1) Direct prompting: We mainly discuss the prompt designs and the underlying rationale for deriving competitive embeddings. 2) Data-centric tuning: We cover extensive aspects that affect tuning an embedding model, including model architecture, training objectives, data constructions, etc. Upon the above, we also cover advanced methods for producing embeddings from longer texts, multilingual, code, cross-modal data, as well as reasoning-aware and other domain-specific scenarios. Furthermore, we discuss factors affecting choices of embedding models, such as performance/efficiency comparisons, dense vs sparse embeddings, pooling strategies, and scaling law. Lastly, the survey highlights the limitations and challenges in adapting LLMs for embeddings, including cross-task embedding quality, trade-offs between efficiency and accuracy, low-resource, long-context, data bias, robustness, etc. This survey serves as a valuable resource for researchers and practitioners by synthesizing current advancements, highlighting key challenges, and offering a comprehensive framework for future work aimed at enhancing the effectiveness and efficiency of LLMs as embedding models.","DOI":"10.48550/arXiv.2412.12591","note":"arXiv:2412.12591 [cs.CL]","number":"arXiv:2412.12591","publisher":"arXiv","source":"arXiv.org","title":"LLMs are Also Effective Embedding Models: An In-depth Overview","title-short":"LLMs are Also Effective Embedding Models","URL":"http://arxiv.org/abs/2412.12591","author":[{"family":"Tao","given":"Chongyang"},{"family":"Shen","given":"Tao"},{"family":"Gao","given":"Shen"},{"family":"Zhang","given":"Junshuo"},{"family":"Li","given":"Zhen"},{"family":"Hua","given":"Kai"},{"family":"Hu","given":"Wenpeng"},{"family":"Tao","given":"Zhengwei"},{"family":"Ma","given":"Shuai"}],"accessed":{"date-parts":[["2026",7,11]]},"issued":{"date-parts":[["2025",7,25]]}}}],"schema":"https://github.com/citation-style-language/schema/raw/master/csl-citation.json"} </w:instrText>
+      </w:r>
+      <w:r>
+        <w:fldChar w:fldCharType="separate"/>
+      </w:r>
+      <w:r>
+        <w:rPr>
+          <w:rFonts w:cs="Tahoma"/>
+        </w:rPr>
+        <w:t>[23]</w:t>
+      </w:r>
+      <w:r>
+        <w:fldChar w:fldCharType="end"/>
+      </w:r>
+      <w:r>
+        <w:t>.</w:t>
+      </w:r>
+      <w:r>
+        <w:t xml:space="preserve"> </w:t>
+      </w:r>
+      <w:r>
+        <w:t xml:space="preserve">Dadurch liegen semantisch ähnliche Texte im Vektorraum nah beieinander, selbst wenn sie syntaktisch sehr unterschiedlich sind, </w:t>
+      </w:r>
+      <w:r>
+        <w:t xml:space="preserve">wie z. B. die Sätze „Ich habe Hunger“ und „Mir knurrt der Magen“. </w:t>
+      </w:r>
+      <w:r>
+        <w:t xml:space="preserve">Die Embeddings werden in </w:t>
+      </w:r>
+      <w:r>
+        <w:t xml:space="preserve">dedizierten </w:t>
+      </w:r>
+      <w:r>
+        <w:t xml:space="preserve">Vektordatenbanken gespeichert, </w:t>
+      </w:r>
+      <w:r>
+        <w:t>um effiziente Ähnlichkeitsberechnungen zu ermöglichen</w:t>
+      </w:r>
+      <w:r>
+        <w:t>.</w:t>
+      </w:r>
+      <w:r>
+        <w:t xml:space="preserve"> </w:t>
+      </w:r>
+      <w:r>
+        <w:fldChar w:fldCharType="begin"/>
+      </w:r>
+      <w:r>
+        <w:instrText xml:space="preserve"> ADDIN ZOTERO_ITEM CSL_CITATION {"citationID":"1Saupf57","properties":{"unsorted":false,"formattedCitation":"[21]","plainCitation":"[21]","noteIndex":0},"citationItems":[{"id":575,"uris":["http://zotero.org/users/14083681/items/EXXVQ67U"],"itemData":{"id":575,"type":"article-journal","abstract":"Retrieval-Augmented Generation (RAG) merges information retrieval (IR) techniques with deep learning advancements to address the static limitations of large language models (LLMs) by enabling the dynamic integration of up-to-date external information. This methodology, focusing primarily on the text domain, provides a cost-effective solution to the generation of plausible but possibly incorrect responses by LLMs, thereby enhancing the accuracy and reliability of their outputs through the use of real-world data. As RAG grows in complexity and incorporates multiple concepts that can influence its performance, this article organizes the RAG paradigm into four categories: pre-retrieval, retrieval, post-retrieval, and generation, offering a detailed perspective from the retrieval viewpoint. It outlines RAG’s mechanics and discusses the field’s progression through the analysis of significant studies. Additionally, the article introduces evaluation methods for RAG, addressing the challenges faced and proposing future research directions. By offering an organized framework and categorization, the study aims at consolidating existing research on RAG, clarify its technological underpinnings, and highlight its potential to broaden the adaptability and applications of LLMs.","container-title":"ACM Computing Surveys","DOI":"10.1145/3805774","ISSN":"0360-0300","issue":"12","journalAbbreviation":"ACM Comput. Surv.","page":"300:1–300:38","source":"ACM Digital Library","title":"A Survey on Retrieval-Augmented Text Generation for Large Language Models","volume":"58","author":[{"family":"Huang","given":"Yizheng"},{"family":"Huang","given":"Jimmy Xiangji"}],"issued":{"date-parts":[["2026",5,15]]}}}],"schema":"https://github.com/citation-style-language/schema/raw/master/csl-citation.json"} </w:instrText>
+      </w:r>
+      <w:r>
+        <w:fldChar w:fldCharType="separate"/>
+      </w:r>
+      <w:r>
+        <w:rPr>
+          <w:rFonts w:cs="Tahoma"/>
+        </w:rPr>
+        <w:t>[21]</w:t>
+      </w:r>
+      <w:r>
+        <w:fldChar w:fldCharType="end"/>
+      </w:r>
+      <w:r>
+        <w:t xml:space="preserve"> </w:t>
+      </w:r>
+      <w:r>
+        <w:fldChar w:fldCharType="begin"/>
+      </w:r>
+      <w:r>
+        <w:instrText xml:space="preserve"> ADDIN ZOTERO_ITEM CSL_CITATION {"citationID":"Pnxu2UUw","properties":{"unsorted":false,"formattedCitation":"[22]","plainCitation":"[22]","noteIndex":0},"citationItems":[{"id":512,"uris":["http://zotero.org/users/14083681/items/WGPKEEA6"],"itemData":{"id":512,"type":"article","abstract":"Large Language Models (LLMs) showcase impressive capabilities but encounter challenges like hallucination, outdated knowledge, and non-transparent, untraceable reasoning processes. Retrieval-Augmented Generation (RAG) has emerged as a promising solution by incorporating knowledge from external databases. This enhances the accuracy and credibility of the generation, particularly for knowledge-intensive tasks, and allows for continuous knowledge updates and integration of domain-specific information. RAG synergistically merges LLMs' intrinsic knowledge with the vast, dynamic repositories of external databases. This comprehensive review paper offers a detailed examination of the progression of RAG paradigms, encompassing the Naive RAG, the Advanced RAG, and the Modular RAG. It meticulously scrutinizes the tripartite foundation of RAG frameworks, which includes the retrieval, the generation and the augmentation techniques. The paper highlights the state-of-the-art technologies embedded in each of these critical components, providing a profound understanding of the advancements in RAG systems. Furthermore, this paper introduces up-to-date evaluation framework and benchmark. At the end, this article delineates the challenges currently faced and points out prospective avenues for research and development.","DOI":"10.48550/arXiv.2312.10997","note":"arXiv:2312.10997 [cs]","number":"arXiv:2312.10997","publisher":"arXiv","source":"arXiv.org","title":"Retrieval-Augmented Generation for Large Language Models: A Survey","title-short":"Retrieval-Augmented Generation for Large Language Models","URL":"http://arxiv.org/abs/2312.10997","author":[{"family":"Gao","given":"Yunfan"},{"family":"Xiong","given":"Yun"},{"family":"Gao","given":"Xinyu"},{"family":"Jia","given":"Kangxiang"},{"family":"Pan","given":"Jinliu"},{"family":"Bi","given":"Yuxi"},{"family":"Dai","given":"Yi"},{"family":"Sun","given":"Jiawei"},{"family":"Wang","given":"Meng"},{"family":"Wang","given":"Haofen"}],"accessed":{"date-parts":[["2026",5,9]]},"issued":{"date-parts":[["2024",3,27]]}}}],"schema":"https://github.com/citation-style-language/schema/raw/master/csl-citation.json"} </w:instrText>
+      </w:r>
+      <w:r>
+        <w:fldChar w:fldCharType="separate"/>
+      </w:r>
+      <w:r>
+        <w:rPr>
+          <w:rFonts w:cs="Tahoma"/>
+        </w:rPr>
+        <w:t>[22]</w:t>
+      </w:r>
+      <w:r>
+        <w:fldChar w:fldCharType="end"/>
+      </w:r>
+    </w:p>
+    <w:p/>
+    <w:p>
+      <w:r>
+        <w:t xml:space="preserve">(2) </w:t>
+      </w:r>
+      <w:r>
+        <w:t xml:space="preserve">Die Verarbeitung einer Anfrage startet in einem RAG-System mit dem Retrieval. </w:t>
+      </w:r>
+      <w:r>
+        <w:t xml:space="preserve">Die Anfrage wird mit </w:t>
+      </w:r>
+      <w:r>
+        <w:t>dem</w:t>
+      </w:r>
+      <w:r>
+        <w:t>selben</w:t>
+      </w:r>
+      <w:r>
+        <w:t xml:space="preserve"> Embedding-Modell</w:t>
+      </w:r>
+      <w:r>
+        <w:t xml:space="preserve"> vektorisiert</w:t>
+      </w:r>
+      <w:r>
+        <w:t>, das bereits in der Indexierung verwendet wurde</w:t>
+      </w:r>
+      <w:r>
+        <w:t xml:space="preserve">. </w:t>
+      </w:r>
+      <w:r>
+        <w:t xml:space="preserve">Bei RAG ist </w:t>
+      </w:r>
+      <w:r>
+        <w:t xml:space="preserve">vektorbasiertes </w:t>
+      </w:r>
+      <w:r>
+        <w:t>Top-</w:t>
+      </w:r>
+      <m:oMath>
+        <m:r>
+          <w:rPr>
+            <w:rFonts w:ascii="Cambria Math" w:hAnsi="Cambria Math"/>
+          </w:rPr>
+          <m:t>k</m:t>
+        </m:r>
+      </m:oMath>
+      <w:r>
+        <w:t xml:space="preserve">-Retrieval üblich: </w:t>
+      </w:r>
+      <w:r>
+        <w:t xml:space="preserve">Es werden die </w:t>
+      </w:r>
+      <m:oMath>
+        <m:r>
+          <w:rPr>
+            <w:rFonts w:ascii="Cambria Math" w:hAnsi="Cambria Math"/>
+          </w:rPr>
+          <m:t>k</m:t>
+        </m:r>
+      </m:oMath>
+      <w:r>
+        <w:rPr>
+          <w:rFonts w:eastAsiaTheme="minorEastAsia"/>
+        </w:rPr>
+        <w:t xml:space="preserve"> </w:t>
+      </w:r>
+      <w:r>
+        <w:rPr>
+          <w:rFonts w:eastAsiaTheme="minorEastAsia"/>
+        </w:rPr>
+        <w:t>Chunks</w:t>
+      </w:r>
+      <w:r>
+        <w:rPr>
+          <w:rFonts w:eastAsiaTheme="minorEastAsia"/>
+        </w:rPr>
+        <w:t xml:space="preserve"> abgerufen, </w:t>
+      </w:r>
+      <w:r>
+        <w:rPr>
+          <w:rFonts w:eastAsiaTheme="minorEastAsia"/>
+        </w:rPr>
+        <w:t>deren Vektoren</w:t>
+      </w:r>
+      <w:r>
+        <w:rPr>
+          <w:rFonts w:eastAsiaTheme="minorEastAsia"/>
+        </w:rPr>
+        <w:t xml:space="preserve"> am Ähnlichsten zum Anfragevektor sind. </w:t>
+      </w:r>
+      <w:r>
+        <w:rPr>
+          <w:rFonts w:eastAsiaTheme="minorEastAsia"/>
+        </w:rPr>
+        <w:t>Als Ähnlichkeitsmaß im Vektorraum</w:t>
+      </w:r>
+      <w:r>
+        <w:rPr>
+          <w:rFonts w:eastAsiaTheme="minorEastAsia"/>
+        </w:rPr>
+        <w:t xml:space="preserve"> kommt meist die Kosinus</w:t>
+      </w:r>
+      <w:r>
+        <w:rPr>
+          <w:rFonts w:eastAsiaTheme="minorEastAsia"/>
+        </w:rPr>
+        <w:t>-Ä</w:t>
+      </w:r>
+      <w:r>
+        <w:rPr>
+          <w:rFonts w:eastAsiaTheme="minorEastAsia"/>
+        </w:rPr>
+        <w:t>hnlichkeit zum Einsatz</w:t>
+      </w:r>
+      <w:r>
+        <w:rPr>
+          <w:rFonts w:eastAsiaTheme="minorEastAsia"/>
+        </w:rPr>
+        <w:t xml:space="preserve"> </w:t>
+      </w:r>
+      <w:r>
+        <w:rPr>
+          <w:rFonts w:eastAsiaTheme="minorEastAsia"/>
+        </w:rPr>
+        <w:fldChar w:fldCharType="begin"/>
+      </w:r>
+      <w:r>
+        <w:rPr>
+          <w:rFonts w:eastAsiaTheme="minorEastAsia"/>
+        </w:rPr>
+        <w:instrText xml:space="preserve"> ADDIN ZOTERO_ITEM CSL_CITATION {"citationID":"e9lVOSZM","properties":{"unsorted":false,"formattedCitation":"[24]","plainCitation":"[24]","noteIndex":0},"citationItems":[{"id":581,"uris":["http://zotero.org/users/14083681/items/YM7IFPJL"],"itemData":{"id":581,"type":"article-journal","abstract":"This paper addresses the optimization of retrieval-augmented generation (RAG) processes by exploring various methodologies, including advanced RAG methods. The research, driven by the need to enhance RAG processes as highlighted by recent studies, involved a grid-search optimization of 23,625 iterations. We evaluated multiple RAG methods across different vectorstores, embedding models, and large language models, using cross-domain datasets and contextual compression filters. The findings emphasize the importance of balancing context quality with similarity-based ranking methods, as well as understanding tradeoffs between similarity scores, token usage, runtime, and hardware utilization. Additionally, contextual compression filters were found to be crucial for efficient hardware utilization and reduced token consumption, despite the evident impacts on similarity scores, which may be acceptable depending on specific use cases and RAG methods.","container-title":"Natural Language Processing","DOI":"10.1017/nlp.2024.53","ISSN":"2977-0424","issue":"1","language":"en","page":"1-25","source":"Cambridge University Press","title":"Maximizing RAG efficiency: A comparative analysis of RAG methods","title-short":"Maximizing RAG efficiency","volume":"31","author":[{"family":"Şakar","given":"Tolga"},{"family":"Emekci","given":"Hakan"}],"issued":{"date-parts":[["2025",1]]}}}],"schema":"https://github.com/citation-style-language/schema/raw/master/csl-citation.json"} </w:instrText>
+      </w:r>
+      <w:r>
+        <w:rPr>
+          <w:rFonts w:eastAsiaTheme="minorEastAsia"/>
+        </w:rPr>
+        <w:fldChar w:fldCharType="separate"/>
+      </w:r>
+      <w:r>
+        <w:rPr>
+          <w:rFonts w:cs="Tahoma"/>
+        </w:rPr>
+        <w:t>[24]</w:t>
+      </w:r>
+      <w:r>
+        <w:rPr>
+          <w:rFonts w:eastAsiaTheme="minorEastAsia"/>
+        </w:rPr>
+        <w:fldChar w:fldCharType="end"/>
+      </w:r>
+      <w:r>
+        <w:rPr>
+          <w:rFonts w:eastAsiaTheme="minorEastAsia"/>
+        </w:rPr>
+        <w:t>.</w:t>
+      </w:r>
     </w:p>
     <w:p>
       <w:pPr>
-        <w:pStyle w:val="Heading1"/>
-      </w:pPr>
-      <w:bookmarkStart w:id="12" w:name="_Toc234339697"/>
-      <w:r>
-        <w:lastRenderedPageBreak/>
-        <w:t>Stand der Forschung</w:t>
+        <w:pStyle w:val="Heading2"/>
+      </w:pPr>
+      <w:bookmarkStart w:id="11" w:name="_Toc234665694"/>
+      <w:r>
+        <w:t>Wissensgraphen</w:t>
+      </w:r>
+      <w:bookmarkEnd w:id="11"/>
+    </w:p>
+    <w:p>
+      <w:pPr>
+        <w:pStyle w:val="Heading2"/>
+      </w:pPr>
+      <w:bookmarkStart w:id="12" w:name="_Toc234665695"/>
+      <w:r>
+        <w:t>GraphRAG</w:t>
       </w:r>
       <w:bookmarkEnd w:id="12"/>
     </w:p>
     <w:p>
       <w:pPr>
-        <w:pStyle w:val="Heading2"/>
-      </w:pPr>
-      <w:bookmarkStart w:id="13" w:name="_Toc234339698"/>
-      <w:r>
-        <w:t>Fehler in Wissensgraphen</w:t>
+        <w:pStyle w:val="Heading1"/>
+      </w:pPr>
+      <w:bookmarkStart w:id="13" w:name="_Toc234665696"/>
+      <w:r>
+        <w:lastRenderedPageBreak/>
+        <w:t>Stand der Forschung</w:t>
       </w:r>
       <w:bookmarkEnd w:id="13"/>
     </w:p>
@@ -7397,14 +8536,9 @@
       <w:pPr>
         <w:pStyle w:val="Heading2"/>
       </w:pPr>
-      <w:bookmarkStart w:id="14" w:name="_Toc234339699"/>
-      <w:proofErr w:type="spellStart"/>
-      <w:r>
-        <w:t>GraphRAG</w:t>
-      </w:r>
-      <w:proofErr w:type="spellEnd"/>
-      <w:r>
-        <w:t>-Retrieval-Paradigmen</w:t>
+      <w:bookmarkStart w:id="14" w:name="_Toc234665697"/>
+      <w:r>
+        <w:t>Fehler in Wissensgraphen</w:t>
       </w:r>
       <w:bookmarkEnd w:id="14"/>
     </w:p>
@@ -7412,79 +8546,66 @@
       <w:pPr>
         <w:pStyle w:val="Heading2"/>
       </w:pPr>
-      <w:bookmarkStart w:id="15" w:name="_Toc234339700"/>
-      <w:proofErr w:type="spellStart"/>
-      <w:r>
-        <w:t>GraphRAG</w:t>
-      </w:r>
-      <w:proofErr w:type="spellEnd"/>
-      <w:r>
-        <w:t xml:space="preserve"> mit fehlerbehafteten Wissensgraphen</w:t>
+      <w:bookmarkStart w:id="15" w:name="_Toc234665698"/>
+      <w:r>
+        <w:t>GraphRAG-Retrieval-Paradigmen</w:t>
       </w:r>
       <w:bookmarkEnd w:id="15"/>
-      <w:r>
-        <w:t xml:space="preserve"> </w:t>
-      </w:r>
     </w:p>
     <w:p>
       <w:pPr>
         <w:pStyle w:val="Heading2"/>
       </w:pPr>
-      <w:bookmarkStart w:id="16" w:name="_Toc234339701"/>
-      <w:proofErr w:type="spellStart"/>
-      <w:r>
-        <w:t>GraphRAG</w:t>
-      </w:r>
-      <w:proofErr w:type="spellEnd"/>
-      <w:r>
-        <w:t xml:space="preserve"> mit semi-strukturierten Wissensgraphen</w:t>
+      <w:bookmarkStart w:id="16" w:name="_Toc234665699"/>
+      <w:r>
+        <w:t>GraphRAG mit fehlerbehafteten Wissensgraphen</w:t>
       </w:r>
       <w:bookmarkEnd w:id="16"/>
+      <w:r>
+        <w:t xml:space="preserve"> </w:t>
+      </w:r>
     </w:p>
     <w:p>
       <w:pPr>
         <w:pStyle w:val="Heading2"/>
       </w:pPr>
-      <w:bookmarkStart w:id="17" w:name="_Toc234339702"/>
-      <w:r>
-        <w:t>Offene Forschungslücke</w:t>
+      <w:bookmarkStart w:id="17" w:name="_Toc234665700"/>
+      <w:r>
+        <w:t>GraphRAG mit semi-strukturierten Wissensgraphen</w:t>
       </w:r>
       <w:bookmarkEnd w:id="17"/>
     </w:p>
     <w:p>
       <w:pPr>
-        <w:pStyle w:val="Heading1"/>
-      </w:pPr>
-      <w:bookmarkStart w:id="18" w:name="_Toc234339703"/>
-      <w:r>
-        <w:lastRenderedPageBreak/>
-        <w:t>Auswahl und Realisierung der Retriever</w:t>
+        <w:pStyle w:val="Heading2"/>
+      </w:pPr>
+      <w:bookmarkStart w:id="18" w:name="_Toc234665701"/>
+      <w:r>
+        <w:t>Offene Forschungslücke</w:t>
       </w:r>
       <w:bookmarkEnd w:id="18"/>
     </w:p>
     <w:p>
       <w:pPr>
-        <w:pStyle w:val="Heading2"/>
-      </w:pPr>
-      <w:bookmarkStart w:id="19" w:name="_Toc234339704"/>
-      <w:r>
-        <w:t xml:space="preserve">Auswahl der </w:t>
-      </w:r>
-      <w:r>
-        <w:t>Retriever</w:t>
+        <w:pStyle w:val="Heading1"/>
+      </w:pPr>
+      <w:bookmarkStart w:id="19" w:name="_Toc234665702"/>
+      <w:r>
+        <w:lastRenderedPageBreak/>
+        <w:t>Auswahl und Realisierung der Retriever</w:t>
       </w:r>
       <w:bookmarkEnd w:id="19"/>
     </w:p>
     <w:p>
       <w:pPr>
-        <w:pStyle w:val="Heading3"/>
-      </w:pPr>
-      <w:bookmarkStart w:id="20" w:name="_Toc234339705"/>
-      <w:r>
-        <w:t xml:space="preserve">Definition der </w:t>
-      </w:r>
-      <w:r>
-        <w:t>Vergleichskriterien</w:t>
+        <w:pStyle w:val="Heading2"/>
+      </w:pPr>
+      <w:bookmarkStart w:id="20" w:name="_Toc234665703"/>
+      <w:r>
+        <w:t xml:space="preserve">Auswahl der </w:t>
+      </w:r>
+      <w:r>
+        <w:t>Retriever</w:t>
       </w:r>
       <w:bookmarkEnd w:id="20"/>
     </w:p>
@@ -7492,12 +8613,12 @@
       <w:pPr>
         <w:pStyle w:val="Heading3"/>
       </w:pPr>
-      <w:bookmarkStart w:id="21" w:name="_Toc234339706"/>
-      <w:r>
-        <w:t xml:space="preserve">Systematischer Vergleich existierender </w:t>
-      </w:r>
-      <w:r>
-        <w:t>Retriever</w:t>
+      <w:bookmarkStart w:id="21" w:name="_Toc234665704"/>
+      <w:r>
+        <w:t xml:space="preserve">Definition der </w:t>
+      </w:r>
+      <w:r>
+        <w:t>Vergleichskriterien</w:t>
       </w:r>
       <w:bookmarkEnd w:id="21"/>
     </w:p>
@@ -7505,43 +8626,44 @@
       <w:pPr>
         <w:pStyle w:val="Heading3"/>
       </w:pPr>
-      <w:bookmarkStart w:id="22" w:name="_Toc234339707"/>
-      <w:r>
-        <w:t xml:space="preserve">Ableitung </w:t>
-      </w:r>
-      <w:proofErr w:type="gramStart"/>
-      <w:r>
-        <w:t>zu untersuchender</w:t>
-      </w:r>
-      <w:r>
-        <w:t xml:space="preserve"> Retriever</w:t>
+      <w:bookmarkStart w:id="22" w:name="_Toc234665705"/>
+      <w:r>
+        <w:t xml:space="preserve">Systematischer Vergleich existierender </w:t>
+      </w:r>
+      <w:r>
+        <w:t>Retriever</w:t>
       </w:r>
       <w:bookmarkEnd w:id="22"/>
-      <w:proofErr w:type="gramEnd"/>
     </w:p>
     <w:p>
       <w:pPr>
-        <w:pStyle w:val="Heading2"/>
-      </w:pPr>
-      <w:bookmarkStart w:id="23" w:name="_Toc234339708"/>
-      <w:r>
-        <w:t>Realisierung</w:t>
-      </w:r>
-      <w:r>
-        <w:t xml:space="preserve"> der </w:t>
-      </w:r>
-      <w:r>
-        <w:t>Retriever</w:t>
+        <w:pStyle w:val="Heading3"/>
+      </w:pPr>
+      <w:bookmarkStart w:id="23" w:name="_Toc234665706"/>
+      <w:r>
+        <w:t xml:space="preserve">Ableitung </w:t>
+      </w:r>
+      <w:r>
+        <w:t>zu untersuchender</w:t>
+      </w:r>
+      <w:r>
+        <w:t xml:space="preserve"> Retriever</w:t>
       </w:r>
       <w:bookmarkEnd w:id="23"/>
     </w:p>
     <w:p>
       <w:pPr>
-        <w:pStyle w:val="Heading3"/>
-      </w:pPr>
-      <w:bookmarkStart w:id="24" w:name="_Toc234339709"/>
-      <w:r>
-        <w:t>Textuelles Once-Retrieval</w:t>
+        <w:pStyle w:val="Heading2"/>
+      </w:pPr>
+      <w:bookmarkStart w:id="24" w:name="_Toc234665707"/>
+      <w:r>
+        <w:t>Realisierung</w:t>
+      </w:r>
+      <w:r>
+        <w:t xml:space="preserve"> der </w:t>
+      </w:r>
+      <w:r>
+        <w:t>Retriever</w:t>
       </w:r>
       <w:bookmarkEnd w:id="24"/>
     </w:p>
@@ -7549,9 +8671,9 @@
       <w:pPr>
         <w:pStyle w:val="Heading3"/>
       </w:pPr>
-      <w:bookmarkStart w:id="25" w:name="_Toc234339710"/>
-      <w:r>
-        <w:t>Hybrides Once-Retrieval</w:t>
+      <w:bookmarkStart w:id="25" w:name="_Toc234665708"/>
+      <w:r>
+        <w:t>Textuelles Once-Retrieval</w:t>
       </w:r>
       <w:bookmarkEnd w:id="25"/>
     </w:p>
@@ -7559,48 +8681,40 @@
       <w:pPr>
         <w:pStyle w:val="Heading3"/>
       </w:pPr>
-      <w:bookmarkStart w:id="26" w:name="_Toc234339711"/>
-      <w:r>
-        <w:t xml:space="preserve">Hybrides </w:t>
-      </w:r>
-      <w:proofErr w:type="spellStart"/>
-      <w:r>
-        <w:t>agentisches</w:t>
-      </w:r>
-      <w:proofErr w:type="spellEnd"/>
-      <w:r>
-        <w:t xml:space="preserve"> Retrieval</w:t>
+      <w:bookmarkStart w:id="26" w:name="_Toc234665709"/>
+      <w:r>
+        <w:t>Hybrides Once-Retrieval</w:t>
       </w:r>
       <w:bookmarkEnd w:id="26"/>
     </w:p>
     <w:p>
       <w:pPr>
-        <w:pStyle w:val="Heading1"/>
-      </w:pPr>
-      <w:bookmarkStart w:id="27" w:name="_Toc234339712"/>
-      <w:r>
-        <w:lastRenderedPageBreak/>
-        <w:t>Evaluation</w:t>
+        <w:pStyle w:val="Heading3"/>
+      </w:pPr>
+      <w:bookmarkStart w:id="27" w:name="_Toc234665710"/>
+      <w:r>
+        <w:t>Hybrides agentisches Retrieval</w:t>
       </w:r>
       <w:bookmarkEnd w:id="27"/>
     </w:p>
     <w:p>
       <w:pPr>
-        <w:pStyle w:val="Heading2"/>
-      </w:pPr>
-      <w:bookmarkStart w:id="28" w:name="_Toc234339713"/>
-      <w:r>
-        <w:t>Datengrundlage und Fragemengen</w:t>
+        <w:pStyle w:val="Heading1"/>
+      </w:pPr>
+      <w:bookmarkStart w:id="28" w:name="_Toc234665711"/>
+      <w:r>
+        <w:lastRenderedPageBreak/>
+        <w:t>Evaluation</w:t>
       </w:r>
       <w:bookmarkEnd w:id="28"/>
     </w:p>
     <w:p>
       <w:pPr>
-        <w:pStyle w:val="Heading3"/>
-      </w:pPr>
-      <w:bookmarkStart w:id="29" w:name="_Toc234339714"/>
-      <w:r>
-        <w:t>Grundlegende Benchmark</w:t>
+        <w:pStyle w:val="Heading2"/>
+      </w:pPr>
+      <w:bookmarkStart w:id="29" w:name="_Toc234665712"/>
+      <w:r>
+        <w:t>Datengrundlage und Fragemengen</w:t>
       </w:r>
       <w:bookmarkEnd w:id="29"/>
     </w:p>
@@ -7608,9 +8722,9 @@
       <w:pPr>
         <w:pStyle w:val="Heading3"/>
       </w:pPr>
-      <w:bookmarkStart w:id="30" w:name="_Toc234339715"/>
-      <w:r>
-        <w:t>Konstruktion des relationalen QA-Datensatzes</w:t>
+      <w:bookmarkStart w:id="30" w:name="_Toc234665713"/>
+      <w:r>
+        <w:t>Grundlegende Benchmark</w:t>
       </w:r>
       <w:bookmarkEnd w:id="30"/>
     </w:p>
@@ -7618,29 +8732,29 @@
       <w:pPr>
         <w:pStyle w:val="Heading3"/>
       </w:pPr>
-      <w:bookmarkStart w:id="31" w:name="_Toc234339716"/>
-      <w:r>
-        <w:t>Konstruktion des textuellen QA-Datensatzes</w:t>
+      <w:bookmarkStart w:id="31" w:name="_Toc234665714"/>
+      <w:r>
+        <w:t>Konstruktion des relationalen QA-Datensatzes</w:t>
       </w:r>
       <w:bookmarkEnd w:id="31"/>
     </w:p>
     <w:p>
       <w:pPr>
-        <w:pStyle w:val="Heading2"/>
-      </w:pPr>
-      <w:bookmarkStart w:id="32" w:name="_Toc234339717"/>
-      <w:r>
-        <w:t>Simulation von Fehlerfällen im Wissensgraphen</w:t>
+        <w:pStyle w:val="Heading3"/>
+      </w:pPr>
+      <w:bookmarkStart w:id="32" w:name="_Toc234665715"/>
+      <w:r>
+        <w:t>Konstruktion des textuellen QA-Datensatzes</w:t>
       </w:r>
       <w:bookmarkEnd w:id="32"/>
     </w:p>
     <w:p>
       <w:pPr>
-        <w:pStyle w:val="Heading3"/>
-      </w:pPr>
-      <w:bookmarkStart w:id="33" w:name="_Toc234339718"/>
-      <w:r>
-        <w:t>Konzeption relevanter Fehlerszenarien</w:t>
+        <w:pStyle w:val="Heading2"/>
+      </w:pPr>
+      <w:bookmarkStart w:id="33" w:name="_Toc234665716"/>
+      <w:r>
+        <w:t>Simulation von Fehlerfällen im Wissensgraphen</w:t>
       </w:r>
       <w:bookmarkEnd w:id="33"/>
     </w:p>
@@ -7648,29 +8762,38 @@
       <w:pPr>
         <w:pStyle w:val="Heading3"/>
       </w:pPr>
-      <w:bookmarkStart w:id="34" w:name="_Toc234339719"/>
-      <w:r>
-        <w:t>Simulation der Fehlerfälle</w:t>
+      <w:bookmarkStart w:id="34" w:name="_Toc234665717"/>
+      <w:r>
+        <w:t>Herleitung</w:t>
+      </w:r>
+      <w:r>
+        <w:t xml:space="preserve"> </w:t>
       </w:r>
       <w:bookmarkEnd w:id="34"/>
+      <w:r>
+        <w:t>zentraler Fehlerfälle</w:t>
+      </w:r>
+      <w:r>
+        <w:t xml:space="preserve"> </w:t>
+      </w:r>
     </w:p>
     <w:p>
       <w:pPr>
-        <w:pStyle w:val="Heading2"/>
-      </w:pPr>
-      <w:bookmarkStart w:id="35" w:name="_Toc234339720"/>
-      <w:r>
-        <w:t>Versuchsaufbau</w:t>
+        <w:pStyle w:val="Heading3"/>
+      </w:pPr>
+      <w:bookmarkStart w:id="35" w:name="_Toc234665718"/>
+      <w:r>
+        <w:t>Simulation der Fehlerfälle</w:t>
       </w:r>
       <w:bookmarkEnd w:id="35"/>
     </w:p>
     <w:p>
       <w:pPr>
-        <w:pStyle w:val="Heading3"/>
-      </w:pPr>
-      <w:bookmarkStart w:id="36" w:name="_Toc234339721"/>
-      <w:r>
-        <w:t>Testläufe</w:t>
+        <w:pStyle w:val="Heading2"/>
+      </w:pPr>
+      <w:bookmarkStart w:id="36" w:name="_Toc234665719"/>
+      <w:r>
+        <w:t>Versuchsaufbau</w:t>
       </w:r>
       <w:bookmarkEnd w:id="36"/>
     </w:p>
@@ -7678,30 +8801,30 @@
       <w:pPr>
         <w:pStyle w:val="Heading3"/>
       </w:pPr>
-      <w:bookmarkStart w:id="37" w:name="_Toc234339722"/>
-      <w:r>
-        <w:t>Metriken</w:t>
+      <w:bookmarkStart w:id="37" w:name="_Toc234665720"/>
+      <w:r>
+        <w:t>Testläufe</w:t>
       </w:r>
       <w:bookmarkEnd w:id="37"/>
     </w:p>
     <w:p>
       <w:pPr>
-        <w:pStyle w:val="Heading1"/>
-      </w:pPr>
-      <w:bookmarkStart w:id="38" w:name="_Toc234339723"/>
-      <w:r>
-        <w:lastRenderedPageBreak/>
-        <w:t>Ergebnisse</w:t>
+        <w:pStyle w:val="Heading3"/>
+      </w:pPr>
+      <w:bookmarkStart w:id="38" w:name="_Toc234665721"/>
+      <w:r>
+        <w:t>Metriken</w:t>
       </w:r>
       <w:bookmarkEnd w:id="38"/>
     </w:p>
     <w:p>
       <w:pPr>
-        <w:pStyle w:val="Heading2"/>
-      </w:pPr>
-      <w:bookmarkStart w:id="39" w:name="_Toc234339724"/>
-      <w:r>
-        <w:t>Ergebnisse auf dem Basisgraphen</w:t>
+        <w:pStyle w:val="Heading1"/>
+      </w:pPr>
+      <w:bookmarkStart w:id="39" w:name="_Toc234665722"/>
+      <w:r>
+        <w:lastRenderedPageBreak/>
+        <w:t>Ergebnisse</w:t>
       </w:r>
       <w:bookmarkEnd w:id="39"/>
     </w:p>
@@ -7709,19 +8832,19 @@
       <w:pPr>
         <w:pStyle w:val="Heading2"/>
       </w:pPr>
-      <w:bookmarkStart w:id="40" w:name="_Toc234339725"/>
-      <w:r>
-        <w:t>Strukturelle Unvollständigkeit</w:t>
+      <w:bookmarkStart w:id="40" w:name="_Toc234665723"/>
+      <w:r>
+        <w:t>Ergebnisse auf dem Basisgraphen</w:t>
       </w:r>
       <w:bookmarkEnd w:id="40"/>
     </w:p>
     <w:p>
       <w:pPr>
-        <w:pStyle w:val="Heading3"/>
-      </w:pPr>
-      <w:bookmarkStart w:id="41" w:name="_Toc234339726"/>
-      <w:r>
-        <w:t>Einfluss auf Retrieval-Genauigkeit</w:t>
+        <w:pStyle w:val="Heading2"/>
+      </w:pPr>
+      <w:bookmarkStart w:id="41" w:name="_Toc234665724"/>
+      <w:r>
+        <w:t>Strukturelle Unvollständigkeit</w:t>
       </w:r>
       <w:bookmarkEnd w:id="41"/>
     </w:p>
@@ -7729,29 +8852,29 @@
       <w:pPr>
         <w:pStyle w:val="Heading3"/>
       </w:pPr>
-      <w:bookmarkStart w:id="42" w:name="_Toc234339727"/>
-      <w:r>
-        <w:t>Qualitative Beobachtungen</w:t>
+      <w:bookmarkStart w:id="42" w:name="_Toc234665725"/>
+      <w:r>
+        <w:t>Einfluss auf Retrieval-Genauigkeit</w:t>
       </w:r>
       <w:bookmarkEnd w:id="42"/>
     </w:p>
     <w:p>
       <w:pPr>
-        <w:pStyle w:val="Heading2"/>
-      </w:pPr>
-      <w:bookmarkStart w:id="43" w:name="_Toc234339728"/>
-      <w:r>
-        <w:t>Textuelle Unvollständigkeit</w:t>
+        <w:pStyle w:val="Heading3"/>
+      </w:pPr>
+      <w:bookmarkStart w:id="43" w:name="_Toc234665726"/>
+      <w:r>
+        <w:t>Qualitative Beobachtungen</w:t>
       </w:r>
       <w:bookmarkEnd w:id="43"/>
     </w:p>
     <w:p>
       <w:pPr>
-        <w:pStyle w:val="Heading3"/>
-      </w:pPr>
-      <w:bookmarkStart w:id="44" w:name="_Toc234339729"/>
-      <w:r>
-        <w:t>Einfluss auf Retrieval-Genauigkeit</w:t>
+        <w:pStyle w:val="Heading2"/>
+      </w:pPr>
+      <w:bookmarkStart w:id="44" w:name="_Toc234665727"/>
+      <w:r>
+        <w:t>Textuelle Unvollständigkeit</w:t>
       </w:r>
       <w:bookmarkEnd w:id="44"/>
     </w:p>
@@ -7759,29 +8882,29 @@
       <w:pPr>
         <w:pStyle w:val="Heading3"/>
       </w:pPr>
-      <w:bookmarkStart w:id="45" w:name="_Toc234339730"/>
-      <w:r>
-        <w:t>Qualitative Beobachtungen</w:t>
+      <w:bookmarkStart w:id="45" w:name="_Toc234665728"/>
+      <w:r>
+        <w:t>Einfluss auf Retrieval-Genauigkeit</w:t>
       </w:r>
       <w:bookmarkEnd w:id="45"/>
     </w:p>
     <w:p>
       <w:pPr>
-        <w:pStyle w:val="Heading2"/>
-      </w:pPr>
-      <w:bookmarkStart w:id="46" w:name="_Toc234339731"/>
-      <w:r>
-        <w:t>Strukturelle Präzisionsfehler</w:t>
+        <w:pStyle w:val="Heading3"/>
+      </w:pPr>
+      <w:bookmarkStart w:id="46" w:name="_Toc234665729"/>
+      <w:r>
+        <w:t>Qualitative Beobachtungen</w:t>
       </w:r>
       <w:bookmarkEnd w:id="46"/>
     </w:p>
     <w:p>
       <w:pPr>
-        <w:pStyle w:val="Heading3"/>
-      </w:pPr>
-      <w:bookmarkStart w:id="47" w:name="_Toc234339732"/>
-      <w:r>
-        <w:t>Einfluss auf Retrieval-Genauigkeit</w:t>
+        <w:pStyle w:val="Heading2"/>
+      </w:pPr>
+      <w:bookmarkStart w:id="47" w:name="_Toc234665730"/>
+      <w:r>
+        <w:t>Strukturelle Präzisionsfehler</w:t>
       </w:r>
       <w:bookmarkEnd w:id="47"/>
     </w:p>
@@ -7789,29 +8912,29 @@
       <w:pPr>
         <w:pStyle w:val="Heading3"/>
       </w:pPr>
-      <w:bookmarkStart w:id="48" w:name="_Toc234339733"/>
-      <w:r>
-        <w:t>Qualitative Beobachtungen</w:t>
+      <w:bookmarkStart w:id="48" w:name="_Toc234665731"/>
+      <w:r>
+        <w:t>Einfluss auf Retrieval-Genauigkeit</w:t>
       </w:r>
       <w:bookmarkEnd w:id="48"/>
     </w:p>
     <w:p>
       <w:pPr>
-        <w:pStyle w:val="Heading2"/>
-      </w:pPr>
-      <w:bookmarkStart w:id="49" w:name="_Toc234339734"/>
-      <w:r>
-        <w:t>Textuelle Präzisionsfehler</w:t>
+        <w:pStyle w:val="Heading3"/>
+      </w:pPr>
+      <w:bookmarkStart w:id="49" w:name="_Toc234665732"/>
+      <w:r>
+        <w:t>Qualitative Beobachtungen</w:t>
       </w:r>
       <w:bookmarkEnd w:id="49"/>
     </w:p>
     <w:p>
       <w:pPr>
-        <w:pStyle w:val="Heading3"/>
-      </w:pPr>
-      <w:bookmarkStart w:id="50" w:name="_Toc234339735"/>
-      <w:r>
-        <w:t>Einfluss auf Retrieval-Genauigkeit</w:t>
+        <w:pStyle w:val="Heading2"/>
+      </w:pPr>
+      <w:bookmarkStart w:id="50" w:name="_Toc234665733"/>
+      <w:r>
+        <w:t>Textuelle Präzisionsfehler</w:t>
       </w:r>
       <w:bookmarkEnd w:id="50"/>
     </w:p>
@@ -7819,41 +8942,41 @@
       <w:pPr>
         <w:pStyle w:val="Heading3"/>
       </w:pPr>
-      <w:bookmarkStart w:id="51" w:name="_Toc234339736"/>
-      <w:r>
-        <w:t>Qualitative Beobachtungen</w:t>
+      <w:bookmarkStart w:id="51" w:name="_Toc234665734"/>
+      <w:r>
+        <w:t>Einfluss auf Retrieval-Genauigkeit</w:t>
       </w:r>
       <w:bookmarkEnd w:id="51"/>
     </w:p>
     <w:p>
       <w:pPr>
-        <w:pStyle w:val="Heading2"/>
-      </w:pPr>
-      <w:bookmarkStart w:id="52" w:name="_Toc234339737"/>
-      <w:r>
-        <w:lastRenderedPageBreak/>
-        <w:t>Auswirkungen auf Retrieval-Effizienz</w:t>
+        <w:pStyle w:val="Heading3"/>
+      </w:pPr>
+      <w:bookmarkStart w:id="52" w:name="_Toc234665735"/>
+      <w:r>
+        <w:t>Qualitative Beobachtungen</w:t>
       </w:r>
       <w:bookmarkEnd w:id="52"/>
     </w:p>
     <w:p>
       <w:pPr>
-        <w:pStyle w:val="Heading1"/>
-      </w:pPr>
-      <w:bookmarkStart w:id="53" w:name="_Toc234339738"/>
+        <w:pStyle w:val="Heading2"/>
+      </w:pPr>
+      <w:bookmarkStart w:id="53" w:name="_Toc234665736"/>
       <w:r>
         <w:lastRenderedPageBreak/>
-        <w:t>Diskussion</w:t>
+        <w:t>Auswirkungen auf Retrieval-Effizienz</w:t>
       </w:r>
       <w:bookmarkEnd w:id="53"/>
     </w:p>
     <w:p>
       <w:pPr>
-        <w:pStyle w:val="Heading2"/>
-      </w:pPr>
-      <w:bookmarkStart w:id="54" w:name="_Toc234339739"/>
-      <w:r>
-        <w:t>Überprüfung der Arbeitshypothesen</w:t>
+        <w:pStyle w:val="Heading1"/>
+      </w:pPr>
+      <w:bookmarkStart w:id="54" w:name="_Toc234665737"/>
+      <w:r>
+        <w:lastRenderedPageBreak/>
+        <w:t>Diskussion</w:t>
       </w:r>
       <w:bookmarkEnd w:id="54"/>
     </w:p>
@@ -7861,9 +8984,9 @@
       <w:pPr>
         <w:pStyle w:val="Heading2"/>
       </w:pPr>
-      <w:bookmarkStart w:id="55" w:name="_Toc234339740"/>
-      <w:r>
-        <w:t>Beantwortung der Forschungsfragen</w:t>
+      <w:bookmarkStart w:id="55" w:name="_Toc234665738"/>
+      <w:r>
+        <w:t>Überprüfung der Arbeitshypothesen</w:t>
       </w:r>
       <w:bookmarkEnd w:id="55"/>
     </w:p>
@@ -7871,9 +8994,9 @@
       <w:pPr>
         <w:pStyle w:val="Heading2"/>
       </w:pPr>
-      <w:bookmarkStart w:id="56" w:name="_Toc234339741"/>
-      <w:r>
-        <w:t>Limitationen</w:t>
+      <w:bookmarkStart w:id="56" w:name="_Toc234665739"/>
+      <w:r>
+        <w:t>Beantwortung der Forschungsfragen</w:t>
       </w:r>
       <w:bookmarkEnd w:id="56"/>
     </w:p>
@@ -7881,30 +9004,30 @@
       <w:pPr>
         <w:pStyle w:val="Heading2"/>
       </w:pPr>
-      <w:bookmarkStart w:id="57" w:name="_Toc234339742"/>
-      <w:r>
-        <w:t>Implikationen für Forschung und Praxis</w:t>
+      <w:bookmarkStart w:id="57" w:name="_Toc234665740"/>
+      <w:r>
+        <w:t>Limitationen</w:t>
       </w:r>
       <w:bookmarkEnd w:id="57"/>
     </w:p>
     <w:p>
       <w:pPr>
-        <w:pStyle w:val="Heading1"/>
-      </w:pPr>
-      <w:bookmarkStart w:id="58" w:name="_Toc234339743"/>
-      <w:r>
-        <w:lastRenderedPageBreak/>
-        <w:t>Schlussbetrachtung</w:t>
+        <w:pStyle w:val="Heading2"/>
+      </w:pPr>
+      <w:bookmarkStart w:id="58" w:name="_Toc234665741"/>
+      <w:r>
+        <w:t>Implikationen für Forschung und Praxis</w:t>
       </w:r>
       <w:bookmarkEnd w:id="58"/>
     </w:p>
     <w:p>
       <w:pPr>
-        <w:pStyle w:val="Heading2"/>
-      </w:pPr>
-      <w:bookmarkStart w:id="59" w:name="_Toc234339744"/>
-      <w:r>
-        <w:t>Zusammenfassung</w:t>
+        <w:pStyle w:val="Heading1"/>
+      </w:pPr>
+      <w:bookmarkStart w:id="59" w:name="_Toc234665742"/>
+      <w:r>
+        <w:lastRenderedPageBreak/>
+        <w:t>Schlussbetrachtung</w:t>
       </w:r>
       <w:bookmarkEnd w:id="59"/>
     </w:p>
@@ -7912,23 +9035,33 @@
       <w:pPr>
         <w:pStyle w:val="Heading2"/>
       </w:pPr>
-      <w:bookmarkStart w:id="60" w:name="_Toc234339745"/>
+      <w:bookmarkStart w:id="60" w:name="_Toc234665743"/>
+      <w:r>
+        <w:t>Zusammenfassung</w:t>
+      </w:r>
+      <w:bookmarkEnd w:id="60"/>
+    </w:p>
+    <w:p>
+      <w:pPr>
+        <w:pStyle w:val="Heading2"/>
+      </w:pPr>
+      <w:bookmarkStart w:id="61" w:name="_Toc234665744"/>
       <w:r>
         <w:t>Ausblick</w:t>
       </w:r>
-      <w:bookmarkEnd w:id="60"/>
+      <w:bookmarkEnd w:id="61"/>
     </w:p>
     <w:p/>
     <w:p>
       <w:pPr>
         <w:pStyle w:val="Verzeichnisbezeichnungen"/>
       </w:pPr>
-      <w:bookmarkStart w:id="61" w:name="_Toc234339746"/>
+      <w:bookmarkStart w:id="62" w:name="_Toc234665745"/>
       <w:r>
         <w:lastRenderedPageBreak/>
         <w:t>Literaturverzeichnis</w:t>
       </w:r>
-      <w:bookmarkEnd w:id="61"/>
+      <w:bookmarkEnd w:id="62"/>
     </w:p>
     <w:p>
       <w:pPr>
@@ -7941,13 +9074,16 @@
         <w:fldChar w:fldCharType="begin"/>
       </w:r>
       <w:r>
-        <w:instrText xml:space="preserve"> ADDIN ZOTERO_BIBL {</w:instrText>
-      </w:r>
-      <w:r>
         <w:rPr>
           <w:lang w:val="en-US"/>
         </w:rPr>
-        <w:instrText xml:space="preserve">"uncited":[],"omitted":[],"custom":[]} CSL_BIBLIOGRAPHY </w:instrText>
+        <w:instrText xml:space="preserve"> ADDIN ZOTERO_BIBL {"uncited":[],"omitted":[],"custom":</w:instrText>
+      </w:r>
+      <w:r>
+        <w:rPr>
+          <w:lang w:val="en-US"/>
+        </w:rPr>
+        <w:instrText xml:space="preserve">[]} CSL_BIBLIOGRAPHY </w:instrText>
       </w:r>
       <w:r>
         <w:rPr>
@@ -7974,29 +9110,48 @@
           <w:iCs/>
           <w:lang w:val="en-US"/>
         </w:rPr>
-        <w:t>u. a</w:t>
-      </w:r>
-      <w:proofErr w:type="gramStart"/>
+        <w:t>u. a.</w:t>
+      </w:r>
+      <w:r>
+        <w:rPr>
+          <w:lang w:val="en-US"/>
+        </w:rPr>
+        <w:t xml:space="preserve">, „Attention is All you Need“, in </w:t>
+      </w:r>
       <w:r>
         <w:rPr>
           <w:i/>
           <w:iCs/>
           <w:lang w:val="en-US"/>
         </w:rPr>
-        <w:t>.</w:t>
+        <w:t>Advances in Neural Information Processing Systems</w:t>
       </w:r>
       <w:r>
         <w:rPr>
           <w:lang w:val="en-US"/>
         </w:rPr>
-        <w:t>, „</w:t>
-      </w:r>
-      <w:proofErr w:type="gramEnd"/>
+        <w:t xml:space="preserve">, Curran Associates, Inc., 2017. </w:t>
+      </w:r>
+      <w:r>
+        <w:t>Zugegriffen: 25. April 2026. [Online]. Verfügbar unter: https://proceedings.neurips.cc/paper/2017/hash/3f5ee243547dee91fbd053c1c4a845aa-Abstract.html</w:t>
+      </w:r>
+    </w:p>
+    <w:p>
+      <w:pPr>
+        <w:pStyle w:val="Bibliography"/>
+      </w:pPr>
       <w:r>
         <w:rPr>
           <w:lang w:val="en-US"/>
         </w:rPr>
-        <w:t xml:space="preserve">Attention is All you Need“, in </w:t>
+        <w:t>[2]</w:t>
+      </w:r>
+      <w:r>
+        <w:rPr>
+          <w:lang w:val="en-US"/>
+        </w:rPr>
+        <w:tab/>
+        <w:t xml:space="preserve">P. Lewis </w:t>
       </w:r>
       <w:r>
         <w:rPr>
@@ -8004,34 +9159,13 @@
           <w:iCs/>
           <w:lang w:val="en-US"/>
         </w:rPr>
-        <w:t>Advances in Neural Information Processing Systems</w:t>
+        <w:t>u. a.</w:t>
       </w:r>
       <w:r>
         <w:rPr>
           <w:lang w:val="en-US"/>
         </w:rPr>
-        <w:t xml:space="preserve">, Curran Associates, Inc., 2017. </w:t>
-      </w:r>
-      <w:r>
-        <w:t>Zugegriffen: 25. April 2026. [Online]. Verfügbar unter: https://proceedings.neurips.cc/paper/2017/hash/3f5ee243547dee91fbd053c1c4a845aa-Abstract.html</w:t>
-      </w:r>
-    </w:p>
-    <w:p>
-      <w:pPr>
-        <w:pStyle w:val="Bibliography"/>
-      </w:pPr>
-      <w:r>
-        <w:rPr>
-          <w:lang w:val="en-US"/>
-        </w:rPr>
-        <w:t>[2]</w:t>
-      </w:r>
-      <w:r>
-        <w:rPr>
-          <w:lang w:val="en-US"/>
-        </w:rPr>
-        <w:tab/>
-        <w:t xml:space="preserve">P. Lewis </w:t>
+        <w:t xml:space="preserve">, „Retrieval-Augmented Generation for Knowledge-Intensive NLP Tasks“, in </w:t>
       </w:r>
       <w:r>
         <w:rPr>
@@ -8039,27 +9173,37 @@
           <w:iCs/>
           <w:lang w:val="en-US"/>
         </w:rPr>
-        <w:t>u. a.</w:t>
+        <w:t>Advances in Neural Information Processing Systems</w:t>
       </w:r>
       <w:r>
         <w:rPr>
           <w:lang w:val="en-US"/>
         </w:rPr>
-        <w:t xml:space="preserve">, „Retrieval-Augmented Generation for Knowledge-Intensive NLP </w:t>
-      </w:r>
-      <w:proofErr w:type="gramStart"/>
-      <w:r>
+        <w:t xml:space="preserve">, Curran Associates, Inc., 2020, S. 9459–9474. </w:t>
+      </w:r>
+      <w:r>
+        <w:t>Zugegriffen: 26. April 2026. [Online]. Verfügbar unter: https://proceedings.neurips.cc/paper/2020/hash/6b493230205f780e1bc26945df7481e5-Abstract.html</w:t>
+      </w:r>
+    </w:p>
+    <w:p>
+      <w:pPr>
+        <w:pStyle w:val="Bibliography"/>
         <w:rPr>
           <w:lang w:val="en-US"/>
         </w:rPr>
-        <w:t>Tasks“</w:t>
-      </w:r>
-      <w:proofErr w:type="gramEnd"/>
+      </w:pPr>
       <w:r>
         <w:rPr>
           <w:lang w:val="en-US"/>
         </w:rPr>
-        <w:t xml:space="preserve">, in </w:t>
+        <w:t>[3]</w:t>
+      </w:r>
+      <w:r>
+        <w:rPr>
+          <w:lang w:val="en-US"/>
+        </w:rPr>
+        <w:tab/>
+        <w:t xml:space="preserve">D. Edge </w:t>
       </w:r>
       <w:r>
         <w:rPr>
@@ -8067,37 +9211,13 @@
           <w:iCs/>
           <w:lang w:val="en-US"/>
         </w:rPr>
-        <w:t>Advances in Neural Information Processing Systems</w:t>
+        <w:t>u. a.</w:t>
       </w:r>
       <w:r>
         <w:rPr>
           <w:lang w:val="en-US"/>
         </w:rPr>
-        <w:t xml:space="preserve">, Curran Associates, Inc., 2020, S. 9459–9474. </w:t>
-      </w:r>
-      <w:r>
-        <w:t>Zugegriffen: 26. April 2026. [Online]. Verfügbar unter: https://proceedings.neurips.cc/paper/2020/hash/6b493230205f780e1bc26945df7481e5-Abstract.html</w:t>
-      </w:r>
-    </w:p>
-    <w:p>
-      <w:pPr>
-        <w:pStyle w:val="Bibliography"/>
-        <w:rPr>
-          <w:lang w:val="en-US"/>
-        </w:rPr>
-      </w:pPr>
-      <w:r>
-        <w:rPr>
-          <w:lang w:val="en-US"/>
-        </w:rPr>
-        <w:t>[3]</w:t>
-      </w:r>
-      <w:r>
-        <w:rPr>
-          <w:lang w:val="en-US"/>
-        </w:rPr>
-        <w:tab/>
-        <w:t xml:space="preserve">D. Edge </w:t>
+        <w:t xml:space="preserve">, „From Local to Global: A Graph RAG Approach to Query-Focused Summarization“, 19. Februar 2025, </w:t>
       </w:r>
       <w:r>
         <w:rPr>
@@ -8105,92 +9225,48 @@
           <w:iCs/>
           <w:lang w:val="en-US"/>
         </w:rPr>
-        <w:t>u. a.</w:t>
+        <w:t>arXiv</w:t>
       </w:r>
       <w:r>
         <w:rPr>
           <w:lang w:val="en-US"/>
         </w:rPr>
-        <w:t xml:space="preserve">, „From Local to Global: A Graph RAG Approach to Query-Focused </w:t>
-      </w:r>
-      <w:proofErr w:type="gramStart"/>
-      <w:r>
+        <w:t>: arXiv:2404.16130. doi: 10.48550/arXiv.2404.16130.</w:t>
+      </w:r>
+    </w:p>
+    <w:p>
+      <w:pPr>
+        <w:pStyle w:val="Bibliography"/>
         <w:rPr>
           <w:lang w:val="en-US"/>
         </w:rPr>
-        <w:t>Summarization“</w:t>
-      </w:r>
-      <w:proofErr w:type="gramEnd"/>
+      </w:pPr>
       <w:r>
         <w:rPr>
           <w:lang w:val="en-US"/>
         </w:rPr>
-        <w:t xml:space="preserve">, 19. </w:t>
-      </w:r>
-      <w:proofErr w:type="spellStart"/>
+        <w:t>[4]</w:t>
+      </w:r>
       <w:r>
         <w:rPr>
           <w:lang w:val="en-US"/>
         </w:rPr>
-        <w:t>Februar</w:t>
-      </w:r>
-      <w:proofErr w:type="spellEnd"/>
-      <w:r>
-        <w:rPr>
-          <w:lang w:val="en-US"/>
-        </w:rPr>
-        <w:t xml:space="preserve"> 2025, </w:t>
-      </w:r>
-      <w:proofErr w:type="spellStart"/>
+        <w:tab/>
+        <w:t xml:space="preserve">B. Peng </w:t>
+      </w:r>
       <w:r>
         <w:rPr>
           <w:i/>
           <w:iCs/>
           <w:lang w:val="en-US"/>
         </w:rPr>
-        <w:t>arXiv</w:t>
-      </w:r>
-      <w:proofErr w:type="spellEnd"/>
+        <w:t>u. a.</w:t>
+      </w:r>
       <w:r>
         <w:rPr>
           <w:lang w:val="en-US"/>
         </w:rPr>
-        <w:t xml:space="preserve">: arXiv:2404.16130. </w:t>
-      </w:r>
-      <w:proofErr w:type="spellStart"/>
-      <w:r>
-        <w:rPr>
-          <w:lang w:val="en-US"/>
-        </w:rPr>
-        <w:t>doi</w:t>
-      </w:r>
-      <w:proofErr w:type="spellEnd"/>
-      <w:r>
-        <w:rPr>
-          <w:lang w:val="en-US"/>
-        </w:rPr>
-        <w:t>: 10.48550/arXiv.2404.16130.</w:t>
-      </w:r>
-    </w:p>
-    <w:p>
-      <w:pPr>
-        <w:pStyle w:val="Bibliography"/>
-        <w:rPr>
-          <w:lang w:val="en-US"/>
-        </w:rPr>
-      </w:pPr>
-      <w:r>
-        <w:rPr>
-          <w:lang w:val="en-US"/>
-        </w:rPr>
-        <w:t>[4]</w:t>
-      </w:r>
-      <w:r>
-        <w:rPr>
-          <w:lang w:val="en-US"/>
-        </w:rPr>
-        <w:tab/>
-        <w:t xml:space="preserve">B. Peng </w:t>
+        <w:t xml:space="preserve">, „Graph Retrieval-Augmented Generation: A Survey“, </w:t>
       </w:r>
       <w:r>
         <w:rPr>
@@ -8198,27 +9274,34 @@
           <w:iCs/>
           <w:lang w:val="en-US"/>
         </w:rPr>
-        <w:t>u. a.</w:t>
+        <w:t>ACM Trans Inf Syst</w:t>
       </w:r>
       <w:r>
         <w:rPr>
           <w:lang w:val="en-US"/>
         </w:rPr>
-        <w:t xml:space="preserve">, „Graph Retrieval-Augmented Generation: A </w:t>
-      </w:r>
-      <w:proofErr w:type="gramStart"/>
-      <w:r>
+        <w:t>, Bd. 44, Nr. 2, S. 35:1-35:52, Dez. 2025, doi: 10.1145/3777378.</w:t>
+      </w:r>
+    </w:p>
+    <w:p>
+      <w:pPr>
+        <w:pStyle w:val="Bibliography"/>
         <w:rPr>
           <w:lang w:val="en-US"/>
         </w:rPr>
-        <w:t>Survey“</w:t>
-      </w:r>
-      <w:proofErr w:type="gramEnd"/>
+      </w:pPr>
       <w:r>
         <w:rPr>
           <w:lang w:val="en-US"/>
         </w:rPr>
-        <w:t xml:space="preserve">, </w:t>
+        <w:t>[5]</w:t>
+      </w:r>
+      <w:r>
+        <w:rPr>
+          <w:lang w:val="en-US"/>
+        </w:rPr>
+        <w:tab/>
+        <w:t xml:space="preserve">W. Yih, M. Richardson, C. Meek, M.-W. Chang, und J. Suh, „The Value of Semantic Parse Labeling for Knowledge Base Question Answering“, in </w:t>
       </w:r>
       <w:r>
         <w:rPr>
@@ -8226,27 +9309,13 @@
           <w:iCs/>
           <w:lang w:val="en-US"/>
         </w:rPr>
-        <w:t>ACM Trans Inf Syst</w:t>
+        <w:t>Proceedings of the 54th Annual Meeting of the Association for Computational Linguistics (Volume 2: Short Papers)</w:t>
       </w:r>
       <w:r>
         <w:rPr>
           <w:lang w:val="en-US"/>
         </w:rPr>
-        <w:t xml:space="preserve">, Bd. 44, Nr. 2, S. 35:1-35:52, Dez. 2025, </w:t>
-      </w:r>
-      <w:proofErr w:type="spellStart"/>
-      <w:r>
-        <w:rPr>
-          <w:lang w:val="en-US"/>
-        </w:rPr>
-        <w:t>doi</w:t>
-      </w:r>
-      <w:proofErr w:type="spellEnd"/>
-      <w:r>
-        <w:rPr>
-          <w:lang w:val="en-US"/>
-        </w:rPr>
-        <w:t>: 10.1145/3777378.</w:t>
+        <w:t>, K. Erk und N. A. Smith, Hrsg., Berlin, Germany: Association for Computational Linguistics, Aug. 2016, S. 201–206. doi: 10.18653/v1/P16-2033.</w:t>
       </w:r>
     </w:p>
     <w:p>
@@ -8260,28 +9329,14 @@
         <w:rPr>
           <w:lang w:val="en-US"/>
         </w:rPr>
-        <w:t>[5]</w:t>
+        <w:t>[6]</w:t>
       </w:r>
       <w:r>
         <w:rPr>
           <w:lang w:val="en-US"/>
         </w:rPr>
         <w:tab/>
-        <w:t xml:space="preserve">W. Yih, M. Richardson, C. Meek, M.-W. Chang, und J. Suh, „The Value of Semantic Parse Labeling for Knowledge Base Question </w:t>
-      </w:r>
-      <w:proofErr w:type="gramStart"/>
-      <w:r>
-        <w:rPr>
-          <w:lang w:val="en-US"/>
-        </w:rPr>
-        <w:t>Answering“</w:t>
-      </w:r>
-      <w:proofErr w:type="gramEnd"/>
-      <w:r>
-        <w:rPr>
-          <w:lang w:val="en-US"/>
-        </w:rPr>
-        <w:t xml:space="preserve">, in </w:t>
+        <w:t xml:space="preserve">A. Talmor und J. Berant, „The Web as a Knowledge-Base for Answering Complex Questions“, in </w:t>
       </w:r>
       <w:r>
         <w:rPr>
@@ -8289,41 +9344,13 @@
           <w:iCs/>
           <w:lang w:val="en-US"/>
         </w:rPr>
-        <w:t>Proceedings of the 54th Annual Meeting of the Association for Computational Linguistics (Volume 2: Short Papers)</w:t>
+        <w:t>Proceedings of the 2018 Conference of the North American Chapter of the Association for Computational Linguistics: Human Language Technologies, Volume 1 (Long Papers)</w:t>
       </w:r>
       <w:r>
         <w:rPr>
           <w:lang w:val="en-US"/>
         </w:rPr>
-        <w:t xml:space="preserve">, K. Erk und N. A. Smith, </w:t>
-      </w:r>
-      <w:proofErr w:type="spellStart"/>
-      <w:r>
-        <w:rPr>
-          <w:lang w:val="en-US"/>
-        </w:rPr>
-        <w:t>Hrsg</w:t>
-      </w:r>
-      <w:proofErr w:type="spellEnd"/>
-      <w:r>
-        <w:rPr>
-          <w:lang w:val="en-US"/>
-        </w:rPr>
-        <w:t xml:space="preserve">., Berlin, Germany: Association for Computational Linguistics, Aug. 2016, S. 201–206. </w:t>
-      </w:r>
-      <w:proofErr w:type="spellStart"/>
-      <w:r>
-        <w:rPr>
-          <w:lang w:val="en-US"/>
-        </w:rPr>
-        <w:t>doi</w:t>
-      </w:r>
-      <w:proofErr w:type="spellEnd"/>
-      <w:r>
-        <w:rPr>
-          <w:lang w:val="en-US"/>
-        </w:rPr>
-        <w:t>: 10.18653/v1/P16-2033.</w:t>
+        <w:t>, M. Walker, H. Ji, und A. Stent, Hrsg., New Orleans, Louisiana: Association for Computational Linguistics, Juni 2018, S. 641–651. doi: 10.18653/v1/N18-1059.</w:t>
       </w:r>
     </w:p>
     <w:p>
@@ -8337,56 +9364,14 @@
         <w:rPr>
           <w:lang w:val="en-US"/>
         </w:rPr>
-        <w:t>[6]</w:t>
+        <w:t>[7]</w:t>
       </w:r>
       <w:r>
         <w:rPr>
           <w:lang w:val="en-US"/>
         </w:rPr>
         <w:tab/>
-        <w:t xml:space="preserve">A. Talmor und J. </w:t>
-      </w:r>
-      <w:proofErr w:type="spellStart"/>
-      <w:r>
-        <w:rPr>
-          <w:lang w:val="en-US"/>
-        </w:rPr>
-        <w:t>Berant</w:t>
-      </w:r>
-      <w:proofErr w:type="spellEnd"/>
-      <w:r>
-        <w:rPr>
-          <w:lang w:val="en-US"/>
-        </w:rPr>
-        <w:t xml:space="preserve">, „The Web as a </w:t>
-      </w:r>
-      <w:proofErr w:type="gramStart"/>
-      <w:r>
-        <w:rPr>
-          <w:lang w:val="en-US"/>
-        </w:rPr>
-        <w:t>Knowledge-Base</w:t>
-      </w:r>
-      <w:proofErr w:type="gramEnd"/>
-      <w:r>
-        <w:rPr>
-          <w:lang w:val="en-US"/>
-        </w:rPr>
-        <w:t xml:space="preserve"> for Answering Complex </w:t>
-      </w:r>
-      <w:proofErr w:type="gramStart"/>
-      <w:r>
-        <w:rPr>
-          <w:lang w:val="en-US"/>
-        </w:rPr>
-        <w:t>Questions“</w:t>
-      </w:r>
-      <w:proofErr w:type="gramEnd"/>
-      <w:r>
-        <w:rPr>
-          <w:lang w:val="en-US"/>
-        </w:rPr>
-        <w:t xml:space="preserve">, in </w:t>
+        <w:t xml:space="preserve">Y. Zhang, H. Dai, Z. Kozareva, A. J. Smola, und L. Song, „Variational reasoning for question answering with knowledge graph“, in </w:t>
       </w:r>
       <w:r>
         <w:rPr>
@@ -8394,41 +9379,13 @@
           <w:iCs/>
           <w:lang w:val="en-US"/>
         </w:rPr>
-        <w:t>Proceedings of the 2018 Conference of the North American Chapter of the Association for Computational Linguistics: Human Language Technologies, Volume 1 (Long Papers)</w:t>
+        <w:t>Proceedings of the Thirty-Second AAAI Conference on Artificial Intelligence and Thirtieth Innovative Applications of Artificial Intelligence Conference and Eighth AAAI Symposium on Educational Advances in Artificial Intelligence</w:t>
       </w:r>
       <w:r>
         <w:rPr>
           <w:lang w:val="en-US"/>
         </w:rPr>
-        <w:t xml:space="preserve">, M. Walker, H. Ji, und A. Stent, </w:t>
-      </w:r>
-      <w:proofErr w:type="spellStart"/>
-      <w:r>
-        <w:rPr>
-          <w:lang w:val="en-US"/>
-        </w:rPr>
-        <w:t>Hrsg</w:t>
-      </w:r>
-      <w:proofErr w:type="spellEnd"/>
-      <w:r>
-        <w:rPr>
-          <w:lang w:val="en-US"/>
-        </w:rPr>
-        <w:t xml:space="preserve">., New Orleans, Louisiana: Association for Computational Linguistics, Juni 2018, S. 641–651. </w:t>
-      </w:r>
-      <w:proofErr w:type="spellStart"/>
-      <w:r>
-        <w:rPr>
-          <w:lang w:val="en-US"/>
-        </w:rPr>
-        <w:t>doi</w:t>
-      </w:r>
-      <w:proofErr w:type="spellEnd"/>
-      <w:r>
-        <w:rPr>
-          <w:lang w:val="en-US"/>
-        </w:rPr>
-        <w:t>: 10.18653/v1/N18-1059.</w:t>
+        <w:t>, in AAAI’18/IAAI’18/EAAI’18. New Orleans, Louisiana, USA: AAAI Press, Feb. 2018, S. 6069–6076. Zugegriffen: 24. April 2026. [Online]. Verfügbar unter: https://dl.acm.org/doi/10.5555/3504035.3504780</w:t>
       </w:r>
     </w:p>
     <w:p>
@@ -8442,42 +9399,14 @@
         <w:rPr>
           <w:lang w:val="en-US"/>
         </w:rPr>
-        <w:t>[7]</w:t>
+        <w:t>[8]</w:t>
       </w:r>
       <w:r>
         <w:rPr>
           <w:lang w:val="en-US"/>
         </w:rPr>
         <w:tab/>
-        <w:t xml:space="preserve">Y. Zhang, H. Dai, Z. </w:t>
-      </w:r>
-      <w:proofErr w:type="spellStart"/>
-      <w:r>
-        <w:rPr>
-          <w:lang w:val="en-US"/>
-        </w:rPr>
-        <w:t>Kozareva</w:t>
-      </w:r>
-      <w:proofErr w:type="spellEnd"/>
-      <w:r>
-        <w:rPr>
-          <w:lang w:val="en-US"/>
-        </w:rPr>
-        <w:t xml:space="preserve">, A. J. Smola, und L. Song, „Variational reasoning for question answering with knowledge </w:t>
-      </w:r>
-      <w:proofErr w:type="gramStart"/>
-      <w:r>
-        <w:rPr>
-          <w:lang w:val="en-US"/>
-        </w:rPr>
-        <w:t>graph“</w:t>
-      </w:r>
-      <w:proofErr w:type="gramEnd"/>
-      <w:r>
-        <w:rPr>
-          <w:lang w:val="en-US"/>
-        </w:rPr>
-        <w:t xml:space="preserve">, in </w:t>
+        <w:t xml:space="preserve">K. Bollacker, C. Evans, P. Paritosh, T. Sturge, und J. Taylor, „Freebase: a collaboratively created graph database for structuring human knowledge“, in </w:t>
       </w:r>
       <w:r>
         <w:rPr>
@@ -8485,61 +9414,13 @@
           <w:iCs/>
           <w:lang w:val="en-US"/>
         </w:rPr>
-        <w:t>Proceedings of the Thirty-Second AAAI Conference on Artificial Intelligence and Thirtieth Innovative Applications of Artificial Intelligence Conference and Eighth AAAI Symposium on Educational Advances in Artificial Intelligence</w:t>
+        <w:t>Proceedings of the 2008 ACM SIGMOD international conference on Management of data</w:t>
       </w:r>
       <w:r>
         <w:rPr>
           <w:lang w:val="en-US"/>
         </w:rPr>
-        <w:t xml:space="preserve">, in AAAI’18/IAAI’18/EAAI’18. </w:t>
-      </w:r>
-      <w:r>
-        <w:rPr>
-          <w:lang w:val="en-US"/>
-        </w:rPr>
-        <w:t xml:space="preserve">New Orleans, Louisiana, USA: AAAI Press, Feb. 2018, S. 6069–6076. </w:t>
-      </w:r>
-      <w:proofErr w:type="spellStart"/>
-      <w:r>
-        <w:rPr>
-          <w:lang w:val="en-US"/>
-        </w:rPr>
-        <w:t>Zugegriffen</w:t>
-      </w:r>
-      <w:proofErr w:type="spellEnd"/>
-      <w:r>
-        <w:rPr>
-          <w:lang w:val="en-US"/>
-        </w:rPr>
-        <w:t xml:space="preserve">: 24. April 2026. [Online]. </w:t>
-      </w:r>
-      <w:proofErr w:type="spellStart"/>
-      <w:r>
-        <w:rPr>
-          <w:lang w:val="en-US"/>
-        </w:rPr>
-        <w:t>Verfügbar</w:t>
-      </w:r>
-      <w:proofErr w:type="spellEnd"/>
-      <w:r>
-        <w:rPr>
-          <w:lang w:val="en-US"/>
-        </w:rPr>
-        <w:t xml:space="preserve"> </w:t>
-      </w:r>
-      <w:proofErr w:type="spellStart"/>
-      <w:r>
-        <w:rPr>
-          <w:lang w:val="en-US"/>
-        </w:rPr>
-        <w:t>unter</w:t>
-      </w:r>
-      <w:proofErr w:type="spellEnd"/>
-      <w:r>
-        <w:rPr>
-          <w:lang w:val="en-US"/>
-        </w:rPr>
-        <w:t>: https://dl.acm.org/doi/10.5555/3504035.3504780</w:t>
+        <w:t>, in SIGMOD ’08. New York, NY, USA: Association for Computing Machinery, Juni 2008, S. 1247–1250. doi: 10.1145/1376616.1376746.</w:t>
       </w:r>
     </w:p>
     <w:p>
@@ -8553,42 +9434,14 @@
         <w:rPr>
           <w:lang w:val="en-US"/>
         </w:rPr>
-        <w:t>[8]</w:t>
+        <w:t>[9]</w:t>
       </w:r>
       <w:r>
         <w:rPr>
           <w:lang w:val="en-US"/>
         </w:rPr>
         <w:tab/>
-        <w:t xml:space="preserve">K. Bollacker, C. Evans, P. Paritosh, T. Sturge, und J. </w:t>
-      </w:r>
-      <w:proofErr w:type="gramStart"/>
-      <w:r>
-        <w:rPr>
-          <w:lang w:val="en-US"/>
-        </w:rPr>
-        <w:t>Taylor, „</w:t>
-      </w:r>
-      <w:proofErr w:type="gramEnd"/>
-      <w:r>
-        <w:rPr>
-          <w:lang w:val="en-US"/>
-        </w:rPr>
-        <w:t xml:space="preserve">Freebase: a collaboratively created graph database for structuring human </w:t>
-      </w:r>
-      <w:proofErr w:type="gramStart"/>
-      <w:r>
-        <w:rPr>
-          <w:lang w:val="en-US"/>
-        </w:rPr>
-        <w:t>knowledge“</w:t>
-      </w:r>
-      <w:proofErr w:type="gramEnd"/>
-      <w:r>
-        <w:rPr>
-          <w:lang w:val="en-US"/>
-        </w:rPr>
-        <w:t xml:space="preserve">, in </w:t>
+        <w:t xml:space="preserve">L. Zhong, J. Wu, Q. Li, H. Peng, und X. Wu, „A Comprehensive Survey on Automatic Knowledge Graph Construction“, </w:t>
       </w:r>
       <w:r>
         <w:rPr>
@@ -8596,27 +9449,13 @@
           <w:iCs/>
           <w:lang w:val="en-US"/>
         </w:rPr>
-        <w:t>Proceedings of the 2008 ACM SIGMOD international conference on Management of data</w:t>
+        <w:t>ACM Comput. Surv.</w:t>
       </w:r>
       <w:r>
         <w:rPr>
           <w:lang w:val="en-US"/>
         </w:rPr>
-        <w:t xml:space="preserve">, in SIGMOD ’08. New York, NY, USA: Association for Computing Machinery, Juni 2008, S. 1247–1250. </w:t>
-      </w:r>
-      <w:proofErr w:type="spellStart"/>
-      <w:r>
-        <w:rPr>
-          <w:lang w:val="en-US"/>
-        </w:rPr>
-        <w:t>doi</w:t>
-      </w:r>
-      <w:proofErr w:type="spellEnd"/>
-      <w:r>
-        <w:rPr>
-          <w:lang w:val="en-US"/>
-        </w:rPr>
-        <w:t>: 10.1145/1376616.1376746.</w:t>
+        <w:t>, Bd. 56, Nr. 4, S. 94:1-94:62, Nov. 2023, doi: 10.1145/3618295.</w:t>
       </w:r>
     </w:p>
     <w:p>
@@ -8630,28 +9469,15 @@
         <w:rPr>
           <w:lang w:val="en-US"/>
         </w:rPr>
-        <w:t>[9]</w:t>
+        <w:lastRenderedPageBreak/>
+        <w:t>[10]</w:t>
       </w:r>
       <w:r>
         <w:rPr>
           <w:lang w:val="en-US"/>
         </w:rPr>
         <w:tab/>
-        <w:t xml:space="preserve">L. Zhong, J. Wu, Q. Li, H. Peng, und X. Wu, „A Comprehensive Survey on Automatic Knowledge Graph </w:t>
-      </w:r>
-      <w:proofErr w:type="gramStart"/>
-      <w:r>
-        <w:rPr>
-          <w:lang w:val="en-US"/>
-        </w:rPr>
-        <w:t>Construction“</w:t>
-      </w:r>
-      <w:proofErr w:type="gramEnd"/>
-      <w:r>
-        <w:rPr>
-          <w:lang w:val="en-US"/>
-        </w:rPr>
-        <w:t xml:space="preserve">, </w:t>
+        <w:t xml:space="preserve">H. Bian, „LLM-empowered knowledge graph construction: A survey“, 23. Oktober 2025, </w:t>
       </w:r>
       <w:r>
         <w:rPr>
@@ -8659,63 +9485,111 @@
           <w:iCs/>
           <w:lang w:val="en-US"/>
         </w:rPr>
-        <w:t xml:space="preserve">ACM </w:t>
-      </w:r>
-      <w:proofErr w:type="spellStart"/>
+        <w:t>arXiv</w:t>
+      </w:r>
+      <w:r>
+        <w:rPr>
+          <w:lang w:val="en-US"/>
+        </w:rPr>
+        <w:t>: arXiv:2510.20345. doi: 10.48550/arXiv.2510.20345.</w:t>
+      </w:r>
+    </w:p>
+    <w:p>
+      <w:pPr>
+        <w:pStyle w:val="Bibliography"/>
+        <w:rPr>
+          <w:lang w:val="en-US"/>
+        </w:rPr>
+      </w:pPr>
+      <w:r>
+        <w:rPr>
+          <w:lang w:val="en-US"/>
+        </w:rPr>
+        <w:t>[11]</w:t>
+      </w:r>
+      <w:r>
+        <w:rPr>
+          <w:lang w:val="en-US"/>
+        </w:rPr>
+        <w:tab/>
+        <w:t xml:space="preserve">Y. Ma </w:t>
+      </w:r>
       <w:r>
         <w:rPr>
           <w:i/>
           <w:iCs/>
           <w:lang w:val="en-US"/>
         </w:rPr>
-        <w:t>Comput</w:t>
-      </w:r>
-      <w:proofErr w:type="spellEnd"/>
+        <w:t>u. a.</w:t>
+      </w:r>
+      <w:r>
+        <w:rPr>
+          <w:lang w:val="en-US"/>
+        </w:rPr>
+        <w:t xml:space="preserve">, „Toward Robust GraphRAG: Mitigating Retrieval Drift and Hallucination from Imperfect Knowledge Graphs“, 19. Mai 2026, </w:t>
+      </w:r>
       <w:r>
         <w:rPr>
           <w:i/>
           <w:iCs/>
           <w:lang w:val="en-US"/>
         </w:rPr>
-        <w:t xml:space="preserve">. </w:t>
-      </w:r>
-      <w:proofErr w:type="spellStart"/>
+        <w:t>arXiv</w:t>
+      </w:r>
+      <w:r>
+        <w:rPr>
+          <w:lang w:val="en-US"/>
+        </w:rPr>
+        <w:t>: arXiv:2603.14828. doi: 10.48550/arXiv.2603.14828.</w:t>
+      </w:r>
+    </w:p>
+    <w:p>
+      <w:pPr>
+        <w:pStyle w:val="Bibliography"/>
+        <w:rPr>
+          <w:lang w:val="en-US"/>
+        </w:rPr>
+      </w:pPr>
+      <w:r>
+        <w:rPr>
+          <w:lang w:val="en-US"/>
+        </w:rPr>
+        <w:t>[12]</w:t>
+      </w:r>
+      <w:r>
+        <w:rPr>
+          <w:lang w:val="en-US"/>
+        </w:rPr>
+        <w:tab/>
+        <w:t xml:space="preserve">R. Han </w:t>
+      </w:r>
       <w:r>
         <w:rPr>
           <w:i/>
           <w:iCs/>
           <w:lang w:val="en-US"/>
         </w:rPr>
-        <w:t>Surv</w:t>
-      </w:r>
-      <w:proofErr w:type="spellEnd"/>
+        <w:t>u. a.</w:t>
+      </w:r>
+      <w:r>
+        <w:rPr>
+          <w:lang w:val="en-US"/>
+        </w:rPr>
+        <w:t xml:space="preserve">, „An Empirical Study on Information Extraction using Large Language Models“, 10. September 2024, </w:t>
+      </w:r>
       <w:r>
         <w:rPr>
           <w:i/>
           <w:iCs/>
           <w:lang w:val="en-US"/>
         </w:rPr>
-        <w:t>.</w:t>
+        <w:t>arXiv</w:t>
       </w:r>
       <w:r>
         <w:rPr>
           <w:lang w:val="en-US"/>
         </w:rPr>
-        <w:t xml:space="preserve">, Bd. 56, Nr. 4, S. 94:1-94:62, Nov. 2023, </w:t>
-      </w:r>
-      <w:proofErr w:type="spellStart"/>
-      <w:r>
-        <w:rPr>
-          <w:lang w:val="en-US"/>
-        </w:rPr>
-        <w:t>doi</w:t>
-      </w:r>
-      <w:proofErr w:type="spellEnd"/>
-      <w:r>
-        <w:rPr>
-          <w:lang w:val="en-US"/>
-        </w:rPr>
-        <w:t>: 10.1145/3618295.</w:t>
+        <w:t>: arXiv:2305.14450. doi: 10.48550/arXiv.2305.14450.</w:t>
       </w:r>
     </w:p>
     <w:p>
@@ -8729,80 +9603,28 @@
         <w:rPr>
           <w:lang w:val="en-US"/>
         </w:rPr>
-        <w:lastRenderedPageBreak/>
-        <w:t>[10]</w:t>
+        <w:t>[13]</w:t>
       </w:r>
       <w:r>
         <w:rPr>
           <w:lang w:val="en-US"/>
         </w:rPr>
         <w:tab/>
-        <w:t xml:space="preserve">H. Bian, „LLM-empowered knowledge graph construction: A </w:t>
-      </w:r>
-      <w:proofErr w:type="gramStart"/>
-      <w:r>
-        <w:rPr>
-          <w:lang w:val="en-US"/>
-        </w:rPr>
-        <w:t>survey“</w:t>
-      </w:r>
-      <w:proofErr w:type="gramEnd"/>
-      <w:r>
-        <w:rPr>
-          <w:lang w:val="en-US"/>
-        </w:rPr>
-        <w:t xml:space="preserve">, 23. Oktober 2025, </w:t>
-      </w:r>
-      <w:proofErr w:type="spellStart"/>
+        <w:t xml:space="preserve">S. Wu </w:t>
+      </w:r>
       <w:r>
         <w:rPr>
           <w:i/>
           <w:iCs/>
           <w:lang w:val="en-US"/>
         </w:rPr>
-        <w:t>arXiv</w:t>
-      </w:r>
-      <w:proofErr w:type="spellEnd"/>
+        <w:t>u. a.</w:t>
+      </w:r>
       <w:r>
         <w:rPr>
           <w:lang w:val="en-US"/>
         </w:rPr>
-        <w:t xml:space="preserve">: arXiv:2510.20345. </w:t>
-      </w:r>
-      <w:proofErr w:type="spellStart"/>
-      <w:r>
-        <w:rPr>
-          <w:lang w:val="en-US"/>
-        </w:rPr>
-        <w:t>doi</w:t>
-      </w:r>
-      <w:proofErr w:type="spellEnd"/>
-      <w:r>
-        <w:rPr>
-          <w:lang w:val="en-US"/>
-        </w:rPr>
-        <w:t>: 10.48550/arXiv.2510.20345.</w:t>
-      </w:r>
-    </w:p>
-    <w:p>
-      <w:pPr>
-        <w:pStyle w:val="Bibliography"/>
-        <w:rPr>
-          <w:lang w:val="en-US"/>
-        </w:rPr>
-      </w:pPr>
-      <w:r>
-        <w:rPr>
-          <w:lang w:val="en-US"/>
-        </w:rPr>
-        <w:t>[11]</w:t>
-      </w:r>
-      <w:r>
-        <w:rPr>
-          <w:lang w:val="en-US"/>
-        </w:rPr>
-        <w:tab/>
-        <w:t xml:space="preserve">Y. Ma </w:t>
+        <w:t xml:space="preserve">, „STaRK: Benchmarking LLM Retrieval on Textual and Relational Knowledge Bases“, </w:t>
       </w:r>
       <w:r>
         <w:rPr>
@@ -8810,92 +9632,48 @@
           <w:iCs/>
           <w:lang w:val="en-US"/>
         </w:rPr>
-        <w:t>u. a.</w:t>
+        <w:t>Adv. Neural Inf. Process. Syst.</w:t>
       </w:r>
       <w:r>
         <w:rPr>
           <w:lang w:val="en-US"/>
         </w:rPr>
-        <w:t xml:space="preserve">, „Toward Robust </w:t>
-      </w:r>
-      <w:proofErr w:type="spellStart"/>
-      <w:r>
+        <w:t>, Bd. 37, S. 127129–127153, Dez. 2024, doi: 10.52202/079017-4037.</w:t>
+      </w:r>
+    </w:p>
+    <w:p>
+      <w:pPr>
+        <w:pStyle w:val="Bibliography"/>
         <w:rPr>
           <w:lang w:val="en-US"/>
         </w:rPr>
-        <w:t>GraphRAG</w:t>
-      </w:r>
-      <w:proofErr w:type="spellEnd"/>
+      </w:pPr>
       <w:r>
         <w:rPr>
           <w:lang w:val="en-US"/>
         </w:rPr>
-        <w:t xml:space="preserve">: Mitigating Retrieval Drift and Hallucination from Imperfect Knowledge </w:t>
-      </w:r>
-      <w:proofErr w:type="gramStart"/>
+        <w:t>[14]</w:t>
+      </w:r>
       <w:r>
         <w:rPr>
           <w:lang w:val="en-US"/>
         </w:rPr>
-        <w:t>Graphs“</w:t>
-      </w:r>
-      <w:proofErr w:type="gramEnd"/>
-      <w:r>
-        <w:rPr>
-          <w:lang w:val="en-US"/>
-        </w:rPr>
-        <w:t xml:space="preserve">, 19. Mai 2026, </w:t>
-      </w:r>
-      <w:proofErr w:type="spellStart"/>
+        <w:tab/>
+        <w:t xml:space="preserve">D. Zhou </w:t>
+      </w:r>
       <w:r>
         <w:rPr>
           <w:i/>
           <w:iCs/>
           <w:lang w:val="en-US"/>
         </w:rPr>
-        <w:t>arXiv</w:t>
-      </w:r>
-      <w:proofErr w:type="spellEnd"/>
+        <w:t>u. a.</w:t>
+      </w:r>
       <w:r>
         <w:rPr>
           <w:lang w:val="en-US"/>
         </w:rPr>
-        <w:t xml:space="preserve">: arXiv:2603.14828. </w:t>
-      </w:r>
-      <w:proofErr w:type="spellStart"/>
-      <w:r>
-        <w:rPr>
-          <w:lang w:val="en-US"/>
-        </w:rPr>
-        <w:t>doi</w:t>
-      </w:r>
-      <w:proofErr w:type="spellEnd"/>
-      <w:r>
-        <w:rPr>
-          <w:lang w:val="en-US"/>
-        </w:rPr>
-        <w:t>: 10.48550/arXiv.2603.14828.</w:t>
-      </w:r>
-    </w:p>
-    <w:p>
-      <w:pPr>
-        <w:pStyle w:val="Bibliography"/>
-        <w:rPr>
-          <w:lang w:val="en-US"/>
-        </w:rPr>
-      </w:pPr>
-      <w:r>
-        <w:rPr>
-          <w:lang w:val="en-US"/>
-        </w:rPr>
-        <w:t>[12]</w:t>
-      </w:r>
-      <w:r>
-        <w:rPr>
-          <w:lang w:val="en-US"/>
-        </w:rPr>
-        <w:tab/>
-        <w:t xml:space="preserve">R. Han </w:t>
+        <w:t xml:space="preserve">, „Evaluating Knowledge Graph Based Retrieval Augmented Generation Methods under Knowledge Incompleteness“, 29. August 2025, </w:t>
       </w:r>
       <w:r>
         <w:rPr>
@@ -8903,78 +9681,66 @@
           <w:iCs/>
           <w:lang w:val="en-US"/>
         </w:rPr>
-        <w:t>u. a.</w:t>
+        <w:t>arXiv</w:t>
       </w:r>
       <w:r>
         <w:rPr>
           <w:lang w:val="en-US"/>
         </w:rPr>
-        <w:t xml:space="preserve">, „An Empirical Study on Information Extraction using Large Language </w:t>
-      </w:r>
-      <w:proofErr w:type="gramStart"/>
-      <w:r>
+        <w:t>: arXiv:2504.05163. doi: 10.48550/arXiv.2504.05163.</w:t>
+      </w:r>
+    </w:p>
+    <w:p>
+      <w:pPr>
+        <w:pStyle w:val="Bibliography"/>
         <w:rPr>
           <w:lang w:val="en-US"/>
         </w:rPr>
-        <w:t>Models“</w:t>
-      </w:r>
-      <w:proofErr w:type="gramEnd"/>
+      </w:pPr>
       <w:r>
         <w:rPr>
           <w:lang w:val="en-US"/>
         </w:rPr>
-        <w:t xml:space="preserve">, 10. September 2024, </w:t>
-      </w:r>
-      <w:proofErr w:type="spellStart"/>
+        <w:t>[15]</w:t>
+      </w:r>
+      <w:r>
+        <w:rPr>
+          <w:lang w:val="en-US"/>
+        </w:rPr>
+        <w:tab/>
+        <w:t xml:space="preserve">S. Pan, L. Luo, Y. Wang, C. Chen, J. Wang, und X. Wu, „Unifying Large Language Models and Knowledge Graphs: A Roadmap“, </w:t>
+      </w:r>
       <w:r>
         <w:rPr>
           <w:i/>
           <w:iCs/>
           <w:lang w:val="en-US"/>
         </w:rPr>
-        <w:t>arXiv</w:t>
-      </w:r>
-      <w:proofErr w:type="spellEnd"/>
+        <w:t>IEEE Trans. Knowl. Data Eng.</w:t>
+      </w:r>
       <w:r>
         <w:rPr>
           <w:lang w:val="en-US"/>
         </w:rPr>
-        <w:t xml:space="preserve">: arXiv:2305.14450. </w:t>
-      </w:r>
-      <w:proofErr w:type="spellStart"/>
-      <w:r>
-        <w:rPr>
-          <w:lang w:val="en-US"/>
-        </w:rPr>
-        <w:t>doi</w:t>
-      </w:r>
-      <w:proofErr w:type="spellEnd"/>
-      <w:r>
-        <w:rPr>
-          <w:lang w:val="en-US"/>
-        </w:rPr>
-        <w:t>: 10.48550/arXiv.2305.14450.</w:t>
+        <w:t>, Bd. 36, Nr. 7, S. 3580–3599, Juli 2024, doi: 10.1109/TKDE.2024.3352100.</w:t>
       </w:r>
     </w:p>
     <w:p>
       <w:pPr>
         <w:pStyle w:val="Bibliography"/>
+      </w:pPr>
+      <w:r>
         <w:rPr>
           <w:lang w:val="en-US"/>
         </w:rPr>
-      </w:pPr>
+        <w:t>[16]</w:t>
+      </w:r>
       <w:r>
         <w:rPr>
           <w:lang w:val="en-US"/>
         </w:rPr>
-        <w:t>[13]</w:t>
-      </w:r>
-      <w:r>
-        <w:rPr>
-          <w:lang w:val="en-US"/>
-        </w:rPr>
         <w:tab/>
-        <w:t xml:space="preserve">S. Wu </w:t>
+        <w:t xml:space="preserve">W. X. Zhao </w:t>
       </w:r>
       <w:r>
         <w:rPr>
@@ -8982,37 +9748,61 @@
           <w:iCs/>
           <w:lang w:val="en-US"/>
         </w:rPr>
-        <w:t>u. a</w:t>
-      </w:r>
-      <w:proofErr w:type="gramStart"/>
+        <w:t>u. a.</w:t>
+      </w:r>
+      <w:r>
+        <w:rPr>
+          <w:lang w:val="en-US"/>
+        </w:rPr>
+        <w:t xml:space="preserve">, „A Survey of Large Language Models“, 18. </w:t>
+      </w:r>
+      <w:r>
+        <w:t xml:space="preserve">März 2026, </w:t>
+      </w:r>
+      <w:r>
+        <w:rPr>
+          <w:i/>
+          <w:iCs/>
+        </w:rPr>
+        <w:t>arXiv</w:t>
+      </w:r>
+      <w:r>
+        <w:t>: arXiv:2303.18223. doi: 10.48550/arXiv.2303.18223.</w:t>
+      </w:r>
+    </w:p>
+    <w:p>
+      <w:pPr>
+        <w:pStyle w:val="Bibliography"/>
+        <w:rPr>
+          <w:lang w:val="en-US"/>
+        </w:rPr>
+      </w:pPr>
+      <w:r>
+        <w:rPr>
+          <w:lang w:val="en-US"/>
+        </w:rPr>
+        <w:t>[17]</w:t>
+      </w:r>
+      <w:r>
+        <w:rPr>
+          <w:lang w:val="en-US"/>
+        </w:rPr>
+        <w:tab/>
+        <w:t xml:space="preserve">T. Brown </w:t>
+      </w:r>
       <w:r>
         <w:rPr>
           <w:i/>
           <w:iCs/>
           <w:lang w:val="en-US"/>
         </w:rPr>
-        <w:t>.</w:t>
+        <w:t>u. a.</w:t>
       </w:r>
       <w:r>
         <w:rPr>
           <w:lang w:val="en-US"/>
         </w:rPr>
-        <w:t>, „</w:t>
-      </w:r>
-      <w:proofErr w:type="spellStart"/>
-      <w:proofErr w:type="gramEnd"/>
-      <w:r>
-        <w:rPr>
-          <w:lang w:val="en-US"/>
-        </w:rPr>
-        <w:t>STaRK</w:t>
-      </w:r>
-      <w:proofErr w:type="spellEnd"/>
-      <w:r>
-        <w:rPr>
-          <w:lang w:val="en-US"/>
-        </w:rPr>
-        <w:t xml:space="preserve">: Benchmarking LLM Retrieval on Textual and Relational Knowledge Bases“, </w:t>
+        <w:t xml:space="preserve">, „Language Models are Few-Shot Learners“, </w:t>
       </w:r>
       <w:r>
         <w:rPr>
@@ -9026,42 +9816,25 @@
         <w:rPr>
           <w:lang w:val="en-US"/>
         </w:rPr>
-        <w:t xml:space="preserve">, Bd. 37, S. 127129–127153, Dez. 2024, </w:t>
-      </w:r>
-      <w:proofErr w:type="spellStart"/>
-      <w:r>
-        <w:rPr>
-          <w:lang w:val="en-US"/>
-        </w:rPr>
-        <w:t>doi</w:t>
-      </w:r>
-      <w:proofErr w:type="spellEnd"/>
-      <w:r>
-        <w:rPr>
-          <w:lang w:val="en-US"/>
-        </w:rPr>
-        <w:t>: 10.52202/079017-4037.</w:t>
+        <w:t>, Bd. 33, S. 1877–1901, 2020.</w:t>
       </w:r>
     </w:p>
     <w:p>
       <w:pPr>
         <w:pStyle w:val="Bibliography"/>
+      </w:pPr>
+      <w:r>
         <w:rPr>
           <w:lang w:val="en-US"/>
         </w:rPr>
-      </w:pPr>
+        <w:t>[18]</w:t>
+      </w:r>
       <w:r>
         <w:rPr>
           <w:lang w:val="en-US"/>
         </w:rPr>
-        <w:t>[14]</w:t>
-      </w:r>
-      <w:r>
-        <w:rPr>
-          <w:lang w:val="en-US"/>
-        </w:rPr>
         <w:tab/>
-        <w:t xml:space="preserve">D. Zhou </w:t>
+        <w:t xml:space="preserve">J. Wei </w:t>
       </w:r>
       <w:r>
         <w:rPr>
@@ -9069,108 +9842,65 @@
           <w:iCs/>
           <w:lang w:val="en-US"/>
         </w:rPr>
-        <w:t>u. a</w:t>
-      </w:r>
-      <w:proofErr w:type="gramStart"/>
+        <w:t>u. a.</w:t>
+      </w:r>
+      <w:r>
+        <w:rPr>
+          <w:lang w:val="en-US"/>
+        </w:rPr>
+        <w:t xml:space="preserve">, „Chain-of-Thought Prompting Elicits Reasoning in Large Language Models“, in </w:t>
+      </w:r>
       <w:r>
         <w:rPr>
           <w:i/>
           <w:iCs/>
           <w:lang w:val="en-US"/>
         </w:rPr>
-        <w:t>.</w:t>
+        <w:t>Advances in Neural Information Processing Systems</w:t>
       </w:r>
       <w:r>
         <w:rPr>
           <w:lang w:val="en-US"/>
         </w:rPr>
-        <w:t>, „</w:t>
-      </w:r>
-      <w:proofErr w:type="gramEnd"/>
-      <w:r>
+        <w:t xml:space="preserve">, Curran Associates, Inc., 2022, S. 24824–24837. </w:t>
+      </w:r>
+      <w:r>
+        <w:t>Zugegriffen: 9. Juli 2026. [Online]. Verfügbar unter: https://proceedings.neurips.cc/paper/2022/hash/9d5609613524ecf4f15af0f7b31abca4-Abstract-Conference.html</w:t>
+      </w:r>
+    </w:p>
+    <w:p>
+      <w:pPr>
+        <w:pStyle w:val="Bibliography"/>
         <w:rPr>
           <w:lang w:val="en-US"/>
         </w:rPr>
-        <w:t xml:space="preserve">Evaluating Knowledge Graph Based Retrieval Augmented Generation Methods under Knowledge </w:t>
-      </w:r>
-      <w:proofErr w:type="gramStart"/>
+      </w:pPr>
       <w:r>
         <w:rPr>
           <w:lang w:val="en-US"/>
         </w:rPr>
-        <w:t>Incompleteness“</w:t>
-      </w:r>
-      <w:proofErr w:type="gramEnd"/>
+        <w:t>[19]</w:t>
+      </w:r>
       <w:r>
         <w:rPr>
           <w:lang w:val="en-US"/>
         </w:rPr>
-        <w:t xml:space="preserve">, 29. August 2025, </w:t>
-      </w:r>
-      <w:proofErr w:type="spellStart"/>
+        <w:tab/>
+        <w:t xml:space="preserve">Q. Zhang </w:t>
+      </w:r>
       <w:r>
         <w:rPr>
           <w:i/>
           <w:iCs/>
           <w:lang w:val="en-US"/>
         </w:rPr>
-        <w:t>arXiv</w:t>
-      </w:r>
-      <w:proofErr w:type="spellEnd"/>
+        <w:t>u. a.</w:t>
+      </w:r>
       <w:r>
         <w:rPr>
           <w:lang w:val="en-US"/>
         </w:rPr>
-        <w:t xml:space="preserve">: arXiv:2504.05163. </w:t>
-      </w:r>
-      <w:proofErr w:type="spellStart"/>
-      <w:r>
-        <w:rPr>
-          <w:lang w:val="en-US"/>
-        </w:rPr>
-        <w:t>doi</w:t>
-      </w:r>
-      <w:proofErr w:type="spellEnd"/>
-      <w:r>
-        <w:rPr>
-          <w:lang w:val="en-US"/>
-        </w:rPr>
-        <w:t>: 10.48550/arXiv.2504.05163.</w:t>
-      </w:r>
-    </w:p>
-    <w:p>
-      <w:pPr>
-        <w:pStyle w:val="Bibliography"/>
-        <w:rPr>
-          <w:lang w:val="en-US"/>
-        </w:rPr>
-      </w:pPr>
-      <w:r>
-        <w:rPr>
-          <w:lang w:val="en-US"/>
-        </w:rPr>
-        <w:t>[15]</w:t>
-      </w:r>
-      <w:r>
-        <w:rPr>
-          <w:lang w:val="en-US"/>
-        </w:rPr>
-        <w:tab/>
-        <w:t xml:space="preserve">S. Pan, L. Luo, Y. Wang, C. Chen, J. Wang, und X. Wu, „Unifying Large Language Models and Knowledge Graphs: A </w:t>
-      </w:r>
-      <w:proofErr w:type="gramStart"/>
-      <w:r>
-        <w:rPr>
-          <w:lang w:val="en-US"/>
-        </w:rPr>
-        <w:t>Roadmap“</w:t>
-      </w:r>
-      <w:proofErr w:type="gramEnd"/>
-      <w:r>
-        <w:rPr>
-          <w:lang w:val="en-US"/>
-        </w:rPr>
-        <w:t xml:space="preserve">, </w:t>
+        <w:t xml:space="preserve">, „A survey on large language models for software engineering“, </w:t>
       </w:r>
       <w:r>
         <w:rPr>
@@ -9178,63 +9908,83 @@
           <w:iCs/>
           <w:lang w:val="en-US"/>
         </w:rPr>
-        <w:t xml:space="preserve">IEEE Trans. </w:t>
-      </w:r>
-      <w:proofErr w:type="spellStart"/>
+        <w:t>Sci. China Inf. Sci.</w:t>
+      </w:r>
+      <w:r>
+        <w:rPr>
+          <w:lang w:val="en-US"/>
+        </w:rPr>
+        <w:t>, Bd. 69, Nr. 4, S. 141102, März 2026, doi: 10.1007/s11432-025-4670-0.</w:t>
+      </w:r>
+    </w:p>
+    <w:p>
+      <w:pPr>
+        <w:pStyle w:val="Bibliography"/>
+        <w:rPr>
+          <w:lang w:val="en-US"/>
+        </w:rPr>
+      </w:pPr>
+      <w:r>
+        <w:rPr>
+          <w:lang w:val="en-US"/>
+        </w:rPr>
+        <w:t>[20]</w:t>
+      </w:r>
+      <w:r>
+        <w:rPr>
+          <w:lang w:val="en-US"/>
+        </w:rPr>
+        <w:tab/>
+        <w:t xml:space="preserve">L. Huang </w:t>
+      </w:r>
       <w:r>
         <w:rPr>
           <w:i/>
           <w:iCs/>
           <w:lang w:val="en-US"/>
         </w:rPr>
-        <w:t>Knowl</w:t>
-      </w:r>
-      <w:proofErr w:type="spellEnd"/>
+        <w:t>u. a.</w:t>
+      </w:r>
+      <w:r>
+        <w:rPr>
+          <w:lang w:val="en-US"/>
+        </w:rPr>
+        <w:t xml:space="preserve">, „A Survey on Hallucination in Large Language Models: Principles, Taxonomy, Challenges, and Open Questions“, </w:t>
+      </w:r>
       <w:r>
         <w:rPr>
           <w:i/>
           <w:iCs/>
           <w:lang w:val="en-US"/>
         </w:rPr>
-        <w:t>. Data Eng.</w:t>
+        <w:t>ACM Trans. Inf. Syst.</w:t>
       </w:r>
       <w:r>
         <w:rPr>
           <w:lang w:val="en-US"/>
         </w:rPr>
-        <w:t xml:space="preserve">, Bd. 36, Nr. 7, S. 3580–3599, Juli 2024, </w:t>
-      </w:r>
-      <w:proofErr w:type="spellStart"/>
-      <w:r>
-        <w:rPr>
-          <w:lang w:val="en-US"/>
-        </w:rPr>
-        <w:t>doi</w:t>
-      </w:r>
-      <w:proofErr w:type="spellEnd"/>
-      <w:r>
-        <w:rPr>
-          <w:lang w:val="en-US"/>
-        </w:rPr>
-        <w:t>: 10.1109/TKDE.2024.3352100.</w:t>
+        <w:t>, Bd. 43, Nr. 2, S. 42:1-42:55, Jan. 2025, doi: 10.1145/3703155.</w:t>
       </w:r>
     </w:p>
     <w:p>
       <w:pPr>
         <w:pStyle w:val="Bibliography"/>
-      </w:pPr>
-      <w:r>
         <w:rPr>
           <w:lang w:val="en-US"/>
         </w:rPr>
-        <w:t>[16]</w:t>
-      </w:r>
+      </w:pPr>
       <w:r>
         <w:rPr>
           <w:lang w:val="en-US"/>
         </w:rPr>
+        <w:t>[21]</w:t>
+      </w:r>
+      <w:r>
+        <w:rPr>
+          <w:lang w:val="en-US"/>
+        </w:rPr>
         <w:tab/>
-        <w:t xml:space="preserve">W. X. Zhao </w:t>
+        <w:t xml:space="preserve">Y. Huang und J. X. Huang, „A Survey on Retrieval-Augmented Text Generation for Large Language Models“, </w:t>
       </w:r>
       <w:r>
         <w:rPr>
@@ -9242,112 +9992,150 @@
           <w:iCs/>
           <w:lang w:val="en-US"/>
         </w:rPr>
-        <w:t>u. a</w:t>
-      </w:r>
-      <w:proofErr w:type="gramStart"/>
+        <w:t>ACM Comput. Surv.</w:t>
+      </w:r>
+      <w:r>
+        <w:rPr>
+          <w:lang w:val="en-US"/>
+        </w:rPr>
+        <w:t>, Bd. 58, Nr. 12, S. 300:1-300:38, Mai 2026, doi: 10.1145/3805774.</w:t>
+      </w:r>
+    </w:p>
+    <w:p>
+      <w:pPr>
+        <w:pStyle w:val="Bibliography"/>
+        <w:rPr>
+          <w:lang w:val="en-US"/>
+        </w:rPr>
+      </w:pPr>
+      <w:r>
+        <w:rPr>
+          <w:lang w:val="en-US"/>
+        </w:rPr>
+        <w:t>[22]</w:t>
+      </w:r>
+      <w:r>
+        <w:rPr>
+          <w:lang w:val="en-US"/>
+        </w:rPr>
+        <w:tab/>
+        <w:t xml:space="preserve">Y. Gao </w:t>
+      </w:r>
       <w:r>
         <w:rPr>
           <w:i/>
           <w:iCs/>
           <w:lang w:val="en-US"/>
         </w:rPr>
-        <w:t>.</w:t>
+        <w:t>u. a.</w:t>
       </w:r>
       <w:r>
         <w:rPr>
           <w:lang w:val="en-US"/>
         </w:rPr>
-        <w:t>, „</w:t>
-      </w:r>
-      <w:proofErr w:type="gramEnd"/>
-      <w:r>
-        <w:rPr>
-          <w:lang w:val="en-US"/>
-        </w:rPr>
-        <w:t xml:space="preserve">A Survey of Large Language </w:t>
-      </w:r>
-      <w:proofErr w:type="gramStart"/>
-      <w:r>
-        <w:rPr>
-          <w:lang w:val="en-US"/>
-        </w:rPr>
-        <w:t>Models“</w:t>
-      </w:r>
-      <w:proofErr w:type="gramEnd"/>
-      <w:r>
-        <w:rPr>
-          <w:lang w:val="en-US"/>
-        </w:rPr>
-        <w:t xml:space="preserve">, </w:t>
-      </w:r>
-      <w:proofErr w:type="gramStart"/>
+        <w:t xml:space="preserve">, „Retrieval-Augmented Generation for Large Language Models: A Survey“, 27. März 2024, </w:t>
+      </w:r>
       <w:r>
         <w:rPr>
           <w:i/>
           <w:iCs/>
           <w:lang w:val="en-US"/>
         </w:rPr>
-        <w:t>Front.</w:t>
-      </w:r>
-      <w:proofErr w:type="gramEnd"/>
+        <w:t>arXiv</w:t>
+      </w:r>
+      <w:r>
+        <w:rPr>
+          <w:lang w:val="en-US"/>
+        </w:rPr>
+        <w:t>: arXiv:2312.10997. doi: 10.48550/arXiv.2312.10997.</w:t>
+      </w:r>
+    </w:p>
+    <w:p>
+      <w:pPr>
+        <w:pStyle w:val="Bibliography"/>
+        <w:rPr>
+          <w:lang w:val="en-US"/>
+        </w:rPr>
+      </w:pPr>
+      <w:r>
+        <w:rPr>
+          <w:lang w:val="en-US"/>
+        </w:rPr>
+        <w:t>[23]</w:t>
+      </w:r>
+      <w:r>
+        <w:rPr>
+          <w:lang w:val="en-US"/>
+        </w:rPr>
+        <w:tab/>
+        <w:t xml:space="preserve">C. Tao </w:t>
+      </w:r>
       <w:r>
         <w:rPr>
           <w:i/>
           <w:iCs/>
           <w:lang w:val="en-US"/>
         </w:rPr>
-        <w:t xml:space="preserve"> </w:t>
-      </w:r>
-      <w:proofErr w:type="spellStart"/>
+        <w:t>u. a.</w:t>
+      </w:r>
+      <w:r>
+        <w:rPr>
+          <w:lang w:val="en-US"/>
+        </w:rPr>
+        <w:t xml:space="preserve">, „LLMs are Also Effective Embedding Models: An In-depth Overview“, 25. Juli 2025, </w:t>
+      </w:r>
       <w:r>
         <w:rPr>
           <w:i/>
           <w:iCs/>
-        </w:rPr>
-        <w:t>Comput</w:t>
-      </w:r>
-      <w:proofErr w:type="spellEnd"/>
+          <w:lang w:val="en-US"/>
+        </w:rPr>
+        <w:t>arXiv</w:t>
+      </w:r>
+      <w:r>
+        <w:rPr>
+          <w:lang w:val="en-US"/>
+        </w:rPr>
+        <w:t>: arXiv:2412.12591. doi: 10.48550/arXiv.2412.12591.</w:t>
+      </w:r>
+    </w:p>
+    <w:p>
+      <w:pPr>
+        <w:pStyle w:val="Bibliography"/>
+      </w:pPr>
+      <w:r>
+        <w:rPr>
+          <w:lang w:val="en-US"/>
+        </w:rPr>
+        <w:t>[24]</w:t>
+      </w:r>
+      <w:r>
+        <w:rPr>
+          <w:lang w:val="en-US"/>
+        </w:rPr>
+        <w:tab/>
+        <w:t xml:space="preserve">T. Şakar und H. Emekci, „Maximizing RAG efficiency: A comparative analysis of RAG methods“, </w:t>
+      </w:r>
       <w:r>
         <w:rPr>
           <w:i/>
           <w:iCs/>
-        </w:rPr>
-        <w:t xml:space="preserve">. </w:t>
-      </w:r>
-      <w:proofErr w:type="spellStart"/>
+          <w:lang w:val="en-US"/>
+        </w:rPr>
+        <w:t xml:space="preserve">Nat. </w:t>
+      </w:r>
       <w:r>
         <w:rPr>
           <w:i/>
           <w:iCs/>
         </w:rPr>
-        <w:t>Sci</w:t>
-      </w:r>
-      <w:proofErr w:type="spellEnd"/>
-      <w:r>
-        <w:rPr>
-          <w:i/>
-          <w:iCs/>
-        </w:rPr>
-        <w:t>.</w:t>
-      </w:r>
-      <w:r>
-        <w:t xml:space="preserve">, Bd. 20, Nr. 12, S. 2012627, Mai 2026, </w:t>
-      </w:r>
-      <w:proofErr w:type="spellStart"/>
-      <w:r>
-        <w:t>doi</w:t>
-      </w:r>
-      <w:proofErr w:type="spellEnd"/>
-      <w:r>
-        <w:t>: 10.1007/s11704-026-60308-3.</w:t>
+        <w:t>Lang. Process.</w:t>
+      </w:r>
+      <w:r>
+        <w:t>, Bd. 31, Nr. 1, S. 1–25, Jan. 2025, doi: 10.1017/nlp.2024.53.</w:t>
       </w:r>
     </w:p>
     <w:p>
-      <w:pPr>
-        <w:rPr>
-          <w:lang w:val="en-US"/>
-        </w:rPr>
-      </w:pPr>
       <w:r>
         <w:rPr>
           <w:lang w:val="en-US"/>
@@ -9362,8 +10150,7 @@
           <w:lang w:val="en-US"/>
         </w:rPr>
       </w:pPr>
-      <w:bookmarkStart w:id="62" w:name="_Toc234339747"/>
-      <w:proofErr w:type="spellStart"/>
+      <w:bookmarkStart w:id="63" w:name="_Toc234665746"/>
       <w:r>
         <w:rPr>
           <w:lang w:val="en-US"/>
@@ -9371,8 +10158,7 @@
         <w:lastRenderedPageBreak/>
         <w:t>Abbildungsverzeichnis</w:t>
       </w:r>
-      <w:bookmarkEnd w:id="62"/>
-      <w:proofErr w:type="spellEnd"/>
+      <w:bookmarkEnd w:id="63"/>
     </w:p>
     <w:p>
       <w:pPr>
@@ -9399,13 +10185,13 @@
       <w:r>
         <w:fldChar w:fldCharType="separate"/>
       </w:r>
-      <w:hyperlink w:anchor="_Toc234254479" w:history="1">
+      <w:hyperlink w:anchor="_Toc234665749" w:history="1">
         <w:r>
           <w:rPr>
             <w:rStyle w:val="Hyperlink"/>
             <w:noProof/>
           </w:rPr>
-          <w:t xml:space="preserve">Abb. 1: Kategorisierung der Forschung zur Vereinigung von LLMs mit Wissensgraphen. Quelle: </w:t>
+          <w:t xml:space="preserve">Abb. 1: Kategorisierung von Arbeiten zur Vereinigung von LLMs mit KGs. Quelle: </w:t>
         </w:r>
         <w:r>
           <w:rPr>
@@ -9441,7 +10227,7 @@
             <w:noProof/>
             <w:webHidden/>
           </w:rPr>
-          <w:instrText xml:space="preserve"> PAGEREF _Toc234254479 \h </w:instrText>
+          <w:instrText xml:space="preserve"> PAGEREF _Toc234665749 \h </w:instrText>
         </w:r>
         <w:r>
           <w:rPr>
@@ -9504,8 +10290,7 @@
           <w:lang w:val="en-US"/>
         </w:rPr>
       </w:pPr>
-      <w:bookmarkStart w:id="63" w:name="_Toc234339748"/>
-      <w:proofErr w:type="spellStart"/>
+      <w:bookmarkStart w:id="64" w:name="_Toc234665747"/>
       <w:r>
         <w:rPr>
           <w:lang w:val="en-US"/>
@@ -9513,8 +10298,7 @@
         <w:lastRenderedPageBreak/>
         <w:t>Tabellenverzeichnis</w:t>
       </w:r>
-      <w:bookmarkEnd w:id="63"/>
-      <w:proofErr w:type="spellEnd"/>
+      <w:bookmarkEnd w:id="64"/>
     </w:p>
     <w:p>
       <w:pPr>
@@ -9554,8 +10338,7 @@
           <w:lang w:val="en-US"/>
         </w:rPr>
       </w:pPr>
-      <w:bookmarkStart w:id="64" w:name="_Toc234339749"/>
-      <w:proofErr w:type="spellStart"/>
+      <w:bookmarkStart w:id="65" w:name="_Toc234665748"/>
       <w:r>
         <w:rPr>
           <w:lang w:val="en-US"/>
@@ -9563,8 +10346,7 @@
         <w:lastRenderedPageBreak/>
         <w:t>Abkürzungsverzeichnis</w:t>
       </w:r>
-      <w:bookmarkEnd w:id="64"/>
-      <w:proofErr w:type="spellEnd"/>
+      <w:bookmarkEnd w:id="65"/>
     </w:p>
     <w:tbl>
       <w:tblPr>
@@ -9581,7 +10363,7 @@
         <w:tblLook w:val="04A0" w:firstRow="1" w:lastRow="0" w:firstColumn="1" w:lastColumn="0" w:noHBand="0" w:noVBand="1"/>
       </w:tblPr>
       <w:tblGrid>
-        <w:gridCol w:w="1465"/>
+        <w:gridCol w:w="931"/>
         <w:gridCol w:w="4270"/>
       </w:tblGrid>
       <w:tr>
@@ -9597,23 +10379,13 @@
                 <w:lang w:val="en-US"/>
               </w:rPr>
             </w:pPr>
-            <w:proofErr w:type="spellStart"/>
             <w:r>
               <w:rPr>
                 <w:b/>
                 <w:bCs/>
                 <w:lang w:val="en-US"/>
               </w:rPr>
-              <w:t>bzw</w:t>
-            </w:r>
-            <w:proofErr w:type="spellEnd"/>
-            <w:r>
-              <w:rPr>
-                <w:b/>
-                <w:bCs/>
-                <w:lang w:val="en-US"/>
-              </w:rPr>
-              <w:t>.</w:t>
+              <w:t>bspw.</w:t>
             </w:r>
           </w:p>
         </w:tc>
@@ -9627,14 +10399,12 @@
                 <w:lang w:val="en-US"/>
               </w:rPr>
             </w:pPr>
-            <w:proofErr w:type="spellStart"/>
             <w:r>
               <w:rPr>
                 <w:lang w:val="en-US"/>
               </w:rPr>
-              <w:t>beziehungsweise</w:t>
-            </w:r>
-            <w:proofErr w:type="spellEnd"/>
+              <w:t>beispielsweise</w:t>
+            </w:r>
           </w:p>
         </w:tc>
       </w:tr>
@@ -9657,7 +10427,7 @@
                 <w:bCs/>
                 <w:lang w:val="en-US"/>
               </w:rPr>
-              <w:t>HQA</w:t>
+              <w:t>bzw.</w:t>
             </w:r>
           </w:p>
         </w:tc>
@@ -9675,7 +10445,7 @@
               <w:rPr>
                 <w:lang w:val="en-US"/>
               </w:rPr>
-              <w:t>Hybrid Question Answering</w:t>
+              <w:t>beziehungsweise</w:t>
             </w:r>
           </w:p>
         </w:tc>
@@ -9699,7 +10469,7 @@
                 <w:bCs/>
                 <w:lang w:val="en-US"/>
               </w:rPr>
-              <w:t>KG</w:t>
+              <w:t>GPT</w:t>
             </w:r>
           </w:p>
         </w:tc>
@@ -9717,7 +10487,7 @@
               <w:rPr>
                 <w:lang w:val="en-US"/>
               </w:rPr>
-              <w:t>Knowledge Graph</w:t>
+              <w:t>Generative Pre-Trained Transformer</w:t>
             </w:r>
           </w:p>
         </w:tc>
@@ -9741,7 +10511,7 @@
                 <w:bCs/>
                 <w:lang w:val="en-US"/>
               </w:rPr>
-              <w:t>KGQA</w:t>
+              <w:t>HQA</w:t>
             </w:r>
           </w:p>
         </w:tc>
@@ -9759,7 +10529,7 @@
               <w:rPr>
                 <w:lang w:val="en-US"/>
               </w:rPr>
-              <w:t>Knowledge Graph Question Answering</w:t>
+              <w:t>Hybrid Question Answering</w:t>
             </w:r>
           </w:p>
         </w:tc>
@@ -9783,7 +10553,7 @@
                 <w:bCs/>
                 <w:lang w:val="en-US"/>
               </w:rPr>
-              <w:t>KI</w:t>
+              <w:t>ICL</w:t>
             </w:r>
           </w:p>
         </w:tc>
@@ -9797,28 +10567,12 @@
                 <w:lang w:val="en-US"/>
               </w:rPr>
             </w:pPr>
-            <w:proofErr w:type="spellStart"/>
             <w:r>
               <w:rPr>
                 <w:lang w:val="en-US"/>
               </w:rPr>
-              <w:t>Künstliche</w:t>
-            </w:r>
-            <w:proofErr w:type="spellEnd"/>
-            <w:r>
-              <w:rPr>
-                <w:lang w:val="en-US"/>
-              </w:rPr>
-              <w:t xml:space="preserve"> </w:t>
-            </w:r>
-            <w:proofErr w:type="spellStart"/>
-            <w:r>
-              <w:rPr>
-                <w:lang w:val="en-US"/>
-              </w:rPr>
-              <w:t>Intelligenz</w:t>
-            </w:r>
-            <w:proofErr w:type="spellEnd"/>
+              <w:t>In-Context Learning</w:t>
+            </w:r>
           </w:p>
         </w:tc>
       </w:tr>
@@ -9841,7 +10595,7 @@
                 <w:bCs/>
                 <w:lang w:val="en-US"/>
               </w:rPr>
-              <w:t>LLM</w:t>
+              <w:t>KG</w:t>
             </w:r>
           </w:p>
         </w:tc>
@@ -9859,7 +10613,7 @@
               <w:rPr>
                 <w:lang w:val="en-US"/>
               </w:rPr>
-              <w:t>Large Language Model</w:t>
+              <w:t>Knowledge Graph</w:t>
             </w:r>
           </w:p>
         </w:tc>
@@ -9883,7 +10637,7 @@
                 <w:bCs/>
                 <w:lang w:val="en-US"/>
               </w:rPr>
-              <w:t>RAG</w:t>
+              <w:t>KGQA</w:t>
             </w:r>
           </w:p>
         </w:tc>
@@ -9901,7 +10655,7 @@
               <w:rPr>
                 <w:lang w:val="en-US"/>
               </w:rPr>
-              <w:t>Retrieval-Augmented Generation</w:t>
+              <w:t>Knowledge Graph Question Answering</w:t>
             </w:r>
           </w:p>
         </w:tc>
@@ -9919,16 +10673,14 @@
                 <w:lang w:val="en-US"/>
               </w:rPr>
             </w:pPr>
-            <w:proofErr w:type="spellStart"/>
             <w:r>
               <w:rPr>
                 <w:b/>
                 <w:bCs/>
                 <w:lang w:val="en-US"/>
               </w:rPr>
-              <w:t>GraphRAG</w:t>
-            </w:r>
-            <w:proofErr w:type="spellEnd"/>
+              <w:t>KI</w:t>
+            </w:r>
           </w:p>
         </w:tc>
         <w:tc>
@@ -9941,25 +10693,221 @@
                 <w:lang w:val="en-US"/>
               </w:rPr>
             </w:pPr>
-            <w:proofErr w:type="spellStart"/>
             <w:r>
               <w:rPr>
                 <w:lang w:val="en-US"/>
               </w:rPr>
-              <w:t>Graph</w:t>
-            </w:r>
-            <w:r>
-              <w:rPr>
+              <w:t>Künstliche Intelligenz</w:t>
+            </w:r>
+          </w:p>
+        </w:tc>
+      </w:tr>
+      <w:tr>
+        <w:tc>
+          <w:tcPr>
+            <w:tcW w:w="0" w:type="auto"/>
+          </w:tcPr>
+          <w:p>
+            <w:pPr>
+              <w:rPr>
+                <w:b/>
+                <w:bCs/>
                 <w:lang w:val="en-US"/>
               </w:rPr>
-              <w:t>basiertes</w:t>
-            </w:r>
-            <w:proofErr w:type="spellEnd"/>
-            <w:r>
-              <w:rPr>
+            </w:pPr>
+            <w:r>
+              <w:rPr>
+                <w:b/>
+                <w:bCs/>
                 <w:lang w:val="en-US"/>
               </w:rPr>
-              <w:t xml:space="preserve"> RAG</w:t>
+              <w:t>LLM</w:t>
+            </w:r>
+          </w:p>
+        </w:tc>
+        <w:tc>
+          <w:tcPr>
+            <w:tcW w:w="0" w:type="auto"/>
+          </w:tcPr>
+          <w:p>
+            <w:pPr>
+              <w:rPr>
+                <w:lang w:val="en-US"/>
+              </w:rPr>
+            </w:pPr>
+            <w:r>
+              <w:rPr>
+                <w:lang w:val="en-US"/>
+              </w:rPr>
+              <w:t>Large Language Model</w:t>
+            </w:r>
+          </w:p>
+        </w:tc>
+      </w:tr>
+      <w:tr>
+        <w:tc>
+          <w:tcPr>
+            <w:tcW w:w="0" w:type="auto"/>
+          </w:tcPr>
+          <w:p>
+            <w:pPr>
+              <w:rPr>
+                <w:b/>
+                <w:bCs/>
+                <w:lang w:val="en-US"/>
+              </w:rPr>
+            </w:pPr>
+            <w:r>
+              <w:rPr>
+                <w:b/>
+                <w:bCs/>
+                <w:lang w:val="en-US"/>
+              </w:rPr>
+              <w:t>OCR</w:t>
+            </w:r>
+          </w:p>
+        </w:tc>
+        <w:tc>
+          <w:tcPr>
+            <w:tcW w:w="0" w:type="auto"/>
+          </w:tcPr>
+          <w:p>
+            <w:pPr>
+              <w:rPr>
+                <w:lang w:val="en-US"/>
+              </w:rPr>
+            </w:pPr>
+            <w:r>
+              <w:rPr>
+                <w:lang w:val="en-US"/>
+              </w:rPr>
+              <w:t>Optical Character Recognition</w:t>
+            </w:r>
+          </w:p>
+        </w:tc>
+      </w:tr>
+      <w:tr>
+        <w:tc>
+          <w:tcPr>
+            <w:tcW w:w="0" w:type="auto"/>
+          </w:tcPr>
+          <w:p>
+            <w:pPr>
+              <w:rPr>
+                <w:b/>
+                <w:bCs/>
+                <w:lang w:val="en-US"/>
+              </w:rPr>
+            </w:pPr>
+            <w:r>
+              <w:rPr>
+                <w:b/>
+                <w:bCs/>
+                <w:lang w:val="en-US"/>
+              </w:rPr>
+              <w:t>PLM</w:t>
+            </w:r>
+          </w:p>
+        </w:tc>
+        <w:tc>
+          <w:tcPr>
+            <w:tcW w:w="0" w:type="auto"/>
+          </w:tcPr>
+          <w:p>
+            <w:pPr>
+              <w:rPr>
+                <w:lang w:val="en-US"/>
+              </w:rPr>
+            </w:pPr>
+            <w:r>
+              <w:rPr>
+                <w:lang w:val="en-US"/>
+              </w:rPr>
+              <w:t>Pre-Trained Language Model</w:t>
+            </w:r>
+          </w:p>
+        </w:tc>
+      </w:tr>
+      <w:tr>
+        <w:tc>
+          <w:tcPr>
+            <w:tcW w:w="0" w:type="auto"/>
+          </w:tcPr>
+          <w:p>
+            <w:pPr>
+              <w:rPr>
+                <w:b/>
+                <w:bCs/>
+                <w:lang w:val="en-US"/>
+              </w:rPr>
+            </w:pPr>
+            <w:r>
+              <w:rPr>
+                <w:b/>
+                <w:bCs/>
+                <w:lang w:val="en-US"/>
+              </w:rPr>
+              <w:t>RAG</w:t>
+            </w:r>
+          </w:p>
+        </w:tc>
+        <w:tc>
+          <w:tcPr>
+            <w:tcW w:w="0" w:type="auto"/>
+          </w:tcPr>
+          <w:p>
+            <w:pPr>
+              <w:rPr>
+                <w:lang w:val="en-US"/>
+              </w:rPr>
+            </w:pPr>
+            <w:r>
+              <w:rPr>
+                <w:lang w:val="en-US"/>
+              </w:rPr>
+              <w:t>Retrieval-Augmented Generation</w:t>
+            </w:r>
+          </w:p>
+        </w:tc>
+      </w:tr>
+      <w:tr>
+        <w:tc>
+          <w:tcPr>
+            <w:tcW w:w="0" w:type="auto"/>
+          </w:tcPr>
+          <w:p>
+            <w:pPr>
+              <w:rPr>
+                <w:b/>
+                <w:bCs/>
+                <w:lang w:val="en-US"/>
+              </w:rPr>
+            </w:pPr>
+            <w:r>
+              <w:rPr>
+                <w:b/>
+                <w:bCs/>
+                <w:lang w:val="en-US"/>
+              </w:rPr>
+              <w:t>z. B.</w:t>
+            </w:r>
+          </w:p>
+        </w:tc>
+        <w:tc>
+          <w:tcPr>
+            <w:tcW w:w="0" w:type="auto"/>
+          </w:tcPr>
+          <w:p>
+            <w:pPr>
+              <w:rPr>
+                <w:lang w:val="en-US"/>
+              </w:rPr>
+            </w:pPr>
+            <w:r>
+              <w:rPr>
+                <w:lang w:val="en-US"/>
+              </w:rPr>
+              <w:t>zum Beispiel</w:t>
             </w:r>
           </w:p>
         </w:tc>
@@ -9973,7 +10921,7 @@
       </w:pPr>
     </w:p>
     <w:sectPr>
-      <w:headerReference w:type="default" r:id="rId12"/>
+      <w:headerReference w:type="default" r:id="rId13"/>
       <w:type w:val="continuous"/>
       <w:pgSz w:w="11906" w:h="16838"/>
       <w:pgMar w:top="1418" w:right="1701" w:bottom="1418" w:left="1701" w:header="709" w:footer="0" w:gutter="0"/>
@@ -10169,7 +11117,7 @@
         </mc:Choice>
         <mc:Fallback>
           <w:pict>
-            <v:line w14:anchorId="4D972B83" id="Gerade Verbindung 3" o:spid="_x0000_s1026" alt="&quot;&quot;" style="position:absolute;flip:y;z-index:251658240;visibility:visible;mso-wrap-style:square;mso-width-percent:0;mso-height-percent:0;mso-wrap-distance-left:9pt;mso-wrap-distance-top:-3e-5mm;mso-wrap-distance-right:9pt;mso-wrap-distance-bottom:-3e-5mm;mso-position-horizontal:absolute;mso-position-horizontal-relative:text;mso-position-vertical:absolute;mso-position-vertical-relative:text;mso-width-percent:0;mso-height-percent:0;mso-width-relative:margin;mso-height-relative:margin" from="-.6pt,3.1pt" to="424.6pt,3.1pt" o:gfxdata="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" strokecolor="black [3213]">
+            <v:line w14:anchorId="7AE0EED2" id="Gerade Verbindung 3" o:spid="_x0000_s1026" alt="&quot;&quot;" style="position:absolute;flip:y;z-index:251658240;visibility:visible;mso-wrap-style:square;mso-width-percent:0;mso-height-percent:0;mso-wrap-distance-left:9pt;mso-wrap-distance-top:-3e-5mm;mso-wrap-distance-right:9pt;mso-wrap-distance-bottom:-3e-5mm;mso-position-horizontal:absolute;mso-position-horizontal-relative:text;mso-position-vertical:absolute;mso-position-vertical-relative:text;mso-width-percent:0;mso-height-percent:0;mso-width-relative:margin;mso-height-relative:margin" from="-.6pt,3.1pt" to="424.6pt,3.1pt" o:gfxdata="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" strokecolor="black [3213]">
               <o:lock v:ext="edit" shapetype="f"/>
             </v:line>
           </w:pict>
@@ -10300,7 +11248,7 @@
         </mc:Choice>
         <mc:Fallback>
           <w:pict>
-            <v:line w14:anchorId="5F51C997" id="Gerade Verbindung 3" o:spid="_x0000_s1026" alt="&quot;&quot;" style="position:absolute;flip:y;z-index:251658241;visibility:visible;mso-wrap-style:square;mso-width-percent:0;mso-height-percent:0;mso-wrap-distance-left:9pt;mso-wrap-distance-top:-3e-5mm;mso-wrap-distance-right:9pt;mso-wrap-distance-bottom:-3e-5mm;mso-position-horizontal:absolute;mso-position-horizontal-relative:text;mso-position-vertical:absolute;mso-position-vertical-relative:text;mso-width-percent:0;mso-height-percent:0;mso-width-relative:margin;mso-height-relative:margin" from="-.6pt,3.1pt" to="424.6pt,3.1pt" o:gfxdata="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" strokecolor="black [3213]">
+            <v:line w14:anchorId="6E9FA353" id="Gerade Verbindung 3" o:spid="_x0000_s1026" alt="&quot;&quot;" style="position:absolute;flip:y;z-index:251658241;visibility:visible;mso-wrap-style:square;mso-width-percent:0;mso-height-percent:0;mso-wrap-distance-left:9pt;mso-wrap-distance-top:-3e-5mm;mso-wrap-distance-right:9pt;mso-wrap-distance-bottom:-3e-5mm;mso-position-horizontal:absolute;mso-position-horizontal-relative:text;mso-position-vertical:absolute;mso-position-vertical-relative:text;mso-width-percent:0;mso-height-percent:0;mso-width-relative:margin;mso-height-relative:margin" from="-.6pt,3.1pt" to="424.6pt,3.1pt" o:gfxdata="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" strokecolor="black [3213]">
               <o:lock v:ext="edit" shapetype="f"/>
             </v:line>
           </w:pict>
@@ -14664,6 +15612,7 @@
   <w:style w:type="character" w:default="1" w:styleId="DefaultParagraphFont">
     <w:name w:val="Default Paragraph Font"/>
     <w:uiPriority w:val="1"/>
+    <w:semiHidden/>
     <w:unhideWhenUsed/>
   </w:style>
   <w:style w:type="table" w:default="1" w:styleId="TableNormal">

--- a/Masterarbeit.docx
+++ b/Masterarbeit.docx
@@ -523,7 +523,13 @@
               <w:jc w:val="left"/>
             </w:pPr>
             <w:r>
-              <w:t>06.01.2026</w:t>
+              <w:t>0</w:t>
+            </w:r>
+            <w:r>
+              <w:t>4</w:t>
+            </w:r>
+            <w:r>
+              <w:t>.01.2026</w:t>
             </w:r>
           </w:p>
         </w:tc>
@@ -865,7 +871,7 @@
             </w:rPr>
             <w:fldChar w:fldCharType="separate"/>
           </w:r>
-          <w:hyperlink w:anchor="_Toc234885434" w:history="1">
+          <w:hyperlink w:anchor="_Toc234951299" w:history="1">
             <w:r>
               <w:rPr>
                 <w:rStyle w:val="Hyperlink"/>
@@ -888,7 +894,7 @@
               <w:rPr>
                 <w:webHidden/>
               </w:rPr>
-              <w:instrText xml:space="preserve"> PAGEREF _Toc234885434 \h </w:instrText>
+              <w:instrText xml:space="preserve"> PAGEREF _Toc234951299 \h </w:instrText>
             </w:r>
             <w:r>
               <w:rPr>
@@ -927,7 +933,7 @@
               <w14:ligatures w14:val="standardContextual"/>
             </w:rPr>
           </w:pPr>
-          <w:hyperlink w:anchor="_Toc234885435" w:history="1">
+          <w:hyperlink w:anchor="_Toc234951300" w:history="1">
             <w:r>
               <w:rPr>
                 <w:rStyle w:val="Hyperlink"/>
@@ -954,7 +960,7 @@
                 <w:noProof/>
                 <w:webHidden/>
               </w:rPr>
-              <w:instrText xml:space="preserve"> PAGEREF _Toc234885435 \h </w:instrText>
+              <w:instrText xml:space="preserve"> PAGEREF _Toc234951300 \h </w:instrText>
             </w:r>
             <w:r>
               <w:rPr>
@@ -997,7 +1003,7 @@
               <w14:ligatures w14:val="standardContextual"/>
             </w:rPr>
           </w:pPr>
-          <w:hyperlink w:anchor="_Toc234885436" w:history="1">
+          <w:hyperlink w:anchor="_Toc234951301" w:history="1">
             <w:r>
               <w:rPr>
                 <w:rStyle w:val="Hyperlink"/>
@@ -1024,7 +1030,7 @@
                 <w:noProof/>
                 <w:webHidden/>
               </w:rPr>
-              <w:instrText xml:space="preserve"> PAGEREF _Toc234885436 \h </w:instrText>
+              <w:instrText xml:space="preserve"> PAGEREF _Toc234951301 \h </w:instrText>
             </w:r>
             <w:r>
               <w:rPr>
@@ -1067,7 +1073,7 @@
               <w14:ligatures w14:val="standardContextual"/>
             </w:rPr>
           </w:pPr>
-          <w:hyperlink w:anchor="_Toc234885437" w:history="1">
+          <w:hyperlink w:anchor="_Toc234951302" w:history="1">
             <w:r>
               <w:rPr>
                 <w:rStyle w:val="Hyperlink"/>
@@ -1094,7 +1100,7 @@
                 <w:noProof/>
                 <w:webHidden/>
               </w:rPr>
-              <w:instrText xml:space="preserve"> PAGEREF _Toc234885437 \h </w:instrText>
+              <w:instrText xml:space="preserve"> PAGEREF _Toc234951302 \h </w:instrText>
             </w:r>
             <w:r>
               <w:rPr>
@@ -1137,7 +1143,7 @@
               <w14:ligatures w14:val="standardContextual"/>
             </w:rPr>
           </w:pPr>
-          <w:hyperlink w:anchor="_Toc234885438" w:history="1">
+          <w:hyperlink w:anchor="_Toc234951303" w:history="1">
             <w:r>
               <w:rPr>
                 <w:rStyle w:val="Hyperlink"/>
@@ -1164,7 +1170,7 @@
                 <w:noProof/>
                 <w:webHidden/>
               </w:rPr>
-              <w:instrText xml:space="preserve"> PAGEREF _Toc234885438 \h </w:instrText>
+              <w:instrText xml:space="preserve"> PAGEREF _Toc234951303 \h </w:instrText>
             </w:r>
             <w:r>
               <w:rPr>
@@ -1207,7 +1213,7 @@
               <w14:ligatures w14:val="standardContextual"/>
             </w:rPr>
           </w:pPr>
-          <w:hyperlink w:anchor="_Toc234885439" w:history="1">
+          <w:hyperlink w:anchor="_Toc234951304" w:history="1">
             <w:r>
               <w:rPr>
                 <w:rStyle w:val="Hyperlink"/>
@@ -1234,7 +1240,7 @@
                 <w:noProof/>
                 <w:webHidden/>
               </w:rPr>
-              <w:instrText xml:space="preserve"> PAGEREF _Toc234885439 \h </w:instrText>
+              <w:instrText xml:space="preserve"> PAGEREF _Toc234951304 \h </w:instrText>
             </w:r>
             <w:r>
               <w:rPr>
@@ -1277,7 +1283,7 @@
               <w14:ligatures w14:val="standardContextual"/>
             </w:rPr>
           </w:pPr>
-          <w:hyperlink w:anchor="_Toc234885440" w:history="1">
+          <w:hyperlink w:anchor="_Toc234951305" w:history="1">
             <w:r>
               <w:rPr>
                 <w:rStyle w:val="Hyperlink"/>
@@ -1300,7 +1306,7 @@
               <w:rPr>
                 <w:webHidden/>
               </w:rPr>
-              <w:instrText xml:space="preserve"> PAGEREF _Toc234885440 \h </w:instrText>
+              <w:instrText xml:space="preserve"> PAGEREF _Toc234951305 \h </w:instrText>
             </w:r>
             <w:r>
               <w:rPr>
@@ -1339,7 +1345,7 @@
               <w14:ligatures w14:val="standardContextual"/>
             </w:rPr>
           </w:pPr>
-          <w:hyperlink w:anchor="_Toc234885441" w:history="1">
+          <w:hyperlink w:anchor="_Toc234951306" w:history="1">
             <w:r>
               <w:rPr>
                 <w:rStyle w:val="Hyperlink"/>
@@ -1366,7 +1372,7 @@
                 <w:noProof/>
                 <w:webHidden/>
               </w:rPr>
-              <w:instrText xml:space="preserve"> PAGEREF _Toc234885441 \h </w:instrText>
+              <w:instrText xml:space="preserve"> PAGEREF _Toc234951306 \h </w:instrText>
             </w:r>
             <w:r>
               <w:rPr>
@@ -1409,7 +1415,7 @@
               <w14:ligatures w14:val="standardContextual"/>
             </w:rPr>
           </w:pPr>
-          <w:hyperlink w:anchor="_Toc234885442" w:history="1">
+          <w:hyperlink w:anchor="_Toc234951307" w:history="1">
             <w:r>
               <w:rPr>
                 <w:rStyle w:val="Hyperlink"/>
@@ -1436,7 +1442,7 @@
                 <w:noProof/>
                 <w:webHidden/>
               </w:rPr>
-              <w:instrText xml:space="preserve"> PAGEREF _Toc234885442 \h </w:instrText>
+              <w:instrText xml:space="preserve"> PAGEREF _Toc234951307 \h </w:instrText>
             </w:r>
             <w:r>
               <w:rPr>
@@ -1479,7 +1485,7 @@
               <w14:ligatures w14:val="standardContextual"/>
             </w:rPr>
           </w:pPr>
-          <w:hyperlink w:anchor="_Toc234885443" w:history="1">
+          <w:hyperlink w:anchor="_Toc234951308" w:history="1">
             <w:r>
               <w:rPr>
                 <w:rStyle w:val="Hyperlink"/>
@@ -1506,7 +1512,7 @@
                 <w:noProof/>
                 <w:webHidden/>
               </w:rPr>
-              <w:instrText xml:space="preserve"> PAGEREF _Toc234885443 \h </w:instrText>
+              <w:instrText xml:space="preserve"> PAGEREF _Toc234951308 \h </w:instrText>
             </w:r>
             <w:r>
               <w:rPr>
@@ -1549,7 +1555,7 @@
               <w14:ligatures w14:val="standardContextual"/>
             </w:rPr>
           </w:pPr>
-          <w:hyperlink w:anchor="_Toc234885444" w:history="1">
+          <w:hyperlink w:anchor="_Toc234951309" w:history="1">
             <w:r>
               <w:rPr>
                 <w:rStyle w:val="Hyperlink"/>
@@ -1576,7 +1582,7 @@
                 <w:noProof/>
                 <w:webHidden/>
               </w:rPr>
-              <w:instrText xml:space="preserve"> PAGEREF _Toc234885444 \h </w:instrText>
+              <w:instrText xml:space="preserve"> PAGEREF _Toc234951309 \h </w:instrText>
             </w:r>
             <w:r>
               <w:rPr>
@@ -1619,7 +1625,7 @@
               <w14:ligatures w14:val="standardContextual"/>
             </w:rPr>
           </w:pPr>
-          <w:hyperlink w:anchor="_Toc234885445" w:history="1">
+          <w:hyperlink w:anchor="_Toc234951310" w:history="1">
             <w:r>
               <w:rPr>
                 <w:rStyle w:val="Hyperlink"/>
@@ -1642,7 +1648,7 @@
               <w:rPr>
                 <w:webHidden/>
               </w:rPr>
-              <w:instrText xml:space="preserve"> PAGEREF _Toc234885445 \h </w:instrText>
+              <w:instrText xml:space="preserve"> PAGEREF _Toc234951310 \h </w:instrText>
             </w:r>
             <w:r>
               <w:rPr>
@@ -1681,7 +1687,7 @@
               <w14:ligatures w14:val="standardContextual"/>
             </w:rPr>
           </w:pPr>
-          <w:hyperlink w:anchor="_Toc234885446" w:history="1">
+          <w:hyperlink w:anchor="_Toc234951311" w:history="1">
             <w:r>
               <w:rPr>
                 <w:rStyle w:val="Hyperlink"/>
@@ -1708,7 +1714,7 @@
                 <w:noProof/>
                 <w:webHidden/>
               </w:rPr>
-              <w:instrText xml:space="preserve"> PAGEREF _Toc234885446 \h </w:instrText>
+              <w:instrText xml:space="preserve"> PAGEREF _Toc234951311 \h </w:instrText>
             </w:r>
             <w:r>
               <w:rPr>
@@ -1751,7 +1757,7 @@
               <w14:ligatures w14:val="standardContextual"/>
             </w:rPr>
           </w:pPr>
-          <w:hyperlink w:anchor="_Toc234885447" w:history="1">
+          <w:hyperlink w:anchor="_Toc234951312" w:history="1">
             <w:r>
               <w:rPr>
                 <w:rStyle w:val="Hyperlink"/>
@@ -1778,7 +1784,7 @@
                 <w:noProof/>
                 <w:webHidden/>
               </w:rPr>
-              <w:instrText xml:space="preserve"> PAGEREF _Toc234885447 \h </w:instrText>
+              <w:instrText xml:space="preserve"> PAGEREF _Toc234951312 \h </w:instrText>
             </w:r>
             <w:r>
               <w:rPr>
@@ -1821,7 +1827,7 @@
               <w14:ligatures w14:val="standardContextual"/>
             </w:rPr>
           </w:pPr>
-          <w:hyperlink w:anchor="_Toc234885448" w:history="1">
+          <w:hyperlink w:anchor="_Toc234951313" w:history="1">
             <w:r>
               <w:rPr>
                 <w:rStyle w:val="Hyperlink"/>
@@ -1848,7 +1854,7 @@
                 <w:noProof/>
                 <w:webHidden/>
               </w:rPr>
-              <w:instrText xml:space="preserve"> PAGEREF _Toc234885448 \h </w:instrText>
+              <w:instrText xml:space="preserve"> PAGEREF _Toc234951313 \h </w:instrText>
             </w:r>
             <w:r>
               <w:rPr>
@@ -1891,7 +1897,7 @@
               <w14:ligatures w14:val="standardContextual"/>
             </w:rPr>
           </w:pPr>
-          <w:hyperlink w:anchor="_Toc234885449" w:history="1">
+          <w:hyperlink w:anchor="_Toc234951314" w:history="1">
             <w:r>
               <w:rPr>
                 <w:rStyle w:val="Hyperlink"/>
@@ -1918,7 +1924,7 @@
                 <w:noProof/>
                 <w:webHidden/>
               </w:rPr>
-              <w:instrText xml:space="preserve"> PAGEREF _Toc234885449 \h </w:instrText>
+              <w:instrText xml:space="preserve"> PAGEREF _Toc234951314 \h </w:instrText>
             </w:r>
             <w:r>
               <w:rPr>
@@ -1961,7 +1967,7 @@
               <w14:ligatures w14:val="standardContextual"/>
             </w:rPr>
           </w:pPr>
-          <w:hyperlink w:anchor="_Toc234885450" w:history="1">
+          <w:hyperlink w:anchor="_Toc234951315" w:history="1">
             <w:r>
               <w:rPr>
                 <w:rStyle w:val="Hyperlink"/>
@@ -1988,7 +1994,7 @@
                 <w:noProof/>
                 <w:webHidden/>
               </w:rPr>
-              <w:instrText xml:space="preserve"> PAGEREF _Toc234885450 \h </w:instrText>
+              <w:instrText xml:space="preserve"> PAGEREF _Toc234951315 \h </w:instrText>
             </w:r>
             <w:r>
               <w:rPr>
@@ -2031,7 +2037,7 @@
               <w14:ligatures w14:val="standardContextual"/>
             </w:rPr>
           </w:pPr>
-          <w:hyperlink w:anchor="_Toc234885451" w:history="1">
+          <w:hyperlink w:anchor="_Toc234951316" w:history="1">
             <w:r>
               <w:rPr>
                 <w:rStyle w:val="Hyperlink"/>
@@ -2054,7 +2060,7 @@
               <w:rPr>
                 <w:webHidden/>
               </w:rPr>
-              <w:instrText xml:space="preserve"> PAGEREF _Toc234885451 \h </w:instrText>
+              <w:instrText xml:space="preserve"> PAGEREF _Toc234951316 \h </w:instrText>
             </w:r>
             <w:r>
               <w:rPr>
@@ -2093,7 +2099,7 @@
               <w14:ligatures w14:val="standardContextual"/>
             </w:rPr>
           </w:pPr>
-          <w:hyperlink w:anchor="_Toc234885452" w:history="1">
+          <w:hyperlink w:anchor="_Toc234951317" w:history="1">
             <w:r>
               <w:rPr>
                 <w:rStyle w:val="Hyperlink"/>
@@ -2120,7 +2126,7 @@
                 <w:noProof/>
                 <w:webHidden/>
               </w:rPr>
-              <w:instrText xml:space="preserve"> PAGEREF _Toc234885452 \h </w:instrText>
+              <w:instrText xml:space="preserve"> PAGEREF _Toc234951317 \h </w:instrText>
             </w:r>
             <w:r>
               <w:rPr>
@@ -2162,7 +2168,7 @@
               <w14:ligatures w14:val="standardContextual"/>
             </w:rPr>
           </w:pPr>
-          <w:hyperlink w:anchor="_Toc234885453" w:history="1">
+          <w:hyperlink w:anchor="_Toc234951318" w:history="1">
             <w:r>
               <w:rPr>
                 <w:rStyle w:val="Hyperlink"/>
@@ -2185,7 +2191,7 @@
               <w:rPr>
                 <w:webHidden/>
               </w:rPr>
-              <w:instrText xml:space="preserve"> PAGEREF _Toc234885453 \h </w:instrText>
+              <w:instrText xml:space="preserve"> PAGEREF _Toc234951318 \h </w:instrText>
             </w:r>
             <w:r>
               <w:rPr>
@@ -2223,7 +2229,7 @@
               <w14:ligatures w14:val="standardContextual"/>
             </w:rPr>
           </w:pPr>
-          <w:hyperlink w:anchor="_Toc234885454" w:history="1">
+          <w:hyperlink w:anchor="_Toc234951319" w:history="1">
             <w:r>
               <w:rPr>
                 <w:rStyle w:val="Hyperlink"/>
@@ -2246,7 +2252,7 @@
               <w:rPr>
                 <w:webHidden/>
               </w:rPr>
-              <w:instrText xml:space="preserve"> PAGEREF _Toc234885454 \h </w:instrText>
+              <w:instrText xml:space="preserve"> PAGEREF _Toc234951319 \h </w:instrText>
             </w:r>
             <w:r>
               <w:rPr>
@@ -2284,7 +2290,7 @@
               <w14:ligatures w14:val="standardContextual"/>
             </w:rPr>
           </w:pPr>
-          <w:hyperlink w:anchor="_Toc234885455" w:history="1">
+          <w:hyperlink w:anchor="_Toc234951320" w:history="1">
             <w:r>
               <w:rPr>
                 <w:rStyle w:val="Hyperlink"/>
@@ -2307,7 +2313,7 @@
               <w:rPr>
                 <w:webHidden/>
               </w:rPr>
-              <w:instrText xml:space="preserve"> PAGEREF _Toc234885455 \h </w:instrText>
+              <w:instrText xml:space="preserve"> PAGEREF _Toc234951320 \h </w:instrText>
             </w:r>
             <w:r>
               <w:rPr>
@@ -2346,7 +2352,7 @@
               <w14:ligatures w14:val="standardContextual"/>
             </w:rPr>
           </w:pPr>
-          <w:hyperlink w:anchor="_Toc234885456" w:history="1">
+          <w:hyperlink w:anchor="_Toc234951321" w:history="1">
             <w:r>
               <w:rPr>
                 <w:rStyle w:val="Hyperlink"/>
@@ -2373,7 +2379,7 @@
                 <w:noProof/>
                 <w:webHidden/>
               </w:rPr>
-              <w:instrText xml:space="preserve"> PAGEREF _Toc234885456 \h </w:instrText>
+              <w:instrText xml:space="preserve"> PAGEREF _Toc234951321 \h </w:instrText>
             </w:r>
             <w:r>
               <w:rPr>
@@ -2415,7 +2421,7 @@
               <w14:ligatures w14:val="standardContextual"/>
             </w:rPr>
           </w:pPr>
-          <w:hyperlink w:anchor="_Toc234885457" w:history="1">
+          <w:hyperlink w:anchor="_Toc234951322" w:history="1">
             <w:r>
               <w:rPr>
                 <w:rStyle w:val="Hyperlink"/>
@@ -2438,7 +2444,7 @@
               <w:rPr>
                 <w:webHidden/>
               </w:rPr>
-              <w:instrText xml:space="preserve"> PAGEREF _Toc234885457 \h </w:instrText>
+              <w:instrText xml:space="preserve"> PAGEREF _Toc234951322 \h </w:instrText>
             </w:r>
             <w:r>
               <w:rPr>
@@ -2476,7 +2482,7 @@
               <w14:ligatures w14:val="standardContextual"/>
             </w:rPr>
           </w:pPr>
-          <w:hyperlink w:anchor="_Toc234885458" w:history="1">
+          <w:hyperlink w:anchor="_Toc234951323" w:history="1">
             <w:r>
               <w:rPr>
                 <w:rStyle w:val="Hyperlink"/>
@@ -2499,7 +2505,7 @@
               <w:rPr>
                 <w:webHidden/>
               </w:rPr>
-              <w:instrText xml:space="preserve"> PAGEREF _Toc234885458 \h </w:instrText>
+              <w:instrText xml:space="preserve"> PAGEREF _Toc234951323 \h </w:instrText>
             </w:r>
             <w:r>
               <w:rPr>
@@ -2537,7 +2543,7 @@
               <w14:ligatures w14:val="standardContextual"/>
             </w:rPr>
           </w:pPr>
-          <w:hyperlink w:anchor="_Toc234885459" w:history="1">
+          <w:hyperlink w:anchor="_Toc234951324" w:history="1">
             <w:r>
               <w:rPr>
                 <w:rStyle w:val="Hyperlink"/>
@@ -2560,7 +2566,7 @@
               <w:rPr>
                 <w:webHidden/>
               </w:rPr>
-              <w:instrText xml:space="preserve"> PAGEREF _Toc234885459 \h </w:instrText>
+              <w:instrText xml:space="preserve"> PAGEREF _Toc234951324 \h </w:instrText>
             </w:r>
             <w:r>
               <w:rPr>
@@ -2599,7 +2605,7 @@
               <w14:ligatures w14:val="standardContextual"/>
             </w:rPr>
           </w:pPr>
-          <w:hyperlink w:anchor="_Toc234885460" w:history="1">
+          <w:hyperlink w:anchor="_Toc234951325" w:history="1">
             <w:r>
               <w:rPr>
                 <w:rStyle w:val="Hyperlink"/>
@@ -2622,7 +2628,7 @@
               <w:rPr>
                 <w:webHidden/>
               </w:rPr>
-              <w:instrText xml:space="preserve"> PAGEREF _Toc234885460 \h </w:instrText>
+              <w:instrText xml:space="preserve"> PAGEREF _Toc234951325 \h </w:instrText>
             </w:r>
             <w:r>
               <w:rPr>
@@ -2661,7 +2667,7 @@
               <w14:ligatures w14:val="standardContextual"/>
             </w:rPr>
           </w:pPr>
-          <w:hyperlink w:anchor="_Toc234885461" w:history="1">
+          <w:hyperlink w:anchor="_Toc234951326" w:history="1">
             <w:r>
               <w:rPr>
                 <w:rStyle w:val="Hyperlink"/>
@@ -2688,7 +2694,7 @@
                 <w:noProof/>
                 <w:webHidden/>
               </w:rPr>
-              <w:instrText xml:space="preserve"> PAGEREF _Toc234885461 \h </w:instrText>
+              <w:instrText xml:space="preserve"> PAGEREF _Toc234951326 \h </w:instrText>
             </w:r>
             <w:r>
               <w:rPr>
@@ -2730,7 +2736,7 @@
               <w14:ligatures w14:val="standardContextual"/>
             </w:rPr>
           </w:pPr>
-          <w:hyperlink w:anchor="_Toc234885462" w:history="1">
+          <w:hyperlink w:anchor="_Toc234951327" w:history="1">
             <w:r>
               <w:rPr>
                 <w:rStyle w:val="Hyperlink"/>
@@ -2753,7 +2759,7 @@
               <w:rPr>
                 <w:webHidden/>
               </w:rPr>
-              <w:instrText xml:space="preserve"> PAGEREF _Toc234885462 \h </w:instrText>
+              <w:instrText xml:space="preserve"> PAGEREF _Toc234951327 \h </w:instrText>
             </w:r>
             <w:r>
               <w:rPr>
@@ -2791,7 +2797,7 @@
               <w14:ligatures w14:val="standardContextual"/>
             </w:rPr>
           </w:pPr>
-          <w:hyperlink w:anchor="_Toc234885463" w:history="1">
+          <w:hyperlink w:anchor="_Toc234951328" w:history="1">
             <w:r>
               <w:rPr>
                 <w:rStyle w:val="Hyperlink"/>
@@ -2814,7 +2820,7 @@
               <w:rPr>
                 <w:webHidden/>
               </w:rPr>
-              <w:instrText xml:space="preserve"> PAGEREF _Toc234885463 \h </w:instrText>
+              <w:instrText xml:space="preserve"> PAGEREF _Toc234951328 \h </w:instrText>
             </w:r>
             <w:r>
               <w:rPr>
@@ -2852,7 +2858,7 @@
               <w14:ligatures w14:val="standardContextual"/>
             </w:rPr>
           </w:pPr>
-          <w:hyperlink w:anchor="_Toc234885464" w:history="1">
+          <w:hyperlink w:anchor="_Toc234951329" w:history="1">
             <w:r>
               <w:rPr>
                 <w:rStyle w:val="Hyperlink"/>
@@ -2875,7 +2881,7 @@
               <w:rPr>
                 <w:webHidden/>
               </w:rPr>
-              <w:instrText xml:space="preserve"> PAGEREF _Toc234885464 \h </w:instrText>
+              <w:instrText xml:space="preserve"> PAGEREF _Toc234951329 \h </w:instrText>
             </w:r>
             <w:r>
               <w:rPr>
@@ -2914,7 +2920,7 @@
               <w14:ligatures w14:val="standardContextual"/>
             </w:rPr>
           </w:pPr>
-          <w:hyperlink w:anchor="_Toc234885465" w:history="1">
+          <w:hyperlink w:anchor="_Toc234951330" w:history="1">
             <w:r>
               <w:rPr>
                 <w:rStyle w:val="Hyperlink"/>
@@ -2941,7 +2947,7 @@
                 <w:noProof/>
                 <w:webHidden/>
               </w:rPr>
-              <w:instrText xml:space="preserve"> PAGEREF _Toc234885465 \h </w:instrText>
+              <w:instrText xml:space="preserve"> PAGEREF _Toc234951330 \h </w:instrText>
             </w:r>
             <w:r>
               <w:rPr>
@@ -2983,7 +2989,7 @@
               <w14:ligatures w14:val="standardContextual"/>
             </w:rPr>
           </w:pPr>
-          <w:hyperlink w:anchor="_Toc234885466" w:history="1">
+          <w:hyperlink w:anchor="_Toc234951331" w:history="1">
             <w:r>
               <w:rPr>
                 <w:rStyle w:val="Hyperlink"/>
@@ -3006,7 +3012,7 @@
               <w:rPr>
                 <w:webHidden/>
               </w:rPr>
-              <w:instrText xml:space="preserve"> PAGEREF _Toc234885466 \h </w:instrText>
+              <w:instrText xml:space="preserve"> PAGEREF _Toc234951331 \h </w:instrText>
             </w:r>
             <w:r>
               <w:rPr>
@@ -3044,7 +3050,7 @@
               <w14:ligatures w14:val="standardContextual"/>
             </w:rPr>
           </w:pPr>
-          <w:hyperlink w:anchor="_Toc234885467" w:history="1">
+          <w:hyperlink w:anchor="_Toc234951332" w:history="1">
             <w:r>
               <w:rPr>
                 <w:rStyle w:val="Hyperlink"/>
@@ -3067,7 +3073,7 @@
               <w:rPr>
                 <w:webHidden/>
               </w:rPr>
-              <w:instrText xml:space="preserve"> PAGEREF _Toc234885467 \h </w:instrText>
+              <w:instrText xml:space="preserve"> PAGEREF _Toc234951332 \h </w:instrText>
             </w:r>
             <w:r>
               <w:rPr>
@@ -3106,7 +3112,7 @@
               <w14:ligatures w14:val="standardContextual"/>
             </w:rPr>
           </w:pPr>
-          <w:hyperlink w:anchor="_Toc234885468" w:history="1">
+          <w:hyperlink w:anchor="_Toc234951333" w:history="1">
             <w:r>
               <w:rPr>
                 <w:rStyle w:val="Hyperlink"/>
@@ -3133,7 +3139,7 @@
                 <w:noProof/>
                 <w:webHidden/>
               </w:rPr>
-              <w:instrText xml:space="preserve"> PAGEREF _Toc234885468 \h </w:instrText>
+              <w:instrText xml:space="preserve"> PAGEREF _Toc234951333 \h </w:instrText>
             </w:r>
             <w:r>
               <w:rPr>
@@ -3175,7 +3181,7 @@
               <w14:ligatures w14:val="standardContextual"/>
             </w:rPr>
           </w:pPr>
-          <w:hyperlink w:anchor="_Toc234885469" w:history="1">
+          <w:hyperlink w:anchor="_Toc234951334" w:history="1">
             <w:r>
               <w:rPr>
                 <w:rStyle w:val="Hyperlink"/>
@@ -3198,7 +3204,7 @@
               <w:rPr>
                 <w:webHidden/>
               </w:rPr>
-              <w:instrText xml:space="preserve"> PAGEREF _Toc234885469 \h </w:instrText>
+              <w:instrText xml:space="preserve"> PAGEREF _Toc234951334 \h </w:instrText>
             </w:r>
             <w:r>
               <w:rPr>
@@ -3236,7 +3242,7 @@
               <w14:ligatures w14:val="standardContextual"/>
             </w:rPr>
           </w:pPr>
-          <w:hyperlink w:anchor="_Toc234885470" w:history="1">
+          <w:hyperlink w:anchor="_Toc234951335" w:history="1">
             <w:r>
               <w:rPr>
                 <w:rStyle w:val="Hyperlink"/>
@@ -3259,7 +3265,7 @@
               <w:rPr>
                 <w:webHidden/>
               </w:rPr>
-              <w:instrText xml:space="preserve"> PAGEREF _Toc234885470 \h </w:instrText>
+              <w:instrText xml:space="preserve"> PAGEREF _Toc234951335 \h </w:instrText>
             </w:r>
             <w:r>
               <w:rPr>
@@ -3298,7 +3304,7 @@
               <w14:ligatures w14:val="standardContextual"/>
             </w:rPr>
           </w:pPr>
-          <w:hyperlink w:anchor="_Toc234885471" w:history="1">
+          <w:hyperlink w:anchor="_Toc234951336" w:history="1">
             <w:r>
               <w:rPr>
                 <w:rStyle w:val="Hyperlink"/>
@@ -3321,7 +3327,7 @@
               <w:rPr>
                 <w:webHidden/>
               </w:rPr>
-              <w:instrText xml:space="preserve"> PAGEREF _Toc234885471 \h </w:instrText>
+              <w:instrText xml:space="preserve"> PAGEREF _Toc234951336 \h </w:instrText>
             </w:r>
             <w:r>
               <w:rPr>
@@ -3360,7 +3366,7 @@
               <w14:ligatures w14:val="standardContextual"/>
             </w:rPr>
           </w:pPr>
-          <w:hyperlink w:anchor="_Toc234885472" w:history="1">
+          <w:hyperlink w:anchor="_Toc234951337" w:history="1">
             <w:r>
               <w:rPr>
                 <w:rStyle w:val="Hyperlink"/>
@@ -3387,7 +3393,7 @@
                 <w:noProof/>
                 <w:webHidden/>
               </w:rPr>
-              <w:instrText xml:space="preserve"> PAGEREF _Toc234885472 \h </w:instrText>
+              <w:instrText xml:space="preserve"> PAGEREF _Toc234951337 \h </w:instrText>
             </w:r>
             <w:r>
               <w:rPr>
@@ -3430,7 +3436,7 @@
               <w14:ligatures w14:val="standardContextual"/>
             </w:rPr>
           </w:pPr>
-          <w:hyperlink w:anchor="_Toc234885473" w:history="1">
+          <w:hyperlink w:anchor="_Toc234951338" w:history="1">
             <w:r>
               <w:rPr>
                 <w:rStyle w:val="Hyperlink"/>
@@ -3457,7 +3463,7 @@
                 <w:noProof/>
                 <w:webHidden/>
               </w:rPr>
-              <w:instrText xml:space="preserve"> PAGEREF _Toc234885473 \h </w:instrText>
+              <w:instrText xml:space="preserve"> PAGEREF _Toc234951338 \h </w:instrText>
             </w:r>
             <w:r>
               <w:rPr>
@@ -3499,7 +3505,7 @@
               <w14:ligatures w14:val="standardContextual"/>
             </w:rPr>
           </w:pPr>
-          <w:hyperlink w:anchor="_Toc234885474" w:history="1">
+          <w:hyperlink w:anchor="_Toc234951339" w:history="1">
             <w:r>
               <w:rPr>
                 <w:rStyle w:val="Hyperlink"/>
@@ -3522,7 +3528,7 @@
               <w:rPr>
                 <w:webHidden/>
               </w:rPr>
-              <w:instrText xml:space="preserve"> PAGEREF _Toc234885474 \h </w:instrText>
+              <w:instrText xml:space="preserve"> PAGEREF _Toc234951339 \h </w:instrText>
             </w:r>
             <w:r>
               <w:rPr>
@@ -3560,7 +3566,7 @@
               <w14:ligatures w14:val="standardContextual"/>
             </w:rPr>
           </w:pPr>
-          <w:hyperlink w:anchor="_Toc234885475" w:history="1">
+          <w:hyperlink w:anchor="_Toc234951340" w:history="1">
             <w:r>
               <w:rPr>
                 <w:rStyle w:val="Hyperlink"/>
@@ -3583,7 +3589,7 @@
               <w:rPr>
                 <w:webHidden/>
               </w:rPr>
-              <w:instrText xml:space="preserve"> PAGEREF _Toc234885475 \h </w:instrText>
+              <w:instrText xml:space="preserve"> PAGEREF _Toc234951340 \h </w:instrText>
             </w:r>
             <w:r>
               <w:rPr>
@@ -3622,7 +3628,7 @@
               <w14:ligatures w14:val="standardContextual"/>
             </w:rPr>
           </w:pPr>
-          <w:hyperlink w:anchor="_Toc234885476" w:history="1">
+          <w:hyperlink w:anchor="_Toc234951341" w:history="1">
             <w:r>
               <w:rPr>
                 <w:rStyle w:val="Hyperlink"/>
@@ -3649,7 +3655,7 @@
                 <w:noProof/>
                 <w:webHidden/>
               </w:rPr>
-              <w:instrText xml:space="preserve"> PAGEREF _Toc234885476 \h </w:instrText>
+              <w:instrText xml:space="preserve"> PAGEREF _Toc234951341 \h </w:instrText>
             </w:r>
             <w:r>
               <w:rPr>
@@ -3691,7 +3697,7 @@
               <w14:ligatures w14:val="standardContextual"/>
             </w:rPr>
           </w:pPr>
-          <w:hyperlink w:anchor="_Toc234885477" w:history="1">
+          <w:hyperlink w:anchor="_Toc234951342" w:history="1">
             <w:r>
               <w:rPr>
                 <w:rStyle w:val="Hyperlink"/>
@@ -3714,7 +3720,7 @@
               <w:rPr>
                 <w:webHidden/>
               </w:rPr>
-              <w:instrText xml:space="preserve"> PAGEREF _Toc234885477 \h </w:instrText>
+              <w:instrText xml:space="preserve"> PAGEREF _Toc234951342 \h </w:instrText>
             </w:r>
             <w:r>
               <w:rPr>
@@ -3752,7 +3758,7 @@
               <w14:ligatures w14:val="standardContextual"/>
             </w:rPr>
           </w:pPr>
-          <w:hyperlink w:anchor="_Toc234885478" w:history="1">
+          <w:hyperlink w:anchor="_Toc234951343" w:history="1">
             <w:r>
               <w:rPr>
                 <w:rStyle w:val="Hyperlink"/>
@@ -3775,7 +3781,7 @@
               <w:rPr>
                 <w:webHidden/>
               </w:rPr>
-              <w:instrText xml:space="preserve"> PAGEREF _Toc234885478 \h </w:instrText>
+              <w:instrText xml:space="preserve"> PAGEREF _Toc234951343 \h </w:instrText>
             </w:r>
             <w:r>
               <w:rPr>
@@ -3814,7 +3820,7 @@
               <w14:ligatures w14:val="standardContextual"/>
             </w:rPr>
           </w:pPr>
-          <w:hyperlink w:anchor="_Toc234885479" w:history="1">
+          <w:hyperlink w:anchor="_Toc234951344" w:history="1">
             <w:r>
               <w:rPr>
                 <w:rStyle w:val="Hyperlink"/>
@@ -3841,7 +3847,7 @@
                 <w:noProof/>
                 <w:webHidden/>
               </w:rPr>
-              <w:instrText xml:space="preserve"> PAGEREF _Toc234885479 \h </w:instrText>
+              <w:instrText xml:space="preserve"> PAGEREF _Toc234951344 \h </w:instrText>
             </w:r>
             <w:r>
               <w:rPr>
@@ -3883,7 +3889,7 @@
               <w14:ligatures w14:val="standardContextual"/>
             </w:rPr>
           </w:pPr>
-          <w:hyperlink w:anchor="_Toc234885480" w:history="1">
+          <w:hyperlink w:anchor="_Toc234951345" w:history="1">
             <w:r>
               <w:rPr>
                 <w:rStyle w:val="Hyperlink"/>
@@ -3906,7 +3912,7 @@
               <w:rPr>
                 <w:webHidden/>
               </w:rPr>
-              <w:instrText xml:space="preserve"> PAGEREF _Toc234885480 \h </w:instrText>
+              <w:instrText xml:space="preserve"> PAGEREF _Toc234951345 \h </w:instrText>
             </w:r>
             <w:r>
               <w:rPr>
@@ -3944,7 +3950,7 @@
               <w14:ligatures w14:val="standardContextual"/>
             </w:rPr>
           </w:pPr>
-          <w:hyperlink w:anchor="_Toc234885481" w:history="1">
+          <w:hyperlink w:anchor="_Toc234951346" w:history="1">
             <w:r>
               <w:rPr>
                 <w:rStyle w:val="Hyperlink"/>
@@ -3967,7 +3973,7 @@
               <w:rPr>
                 <w:webHidden/>
               </w:rPr>
-              <w:instrText xml:space="preserve"> PAGEREF _Toc234885481 \h </w:instrText>
+              <w:instrText xml:space="preserve"> PAGEREF _Toc234951346 \h </w:instrText>
             </w:r>
             <w:r>
               <w:rPr>
@@ -4006,7 +4012,7 @@
               <w14:ligatures w14:val="standardContextual"/>
             </w:rPr>
           </w:pPr>
-          <w:hyperlink w:anchor="_Toc234885482" w:history="1">
+          <w:hyperlink w:anchor="_Toc234951347" w:history="1">
             <w:r>
               <w:rPr>
                 <w:rStyle w:val="Hyperlink"/>
@@ -4033,7 +4039,7 @@
                 <w:noProof/>
                 <w:webHidden/>
               </w:rPr>
-              <w:instrText xml:space="preserve"> PAGEREF _Toc234885482 \h </w:instrText>
+              <w:instrText xml:space="preserve"> PAGEREF _Toc234951347 \h </w:instrText>
             </w:r>
             <w:r>
               <w:rPr>
@@ -4075,7 +4081,7 @@
               <w14:ligatures w14:val="standardContextual"/>
             </w:rPr>
           </w:pPr>
-          <w:hyperlink w:anchor="_Toc234885483" w:history="1">
+          <w:hyperlink w:anchor="_Toc234951348" w:history="1">
             <w:r>
               <w:rPr>
                 <w:rStyle w:val="Hyperlink"/>
@@ -4098,7 +4104,7 @@
               <w:rPr>
                 <w:webHidden/>
               </w:rPr>
-              <w:instrText xml:space="preserve"> PAGEREF _Toc234885483 \h </w:instrText>
+              <w:instrText xml:space="preserve"> PAGEREF _Toc234951348 \h </w:instrText>
             </w:r>
             <w:r>
               <w:rPr>
@@ -4136,7 +4142,7 @@
               <w14:ligatures w14:val="standardContextual"/>
             </w:rPr>
           </w:pPr>
-          <w:hyperlink w:anchor="_Toc234885484" w:history="1">
+          <w:hyperlink w:anchor="_Toc234951349" w:history="1">
             <w:r>
               <w:rPr>
                 <w:rStyle w:val="Hyperlink"/>
@@ -4159,7 +4165,7 @@
               <w:rPr>
                 <w:webHidden/>
               </w:rPr>
-              <w:instrText xml:space="preserve"> PAGEREF _Toc234885484 \h </w:instrText>
+              <w:instrText xml:space="preserve"> PAGEREF _Toc234951349 \h </w:instrText>
             </w:r>
             <w:r>
               <w:rPr>
@@ -4198,7 +4204,7 @@
               <w14:ligatures w14:val="standardContextual"/>
             </w:rPr>
           </w:pPr>
-          <w:hyperlink w:anchor="_Toc234885485" w:history="1">
+          <w:hyperlink w:anchor="_Toc234951350" w:history="1">
             <w:r>
               <w:rPr>
                 <w:rStyle w:val="Hyperlink"/>
@@ -4225,7 +4231,7 @@
                 <w:noProof/>
                 <w:webHidden/>
               </w:rPr>
-              <w:instrText xml:space="preserve"> PAGEREF _Toc234885485 \h </w:instrText>
+              <w:instrText xml:space="preserve"> PAGEREF _Toc234951350 \h </w:instrText>
             </w:r>
             <w:r>
               <w:rPr>
@@ -4268,7 +4274,7 @@
               <w14:ligatures w14:val="standardContextual"/>
             </w:rPr>
           </w:pPr>
-          <w:hyperlink w:anchor="_Toc234885486" w:history="1">
+          <w:hyperlink w:anchor="_Toc234951351" w:history="1">
             <w:r>
               <w:rPr>
                 <w:rStyle w:val="Hyperlink"/>
@@ -4291,7 +4297,7 @@
               <w:rPr>
                 <w:webHidden/>
               </w:rPr>
-              <w:instrText xml:space="preserve"> PAGEREF _Toc234885486 \h </w:instrText>
+              <w:instrText xml:space="preserve"> PAGEREF _Toc234951351 \h </w:instrText>
             </w:r>
             <w:r>
               <w:rPr>
@@ -4330,7 +4336,7 @@
               <w14:ligatures w14:val="standardContextual"/>
             </w:rPr>
           </w:pPr>
-          <w:hyperlink w:anchor="_Toc234885487" w:history="1">
+          <w:hyperlink w:anchor="_Toc234951352" w:history="1">
             <w:r>
               <w:rPr>
                 <w:rStyle w:val="Hyperlink"/>
@@ -4357,7 +4363,7 @@
                 <w:noProof/>
                 <w:webHidden/>
               </w:rPr>
-              <w:instrText xml:space="preserve"> PAGEREF _Toc234885487 \h </w:instrText>
+              <w:instrText xml:space="preserve"> PAGEREF _Toc234951352 \h </w:instrText>
             </w:r>
             <w:r>
               <w:rPr>
@@ -4400,7 +4406,7 @@
               <w14:ligatures w14:val="standardContextual"/>
             </w:rPr>
           </w:pPr>
-          <w:hyperlink w:anchor="_Toc234885488" w:history="1">
+          <w:hyperlink w:anchor="_Toc234951353" w:history="1">
             <w:r>
               <w:rPr>
                 <w:rStyle w:val="Hyperlink"/>
@@ -4427,7 +4433,7 @@
                 <w:noProof/>
                 <w:webHidden/>
               </w:rPr>
-              <w:instrText xml:space="preserve"> PAGEREF _Toc234885488 \h </w:instrText>
+              <w:instrText xml:space="preserve"> PAGEREF _Toc234951353 \h </w:instrText>
             </w:r>
             <w:r>
               <w:rPr>
@@ -4470,7 +4476,7 @@
               <w14:ligatures w14:val="standardContextual"/>
             </w:rPr>
           </w:pPr>
-          <w:hyperlink w:anchor="_Toc234885489" w:history="1">
+          <w:hyperlink w:anchor="_Toc234951354" w:history="1">
             <w:r>
               <w:rPr>
                 <w:rStyle w:val="Hyperlink"/>
@@ -4497,7 +4503,7 @@
                 <w:noProof/>
                 <w:webHidden/>
               </w:rPr>
-              <w:instrText xml:space="preserve"> PAGEREF _Toc234885489 \h </w:instrText>
+              <w:instrText xml:space="preserve"> PAGEREF _Toc234951354 \h </w:instrText>
             </w:r>
             <w:r>
               <w:rPr>
@@ -4540,7 +4546,7 @@
               <w14:ligatures w14:val="standardContextual"/>
             </w:rPr>
           </w:pPr>
-          <w:hyperlink w:anchor="_Toc234885490" w:history="1">
+          <w:hyperlink w:anchor="_Toc234951355" w:history="1">
             <w:r>
               <w:rPr>
                 <w:rStyle w:val="Hyperlink"/>
@@ -4567,7 +4573,7 @@
                 <w:noProof/>
                 <w:webHidden/>
               </w:rPr>
-              <w:instrText xml:space="preserve"> PAGEREF _Toc234885490 \h </w:instrText>
+              <w:instrText xml:space="preserve"> PAGEREF _Toc234951355 \h </w:instrText>
             </w:r>
             <w:r>
               <w:rPr>
@@ -4610,7 +4616,7 @@
               <w14:ligatures w14:val="standardContextual"/>
             </w:rPr>
           </w:pPr>
-          <w:hyperlink w:anchor="_Toc234885491" w:history="1">
+          <w:hyperlink w:anchor="_Toc234951356" w:history="1">
             <w:r>
               <w:rPr>
                 <w:rStyle w:val="Hyperlink"/>
@@ -4633,7 +4639,7 @@
               <w:rPr>
                 <w:webHidden/>
               </w:rPr>
-              <w:instrText xml:space="preserve"> PAGEREF _Toc234885491 \h </w:instrText>
+              <w:instrText xml:space="preserve"> PAGEREF _Toc234951356 \h </w:instrText>
             </w:r>
             <w:r>
               <w:rPr>
@@ -4672,7 +4678,7 @@
               <w14:ligatures w14:val="standardContextual"/>
             </w:rPr>
           </w:pPr>
-          <w:hyperlink w:anchor="_Toc234885492" w:history="1">
+          <w:hyperlink w:anchor="_Toc234951357" w:history="1">
             <w:r>
               <w:rPr>
                 <w:rStyle w:val="Hyperlink"/>
@@ -4699,7 +4705,7 @@
                 <w:noProof/>
                 <w:webHidden/>
               </w:rPr>
-              <w:instrText xml:space="preserve"> PAGEREF _Toc234885492 \h </w:instrText>
+              <w:instrText xml:space="preserve"> PAGEREF _Toc234951357 \h </w:instrText>
             </w:r>
             <w:r>
               <w:rPr>
@@ -4742,7 +4748,7 @@
               <w14:ligatures w14:val="standardContextual"/>
             </w:rPr>
           </w:pPr>
-          <w:hyperlink w:anchor="_Toc234885493" w:history="1">
+          <w:hyperlink w:anchor="_Toc234951358" w:history="1">
             <w:r>
               <w:rPr>
                 <w:rStyle w:val="Hyperlink"/>
@@ -4769,7 +4775,7 @@
                 <w:noProof/>
                 <w:webHidden/>
               </w:rPr>
-              <w:instrText xml:space="preserve"> PAGEREF _Toc234885493 \h </w:instrText>
+              <w:instrText xml:space="preserve"> PAGEREF _Toc234951358 \h </w:instrText>
             </w:r>
             <w:r>
               <w:rPr>
@@ -4812,7 +4818,7 @@
               <w14:ligatures w14:val="standardContextual"/>
             </w:rPr>
           </w:pPr>
-          <w:hyperlink w:anchor="_Toc234885494" w:history="1">
+          <w:hyperlink w:anchor="_Toc234951359" w:history="1">
             <w:r>
               <w:rPr>
                 <w:rStyle w:val="Hyperlink"/>
@@ -4835,7 +4841,7 @@
               <w:rPr>
                 <w:webHidden/>
               </w:rPr>
-              <w:instrText xml:space="preserve"> PAGEREF _Toc234885494 \h </w:instrText>
+              <w:instrText xml:space="preserve"> PAGEREF _Toc234951359 \h </w:instrText>
             </w:r>
             <w:r>
               <w:rPr>
@@ -4874,7 +4880,7 @@
               <w14:ligatures w14:val="standardContextual"/>
             </w:rPr>
           </w:pPr>
-          <w:hyperlink w:anchor="_Toc234885495" w:history="1">
+          <w:hyperlink w:anchor="_Toc234951360" w:history="1">
             <w:r>
               <w:rPr>
                 <w:rStyle w:val="Hyperlink"/>
@@ -4898,7 +4904,7 @@
               <w:rPr>
                 <w:webHidden/>
               </w:rPr>
-              <w:instrText xml:space="preserve"> PAGEREF _Toc234885495 \h </w:instrText>
+              <w:instrText xml:space="preserve"> PAGEREF _Toc234951360 \h </w:instrText>
             </w:r>
             <w:r>
               <w:rPr>
@@ -4937,7 +4943,7 @@
               <w14:ligatures w14:val="standardContextual"/>
             </w:rPr>
           </w:pPr>
-          <w:hyperlink w:anchor="_Toc234885496" w:history="1">
+          <w:hyperlink w:anchor="_Toc234951361" w:history="1">
             <w:r>
               <w:rPr>
                 <w:rStyle w:val="Hyperlink"/>
@@ -4961,7 +4967,7 @@
               <w:rPr>
                 <w:webHidden/>
               </w:rPr>
-              <w:instrText xml:space="preserve"> PAGEREF _Toc234885496 \h </w:instrText>
+              <w:instrText xml:space="preserve"> PAGEREF _Toc234951361 \h </w:instrText>
             </w:r>
             <w:r>
               <w:rPr>
@@ -5000,7 +5006,7 @@
               <w14:ligatures w14:val="standardContextual"/>
             </w:rPr>
           </w:pPr>
-          <w:hyperlink w:anchor="_Toc234885497" w:history="1">
+          <w:hyperlink w:anchor="_Toc234951362" w:history="1">
             <w:r>
               <w:rPr>
                 <w:rStyle w:val="Hyperlink"/>
@@ -5024,7 +5030,7 @@
               <w:rPr>
                 <w:webHidden/>
               </w:rPr>
-              <w:instrText xml:space="preserve"> PAGEREF _Toc234885497 \h </w:instrText>
+              <w:instrText xml:space="preserve"> PAGEREF _Toc234951362 \h </w:instrText>
             </w:r>
             <w:r>
               <w:rPr>
@@ -5080,7 +5086,7 @@
         <w:pStyle w:val="Heading1"/>
         <w:spacing w:before="0"/>
       </w:pPr>
-      <w:bookmarkStart w:id="0" w:name="_Toc234885434"/>
+      <w:bookmarkStart w:id="0" w:name="_Toc234951299"/>
       <w:r>
         <w:lastRenderedPageBreak/>
         <w:t>Einleitung</w:t>
@@ -5091,7 +5097,7 @@
       <w:pPr>
         <w:pStyle w:val="Heading2"/>
       </w:pPr>
-      <w:bookmarkStart w:id="1" w:name="_Toc234885435"/>
+      <w:bookmarkStart w:id="1" w:name="_Toc234951300"/>
       <w:r>
         <w:t>Motivation</w:t>
       </w:r>
@@ -5564,7 +5570,7 @@
       <w:pPr>
         <w:pStyle w:val="Heading2"/>
       </w:pPr>
-      <w:bookmarkStart w:id="2" w:name="_Toc234885436"/>
+      <w:bookmarkStart w:id="2" w:name="_Toc234951301"/>
       <w:r>
         <w:t>Zielsetzung</w:t>
       </w:r>
@@ -5926,7 +5932,7 @@
       <w:pPr>
         <w:pStyle w:val="Heading2"/>
       </w:pPr>
-      <w:bookmarkStart w:id="3" w:name="_Toc234885437"/>
+      <w:bookmarkStart w:id="3" w:name="_Toc234951302"/>
       <w:r>
         <w:t>Einordnung und Abgrenzung</w:t>
       </w:r>
@@ -5988,7 +5994,7 @@
       <w:pPr>
         <w:pStyle w:val="Caption"/>
       </w:pPr>
-      <w:bookmarkStart w:id="4" w:name="_Toc234839970"/>
+      <w:bookmarkStart w:id="4" w:name="_Toc234951363"/>
       <w:r>
         <w:t xml:space="preserve">Abb. </w:t>
       </w:r>
@@ -6319,7 +6325,7 @@
       <w:pPr>
         <w:pStyle w:val="Heading2"/>
       </w:pPr>
-      <w:bookmarkStart w:id="5" w:name="_Toc234885438"/>
+      <w:bookmarkStart w:id="5" w:name="_Toc234951303"/>
       <w:r>
         <w:t>Vorgehensweise</w:t>
       </w:r>
@@ -6997,7 +7003,7 @@
       <w:pPr>
         <w:pStyle w:val="Heading2"/>
       </w:pPr>
-      <w:bookmarkStart w:id="6" w:name="_Toc234885439"/>
+      <w:bookmarkStart w:id="6" w:name="_Toc234951304"/>
       <w:r>
         <w:t>Aufbau der Arbeit</w:t>
       </w:r>
@@ -7007,7 +7013,7 @@
       <w:pPr>
         <w:pStyle w:val="Heading1"/>
       </w:pPr>
-      <w:bookmarkStart w:id="7" w:name="_Toc234885440"/>
+      <w:bookmarkStart w:id="7" w:name="_Toc234951305"/>
       <w:r>
         <w:lastRenderedPageBreak/>
         <w:t>Grundlagen</w:t>
@@ -7018,7 +7024,7 @@
       <w:pPr>
         <w:pStyle w:val="Heading2"/>
       </w:pPr>
-      <w:bookmarkStart w:id="8" w:name="_Toc234885441"/>
+      <w:bookmarkStart w:id="8" w:name="_Toc234951306"/>
       <w:r>
         <w:t>Large Language Models</w:t>
       </w:r>
@@ -8225,7 +8231,7 @@
       <w:pPr>
         <w:pStyle w:val="Heading2"/>
       </w:pPr>
-      <w:bookmarkStart w:id="9" w:name="_Toc234885442"/>
+      <w:bookmarkStart w:id="9" w:name="_Toc234951307"/>
       <w:r>
         <w:t>Retrieval-</w:t>
       </w:r>
@@ -8346,48 +8352,6 @@
       </w:r>
       <w:r>
         <w:t>Generierung der Antwort</w:t>
-      </w:r>
-      <w:r>
-        <w:t xml:space="preserve"> </w:t>
-      </w:r>
-      <w:r>
-        <w:fldChar w:fldCharType="begin"/>
-      </w:r>
-      <w:r>
-        <w:instrText xml:space="preserve"> ADDIN ZOTERO_ITEM CSL_CITATION {"citationID":"mPBPto8J","properties":{"unsorted":false,"formattedCitation":"[20]","plainCitation":"[20]","noteIndex":0},"citationItems":[{"id":575,"uris":["http://zotero.org/users/14083681/items/EXXVQ67U"],"itemData":{"id":575,"type":"article-journal","abstract":"Retrieval-Augmented Generation (RAG) merges information retrieval (IR) techniques with deep learning advancements to address the static limitations of large language models (LLMs) by enabling the dynamic integration of up-to-date external information. This methodology, focusing primarily on the text domain, provides a cost-effective solution to the generation of plausible but possibly incorrect responses by LLMs, thereby enhancing the accuracy and reliability of their outputs through the use of real-world data. As RAG grows in complexity and incorporates multiple concepts that can influence its performance, this article organizes the RAG paradigm into four categories: pre-retrieval, retrieval, post-retrieval, and generation, offering a detailed perspective from the retrieval viewpoint. It outlines RAG’s mechanics and discusses the field’s progression through the analysis of significant studies. Additionally, the article introduces evaluation methods for RAG, addressing the challenges faced and proposing future research directions. By offering an organized framework and categorization, the study aims at consolidating existing research on RAG, clarify its technological underpinnings, and highlight its potential to broaden the adaptability and applications of LLMs.","container-title":"ACM Computing Surveys","DOI":"10.1145/3805774","ISSN":"0360-0300","issue":"12","journalAbbreviation":"ACM Comput. Surv.","page":"300:1–300:38","source":"ACM Digital Library","title":"A Survey on Retrieval-Augmented Text Generation for Large Language Models","volume":"58","author":[{"family":"Huang","given":"Yizheng"},{"family":"Huang","given":"Jimmy Xiangji"}],"issued":{"date-parts":[["2026",5,15]]}}}],"schema":"https://github.com/citation-style-language/schema/raw/master/csl-citation.json"} </w:instrText>
-      </w:r>
-      <w:r>
-        <w:fldChar w:fldCharType="separate"/>
-      </w:r>
-      <w:r>
-        <w:rPr>
-          <w:rFonts w:cs="Tahoma"/>
-        </w:rPr>
-        <w:t>[20]</w:t>
-      </w:r>
-      <w:r>
-        <w:fldChar w:fldCharType="end"/>
-      </w:r>
-      <w:r>
-        <w:t xml:space="preserve"> </w:t>
-      </w:r>
-      <w:r>
-        <w:fldChar w:fldCharType="begin"/>
-      </w:r>
-      <w:r>
-        <w:instrText xml:space="preserve"> ADDIN ZOTERO_ITEM CSL_CITATION {"citationID":"dcXfPVzf","properties":{"unsorted":false,"formattedCitation":"[22]","plainCitation":"[22]","noteIndex":0},"citationItems":[{"id":512,"uris":["http://zotero.org/users/14083681/items/WGPKEEA6"],"itemData":{"id":512,"type":"article","abstract":"Large Language Models (LLMs) showcase impressive capabilities but encounter challenges like hallucination, outdated knowledge, and non-transparent, untraceable reasoning processes. Retrieval-Augmented Generation (RAG) has emerged as a promising solution by incorporating knowledge from external databases. This enhances the accuracy and credibility of the generation, particularly for knowledge-intensive tasks, and allows for continuous knowledge updates and integration of domain-specific information. RAG synergistically merges LLMs' intrinsic knowledge with the vast, dynamic repositories of external databases. This comprehensive review paper offers a detailed examination of the progression of RAG paradigms, encompassing the Naive RAG, the Advanced RAG, and the Modular RAG. It meticulously scrutinizes the tripartite foundation of RAG frameworks, which includes the retrieval, the generation and the augmentation techniques. The paper highlights the state-of-the-art technologies embedded in each of these critical components, providing a profound understanding of the advancements in RAG systems. Furthermore, this paper introduces up-to-date evaluation framework and benchmark. At the end, this article delineates the challenges currently faced and points out prospective avenues for research and development.","DOI":"10.48550/arXiv.2312.10997","note":"arXiv:2312.10997 [cs]","number":"arXiv:2312.10997","publisher":"arXiv","source":"arXiv.org","title":"Retrieval-Augmented Generation for Large Language Models: A Survey","title-short":"Retrieval-Augmented Generation for Large Language Models","URL":"http://arxiv.org/abs/2312.10997","author":[{"family":"Gao","given":"Yunfan"},{"family":"Xiong","given":"Yun"},{"family":"Gao","given":"Xinyu"},{"family":"Jia","given":"Kangxiang"},{"family":"Pan","given":"Jinliu"},{"family":"Bi","given":"Yuxi"},{"family":"Dai","given":"Yi"},{"family":"Sun","given":"Jiawei"},{"family":"Wang","given":"Meng"},{"family":"Wang","given":"Haofen"}],"accessed":{"date-parts":[["2026",5,9]]},"issued":{"date-parts":[["2024",3,27]]}}}],"schema":"https://github.com/citation-style-language/schema/raw/master/csl-citation.json"} </w:instrText>
-      </w:r>
-      <w:r>
-        <w:fldChar w:fldCharType="separate"/>
-      </w:r>
-      <w:r>
-        <w:rPr>
-          <w:rFonts w:cs="Tahoma"/>
-        </w:rPr>
-        <w:t>[22]</w:t>
-      </w:r>
-      <w:r>
-        <w:fldChar w:fldCharType="end"/>
       </w:r>
       <w:r>
         <w:t>.</w:t>
@@ -8445,7 +8409,7 @@
         <w:jc w:val="both"/>
       </w:pPr>
       <w:bookmarkStart w:id="10" w:name="_Ref234687271"/>
-      <w:bookmarkStart w:id="11" w:name="_Toc234839971"/>
+      <w:bookmarkStart w:id="11" w:name="_Toc234951364"/>
       <w:r>
         <w:t xml:space="preserve">Abb. </w:t>
       </w:r>
@@ -9926,7 +9890,13 @@
         <w:rPr>
           <w:rFonts w:eastAsiaTheme="minorEastAsia"/>
         </w:rPr>
-        <w:t xml:space="preserve">globale </w:t>
+        <w:t>explizite</w:t>
+      </w:r>
+      <w:r>
+        <w:rPr>
+          <w:rFonts w:eastAsiaTheme="minorEastAsia"/>
+        </w:rPr>
+        <w:t xml:space="preserve"> </w:t>
       </w:r>
       <w:r>
         <w:rPr>
@@ -10341,18 +10311,688 @@
       <w:pPr>
         <w:pStyle w:val="Heading2"/>
       </w:pPr>
-      <w:bookmarkStart w:id="12" w:name="_Toc234885443"/>
+      <w:bookmarkStart w:id="12" w:name="_Toc234951308"/>
       <w:r>
         <w:t>Wissensgraphen</w:t>
       </w:r>
       <w:bookmarkEnd w:id="12"/>
+    </w:p>
+    <w:p>
+      <w:r>
+        <w:t>Ein Wissensgraph (engl</w:t>
+      </w:r>
+      <w:r>
+        <w:t>. Knowledge Graph, KG)</w:t>
+      </w:r>
+      <w:r>
+        <w:t xml:space="preserve"> </w:t>
+      </w:r>
+      <w:r>
+        <w:t xml:space="preserve">ermöglicht die strukturierte </w:t>
+      </w:r>
+      <w:r>
+        <w:t>Modellierung</w:t>
+      </w:r>
+      <w:r>
+        <w:t xml:space="preserve"> von Faktenwissen. </w:t>
+      </w:r>
+      <w:r>
+        <w:t xml:space="preserve">Die </w:t>
+      </w:r>
+      <w:r>
+        <w:t>grundlegende</w:t>
+      </w:r>
+      <w:r>
+        <w:t xml:space="preserve"> Datenstruktur, </w:t>
+      </w:r>
+      <w:r>
+        <w:t>der gerichtete kantenbeschriftete Graph</w:t>
+      </w:r>
+      <w:r>
+        <w:t xml:space="preserve">, </w:t>
+      </w:r>
+      <w:r>
+        <w:t xml:space="preserve">besteht aus einer Menge benannter Knoten und einer </w:t>
+      </w:r>
+      <w:r>
+        <w:t>Menge gerichteter benannter Kanten zwischen diesen Knoten</w:t>
+      </w:r>
+      <w:r>
+        <w:t xml:space="preserve"> </w:t>
+      </w:r>
+      <w:r>
+        <w:fldChar w:fldCharType="begin"/>
+      </w:r>
+      <w:r>
+        <w:instrText xml:space="preserve"> ADDIN ZOTERO_ITEM CSL_CITATION {"citationID":"9JTLIQYf","properties":{"unsorted":false,"formattedCitation":"[28]","plainCitation":"[28]","noteIndex":0},"citationItems":[{"id":585,"uris":["http://zotero.org/users/14083681/items/E6VL4B3N"],"itemData":{"id":585,"type":"article-journal","abstract":"In this article, we provide a comprehensive introduction to knowledge graphs, which have recently garnered significant attention from both industry and academia in scenarios that require exploiting diverse, dynamic, large-scale collections of data. After some opening remarks, we motivate and contrast various graph-based data models, as well as languages used to query and validate knowledge graphs. We explain how knowledge can be represented and extracted using a combination of deductive and inductive techniques. We conclude with high-level future research directions for knowledge graphs.","container-title":"ACM Computing Surveys (CSUR)","DOI":"10.1145/3447772","ISSN":"0360-0300","issue":"4","journalAbbreviation":"ACM Comput. Surv.","page":"71:1–71:37","source":"ACM Digital Library","title":"Knowledge Graphs","volume":"54","author":[{"family":"Hogan","given":"Aidan"},{"family":"Blomqvist","given":"Eva"},{"family":"Cochez","given":"Michael"},{"family":"D’amato","given":"Claudia"},{"family":"Melo","given":"Gerard De"},{"family":"Gutierrez","given":"Claudio"},{"family":"Kirrane","given":"Sabrina"},{"family":"Gayo","given":"José Emilio Labra"},{"family":"Navigli","given":"Roberto"},{"family":"Neumaier","given":"Sebastian"},{"family":"Ngomo","given":"Axel-Cyrille Ngonga"},{"family":"Polleres","given":"Axel"},{"family":"Rashid","given":"Sabbir M."},{"family":"Rula","given":"Anisa"},{"family":"Schmelzeisen","given":"Lukas"},{"family":"Sequeda","given":"Juan"},{"family":"Staab","given":"Steffen"},{"family":"Zimmermann","given":"Antoine"}],"issued":{"date-parts":[["2021",7,2]]}}}],"schema":"https://github.com/citation-style-language/schema/raw/master/csl-citation.json"} </w:instrText>
+      </w:r>
+      <w:r>
+        <w:fldChar w:fldCharType="separate"/>
+      </w:r>
+      <w:r>
+        <w:rPr>
+          <w:rFonts w:cs="Tahoma"/>
+        </w:rPr>
+        <w:t>[28]</w:t>
+      </w:r>
+      <w:r>
+        <w:fldChar w:fldCharType="end"/>
+      </w:r>
+      <w:r>
+        <w:t>.</w:t>
+      </w:r>
+      <w:r>
+        <w:t xml:space="preserve"> </w:t>
+      </w:r>
+      <w:r>
+        <w:t xml:space="preserve">Ein Knoten </w:t>
+      </w:r>
+      <w:r>
+        <w:t>in einem Wissensgraph wird als Entität bezeichnet und repräsentiert ein Informationsobjekt</w:t>
+      </w:r>
+      <w:r>
+        <w:t>, etwa konkrete Personen und Organisationen oder abstrakte Konzepte.</w:t>
+      </w:r>
+      <w:r>
+        <w:t xml:space="preserve"> Kanten </w:t>
+      </w:r>
+      <w:r>
+        <w:t xml:space="preserve">werden als Relationen bezeichnet und bilden das Faktenwissen ab, </w:t>
+      </w:r>
+      <w:r>
+        <w:t>indem sie beliebige Beziehungen zwischen Informationsobjekten</w:t>
+      </w:r>
+      <w:r>
+        <w:t xml:space="preserve"> wie „Bruder von“</w:t>
+      </w:r>
+      <w:r>
+        <w:t xml:space="preserve"> </w:t>
+      </w:r>
+      <w:r>
+        <w:t xml:space="preserve">oder „Ursache für“ </w:t>
+      </w:r>
+      <w:r>
+        <w:t xml:space="preserve">darstellen. </w:t>
+      </w:r>
     </w:p>
     <w:p/>
     <w:p>
+      <w:r>
+        <w:t>Formal lässt sich ein Wissensgraph</w:t>
+      </w:r>
+      <w:r>
+        <w:t xml:space="preserve"> als </w:t>
+      </w:r>
+      <m:oMath>
+        <m:r>
+          <w:rPr>
+            <w:rFonts w:ascii="Cambria Math" w:hAnsi="Cambria Math"/>
+          </w:rPr>
+          <m:t>G=(</m:t>
+        </m:r>
+        <m:r>
+          <m:rPr>
+            <m:scr m:val="script"/>
+          </m:rPr>
+          <w:rPr>
+            <w:rFonts w:ascii="Cambria Math" w:hAnsi="Cambria Math"/>
+          </w:rPr>
+          <m:t>V,E,</m:t>
+        </m:r>
+        <m:r>
+          <m:rPr>
+            <m:scr m:val="script"/>
+          </m:rPr>
+          <w:rPr>
+            <w:rFonts w:ascii="Cambria Math" w:eastAsiaTheme="minorEastAsia" w:hAnsi="Cambria Math"/>
+          </w:rPr>
+          <m:t>A</m:t>
+        </m:r>
+        <m:r>
+          <w:rPr>
+            <w:rFonts w:ascii="Cambria Math" w:eastAsiaTheme="minorEastAsia" w:hAnsi="Cambria Math"/>
+          </w:rPr>
+          <m:t>,</m:t>
+        </m:r>
+        <m:sSub>
+          <m:sSubPr>
+            <m:ctrlPr>
+              <w:rPr>
+                <w:rFonts w:ascii="Cambria Math" w:hAnsi="Cambria Math"/>
+                <w:i/>
+              </w:rPr>
+            </m:ctrlPr>
+          </m:sSubPr>
+          <m:e>
+            <m:d>
+              <m:dPr>
+                <m:begChr m:val="{"/>
+                <m:endChr m:val="}"/>
+                <m:ctrlPr>
+                  <w:rPr>
+                    <w:rFonts w:ascii="Cambria Math" w:hAnsi="Cambria Math"/>
+                    <w:i/>
+                  </w:rPr>
+                </m:ctrlPr>
+              </m:dPr>
+              <m:e>
+                <m:sSub>
+                  <m:sSubPr>
+                    <m:ctrlPr>
+                      <w:rPr>
+                        <w:rFonts w:ascii="Cambria Math" w:hAnsi="Cambria Math"/>
+                        <w:i/>
+                      </w:rPr>
+                    </m:ctrlPr>
+                  </m:sSubPr>
+                  <m:e>
+                    <m:r>
+                      <w:rPr>
+                        <w:rFonts w:ascii="Cambria Math" w:hAnsi="Cambria Math"/>
+                      </w:rPr>
+                      <m:t>x</m:t>
+                    </m:r>
+                  </m:e>
+                  <m:sub>
+                    <m:r>
+                      <m:rPr>
+                        <m:scr m:val="script"/>
+                      </m:rPr>
+                      <w:rPr>
+                        <w:rFonts w:ascii="Cambria Math" w:hAnsi="Cambria Math"/>
+                      </w:rPr>
+                      <m:t>v</m:t>
+                    </m:r>
+                  </m:sub>
+                </m:sSub>
+              </m:e>
+            </m:d>
+          </m:e>
+          <m:sub>
+            <m:r>
+              <m:rPr>
+                <m:scr m:val="script"/>
+              </m:rPr>
+              <w:rPr>
+                <w:rFonts w:ascii="Cambria Math" w:hAnsi="Cambria Math"/>
+              </w:rPr>
+              <m:t>v∈V</m:t>
+            </m:r>
+          </m:sub>
+        </m:sSub>
+        <m:r>
+          <w:rPr>
+            <w:rFonts w:ascii="Cambria Math" w:hAnsi="Cambria Math"/>
+          </w:rPr>
+          <m:t>,</m:t>
+        </m:r>
+        <m:sSub>
+          <m:sSubPr>
+            <m:ctrlPr>
+              <w:rPr>
+                <w:rFonts w:ascii="Cambria Math" w:hAnsi="Cambria Math"/>
+                <w:i/>
+              </w:rPr>
+            </m:ctrlPr>
+          </m:sSubPr>
+          <m:e>
+            <m:d>
+              <m:dPr>
+                <m:begChr m:val="{"/>
+                <m:endChr m:val="}"/>
+                <m:ctrlPr>
+                  <w:rPr>
+                    <w:rFonts w:ascii="Cambria Math" w:hAnsi="Cambria Math"/>
+                    <w:i/>
+                  </w:rPr>
+                </m:ctrlPr>
+              </m:dPr>
+              <m:e>
+                <m:sSub>
+                  <m:sSubPr>
+                    <m:ctrlPr>
+                      <w:rPr>
+                        <w:rFonts w:ascii="Cambria Math" w:hAnsi="Cambria Math"/>
+                        <w:i/>
+                      </w:rPr>
+                    </m:ctrlPr>
+                  </m:sSubPr>
+                  <m:e>
+                    <m:r>
+                      <w:rPr>
+                        <w:rFonts w:ascii="Cambria Math" w:hAnsi="Cambria Math"/>
+                      </w:rPr>
+                      <m:t>e</m:t>
+                    </m:r>
+                  </m:e>
+                  <m:sub>
+                    <m:r>
+                      <w:rPr>
+                        <w:rFonts w:ascii="Cambria Math" w:hAnsi="Cambria Math"/>
+                      </w:rPr>
+                      <m:t>i,j</m:t>
+                    </m:r>
+                  </m:sub>
+                </m:sSub>
+              </m:e>
+            </m:d>
+          </m:e>
+          <m:sub>
+            <m:r>
+              <w:rPr>
+                <w:rFonts w:ascii="Cambria Math" w:hAnsi="Cambria Math"/>
+              </w:rPr>
+              <m:t>i,j</m:t>
+            </m:r>
+            <m:r>
+              <m:rPr>
+                <m:scr m:val="script"/>
+              </m:rPr>
+              <w:rPr>
+                <w:rFonts w:ascii="Cambria Math" w:hAnsi="Cambria Math"/>
+              </w:rPr>
+              <m:t>∈E</m:t>
+            </m:r>
+          </m:sub>
+        </m:sSub>
+        <m:r>
+          <w:rPr>
+            <w:rFonts w:ascii="Cambria Math" w:hAnsi="Cambria Math"/>
+          </w:rPr>
+          <m:t>)</m:t>
+        </m:r>
+      </m:oMath>
+      <w:r>
+        <w:rPr>
+          <w:rFonts w:eastAsiaTheme="minorEastAsia"/>
+        </w:rPr>
+        <w:t xml:space="preserve"> </w:t>
+      </w:r>
+      <w:r>
+        <w:rPr>
+          <w:rFonts w:eastAsiaTheme="minorEastAsia"/>
+        </w:rPr>
+        <w:t xml:space="preserve">mit einer Knotenmenge </w:t>
+      </w:r>
+      <m:oMath>
+        <m:r>
+          <w:rPr>
+            <w:rFonts w:ascii="Cambria Math" w:eastAsiaTheme="minorEastAsia" w:hAnsi="Cambria Math"/>
+          </w:rPr>
+          <m:t>V</m:t>
+        </m:r>
+      </m:oMath>
+      <w:r>
+        <w:rPr>
+          <w:rFonts w:eastAsiaTheme="minorEastAsia"/>
+        </w:rPr>
+        <w:t xml:space="preserve">, einer Kantenmenge </w:t>
+      </w:r>
+      <m:oMath>
+        <m:r>
+          <m:rPr>
+            <m:scr m:val="script"/>
+          </m:rPr>
+          <w:rPr>
+            <w:rFonts w:ascii="Cambria Math" w:eastAsiaTheme="minorEastAsia" w:hAnsi="Cambria Math"/>
+          </w:rPr>
+          <m:t>E=V×</m:t>
+        </m:r>
+        <m:r>
+          <m:rPr>
+            <m:scr m:val="script"/>
+          </m:rPr>
+          <w:rPr>
+            <w:rFonts w:ascii="Cambria Math" w:eastAsiaTheme="minorEastAsia" w:hAnsi="Cambria Math"/>
+          </w:rPr>
+          <m:t>V</m:t>
+        </m:r>
+      </m:oMath>
+      <w:r>
+        <w:rPr>
+          <w:rFonts w:eastAsiaTheme="minorEastAsia"/>
+        </w:rPr>
+        <w:t xml:space="preserve">, </w:t>
+      </w:r>
+      <w:r>
+        <w:rPr>
+          <w:rFonts w:eastAsiaTheme="minorEastAsia"/>
+        </w:rPr>
+        <w:t xml:space="preserve">einer </w:t>
+      </w:r>
+      <w:proofErr w:type="spellStart"/>
+      <w:r>
+        <w:rPr>
+          <w:rFonts w:eastAsiaTheme="minorEastAsia"/>
+        </w:rPr>
+        <w:t>Adjazenzmatrix</w:t>
+      </w:r>
+      <w:proofErr w:type="spellEnd"/>
+      <w:r>
+        <w:rPr>
+          <w:rFonts w:eastAsiaTheme="minorEastAsia"/>
+        </w:rPr>
+        <w:t xml:space="preserve"> </w:t>
+      </w:r>
+      <m:oMath>
+        <m:r>
+          <m:rPr>
+            <m:scr m:val="script"/>
+          </m:rPr>
+          <w:rPr>
+            <w:rFonts w:ascii="Cambria Math" w:eastAsiaTheme="minorEastAsia" w:hAnsi="Cambria Math"/>
+          </w:rPr>
+          <m:t>A∈</m:t>
+        </m:r>
+        <m:sSup>
+          <m:sSupPr>
+            <m:ctrlPr>
+              <w:rPr>
+                <w:rFonts w:ascii="Cambria Math" w:eastAsiaTheme="minorEastAsia" w:hAnsi="Cambria Math"/>
+                <w:i/>
+              </w:rPr>
+            </m:ctrlPr>
+          </m:sSupPr>
+          <m:e>
+            <m:r>
+              <w:rPr>
+                <w:rFonts w:ascii="Cambria Math" w:eastAsiaTheme="minorEastAsia" w:hAnsi="Cambria Math"/>
+              </w:rPr>
+              <m:t>{0,1}</m:t>
+            </m:r>
+          </m:e>
+          <m:sup>
+            <m:d>
+              <m:dPr>
+                <m:begChr m:val="|"/>
+                <m:endChr m:val="|"/>
+                <m:ctrlPr>
+                  <w:rPr>
+                    <w:rFonts w:ascii="Cambria Math" w:eastAsiaTheme="minorEastAsia" w:hAnsi="Cambria Math"/>
+                    <w:i/>
+                  </w:rPr>
+                </m:ctrlPr>
+              </m:dPr>
+              <m:e>
+                <m:r>
+                  <m:rPr>
+                    <m:scr m:val="script"/>
+                  </m:rPr>
+                  <w:rPr>
+                    <w:rFonts w:ascii="Cambria Math" w:eastAsiaTheme="minorEastAsia" w:hAnsi="Cambria Math"/>
+                  </w:rPr>
+                  <m:t>V</m:t>
+                </m:r>
+              </m:e>
+            </m:d>
+            <m:r>
+              <w:rPr>
+                <w:rFonts w:ascii="Cambria Math" w:eastAsiaTheme="minorEastAsia" w:hAnsi="Cambria Math"/>
+              </w:rPr>
+              <m:t>×</m:t>
+            </m:r>
+            <m:d>
+              <m:dPr>
+                <m:begChr m:val="|"/>
+                <m:endChr m:val="|"/>
+                <m:ctrlPr>
+                  <w:rPr>
+                    <w:rFonts w:ascii="Cambria Math" w:eastAsiaTheme="minorEastAsia" w:hAnsi="Cambria Math"/>
+                    <w:i/>
+                  </w:rPr>
+                </m:ctrlPr>
+              </m:dPr>
+              <m:e>
+                <m:r>
+                  <m:rPr>
+                    <m:scr m:val="script"/>
+                  </m:rPr>
+                  <w:rPr>
+                    <w:rFonts w:ascii="Cambria Math" w:eastAsiaTheme="minorEastAsia" w:hAnsi="Cambria Math"/>
+                  </w:rPr>
+                  <m:t>V</m:t>
+                </m:r>
+              </m:e>
+            </m:d>
+          </m:sup>
+        </m:sSup>
+      </m:oMath>
+      <w:r>
+        <w:rPr>
+          <w:rFonts w:eastAsiaTheme="minorEastAsia"/>
+        </w:rPr>
+        <w:t xml:space="preserve"> und textuellen Attributen</w:t>
+      </w:r>
+      <w:r>
+        <w:rPr>
+          <w:rFonts w:eastAsiaTheme="minorEastAsia"/>
+        </w:rPr>
+        <w:t xml:space="preserve"> für Knoten</w:t>
+      </w:r>
+      <w:r>
+        <w:rPr>
+          <w:rFonts w:eastAsiaTheme="minorEastAsia"/>
+        </w:rPr>
+        <w:t xml:space="preserve"> </w:t>
+      </w:r>
+      <m:oMath>
+        <m:sSub>
+          <m:sSubPr>
+            <m:ctrlPr>
+              <w:rPr>
+                <w:rFonts w:ascii="Cambria Math" w:hAnsi="Cambria Math"/>
+                <w:i/>
+              </w:rPr>
+            </m:ctrlPr>
+          </m:sSubPr>
+          <m:e>
+            <m:d>
+              <m:dPr>
+                <m:begChr m:val="{"/>
+                <m:endChr m:val="}"/>
+                <m:ctrlPr>
+                  <w:rPr>
+                    <w:rFonts w:ascii="Cambria Math" w:hAnsi="Cambria Math"/>
+                    <w:i/>
+                  </w:rPr>
+                </m:ctrlPr>
+              </m:dPr>
+              <m:e>
+                <m:sSub>
+                  <m:sSubPr>
+                    <m:ctrlPr>
+                      <w:rPr>
+                        <w:rFonts w:ascii="Cambria Math" w:hAnsi="Cambria Math"/>
+                        <w:i/>
+                      </w:rPr>
+                    </m:ctrlPr>
+                  </m:sSubPr>
+                  <m:e>
+                    <m:r>
+                      <w:rPr>
+                        <w:rFonts w:ascii="Cambria Math" w:hAnsi="Cambria Math"/>
+                      </w:rPr>
+                      <m:t>x</m:t>
+                    </m:r>
+                  </m:e>
+                  <m:sub>
+                    <m:r>
+                      <m:rPr>
+                        <m:scr m:val="script"/>
+                      </m:rPr>
+                      <w:rPr>
+                        <w:rFonts w:ascii="Cambria Math" w:hAnsi="Cambria Math"/>
+                      </w:rPr>
+                      <m:t>v</m:t>
+                    </m:r>
+                  </m:sub>
+                </m:sSub>
+              </m:e>
+            </m:d>
+          </m:e>
+          <m:sub>
+            <m:r>
+              <m:rPr>
+                <m:scr m:val="script"/>
+              </m:rPr>
+              <w:rPr>
+                <w:rFonts w:ascii="Cambria Math" w:hAnsi="Cambria Math"/>
+              </w:rPr>
+              <m:t>v∈V</m:t>
+            </m:r>
+          </m:sub>
+        </m:sSub>
+      </m:oMath>
+      <w:r>
+        <w:rPr>
+          <w:rFonts w:eastAsiaTheme="minorEastAsia"/>
+        </w:rPr>
+        <w:t xml:space="preserve"> und Kanten </w:t>
+      </w:r>
+      <m:oMath>
+        <m:sSub>
+          <m:sSubPr>
+            <m:ctrlPr>
+              <w:rPr>
+                <w:rFonts w:ascii="Cambria Math" w:hAnsi="Cambria Math"/>
+                <w:i/>
+              </w:rPr>
+            </m:ctrlPr>
+          </m:sSubPr>
+          <m:e>
+            <m:d>
+              <m:dPr>
+                <m:begChr m:val="{"/>
+                <m:endChr m:val="}"/>
+                <m:ctrlPr>
+                  <w:rPr>
+                    <w:rFonts w:ascii="Cambria Math" w:hAnsi="Cambria Math"/>
+                    <w:i/>
+                  </w:rPr>
+                </m:ctrlPr>
+              </m:dPr>
+              <m:e>
+                <m:sSub>
+                  <m:sSubPr>
+                    <m:ctrlPr>
+                      <w:rPr>
+                        <w:rFonts w:ascii="Cambria Math" w:hAnsi="Cambria Math"/>
+                        <w:i/>
+                      </w:rPr>
+                    </m:ctrlPr>
+                  </m:sSubPr>
+                  <m:e>
+                    <m:r>
+                      <w:rPr>
+                        <w:rFonts w:ascii="Cambria Math" w:hAnsi="Cambria Math"/>
+                      </w:rPr>
+                      <m:t>e</m:t>
+                    </m:r>
+                  </m:e>
+                  <m:sub>
+                    <m:r>
+                      <w:rPr>
+                        <w:rFonts w:ascii="Cambria Math" w:hAnsi="Cambria Math"/>
+                      </w:rPr>
+                      <m:t>i,j</m:t>
+                    </m:r>
+                  </m:sub>
+                </m:sSub>
+              </m:e>
+            </m:d>
+          </m:e>
+          <m:sub>
+            <m:r>
+              <w:rPr>
+                <w:rFonts w:ascii="Cambria Math" w:hAnsi="Cambria Math"/>
+              </w:rPr>
+              <m:t>i,j</m:t>
+            </m:r>
+            <m:r>
+              <m:rPr>
+                <m:scr m:val="script"/>
+              </m:rPr>
+              <w:rPr>
+                <w:rFonts w:ascii="Cambria Math" w:hAnsi="Cambria Math"/>
+              </w:rPr>
+              <m:t>∈E</m:t>
+            </m:r>
+          </m:sub>
+        </m:sSub>
+      </m:oMath>
+      <w:r>
+        <w:rPr>
+          <w:rFonts w:eastAsiaTheme="minorEastAsia"/>
+        </w:rPr>
+        <w:t xml:space="preserve"> </w:t>
+      </w:r>
+      <w:r>
+        <w:rPr>
+          <w:rFonts w:eastAsiaTheme="minorEastAsia"/>
+        </w:rPr>
+        <w:t>beschreiben</w:t>
+      </w:r>
+      <w:r>
+        <w:rPr>
+          <w:rFonts w:eastAsiaTheme="minorEastAsia"/>
+        </w:rPr>
+        <w:t xml:space="preserve"> </w:t>
+      </w:r>
+      <w:r>
+        <w:rPr>
+          <w:rFonts w:eastAsiaTheme="minorEastAsia"/>
+        </w:rPr>
+        <w:fldChar w:fldCharType="begin"/>
+      </w:r>
+      <w:r>
+        <w:rPr>
+          <w:rFonts w:eastAsiaTheme="minorEastAsia"/>
+        </w:rPr>
+        <w:instrText xml:space="preserve"> ADDIN ZOTERO_ITEM CSL_CITATION {"citationID":"TnTKSLMI","properties":{"unsorted":false,"formattedCitation":"[4]","plainCitation":"[4]","noteIndex":0},"citationItems":[{"id":379,"uris":["http://zotero.org/users/14083681/items/6X9UUNXG"],"itemData":{"id":379,"type":"article-journal","abstract":"Recently, Retrieval-Augmented Generation (RAG) has achieved remarkable success in addressing the challenges of Large Language Models (LLMs) without necessitating retraining. By referencing an external knowledge base, RAG refines LLM outputs, effectively mitigating issues such as “hallucination,” lack of domain-specific knowledge, and outdated information. However, the complex structure of relationships among different entities in databases presents challenges for RAG systems. In response, GraphRAG leverages structural information across entities to enable more precise and comprehensive retrieval, capturing relational knowledge and facilitating more accurate, context-aware responses. Given the novelty and potential of GraphRAG, a systematic review of current technologies is imperative. This article provides the first comprehensive overview of GraphRAG methodologies. We formalize the GraphRAG workflow, encompassing Graph-Based Indexing, Graph-Guided Retrieval, and Graph-Enhanced Generation. We then outline the core technologies and training methods at each stage. Additionally, we examine downstream tasks, application domains, evaluation methodologies, and industrial use cases of GraphRAG. Finally, we explore future research directions to inspire further inquiries and advance progress in the field. In order to track recent progress, we set up a repository at .","container-title":"ACM Trans. Inf. Syst.","DOI":"10.1145/3777378","ISSN":"1046-8188","issue":"2","page":"35:1–35:52","source":"ACM Digital Library","title":"Graph Retrieval-Augmented Generation: A Survey","title-short":"Graph Retrieval-Augmented Generation","volume":"44","author":[{"family":"Peng","given":"Boci"},{"family":"Zhu","given":"Yun"},{"family":"Liu","given":"Yongchao"},{"family":"Bo","given":"Xiaohe"},{"family":"Shi","given":"Haizhou"},{"family":"Hong","given":"Chuntao"},{"family":"Zhang","given":"Yan"},{"family":"Tang","given":"Siliang"}],"issued":{"date-parts":[["2025",12,23]]}}}],"schema":"https://github.com/citation-style-language/schema/raw/master/csl-citation.json"} </w:instrText>
+      </w:r>
+      <w:r>
+        <w:rPr>
+          <w:rFonts w:eastAsiaTheme="minorEastAsia"/>
+        </w:rPr>
+        <w:fldChar w:fldCharType="separate"/>
+      </w:r>
+      <w:r>
+        <w:rPr>
+          <w:rFonts w:cs="Tahoma"/>
+        </w:rPr>
+        <w:t>[4]</w:t>
+      </w:r>
+      <w:r>
+        <w:rPr>
+          <w:rFonts w:eastAsiaTheme="minorEastAsia"/>
+        </w:rPr>
+        <w:fldChar w:fldCharType="end"/>
+      </w:r>
+      <w:r>
+        <w:rPr>
+          <w:rFonts w:eastAsiaTheme="minorEastAsia"/>
+        </w:rPr>
+        <w:t>.</w:t>
+      </w:r>
+    </w:p>
+    <w:p/>
+    <w:p>
+      <w:pPr>
+        <w:pStyle w:val="ListParagraph"/>
+        <w:numPr>
+          <w:ilvl w:val="0"/>
+          <w:numId w:val="34"/>
+        </w:numPr>
+      </w:pPr>
+      <w:r>
+        <w:t>Tripel</w:t>
+      </w:r>
+    </w:p>
+    <w:p>
       <w:pPr>
         <w:pStyle w:val="Heading2"/>
       </w:pPr>
-      <w:bookmarkStart w:id="13" w:name="_Toc234885444"/>
+      <w:bookmarkStart w:id="13" w:name="_Toc234951309"/>
       <w:proofErr w:type="spellStart"/>
       <w:r>
         <w:t>GraphRAG</w:t>
@@ -10364,7 +11004,7 @@
       <w:pPr>
         <w:pStyle w:val="Heading1"/>
       </w:pPr>
-      <w:bookmarkStart w:id="14" w:name="_Toc234885445"/>
+      <w:bookmarkStart w:id="14" w:name="_Toc234951310"/>
       <w:r>
         <w:lastRenderedPageBreak/>
         <w:t>Stand der Forschung</w:t>
@@ -10375,7 +11015,7 @@
       <w:pPr>
         <w:pStyle w:val="Heading2"/>
       </w:pPr>
-      <w:bookmarkStart w:id="15" w:name="_Toc234885446"/>
+      <w:bookmarkStart w:id="15" w:name="_Toc234951311"/>
       <w:r>
         <w:t>Fehler in Wissensgraphen</w:t>
       </w:r>
@@ -10385,7 +11025,7 @@
       <w:pPr>
         <w:pStyle w:val="Heading2"/>
       </w:pPr>
-      <w:bookmarkStart w:id="16" w:name="_Toc234885447"/>
+      <w:bookmarkStart w:id="16" w:name="_Toc234951312"/>
       <w:proofErr w:type="spellStart"/>
       <w:r>
         <w:t>GraphRAG</w:t>
@@ -10400,7 +11040,7 @@
       <w:pPr>
         <w:pStyle w:val="Heading2"/>
       </w:pPr>
-      <w:bookmarkStart w:id="17" w:name="_Toc234885448"/>
+      <w:bookmarkStart w:id="17" w:name="_Toc234951313"/>
       <w:proofErr w:type="spellStart"/>
       <w:r>
         <w:t>GraphRAG</w:t>
@@ -10418,7 +11058,7 @@
       <w:pPr>
         <w:pStyle w:val="Heading2"/>
       </w:pPr>
-      <w:bookmarkStart w:id="18" w:name="_Toc234885449"/>
+      <w:bookmarkStart w:id="18" w:name="_Toc234951314"/>
       <w:proofErr w:type="spellStart"/>
       <w:r>
         <w:t>GraphRAG</w:t>
@@ -10433,7 +11073,7 @@
       <w:pPr>
         <w:pStyle w:val="Heading2"/>
       </w:pPr>
-      <w:bookmarkStart w:id="19" w:name="_Toc234885450"/>
+      <w:bookmarkStart w:id="19" w:name="_Toc234951315"/>
       <w:r>
         <w:t>Offene Forschungslücke</w:t>
       </w:r>
@@ -10443,7 +11083,7 @@
       <w:pPr>
         <w:pStyle w:val="Heading1"/>
       </w:pPr>
-      <w:bookmarkStart w:id="20" w:name="_Toc234885451"/>
+      <w:bookmarkStart w:id="20" w:name="_Toc234951316"/>
       <w:r>
         <w:lastRenderedPageBreak/>
         <w:t>Auswahl und Realisierung der Retriever</w:t>
@@ -10454,7 +11094,7 @@
       <w:pPr>
         <w:pStyle w:val="Heading2"/>
       </w:pPr>
-      <w:bookmarkStart w:id="21" w:name="_Toc234885452"/>
+      <w:bookmarkStart w:id="21" w:name="_Toc234951317"/>
       <w:r>
         <w:t xml:space="preserve">Auswahl der </w:t>
       </w:r>
@@ -10467,7 +11107,7 @@
       <w:pPr>
         <w:pStyle w:val="Heading3"/>
       </w:pPr>
-      <w:bookmarkStart w:id="22" w:name="_Toc234885453"/>
+      <w:bookmarkStart w:id="22" w:name="_Toc234951318"/>
       <w:r>
         <w:t xml:space="preserve">Definition der </w:t>
       </w:r>
@@ -10480,7 +11120,7 @@
       <w:pPr>
         <w:pStyle w:val="Heading3"/>
       </w:pPr>
-      <w:bookmarkStart w:id="23" w:name="_Toc234885454"/>
+      <w:bookmarkStart w:id="23" w:name="_Toc234951319"/>
       <w:r>
         <w:t xml:space="preserve">Systematischer Vergleich existierender </w:t>
       </w:r>
@@ -10493,7 +11133,7 @@
       <w:pPr>
         <w:pStyle w:val="Heading3"/>
       </w:pPr>
-      <w:bookmarkStart w:id="24" w:name="_Toc234885455"/>
+      <w:bookmarkStart w:id="24" w:name="_Toc234951320"/>
       <w:r>
         <w:t xml:space="preserve">Ableitung </w:t>
       </w:r>
@@ -10511,7 +11151,7 @@
       <w:pPr>
         <w:pStyle w:val="Heading2"/>
       </w:pPr>
-      <w:bookmarkStart w:id="25" w:name="_Toc234885456"/>
+      <w:bookmarkStart w:id="25" w:name="_Toc234951321"/>
       <w:r>
         <w:t>Realisierung</w:t>
       </w:r>
@@ -10527,7 +11167,7 @@
       <w:pPr>
         <w:pStyle w:val="Heading3"/>
       </w:pPr>
-      <w:bookmarkStart w:id="26" w:name="_Toc234885457"/>
+      <w:bookmarkStart w:id="26" w:name="_Toc234951322"/>
       <w:r>
         <w:t>Textuelles Once-Retrieval</w:t>
       </w:r>
@@ -10537,7 +11177,7 @@
       <w:pPr>
         <w:pStyle w:val="Heading3"/>
       </w:pPr>
-      <w:bookmarkStart w:id="27" w:name="_Toc234885458"/>
+      <w:bookmarkStart w:id="27" w:name="_Toc234951323"/>
       <w:r>
         <w:t>Hybrides Once-Retrieval</w:t>
       </w:r>
@@ -10547,7 +11187,7 @@
       <w:pPr>
         <w:pStyle w:val="Heading3"/>
       </w:pPr>
-      <w:bookmarkStart w:id="28" w:name="_Toc234885459"/>
+      <w:bookmarkStart w:id="28" w:name="_Toc234951324"/>
       <w:r>
         <w:t xml:space="preserve">Hybrides </w:t>
       </w:r>
@@ -10565,7 +11205,7 @@
       <w:pPr>
         <w:pStyle w:val="Heading1"/>
       </w:pPr>
-      <w:bookmarkStart w:id="29" w:name="_Toc234885460"/>
+      <w:bookmarkStart w:id="29" w:name="_Toc234951325"/>
       <w:r>
         <w:lastRenderedPageBreak/>
         <w:t>Evaluation</w:t>
@@ -10576,7 +11216,7 @@
       <w:pPr>
         <w:pStyle w:val="Heading2"/>
       </w:pPr>
-      <w:bookmarkStart w:id="30" w:name="_Toc234885461"/>
+      <w:bookmarkStart w:id="30" w:name="_Toc234951326"/>
       <w:r>
         <w:t>Datengrundlage und Fragemengen</w:t>
       </w:r>
@@ -10586,7 +11226,7 @@
       <w:pPr>
         <w:pStyle w:val="Heading3"/>
       </w:pPr>
-      <w:bookmarkStart w:id="31" w:name="_Toc234885462"/>
+      <w:bookmarkStart w:id="31" w:name="_Toc234951327"/>
       <w:r>
         <w:t>Grundlegende Benchmark</w:t>
       </w:r>
@@ -10596,7 +11236,7 @@
       <w:pPr>
         <w:pStyle w:val="Heading3"/>
       </w:pPr>
-      <w:bookmarkStart w:id="32" w:name="_Toc234885463"/>
+      <w:bookmarkStart w:id="32" w:name="_Toc234951328"/>
       <w:r>
         <w:t>Konstruktion des relationalen QA-Datensatzes</w:t>
       </w:r>
@@ -10606,7 +11246,7 @@
       <w:pPr>
         <w:pStyle w:val="Heading3"/>
       </w:pPr>
-      <w:bookmarkStart w:id="33" w:name="_Toc234885464"/>
+      <w:bookmarkStart w:id="33" w:name="_Toc234951329"/>
       <w:r>
         <w:t>Konstruktion des textuellen QA-Datensatzes</w:t>
       </w:r>
@@ -10616,7 +11256,7 @@
       <w:pPr>
         <w:pStyle w:val="Heading2"/>
       </w:pPr>
-      <w:bookmarkStart w:id="34" w:name="_Toc234885465"/>
+      <w:bookmarkStart w:id="34" w:name="_Toc234951330"/>
       <w:r>
         <w:t>Simulation von Fehlerfällen im Wissensgraphen</w:t>
       </w:r>
@@ -10626,7 +11266,7 @@
       <w:pPr>
         <w:pStyle w:val="Heading3"/>
       </w:pPr>
-      <w:bookmarkStart w:id="35" w:name="_Toc234885466"/>
+      <w:bookmarkStart w:id="35" w:name="_Toc234951331"/>
       <w:r>
         <w:t>Herleitung</w:t>
       </w:r>
@@ -10645,7 +11285,7 @@
       <w:pPr>
         <w:pStyle w:val="Heading3"/>
       </w:pPr>
-      <w:bookmarkStart w:id="36" w:name="_Toc234885467"/>
+      <w:bookmarkStart w:id="36" w:name="_Toc234951332"/>
       <w:r>
         <w:t>Simulation der Fehlerfälle</w:t>
       </w:r>
@@ -10655,7 +11295,7 @@
       <w:pPr>
         <w:pStyle w:val="Heading2"/>
       </w:pPr>
-      <w:bookmarkStart w:id="37" w:name="_Toc234885468"/>
+      <w:bookmarkStart w:id="37" w:name="_Toc234951333"/>
       <w:r>
         <w:t>Versuchsaufbau</w:t>
       </w:r>
@@ -10665,7 +11305,7 @@
       <w:pPr>
         <w:pStyle w:val="Heading3"/>
       </w:pPr>
-      <w:bookmarkStart w:id="38" w:name="_Toc234885469"/>
+      <w:bookmarkStart w:id="38" w:name="_Toc234951334"/>
       <w:r>
         <w:t>Testläufe</w:t>
       </w:r>
@@ -10675,7 +11315,7 @@
       <w:pPr>
         <w:pStyle w:val="Heading3"/>
       </w:pPr>
-      <w:bookmarkStart w:id="39" w:name="_Toc234885470"/>
+      <w:bookmarkStart w:id="39" w:name="_Toc234951335"/>
       <w:r>
         <w:t>Metriken</w:t>
       </w:r>
@@ -10685,7 +11325,7 @@
       <w:pPr>
         <w:pStyle w:val="Heading1"/>
       </w:pPr>
-      <w:bookmarkStart w:id="40" w:name="_Toc234885471"/>
+      <w:bookmarkStart w:id="40" w:name="_Toc234951336"/>
       <w:r>
         <w:lastRenderedPageBreak/>
         <w:t>Ergebnisse</w:t>
@@ -10696,7 +11336,7 @@
       <w:pPr>
         <w:pStyle w:val="Heading2"/>
       </w:pPr>
-      <w:bookmarkStart w:id="41" w:name="_Toc234885472"/>
+      <w:bookmarkStart w:id="41" w:name="_Toc234951337"/>
       <w:r>
         <w:t>Ergebnisse auf dem Basisgraphen</w:t>
       </w:r>
@@ -10706,7 +11346,7 @@
       <w:pPr>
         <w:pStyle w:val="Heading2"/>
       </w:pPr>
-      <w:bookmarkStart w:id="42" w:name="_Toc234885473"/>
+      <w:bookmarkStart w:id="42" w:name="_Toc234951338"/>
       <w:r>
         <w:t>Strukturelle Unvollständigkeit</w:t>
       </w:r>
@@ -10716,7 +11356,7 @@
       <w:pPr>
         <w:pStyle w:val="Heading3"/>
       </w:pPr>
-      <w:bookmarkStart w:id="43" w:name="_Toc234885474"/>
+      <w:bookmarkStart w:id="43" w:name="_Toc234951339"/>
       <w:r>
         <w:t>Einfluss auf Retrieval-Genauigkeit</w:t>
       </w:r>
@@ -10726,7 +11366,7 @@
       <w:pPr>
         <w:pStyle w:val="Heading3"/>
       </w:pPr>
-      <w:bookmarkStart w:id="44" w:name="_Toc234885475"/>
+      <w:bookmarkStart w:id="44" w:name="_Toc234951340"/>
       <w:r>
         <w:t>Qualitative Beobachtungen</w:t>
       </w:r>
@@ -10736,7 +11376,7 @@
       <w:pPr>
         <w:pStyle w:val="Heading2"/>
       </w:pPr>
-      <w:bookmarkStart w:id="45" w:name="_Toc234885476"/>
+      <w:bookmarkStart w:id="45" w:name="_Toc234951341"/>
       <w:r>
         <w:t>Textuelle Unvollständigkeit</w:t>
       </w:r>
@@ -10746,7 +11386,7 @@
       <w:pPr>
         <w:pStyle w:val="Heading3"/>
       </w:pPr>
-      <w:bookmarkStart w:id="46" w:name="_Toc234885477"/>
+      <w:bookmarkStart w:id="46" w:name="_Toc234951342"/>
       <w:r>
         <w:t>Einfluss auf Retrieval-Genauigkeit</w:t>
       </w:r>
@@ -10756,7 +11396,7 @@
       <w:pPr>
         <w:pStyle w:val="Heading3"/>
       </w:pPr>
-      <w:bookmarkStart w:id="47" w:name="_Toc234885478"/>
+      <w:bookmarkStart w:id="47" w:name="_Toc234951343"/>
       <w:r>
         <w:t>Qualitative Beobachtungen</w:t>
       </w:r>
@@ -10766,7 +11406,7 @@
       <w:pPr>
         <w:pStyle w:val="Heading2"/>
       </w:pPr>
-      <w:bookmarkStart w:id="48" w:name="_Toc234885479"/>
+      <w:bookmarkStart w:id="48" w:name="_Toc234951344"/>
       <w:r>
         <w:t>Strukturelle Präzisionsfehler</w:t>
       </w:r>
@@ -10776,7 +11416,7 @@
       <w:pPr>
         <w:pStyle w:val="Heading3"/>
       </w:pPr>
-      <w:bookmarkStart w:id="49" w:name="_Toc234885480"/>
+      <w:bookmarkStart w:id="49" w:name="_Toc234951345"/>
       <w:r>
         <w:t>Einfluss auf Retrieval-Genauigkeit</w:t>
       </w:r>
@@ -10786,7 +11426,7 @@
       <w:pPr>
         <w:pStyle w:val="Heading3"/>
       </w:pPr>
-      <w:bookmarkStart w:id="50" w:name="_Toc234885481"/>
+      <w:bookmarkStart w:id="50" w:name="_Toc234951346"/>
       <w:r>
         <w:t>Qualitative Beobachtungen</w:t>
       </w:r>
@@ -10796,7 +11436,7 @@
       <w:pPr>
         <w:pStyle w:val="Heading2"/>
       </w:pPr>
-      <w:bookmarkStart w:id="51" w:name="_Toc234885482"/>
+      <w:bookmarkStart w:id="51" w:name="_Toc234951347"/>
       <w:r>
         <w:t>Textuelle Präzisionsfehler</w:t>
       </w:r>
@@ -10806,7 +11446,7 @@
       <w:pPr>
         <w:pStyle w:val="Heading3"/>
       </w:pPr>
-      <w:bookmarkStart w:id="52" w:name="_Toc234885483"/>
+      <w:bookmarkStart w:id="52" w:name="_Toc234951348"/>
       <w:r>
         <w:t>Einfluss auf Retrieval-Genauigkeit</w:t>
       </w:r>
@@ -10816,7 +11456,7 @@
       <w:pPr>
         <w:pStyle w:val="Heading3"/>
       </w:pPr>
-      <w:bookmarkStart w:id="53" w:name="_Toc234885484"/>
+      <w:bookmarkStart w:id="53" w:name="_Toc234951349"/>
       <w:r>
         <w:t>Qualitative Beobachtungen</w:t>
       </w:r>
@@ -10826,7 +11466,7 @@
       <w:pPr>
         <w:pStyle w:val="Heading2"/>
       </w:pPr>
-      <w:bookmarkStart w:id="54" w:name="_Toc234885485"/>
+      <w:bookmarkStart w:id="54" w:name="_Toc234951350"/>
       <w:r>
         <w:lastRenderedPageBreak/>
         <w:t>Auswirkungen auf Retrieval-Effizienz</w:t>
@@ -10837,7 +11477,7 @@
       <w:pPr>
         <w:pStyle w:val="Heading1"/>
       </w:pPr>
-      <w:bookmarkStart w:id="55" w:name="_Toc234885486"/>
+      <w:bookmarkStart w:id="55" w:name="_Toc234951351"/>
       <w:r>
         <w:lastRenderedPageBreak/>
         <w:t>Diskussion</w:t>
@@ -10848,7 +11488,7 @@
       <w:pPr>
         <w:pStyle w:val="Heading2"/>
       </w:pPr>
-      <w:bookmarkStart w:id="56" w:name="_Toc234885487"/>
+      <w:bookmarkStart w:id="56" w:name="_Toc234951352"/>
       <w:r>
         <w:t>Überprüfung der Arbeitshypothesen</w:t>
       </w:r>
@@ -10858,7 +11498,7 @@
       <w:pPr>
         <w:pStyle w:val="Heading2"/>
       </w:pPr>
-      <w:bookmarkStart w:id="57" w:name="_Toc234885488"/>
+      <w:bookmarkStart w:id="57" w:name="_Toc234951353"/>
       <w:r>
         <w:t>Beantwortung der Forschungsfragen</w:t>
       </w:r>
@@ -10868,7 +11508,7 @@
       <w:pPr>
         <w:pStyle w:val="Heading2"/>
       </w:pPr>
-      <w:bookmarkStart w:id="58" w:name="_Toc234885489"/>
+      <w:bookmarkStart w:id="58" w:name="_Toc234951354"/>
       <w:r>
         <w:t>Limitationen</w:t>
       </w:r>
@@ -10878,7 +11518,7 @@
       <w:pPr>
         <w:pStyle w:val="Heading2"/>
       </w:pPr>
-      <w:bookmarkStart w:id="59" w:name="_Toc234885490"/>
+      <w:bookmarkStart w:id="59" w:name="_Toc234951355"/>
       <w:r>
         <w:t>Implikationen für Forschung und Praxis</w:t>
       </w:r>
@@ -10888,7 +11528,7 @@
       <w:pPr>
         <w:pStyle w:val="Heading1"/>
       </w:pPr>
-      <w:bookmarkStart w:id="60" w:name="_Toc234885491"/>
+      <w:bookmarkStart w:id="60" w:name="_Toc234951356"/>
       <w:r>
         <w:lastRenderedPageBreak/>
         <w:t>Schlussbetrachtung</w:t>
@@ -10899,7 +11539,7 @@
       <w:pPr>
         <w:pStyle w:val="Heading2"/>
       </w:pPr>
-      <w:bookmarkStart w:id="61" w:name="_Toc234885492"/>
+      <w:bookmarkStart w:id="61" w:name="_Toc234951357"/>
       <w:r>
         <w:t>Zusammenfassung</w:t>
       </w:r>
@@ -10909,7 +11549,7 @@
       <w:pPr>
         <w:pStyle w:val="Heading2"/>
       </w:pPr>
-      <w:bookmarkStart w:id="62" w:name="_Toc234885493"/>
+      <w:bookmarkStart w:id="62" w:name="_Toc234951358"/>
       <w:r>
         <w:t>Ausblick</w:t>
       </w:r>
@@ -10920,7 +11560,7 @@
       <w:pPr>
         <w:pStyle w:val="Verzeichnisbezeichnungen"/>
       </w:pPr>
-      <w:bookmarkStart w:id="63" w:name="_Toc234885494"/>
+      <w:bookmarkStart w:id="63" w:name="_Toc234951359"/>
       <w:r>
         <w:lastRenderedPageBreak/>
         <w:t>Literaturverzeichnis</w:t>
@@ -10941,13 +11581,7 @@
         <w:rPr>
           <w:lang w:val="en-US"/>
         </w:rPr>
-        <w:instrText xml:space="preserve"> ADDIN ZOTERO_BIBL {"uncited":[],"omitted":[],"custom":</w:instrText>
-      </w:r>
-      <w:r>
-        <w:rPr>
-          <w:lang w:val="en-US"/>
-        </w:rPr>
-        <w:instrText xml:space="preserve">[]} CSL_BIBLIOGRAPHY </w:instrText>
+        <w:instrText xml:space="preserve"> ADDIN ZOTERO_BIBL {"uncited":[],"omitted":[],"custom":[]} CSL_BIBLIOGRAPHY </w:instrText>
       </w:r>
       <w:r>
         <w:rPr>
@@ -10974,48 +11608,43 @@
           <w:iCs/>
           <w:lang w:val="en-US"/>
         </w:rPr>
-        <w:t>u. a.</w:t>
-      </w:r>
-      <w:r>
-        <w:rPr>
-          <w:lang w:val="en-US"/>
-        </w:rPr>
-        <w:t xml:space="preserve">, „Attention is All you Need“, in </w:t>
-      </w:r>
+        <w:t>u. a</w:t>
+      </w:r>
+      <w:proofErr w:type="gramStart"/>
       <w:r>
         <w:rPr>
           <w:i/>
           <w:iCs/>
           <w:lang w:val="en-US"/>
         </w:rPr>
-        <w:t>Advances in Neural Information Processing Systems</w:t>
+        <w:t>.</w:t>
       </w:r>
       <w:r>
         <w:rPr>
           <w:lang w:val="en-US"/>
         </w:rPr>
-        <w:t xml:space="preserve">, Curran Associates, Inc., 2017. </w:t>
-      </w:r>
-      <w:r>
-        <w:t>Zugegriffen: 25. April 2026. [Online]. Verfügbar unter: https://proceedings.neurips.cc/paper/2017/hash/3f5ee243547dee91fbd053c1c4a845aa-Abstract.html</w:t>
-      </w:r>
-    </w:p>
-    <w:p>
-      <w:pPr>
-        <w:pStyle w:val="Bibliography"/>
-      </w:pPr>
+        <w:t>, „</w:t>
+      </w:r>
+      <w:proofErr w:type="gramEnd"/>
       <w:r>
         <w:rPr>
           <w:lang w:val="en-US"/>
         </w:rPr>
-        <w:t>[2]</w:t>
-      </w:r>
+        <w:t xml:space="preserve">Attention is All you </w:t>
+      </w:r>
+      <w:proofErr w:type="gramStart"/>
       <w:r>
         <w:rPr>
           <w:lang w:val="en-US"/>
         </w:rPr>
-        <w:tab/>
-        <w:t xml:space="preserve">P. Lewis </w:t>
+        <w:t>Need“</w:t>
+      </w:r>
+      <w:proofErr w:type="gramEnd"/>
+      <w:r>
+        <w:rPr>
+          <w:lang w:val="en-US"/>
+        </w:rPr>
+        <w:t xml:space="preserve">, in </w:t>
       </w:r>
       <w:r>
         <w:rPr>
@@ -11023,13 +11652,34 @@
           <w:iCs/>
           <w:lang w:val="en-US"/>
         </w:rPr>
-        <w:t>u. a.</w:t>
+        <w:t>Advances in Neural Information Processing Systems</w:t>
       </w:r>
       <w:r>
         <w:rPr>
           <w:lang w:val="en-US"/>
         </w:rPr>
-        <w:t xml:space="preserve">, „Retrieval-Augmented Generation for Knowledge-Intensive NLP Tasks“, in </w:t>
+        <w:t xml:space="preserve">, Curran Associates, Inc., 2017. </w:t>
+      </w:r>
+      <w:r>
+        <w:t>Zugegriffen: 25. April 2026. [Online]. Verfügbar unter: https://proceedings.neurips.cc/paper/2017/hash/3f5ee243547dee91fbd053c1c4a845aa-Abstract.html</w:t>
+      </w:r>
+    </w:p>
+    <w:p>
+      <w:pPr>
+        <w:pStyle w:val="Bibliography"/>
+      </w:pPr>
+      <w:r>
+        <w:rPr>
+          <w:lang w:val="en-US"/>
+        </w:rPr>
+        <w:t>[2]</w:t>
+      </w:r>
+      <w:r>
+        <w:rPr>
+          <w:lang w:val="en-US"/>
+        </w:rPr>
+        <w:tab/>
+        <w:t xml:space="preserve">P. Lewis </w:t>
       </w:r>
       <w:r>
         <w:rPr>
@@ -11037,37 +11687,27 @@
           <w:iCs/>
           <w:lang w:val="en-US"/>
         </w:rPr>
-        <w:t>Advances in Neural Information Processing Systems</w:t>
+        <w:t>u. a.</w:t>
       </w:r>
       <w:r>
         <w:rPr>
           <w:lang w:val="en-US"/>
         </w:rPr>
-        <w:t xml:space="preserve">, Curran Associates, Inc., 2020, S. 9459–9474. </w:t>
-      </w:r>
-      <w:r>
-        <w:t>Zugegriffen: 26. April 2026. [Online]. Verfügbar unter: https://proceedings.neurips.cc/paper/2020/hash/6b493230205f780e1bc26945df7481e5-Abstract.html</w:t>
-      </w:r>
-    </w:p>
-    <w:p>
-      <w:pPr>
-        <w:pStyle w:val="Bibliography"/>
+        <w:t xml:space="preserve">, „Retrieval-Augmented Generation for Knowledge-Intensive NLP </w:t>
+      </w:r>
+      <w:proofErr w:type="gramStart"/>
+      <w:r>
         <w:rPr>
           <w:lang w:val="en-US"/>
         </w:rPr>
-      </w:pPr>
+        <w:t>Tasks“</w:t>
+      </w:r>
+      <w:proofErr w:type="gramEnd"/>
       <w:r>
         <w:rPr>
           <w:lang w:val="en-US"/>
         </w:rPr>
-        <w:t>[3]</w:t>
-      </w:r>
-      <w:r>
-        <w:rPr>
-          <w:lang w:val="en-US"/>
-        </w:rPr>
-        <w:tab/>
-        <w:t xml:space="preserve">D. Edge </w:t>
+        <w:t xml:space="preserve">, in </w:t>
       </w:r>
       <w:r>
         <w:rPr>
@@ -11075,13 +11715,37 @@
           <w:iCs/>
           <w:lang w:val="en-US"/>
         </w:rPr>
-        <w:t>u. a.</w:t>
+        <w:t>Advances in Neural Information Processing Systems</w:t>
       </w:r>
       <w:r>
         <w:rPr>
           <w:lang w:val="en-US"/>
         </w:rPr>
-        <w:t xml:space="preserve">, „From Local to Global: A Graph RAG Approach to Query-Focused Summarization“, 19. Februar 2025, </w:t>
+        <w:t xml:space="preserve">, Curran Associates, Inc., 2020, S. 9459–9474. </w:t>
+      </w:r>
+      <w:r>
+        <w:t>Zugegriffen: 26. April 2026. [Online]. Verfügbar unter: https://proceedings.neurips.cc/paper/2020/hash/6b493230205f780e1bc26945df7481e5-Abstract.html</w:t>
+      </w:r>
+    </w:p>
+    <w:p>
+      <w:pPr>
+        <w:pStyle w:val="Bibliography"/>
+        <w:rPr>
+          <w:lang w:val="en-US"/>
+        </w:rPr>
+      </w:pPr>
+      <w:r>
+        <w:rPr>
+          <w:lang w:val="en-US"/>
+        </w:rPr>
+        <w:t>[3]</w:t>
+      </w:r>
+      <w:r>
+        <w:rPr>
+          <w:lang w:val="en-US"/>
+        </w:rPr>
+        <w:tab/>
+        <w:t xml:space="preserve">D. Edge </w:t>
       </w:r>
       <w:r>
         <w:rPr>
@@ -11089,34 +11753,13 @@
           <w:iCs/>
           <w:lang w:val="en-US"/>
         </w:rPr>
-        <w:t>arXiv</w:t>
+        <w:t>u. a.</w:t>
       </w:r>
       <w:r>
         <w:rPr>
           <w:lang w:val="en-US"/>
         </w:rPr>
-        <w:t>: arXiv:2404.16130. doi: 10.48550/arXiv.2404.16130.</w:t>
-      </w:r>
-    </w:p>
-    <w:p>
-      <w:pPr>
-        <w:pStyle w:val="Bibliography"/>
-        <w:rPr>
-          <w:lang w:val="en-US"/>
-        </w:rPr>
-      </w:pPr>
-      <w:r>
-        <w:rPr>
-          <w:lang w:val="en-US"/>
-        </w:rPr>
-        <w:t>[4]</w:t>
-      </w:r>
-      <w:r>
-        <w:rPr>
-          <w:lang w:val="en-US"/>
-        </w:rPr>
-        <w:tab/>
-        <w:t xml:space="preserve">B. Peng </w:t>
+        <w:t xml:space="preserve">, „From Local to Global: A Graph RAG Approach to Query-Focused Summarization“, 19. Februar 2025, </w:t>
       </w:r>
       <w:r>
         <w:rPr>
@@ -11124,13 +11767,34 @@
           <w:iCs/>
           <w:lang w:val="en-US"/>
         </w:rPr>
-        <w:t>u. a.</w:t>
+        <w:t>arXiv</w:t>
       </w:r>
       <w:r>
         <w:rPr>
           <w:lang w:val="en-US"/>
         </w:rPr>
-        <w:t xml:space="preserve">, „Graph Retrieval-Augmented Generation: A Survey“, </w:t>
+        <w:t>: arXiv:2404.16130. doi: 10.48550/arXiv.2404.16130.</w:t>
+      </w:r>
+    </w:p>
+    <w:p>
+      <w:pPr>
+        <w:pStyle w:val="Bibliography"/>
+        <w:rPr>
+          <w:lang w:val="en-US"/>
+        </w:rPr>
+      </w:pPr>
+      <w:r>
+        <w:rPr>
+          <w:lang w:val="en-US"/>
+        </w:rPr>
+        <w:t>[4]</w:t>
+      </w:r>
+      <w:r>
+        <w:rPr>
+          <w:lang w:val="en-US"/>
+        </w:rPr>
+        <w:tab/>
+        <w:t xml:space="preserve">B. Peng </w:t>
       </w:r>
       <w:r>
         <w:rPr>
@@ -11138,34 +11802,13 @@
           <w:iCs/>
           <w:lang w:val="en-US"/>
         </w:rPr>
-        <w:t>ACM Trans Inf Syst</w:t>
+        <w:t>u. a.</w:t>
       </w:r>
       <w:r>
         <w:rPr>
           <w:lang w:val="en-US"/>
         </w:rPr>
-        <w:t>, Bd. 44, Nr. 2, S. 35:1-35:52, Dez. 2025, doi: 10.1145/3777378.</w:t>
-      </w:r>
-    </w:p>
-    <w:p>
-      <w:pPr>
-        <w:pStyle w:val="Bibliography"/>
-        <w:rPr>
-          <w:lang w:val="en-US"/>
-        </w:rPr>
-      </w:pPr>
-      <w:r>
-        <w:rPr>
-          <w:lang w:val="en-US"/>
-        </w:rPr>
-        <w:t>[5]</w:t>
-      </w:r>
-      <w:r>
-        <w:rPr>
-          <w:lang w:val="en-US"/>
-        </w:rPr>
-        <w:tab/>
-        <w:t xml:space="preserve">W. Yih, M. Richardson, C. Meek, M.-W. Chang, und J. Suh, „The Value of Semantic Parse Labeling for Knowledge Base Question Answering“, in </w:t>
+        <w:t xml:space="preserve">, „Graph Retrieval-Augmented Generation: A Survey“, </w:t>
       </w:r>
       <w:r>
         <w:rPr>
@@ -11173,13 +11816,13 @@
           <w:iCs/>
           <w:lang w:val="en-US"/>
         </w:rPr>
-        <w:t>Proceedings of the 54th Annual Meeting of the Association for Computational Linguistics (Volume 2: Short Papers)</w:t>
+        <w:t>ACM Trans Inf Syst</w:t>
       </w:r>
       <w:r>
         <w:rPr>
           <w:lang w:val="en-US"/>
         </w:rPr>
-        <w:t>, K. Erk und N. A. Smith, Hrsg., Berlin, Germany: Association for Computational Linguistics, Aug. 2016, S. 201–206. doi: 10.18653/v1/P16-2033.</w:t>
+        <w:t>, Bd. 44, Nr. 2, S. 35:1-35:52, Dez. 2025, doi: 10.1145/3777378.</w:t>
       </w:r>
     </w:p>
     <w:p>
@@ -11193,14 +11836,14 @@
         <w:rPr>
           <w:lang w:val="en-US"/>
         </w:rPr>
-        <w:t>[6]</w:t>
+        <w:t>[5]</w:t>
       </w:r>
       <w:r>
         <w:rPr>
           <w:lang w:val="en-US"/>
         </w:rPr>
         <w:tab/>
-        <w:t xml:space="preserve">A. Talmor und J. Berant, „The Web as a Knowledge-Base for Answering Complex Questions“, in </w:t>
+        <w:t xml:space="preserve">W. Yih, M. Richardson, C. Meek, M.-W. Chang, und J. Suh, „The Value of Semantic Parse Labeling for Knowledge Base Question Answering“, in </w:t>
       </w:r>
       <w:r>
         <w:rPr>
@@ -11208,13 +11851,13 @@
           <w:iCs/>
           <w:lang w:val="en-US"/>
         </w:rPr>
-        <w:t>Proceedings of the 2018 Conference of the North American Chapter of the Association for Computational Linguistics: Human Language Technologies, Volume 1 (Long Papers)</w:t>
+        <w:t>Proceedings of the 54th Annual Meeting of the Association for Computational Linguistics (Volume 2: Short Papers)</w:t>
       </w:r>
       <w:r>
         <w:rPr>
           <w:lang w:val="en-US"/>
         </w:rPr>
-        <w:t>, M. Walker, H. Ji, und A. Stent, Hrsg., New Orleans, Louisiana: Association for Computational Linguistics, Juni 2018, S. 641–651. doi: 10.18653/v1/N18-1059.</w:t>
+        <w:t>, K. Erk und N. A. Smith, Hrsg., Berlin, Germany: Association for Computational Linguistics, Aug. 2016, S. 201–206. doi: 10.18653/v1/P16-2033.</w:t>
       </w:r>
     </w:p>
     <w:p>
@@ -11228,14 +11871,14 @@
         <w:rPr>
           <w:lang w:val="en-US"/>
         </w:rPr>
-        <w:t>[7]</w:t>
+        <w:t>[6]</w:t>
       </w:r>
       <w:r>
         <w:rPr>
           <w:lang w:val="en-US"/>
         </w:rPr>
         <w:tab/>
-        <w:t xml:space="preserve">Y. Zhang, H. Dai, Z. Kozareva, A. J. Smola, und L. Song, „Variational reasoning for question answering with knowledge graph“, in </w:t>
+        <w:t xml:space="preserve">A. Talmor und J. Berant, „The Web as a Knowledge-Base for Answering Complex Questions“, in </w:t>
       </w:r>
       <w:r>
         <w:rPr>
@@ -11243,13 +11886,13 @@
           <w:iCs/>
           <w:lang w:val="en-US"/>
         </w:rPr>
-        <w:t>Proceedings of the Thirty-Second AAAI Conference on Artificial Intelligence and Thirtieth Innovative Applications of Artificial Intelligence Conference and Eighth AAAI Symposium on Educational Advances in Artificial Intelligence</w:t>
+        <w:t>Proceedings of the 2018 Conference of the North American Chapter of the Association for Computational Linguistics: Human Language Technologies, Volume 1 (Long Papers)</w:t>
       </w:r>
       <w:r>
         <w:rPr>
           <w:lang w:val="en-US"/>
         </w:rPr>
-        <w:t>, in AAAI’18/IAAI’18/EAAI’18. New Orleans, Louisiana, USA: AAAI Press, Feb. 2018, S. 6069–6076. Zugegriffen: 24. April 2026. [Online]. Verfügbar unter: https://dl.acm.org/doi/10.5555/3504035.3504780</w:t>
+        <w:t>, M. Walker, H. Ji, und A. Stent, Hrsg., New Orleans, Louisiana: Association for Computational Linguistics, Juni 2018, S. 641–651. doi: 10.18653/v1/N18-1059.</w:t>
       </w:r>
     </w:p>
     <w:p>
@@ -11263,14 +11906,14 @@
         <w:rPr>
           <w:lang w:val="en-US"/>
         </w:rPr>
-        <w:t>[8]</w:t>
+        <w:t>[7]</w:t>
       </w:r>
       <w:r>
         <w:rPr>
           <w:lang w:val="en-US"/>
         </w:rPr>
         <w:tab/>
-        <w:t xml:space="preserve">K. Bollacker, C. Evans, P. Paritosh, T. Sturge, und J. Taylor, „Freebase: a collaboratively created graph database for structuring human knowledge“, in </w:t>
+        <w:t xml:space="preserve">Y. Zhang, H. Dai, Z. Kozareva, A. J. Smola, und L. Song, „Variational reasoning for question answering with knowledge graph“, in </w:t>
       </w:r>
       <w:r>
         <w:rPr>
@@ -11278,13 +11921,13 @@
           <w:iCs/>
           <w:lang w:val="en-US"/>
         </w:rPr>
-        <w:t>Proceedings of the 2008 ACM SIGMOD international conference on Management of data</w:t>
+        <w:t>Proceedings of the Thirty-Second AAAI Conference on Artificial Intelligence and Thirtieth Innovative Applications of Artificial Intelligence Conference and Eighth AAAI Symposium on Educational Advances in Artificial Intelligence</w:t>
       </w:r>
       <w:r>
         <w:rPr>
           <w:lang w:val="en-US"/>
         </w:rPr>
-        <w:t>, in SIGMOD ’08. New York, NY, USA: Association for Computing Machinery, Juni 2008, S. 1247–1250. doi: 10.1145/1376616.1376746.</w:t>
+        <w:t>, in AAAI’18/IAAI’18/EAAI’18. New Orleans, Louisiana, USA: AAAI Press, Feb. 2018, S. 6069–6076. Zugegriffen: 24. April 2026. [Online]. Verfügbar unter: https://dl.acm.org/doi/10.5555/3504035.3504780</w:t>
       </w:r>
     </w:p>
     <w:p>
@@ -11298,14 +11941,14 @@
         <w:rPr>
           <w:lang w:val="en-US"/>
         </w:rPr>
-        <w:t>[9]</w:t>
+        <w:t>[8]</w:t>
       </w:r>
       <w:r>
         <w:rPr>
           <w:lang w:val="en-US"/>
         </w:rPr>
         <w:tab/>
-        <w:t xml:space="preserve">L. Zhong, J. Wu, Q. Li, H. Peng, und X. Wu, „A Comprehensive Survey on Automatic Knowledge Graph Construction“, </w:t>
+        <w:t xml:space="preserve">K. Bollacker, C. Evans, P. Paritosh, T. Sturge, und J. Taylor, „Freebase: a collaboratively created graph database for structuring human knowledge“, in </w:t>
       </w:r>
       <w:r>
         <w:rPr>
@@ -11313,13 +11956,13 @@
           <w:iCs/>
           <w:lang w:val="en-US"/>
         </w:rPr>
-        <w:t>ACM Comput. Surv.</w:t>
+        <w:t>Proceedings of the 2008 ACM SIGMOD international conference on Management of data</w:t>
       </w:r>
       <w:r>
         <w:rPr>
           <w:lang w:val="en-US"/>
         </w:rPr>
-        <w:t>, Bd. 56, Nr. 4, S. 94:1-94:62, Nov. 2023, doi: 10.1145/3618295.</w:t>
+        <w:t>, in SIGMOD ’08. New York, NY, USA: Association for Computing Machinery, Juni 2008, S. 1247–1250. doi: 10.1145/1376616.1376746.</w:t>
       </w:r>
     </w:p>
     <w:p>
@@ -11333,15 +11976,14 @@
         <w:rPr>
           <w:lang w:val="en-US"/>
         </w:rPr>
-        <w:lastRenderedPageBreak/>
-        <w:t>[10]</w:t>
+        <w:t>[9]</w:t>
       </w:r>
       <w:r>
         <w:rPr>
           <w:lang w:val="en-US"/>
         </w:rPr>
         <w:tab/>
-        <w:t xml:space="preserve">H. Bian, „LLM-empowered knowledge graph construction: A survey“, 23. Oktober 2025, </w:t>
+        <w:t xml:space="preserve">L. Zhong, J. Wu, Q. Li, H. Peng, und X. Wu, „A Comprehensive Survey on Automatic Knowledge Graph Construction“, </w:t>
       </w:r>
       <w:r>
         <w:rPr>
@@ -11349,13 +11991,13 @@
           <w:iCs/>
           <w:lang w:val="en-US"/>
         </w:rPr>
-        <w:t>arXiv</w:t>
+        <w:t>ACM Comput. Surv.</w:t>
       </w:r>
       <w:r>
         <w:rPr>
           <w:lang w:val="en-US"/>
         </w:rPr>
-        <w:t>: arXiv:2510.20345. doi: 10.48550/arXiv.2510.20345.</w:t>
+        <w:t>, Bd. 56, Nr. 4, S. 94:1-94:62, Nov. 2023, doi: 10.1145/3618295.</w:t>
       </w:r>
     </w:p>
     <w:p>
@@ -11369,14 +12011,15 @@
         <w:rPr>
           <w:lang w:val="en-US"/>
         </w:rPr>
-        <w:t>[11]</w:t>
+        <w:lastRenderedPageBreak/>
+        <w:t>[10]</w:t>
       </w:r>
       <w:r>
         <w:rPr>
           <w:lang w:val="en-US"/>
         </w:rPr>
         <w:tab/>
-        <w:t xml:space="preserve">Y. Ma </w:t>
+        <w:t xml:space="preserve">H. Bian, „LLM-empowered knowledge graph construction: A survey“, 23. Oktober 2025, </w:t>
       </w:r>
       <w:r>
         <w:rPr>
@@ -11384,13 +12027,34 @@
           <w:iCs/>
           <w:lang w:val="en-US"/>
         </w:rPr>
-        <w:t>u. a.</w:t>
+        <w:t>arXiv</w:t>
       </w:r>
       <w:r>
         <w:rPr>
           <w:lang w:val="en-US"/>
         </w:rPr>
-        <w:t xml:space="preserve">, „Toward Robust GraphRAG: Mitigating Retrieval Drift and Hallucination from Imperfect Knowledge Graphs“, 19. Mai 2026, </w:t>
+        <w:t>: arXiv:2510.20345. doi: 10.48550/arXiv.2510.20345.</w:t>
+      </w:r>
+    </w:p>
+    <w:p>
+      <w:pPr>
+        <w:pStyle w:val="Bibliography"/>
+        <w:rPr>
+          <w:lang w:val="en-US"/>
+        </w:rPr>
+      </w:pPr>
+      <w:r>
+        <w:rPr>
+          <w:lang w:val="en-US"/>
+        </w:rPr>
+        <w:t>[11]</w:t>
+      </w:r>
+      <w:r>
+        <w:rPr>
+          <w:lang w:val="en-US"/>
+        </w:rPr>
+        <w:tab/>
+        <w:t xml:space="preserve">Y. Ma </w:t>
       </w:r>
       <w:r>
         <w:rPr>
@@ -11398,34 +12062,13 @@
           <w:iCs/>
           <w:lang w:val="en-US"/>
         </w:rPr>
-        <w:t>arXiv</w:t>
+        <w:t>u. a.</w:t>
       </w:r>
       <w:r>
         <w:rPr>
           <w:lang w:val="en-US"/>
         </w:rPr>
-        <w:t>: arXiv:2603.14828. doi: 10.48550/arXiv.2603.14828.</w:t>
-      </w:r>
-    </w:p>
-    <w:p>
-      <w:pPr>
-        <w:pStyle w:val="Bibliography"/>
-        <w:rPr>
-          <w:lang w:val="en-US"/>
-        </w:rPr>
-      </w:pPr>
-      <w:r>
-        <w:rPr>
-          <w:lang w:val="en-US"/>
-        </w:rPr>
-        <w:t>[12]</w:t>
-      </w:r>
-      <w:r>
-        <w:rPr>
-          <w:lang w:val="en-US"/>
-        </w:rPr>
-        <w:tab/>
-        <w:t xml:space="preserve">R. Han </w:t>
+        <w:t xml:space="preserve">, „Toward Robust GraphRAG: Mitigating Retrieval Drift and Hallucination from Imperfect Knowledge Graphs“, 19. Mai 2026, </w:t>
       </w:r>
       <w:r>
         <w:rPr>
@@ -11433,13 +12076,34 @@
           <w:iCs/>
           <w:lang w:val="en-US"/>
         </w:rPr>
-        <w:t>u. a.</w:t>
+        <w:t>arXiv</w:t>
       </w:r>
       <w:r>
         <w:rPr>
           <w:lang w:val="en-US"/>
         </w:rPr>
-        <w:t xml:space="preserve">, „An Empirical Study on Information Extraction using Large Language Models“, 10. September 2024, </w:t>
+        <w:t>: arXiv:2603.14828. doi: 10.48550/arXiv.2603.14828.</w:t>
+      </w:r>
+    </w:p>
+    <w:p>
+      <w:pPr>
+        <w:pStyle w:val="Bibliography"/>
+        <w:rPr>
+          <w:lang w:val="en-US"/>
+        </w:rPr>
+      </w:pPr>
+      <w:r>
+        <w:rPr>
+          <w:lang w:val="en-US"/>
+        </w:rPr>
+        <w:t>[12]</w:t>
+      </w:r>
+      <w:r>
+        <w:rPr>
+          <w:lang w:val="en-US"/>
+        </w:rPr>
+        <w:tab/>
+        <w:t xml:space="preserve">R. Han </w:t>
       </w:r>
       <w:r>
         <w:rPr>
@@ -11447,34 +12111,13 @@
           <w:iCs/>
           <w:lang w:val="en-US"/>
         </w:rPr>
-        <w:t>arXiv</w:t>
+        <w:t>u. a.</w:t>
       </w:r>
       <w:r>
         <w:rPr>
           <w:lang w:val="en-US"/>
         </w:rPr>
-        <w:t>: arXiv:2305.14450. doi: 10.48550/arXiv.2305.14450.</w:t>
-      </w:r>
-    </w:p>
-    <w:p>
-      <w:pPr>
-        <w:pStyle w:val="Bibliography"/>
-        <w:rPr>
-          <w:lang w:val="en-US"/>
-        </w:rPr>
-      </w:pPr>
-      <w:r>
-        <w:rPr>
-          <w:lang w:val="en-US"/>
-        </w:rPr>
-        <w:t>[13]</w:t>
-      </w:r>
-      <w:r>
-        <w:rPr>
-          <w:lang w:val="en-US"/>
-        </w:rPr>
-        <w:tab/>
-        <w:t xml:space="preserve">S. Wu </w:t>
+        <w:t xml:space="preserve">, „An Empirical Study on Information Extraction using Large Language Models“, 10. September 2024, </w:t>
       </w:r>
       <w:r>
         <w:rPr>
@@ -11482,13 +12125,34 @@
           <w:iCs/>
           <w:lang w:val="en-US"/>
         </w:rPr>
-        <w:t>u. a.</w:t>
+        <w:t>arXiv</w:t>
       </w:r>
       <w:r>
         <w:rPr>
           <w:lang w:val="en-US"/>
         </w:rPr>
-        <w:t xml:space="preserve">, „STaRK: Benchmarking LLM Retrieval on Textual and Relational Knowledge Bases“, </w:t>
+        <w:t>: arXiv:2305.14450. doi: 10.48550/arXiv.2305.14450.</w:t>
+      </w:r>
+    </w:p>
+    <w:p>
+      <w:pPr>
+        <w:pStyle w:val="Bibliography"/>
+        <w:rPr>
+          <w:lang w:val="en-US"/>
+        </w:rPr>
+      </w:pPr>
+      <w:r>
+        <w:rPr>
+          <w:lang w:val="en-US"/>
+        </w:rPr>
+        <w:t>[13]</w:t>
+      </w:r>
+      <w:r>
+        <w:rPr>
+          <w:lang w:val="en-US"/>
+        </w:rPr>
+        <w:tab/>
+        <w:t xml:space="preserve">S. Wu </w:t>
       </w:r>
       <w:r>
         <w:rPr>
@@ -11496,34 +12160,13 @@
           <w:iCs/>
           <w:lang w:val="en-US"/>
         </w:rPr>
-        <w:t>Adv. Neural Inf. Process. Syst.</w:t>
+        <w:t>u. a.</w:t>
       </w:r>
       <w:r>
         <w:rPr>
           <w:lang w:val="en-US"/>
         </w:rPr>
-        <w:t>, Bd. 37, S. 127129–127153, Dez. 2024, doi: 10.52202/079017-4037.</w:t>
-      </w:r>
-    </w:p>
-    <w:p>
-      <w:pPr>
-        <w:pStyle w:val="Bibliography"/>
-        <w:rPr>
-          <w:lang w:val="en-US"/>
-        </w:rPr>
-      </w:pPr>
-      <w:r>
-        <w:rPr>
-          <w:lang w:val="en-US"/>
-        </w:rPr>
-        <w:t>[14]</w:t>
-      </w:r>
-      <w:r>
-        <w:rPr>
-          <w:lang w:val="en-US"/>
-        </w:rPr>
-        <w:tab/>
-        <w:t xml:space="preserve">D. Zhou </w:t>
+        <w:t xml:space="preserve">, „STaRK: Benchmarking LLM Retrieval on Textual and Relational Knowledge Bases“, </w:t>
       </w:r>
       <w:r>
         <w:rPr>
@@ -11531,13 +12174,34 @@
           <w:iCs/>
           <w:lang w:val="en-US"/>
         </w:rPr>
-        <w:t>u. a.</w:t>
+        <w:t>Adv. Neural Inf. Process. Syst.</w:t>
       </w:r>
       <w:r>
         <w:rPr>
           <w:lang w:val="en-US"/>
         </w:rPr>
-        <w:t xml:space="preserve">, „Evaluating Knowledge Graph Based Retrieval Augmented Generation Methods under Knowledge Incompleteness“, 29. August 2025, </w:t>
+        <w:t>, Bd. 37, S. 127129–127153, Dez. 2024, doi: 10.52202/079017-4037.</w:t>
+      </w:r>
+    </w:p>
+    <w:p>
+      <w:pPr>
+        <w:pStyle w:val="Bibliography"/>
+        <w:rPr>
+          <w:lang w:val="en-US"/>
+        </w:rPr>
+      </w:pPr>
+      <w:r>
+        <w:rPr>
+          <w:lang w:val="en-US"/>
+        </w:rPr>
+        <w:t>[14]</w:t>
+      </w:r>
+      <w:r>
+        <w:rPr>
+          <w:lang w:val="en-US"/>
+        </w:rPr>
+        <w:tab/>
+        <w:t xml:space="preserve">D. Zhou </w:t>
       </w:r>
       <w:r>
         <w:rPr>
@@ -11545,34 +12209,13 @@
           <w:iCs/>
           <w:lang w:val="en-US"/>
         </w:rPr>
-        <w:t>arXiv</w:t>
+        <w:t>u. a.</w:t>
       </w:r>
       <w:r>
         <w:rPr>
           <w:lang w:val="en-US"/>
         </w:rPr>
-        <w:t>: arXiv:2504.05163. doi: 10.48550/arXiv.2504.05163.</w:t>
-      </w:r>
-    </w:p>
-    <w:p>
-      <w:pPr>
-        <w:pStyle w:val="Bibliography"/>
-        <w:rPr>
-          <w:lang w:val="en-US"/>
-        </w:rPr>
-      </w:pPr>
-      <w:r>
-        <w:rPr>
-          <w:lang w:val="en-US"/>
-        </w:rPr>
-        <w:t>[15]</w:t>
-      </w:r>
-      <w:r>
-        <w:rPr>
-          <w:lang w:val="en-US"/>
-        </w:rPr>
-        <w:tab/>
-        <w:t xml:space="preserve">S. Pan, L. Luo, Y. Wang, C. Chen, J. Wang, und X. Wu, „Unifying Large Language Models and Knowledge Graphs: A Roadmap“, </w:t>
+        <w:t xml:space="preserve">, „Evaluating Knowledge Graph Based Retrieval Augmented Generation Methods under Knowledge Incompleteness“, 29. August 2025, </w:t>
       </w:r>
       <w:r>
         <w:rPr>
@@ -11580,31 +12223,34 @@
           <w:iCs/>
           <w:lang w:val="en-US"/>
         </w:rPr>
-        <w:t>IEEE Trans. Knowl. Data Eng.</w:t>
+        <w:t>arXiv</w:t>
       </w:r>
       <w:r>
         <w:rPr>
           <w:lang w:val="en-US"/>
         </w:rPr>
-        <w:t>, Bd. 36, Nr. 7, S. 3580–3599, Juli 2024, doi: 10.1109/TKDE.2024.3352100.</w:t>
+        <w:t>: arXiv:2504.05163. doi: 10.48550/arXiv.2504.05163.</w:t>
       </w:r>
     </w:p>
     <w:p>
       <w:pPr>
         <w:pStyle w:val="Bibliography"/>
-      </w:pPr>
-      <w:r>
         <w:rPr>
           <w:lang w:val="en-US"/>
         </w:rPr>
-        <w:t>[16]</w:t>
-      </w:r>
+      </w:pPr>
       <w:r>
         <w:rPr>
           <w:lang w:val="en-US"/>
         </w:rPr>
+        <w:t>[15]</w:t>
+      </w:r>
+      <w:r>
+        <w:rPr>
+          <w:lang w:val="en-US"/>
+        </w:rPr>
         <w:tab/>
-        <w:t xml:space="preserve">W. X. Zhao </w:t>
+        <w:t xml:space="preserve">S. Pan, L. Luo, Y. Wang, C. Chen, J. Wang, und X. Wu, „Unifying Large Language Models and Knowledge Graphs: A Roadmap“, </w:t>
       </w:r>
       <w:r>
         <w:rPr>
@@ -11612,47 +12258,31 @@
           <w:iCs/>
           <w:lang w:val="en-US"/>
         </w:rPr>
-        <w:t>u. a.</w:t>
+        <w:t>IEEE Trans. Knowl. Data Eng.</w:t>
       </w:r>
       <w:r>
         <w:rPr>
           <w:lang w:val="en-US"/>
         </w:rPr>
-        <w:t xml:space="preserve">, „A Survey of Large Language Models“, 18. </w:t>
-      </w:r>
-      <w:r>
-        <w:t xml:space="preserve">März 2026, </w:t>
-      </w:r>
-      <w:r>
-        <w:rPr>
-          <w:i/>
-          <w:iCs/>
-        </w:rPr>
-        <w:t>arXiv</w:t>
-      </w:r>
-      <w:r>
-        <w:t>: arXiv:2303.18223. doi: 10.48550/arXiv.2303.18223.</w:t>
+        <w:t>, Bd. 36, Nr. 7, S. 3580–3599, Juli 2024, doi: 10.1109/TKDE.2024.3352100.</w:t>
       </w:r>
     </w:p>
     <w:p>
       <w:pPr>
         <w:pStyle w:val="Bibliography"/>
+      </w:pPr>
+      <w:r>
         <w:rPr>
           <w:lang w:val="en-US"/>
         </w:rPr>
-      </w:pPr>
+        <w:t>[16]</w:t>
+      </w:r>
       <w:r>
         <w:rPr>
           <w:lang w:val="en-US"/>
         </w:rPr>
-        <w:t>[17]</w:t>
-      </w:r>
-      <w:r>
-        <w:rPr>
-          <w:lang w:val="en-US"/>
-        </w:rPr>
         <w:tab/>
-        <w:t xml:space="preserve">T. Brown </w:t>
+        <w:t xml:space="preserve">W. X. Zhao </w:t>
       </w:r>
       <w:r>
         <w:rPr>
@@ -11666,7 +12296,65 @@
         <w:rPr>
           <w:lang w:val="en-US"/>
         </w:rPr>
-        <w:t xml:space="preserve">, „Language Models are Few-Shot Learners“, </w:t>
+        <w:t xml:space="preserve">, „A Survey of Large Language </w:t>
+      </w:r>
+      <w:proofErr w:type="gramStart"/>
+      <w:r>
+        <w:rPr>
+          <w:lang w:val="en-US"/>
+        </w:rPr>
+        <w:t>Models“</w:t>
+      </w:r>
+      <w:proofErr w:type="gramEnd"/>
+      <w:r>
+        <w:rPr>
+          <w:lang w:val="en-US"/>
+        </w:rPr>
+        <w:t xml:space="preserve">, 18. </w:t>
+      </w:r>
+      <w:r>
+        <w:t xml:space="preserve">März 2026, </w:t>
+      </w:r>
+      <w:proofErr w:type="spellStart"/>
+      <w:r>
+        <w:rPr>
+          <w:i/>
+          <w:iCs/>
+        </w:rPr>
+        <w:t>arXiv</w:t>
+      </w:r>
+      <w:proofErr w:type="spellEnd"/>
+      <w:r>
+        <w:t xml:space="preserve">: arXiv:2303.18223. </w:t>
+      </w:r>
+      <w:proofErr w:type="spellStart"/>
+      <w:r>
+        <w:t>doi</w:t>
+      </w:r>
+      <w:proofErr w:type="spellEnd"/>
+      <w:r>
+        <w:t>: 10.48550/arXiv.2303.18223.</w:t>
+      </w:r>
+    </w:p>
+    <w:p>
+      <w:pPr>
+        <w:pStyle w:val="Bibliography"/>
+        <w:rPr>
+          <w:lang w:val="en-US"/>
+        </w:rPr>
+      </w:pPr>
+      <w:r>
+        <w:rPr>
+          <w:lang w:val="en-US"/>
+        </w:rPr>
+        <w:t>[17]</w:t>
+      </w:r>
+      <w:r>
+        <w:rPr>
+          <w:lang w:val="en-US"/>
+        </w:rPr>
+        <w:tab/>
+        <w:t xml:space="preserve">T. Brown </w:t>
       </w:r>
       <w:r>
         <w:rPr>
@@ -11674,31 +12362,13 @@
           <w:iCs/>
           <w:lang w:val="en-US"/>
         </w:rPr>
-        <w:t>Adv. Neural Inf. Process. Syst.</w:t>
+        <w:t>u. a.</w:t>
       </w:r>
       <w:r>
         <w:rPr>
           <w:lang w:val="en-US"/>
         </w:rPr>
-        <w:t>, Bd. 33, S. 1877–1901, 2020.</w:t>
-      </w:r>
-    </w:p>
-    <w:p>
-      <w:pPr>
-        <w:pStyle w:val="Bibliography"/>
-      </w:pPr>
-      <w:r>
-        <w:rPr>
-          <w:lang w:val="en-US"/>
-        </w:rPr>
-        <w:t>[18]</w:t>
-      </w:r>
-      <w:r>
-        <w:rPr>
-          <w:lang w:val="en-US"/>
-        </w:rPr>
-        <w:tab/>
-        <w:t xml:space="preserve">J. Wei </w:t>
+        <w:t xml:space="preserve">, „Language Models are Few-Shot Learners“, </w:t>
       </w:r>
       <w:r>
         <w:rPr>
@@ -11706,13 +12376,31 @@
           <w:iCs/>
           <w:lang w:val="en-US"/>
         </w:rPr>
-        <w:t>u. a.</w:t>
+        <w:t>Adv. Neural Inf. Process. Syst.</w:t>
       </w:r>
       <w:r>
         <w:rPr>
           <w:lang w:val="en-US"/>
         </w:rPr>
-        <w:t xml:space="preserve">, „Chain-of-Thought Prompting Elicits Reasoning in Large Language Models“, in </w:t>
+        <w:t>, Bd. 33, S. 1877–1901, 2020.</w:t>
+      </w:r>
+    </w:p>
+    <w:p>
+      <w:pPr>
+        <w:pStyle w:val="Bibliography"/>
+      </w:pPr>
+      <w:r>
+        <w:rPr>
+          <w:lang w:val="en-US"/>
+        </w:rPr>
+        <w:t>[18]</w:t>
+      </w:r>
+      <w:r>
+        <w:rPr>
+          <w:lang w:val="en-US"/>
+        </w:rPr>
+        <w:tab/>
+        <w:t xml:space="preserve">J. Wei </w:t>
       </w:r>
       <w:r>
         <w:rPr>
@@ -11720,37 +12408,13 @@
           <w:iCs/>
           <w:lang w:val="en-US"/>
         </w:rPr>
-        <w:t>Advances in Neural Information Processing Systems</w:t>
+        <w:t>u. a.</w:t>
       </w:r>
       <w:r>
         <w:rPr>
           <w:lang w:val="en-US"/>
         </w:rPr>
-        <w:t xml:space="preserve">, Curran Associates, Inc., 2022, S. 24824–24837. </w:t>
-      </w:r>
-      <w:r>
-        <w:t>Zugegriffen: 9. Juli 2026. [Online]. Verfügbar unter: https://proceedings.neurips.cc/paper/2022/hash/9d5609613524ecf4f15af0f7b31abca4-Abstract-Conference.html</w:t>
-      </w:r>
-    </w:p>
-    <w:p>
-      <w:pPr>
-        <w:pStyle w:val="Bibliography"/>
-        <w:rPr>
-          <w:lang w:val="en-US"/>
-        </w:rPr>
-      </w:pPr>
-      <w:r>
-        <w:rPr>
-          <w:lang w:val="en-US"/>
-        </w:rPr>
-        <w:t>[19]</w:t>
-      </w:r>
-      <w:r>
-        <w:rPr>
-          <w:lang w:val="en-US"/>
-        </w:rPr>
-        <w:tab/>
-        <w:t xml:space="preserve">Q. Zhang </w:t>
+        <w:t xml:space="preserve">, „Chain-of-Thought Prompting Elicits Reasoning in Large Language Models“, in </w:t>
       </w:r>
       <w:r>
         <w:rPr>
@@ -11758,13 +12422,37 @@
           <w:iCs/>
           <w:lang w:val="en-US"/>
         </w:rPr>
-        <w:t>u. a.</w:t>
+        <w:t>Advances in Neural Information Processing Systems</w:t>
       </w:r>
       <w:r>
         <w:rPr>
           <w:lang w:val="en-US"/>
         </w:rPr>
-        <w:t xml:space="preserve">, „A survey on large language models for software engineering“, </w:t>
+        <w:t xml:space="preserve">, Curran Associates, Inc., 2022, S. 24824–24837. </w:t>
+      </w:r>
+      <w:r>
+        <w:t>Zugegriffen: 9. Juli 2026. [Online]. Verfügbar unter: https://proceedings.neurips.cc/paper/2022/hash/9d5609613524ecf4f15af0f7b31abca4-Abstract-Conference.html</w:t>
+      </w:r>
+    </w:p>
+    <w:p>
+      <w:pPr>
+        <w:pStyle w:val="Bibliography"/>
+        <w:rPr>
+          <w:lang w:val="en-US"/>
+        </w:rPr>
+      </w:pPr>
+      <w:r>
+        <w:rPr>
+          <w:lang w:val="en-US"/>
+        </w:rPr>
+        <w:t>[19]</w:t>
+      </w:r>
+      <w:r>
+        <w:rPr>
+          <w:lang w:val="en-US"/>
+        </w:rPr>
+        <w:tab/>
+        <w:t xml:space="preserve">Q. Zhang </w:t>
       </w:r>
       <w:r>
         <w:rPr>
@@ -11772,34 +12460,13 @@
           <w:iCs/>
           <w:lang w:val="en-US"/>
         </w:rPr>
-        <w:t>Sci. China Inf. Sci.</w:t>
+        <w:t>u. a.</w:t>
       </w:r>
       <w:r>
         <w:rPr>
           <w:lang w:val="en-US"/>
         </w:rPr>
-        <w:t>, Bd. 69, Nr. 4, S. 141102, März 2026, doi: 10.1007/s11432-025-4670-0.</w:t>
-      </w:r>
-    </w:p>
-    <w:p>
-      <w:pPr>
-        <w:pStyle w:val="Bibliography"/>
-        <w:rPr>
-          <w:lang w:val="en-US"/>
-        </w:rPr>
-      </w:pPr>
-      <w:r>
-        <w:rPr>
-          <w:lang w:val="en-US"/>
-        </w:rPr>
-        <w:t>[20]</w:t>
-      </w:r>
-      <w:r>
-        <w:rPr>
-          <w:lang w:val="en-US"/>
-        </w:rPr>
-        <w:tab/>
-        <w:t xml:space="preserve">Y. Huang und J. X. Huang, „A Survey on Retrieval-Augmented Text Generation for Large Language Models“, </w:t>
+        <w:t xml:space="preserve">, „A survey on large language models for software engineering“, </w:t>
       </w:r>
       <w:r>
         <w:rPr>
@@ -11807,13 +12474,13 @@
           <w:iCs/>
           <w:lang w:val="en-US"/>
         </w:rPr>
-        <w:t>ACM Comput. Surv.</w:t>
+        <w:t>Sci. China Inf. Sci.</w:t>
       </w:r>
       <w:r>
         <w:rPr>
           <w:lang w:val="en-US"/>
         </w:rPr>
-        <w:t>, Bd. 58, Nr. 12, S. 300:1-300:38, Mai 2026, doi: 10.1145/3805774.</w:t>
+        <w:t>, Bd. 69, Nr. 4, S. 141102, März 2026, doi: 10.1007/s11432-025-4670-0.</w:t>
       </w:r>
     </w:p>
     <w:p>
@@ -11827,14 +12494,14 @@
         <w:rPr>
           <w:lang w:val="en-US"/>
         </w:rPr>
-        <w:t>[21]</w:t>
+        <w:t>[20]</w:t>
       </w:r>
       <w:r>
         <w:rPr>
           <w:lang w:val="en-US"/>
         </w:rPr>
         <w:tab/>
-        <w:t xml:space="preserve">L. Huang </w:t>
+        <w:t xml:space="preserve">Y. Huang und J. X. Huang, „A Survey on Retrieval-Augmented Text Generation for Large Language Models“, </w:t>
       </w:r>
       <w:r>
         <w:rPr>
@@ -11842,13 +12509,34 @@
           <w:iCs/>
           <w:lang w:val="en-US"/>
         </w:rPr>
-        <w:t>u. a.</w:t>
+        <w:t>ACM Comput. Surv.</w:t>
       </w:r>
       <w:r>
         <w:rPr>
           <w:lang w:val="en-US"/>
         </w:rPr>
-        <w:t xml:space="preserve">, „A Survey on Hallucination in Large Language Models: Principles, Taxonomy, Challenges, and Open Questions“, </w:t>
+        <w:t>, Bd. 58, Nr. 12, S. 300:1-300:38, Mai 2026, doi: 10.1145/3805774.</w:t>
+      </w:r>
+    </w:p>
+    <w:p>
+      <w:pPr>
+        <w:pStyle w:val="Bibliography"/>
+        <w:rPr>
+          <w:lang w:val="en-US"/>
+        </w:rPr>
+      </w:pPr>
+      <w:r>
+        <w:rPr>
+          <w:lang w:val="en-US"/>
+        </w:rPr>
+        <w:t>[21]</w:t>
+      </w:r>
+      <w:r>
+        <w:rPr>
+          <w:lang w:val="en-US"/>
+        </w:rPr>
+        <w:tab/>
+        <w:t xml:space="preserve">L. Huang </w:t>
       </w:r>
       <w:r>
         <w:rPr>
@@ -11856,34 +12544,13 @@
           <w:iCs/>
           <w:lang w:val="en-US"/>
         </w:rPr>
-        <w:t>ACM Trans. Inf. Syst.</w:t>
+        <w:t>u. a.</w:t>
       </w:r>
       <w:r>
         <w:rPr>
           <w:lang w:val="en-US"/>
         </w:rPr>
-        <w:t>, Bd. 43, Nr. 2, S. 42:1-42:55, Jan. 2025, doi: 10.1145/3703155.</w:t>
-      </w:r>
-    </w:p>
-    <w:p>
-      <w:pPr>
-        <w:pStyle w:val="Bibliography"/>
-        <w:rPr>
-          <w:lang w:val="en-US"/>
-        </w:rPr>
-      </w:pPr>
-      <w:r>
-        <w:rPr>
-          <w:lang w:val="en-US"/>
-        </w:rPr>
-        <w:t>[22]</w:t>
-      </w:r>
-      <w:r>
-        <w:rPr>
-          <w:lang w:val="en-US"/>
-        </w:rPr>
-        <w:tab/>
-        <w:t xml:space="preserve">Y. Gao </w:t>
+        <w:t xml:space="preserve">, „A Survey on Hallucination in Large Language Models: Principles, Taxonomy, Challenges, and Open Questions“, </w:t>
       </w:r>
       <w:r>
         <w:rPr>
@@ -11891,13 +12558,34 @@
           <w:iCs/>
           <w:lang w:val="en-US"/>
         </w:rPr>
-        <w:t>u. a.</w:t>
+        <w:t>ACM Trans. Inf. Syst.</w:t>
       </w:r>
       <w:r>
         <w:rPr>
           <w:lang w:val="en-US"/>
         </w:rPr>
-        <w:t xml:space="preserve">, „Retrieval-Augmented Generation for Large Language Models: A Survey“, 27. März 2024, </w:t>
+        <w:t>, Bd. 43, Nr. 2, S. 42:1-42:55, Jan. 2025, doi: 10.1145/3703155.</w:t>
+      </w:r>
+    </w:p>
+    <w:p>
+      <w:pPr>
+        <w:pStyle w:val="Bibliography"/>
+        <w:rPr>
+          <w:lang w:val="en-US"/>
+        </w:rPr>
+      </w:pPr>
+      <w:r>
+        <w:rPr>
+          <w:lang w:val="en-US"/>
+        </w:rPr>
+        <w:t>[22]</w:t>
+      </w:r>
+      <w:r>
+        <w:rPr>
+          <w:lang w:val="en-US"/>
+        </w:rPr>
+        <w:tab/>
+        <w:t xml:space="preserve">Y. Gao </w:t>
       </w:r>
       <w:r>
         <w:rPr>
@@ -11905,34 +12593,13 @@
           <w:iCs/>
           <w:lang w:val="en-US"/>
         </w:rPr>
-        <w:t>arXiv</w:t>
+        <w:t>u. a.</w:t>
       </w:r>
       <w:r>
         <w:rPr>
           <w:lang w:val="en-US"/>
         </w:rPr>
-        <w:t>: arXiv:2312.10997. doi: 10.48550/arXiv.2312.10997.</w:t>
-      </w:r>
-    </w:p>
-    <w:p>
-      <w:pPr>
-        <w:pStyle w:val="Bibliography"/>
-        <w:rPr>
-          <w:lang w:val="en-US"/>
-        </w:rPr>
-      </w:pPr>
-      <w:r>
-        <w:rPr>
-          <w:lang w:val="en-US"/>
-        </w:rPr>
-        <w:t>[23]</w:t>
-      </w:r>
-      <w:r>
-        <w:rPr>
-          <w:lang w:val="en-US"/>
-        </w:rPr>
-        <w:tab/>
-        <w:t xml:space="preserve">C. Tao </w:t>
+        <w:t xml:space="preserve">, „Retrieval-Augmented Generation for Large Language Models: A Survey“, 27. März 2024, </w:t>
       </w:r>
       <w:r>
         <w:rPr>
@@ -11940,13 +12607,34 @@
           <w:iCs/>
           <w:lang w:val="en-US"/>
         </w:rPr>
-        <w:t>u. a.</w:t>
+        <w:t>arXiv</w:t>
       </w:r>
       <w:r>
         <w:rPr>
           <w:lang w:val="en-US"/>
         </w:rPr>
-        <w:t xml:space="preserve">, „LLMs are Also Effective Embedding Models: An In-depth Overview“, 25. Juli 2025, </w:t>
+        <w:t>: arXiv:2312.10997. doi: 10.48550/arXiv.2312.10997.</w:t>
+      </w:r>
+    </w:p>
+    <w:p>
+      <w:pPr>
+        <w:pStyle w:val="Bibliography"/>
+        <w:rPr>
+          <w:lang w:val="en-US"/>
+        </w:rPr>
+      </w:pPr>
+      <w:r>
+        <w:rPr>
+          <w:lang w:val="en-US"/>
+        </w:rPr>
+        <w:t>[23]</w:t>
+      </w:r>
+      <w:r>
+        <w:rPr>
+          <w:lang w:val="en-US"/>
+        </w:rPr>
+        <w:tab/>
+        <w:t xml:space="preserve">C. Tao </w:t>
       </w:r>
       <w:r>
         <w:rPr>
@@ -11954,34 +12642,13 @@
           <w:iCs/>
           <w:lang w:val="en-US"/>
         </w:rPr>
-        <w:t>arXiv</w:t>
+        <w:t>u. a.</w:t>
       </w:r>
       <w:r>
         <w:rPr>
           <w:lang w:val="en-US"/>
         </w:rPr>
-        <w:t>: arXiv:2412.12591. doi: 10.48550/arXiv.2412.12591.</w:t>
-      </w:r>
-    </w:p>
-    <w:p>
-      <w:pPr>
-        <w:pStyle w:val="Bibliography"/>
-        <w:rPr>
-          <w:lang w:val="en-US"/>
-        </w:rPr>
-      </w:pPr>
-      <w:r>
-        <w:rPr>
-          <w:lang w:val="en-US"/>
-        </w:rPr>
-        <w:t>[24]</w:t>
-      </w:r>
-      <w:r>
-        <w:rPr>
-          <w:lang w:val="en-US"/>
-        </w:rPr>
-        <w:tab/>
-        <w:t xml:space="preserve">T. Şakar und H. Emekci, „Maximizing RAG efficiency: A comparative analysis of RAG methods“, </w:t>
+        <w:t xml:space="preserve">, „LLMs are Also Effective Embedding Models: An In-depth Overview“, 25. Juli 2025, </w:t>
       </w:r>
       <w:r>
         <w:rPr>
@@ -11989,13 +12656,13 @@
           <w:iCs/>
           <w:lang w:val="en-US"/>
         </w:rPr>
-        <w:t>Nat. Lang. Process.</w:t>
+        <w:t>arXiv</w:t>
       </w:r>
       <w:r>
         <w:rPr>
           <w:lang w:val="en-US"/>
         </w:rPr>
-        <w:t>, Bd. 31, Nr. 1, S. 1–25, Jan. 2025, doi: 10.1017/nlp.2024.53.</w:t>
+        <w:t>: arXiv:2412.12591. doi: 10.48550/arXiv.2412.12591.</w:t>
       </w:r>
     </w:p>
     <w:p>
@@ -12009,15 +12676,14 @@
         <w:rPr>
           <w:lang w:val="en-US"/>
         </w:rPr>
-        <w:lastRenderedPageBreak/>
-        <w:t>[25]</w:t>
+        <w:t>[24]</w:t>
       </w:r>
       <w:r>
         <w:rPr>
           <w:lang w:val="en-US"/>
         </w:rPr>
         <w:tab/>
-        <w:t xml:space="preserve">M. Cheng </w:t>
+        <w:t xml:space="preserve">T. Şakar und H. Emekci, „Maximizing RAG efficiency: A comparative analysis of RAG methods“, </w:t>
       </w:r>
       <w:r>
         <w:rPr>
@@ -12025,13 +12691,35 @@
           <w:iCs/>
           <w:lang w:val="en-US"/>
         </w:rPr>
-        <w:t>u. a.</w:t>
+        <w:t>Nat. Lang. Process.</w:t>
       </w:r>
       <w:r>
         <w:rPr>
           <w:lang w:val="en-US"/>
         </w:rPr>
-        <w:t xml:space="preserve">, „A Survey on Knowledge-Oriented Retrieval-Augmented Generation“, 17. März 2025, </w:t>
+        <w:t>, Bd. 31, Nr. 1, S. 1–25, Jan. 2025, doi: 10.1017/nlp.2024.53.</w:t>
+      </w:r>
+    </w:p>
+    <w:p>
+      <w:pPr>
+        <w:pStyle w:val="Bibliography"/>
+        <w:rPr>
+          <w:lang w:val="en-US"/>
+        </w:rPr>
+      </w:pPr>
+      <w:r>
+        <w:rPr>
+          <w:lang w:val="en-US"/>
+        </w:rPr>
+        <w:lastRenderedPageBreak/>
+        <w:t>[25]</w:t>
+      </w:r>
+      <w:r>
+        <w:rPr>
+          <w:lang w:val="en-US"/>
+        </w:rPr>
+        <w:tab/>
+        <w:t xml:space="preserve">M. Cheng </w:t>
       </w:r>
       <w:r>
         <w:rPr>
@@ -12039,6 +12727,20 @@
           <w:iCs/>
           <w:lang w:val="en-US"/>
         </w:rPr>
+        <w:t>u. a.</w:t>
+      </w:r>
+      <w:r>
+        <w:rPr>
+          <w:lang w:val="en-US"/>
+        </w:rPr>
+        <w:t xml:space="preserve">, „A Survey on Knowledge-Oriented Retrieval-Augmented Generation“, 17. März 2025, </w:t>
+      </w:r>
+      <w:r>
+        <w:rPr>
+          <w:i/>
+          <w:iCs/>
+          <w:lang w:val="en-US"/>
+        </w:rPr>
         <w:t>arXiv</w:t>
       </w:r>
       <w:r>
@@ -12091,21 +12793,88 @@
       </w:r>
     </w:p>
     <w:p>
-      <w:r>
+      <w:pPr>
+        <w:pStyle w:val="Bibliography"/>
         <w:rPr>
           <w:lang w:val="en-US"/>
         </w:rPr>
-        <w:fldChar w:fldCharType="end"/>
+      </w:pPr>
+      <w:r>
+        <w:t>[28]</w:t>
+      </w:r>
+      <w:r>
+        <w:tab/>
+        <w:t xml:space="preserve">A. Hogan </w:t>
+      </w:r>
+      <w:r>
+        <w:rPr>
+          <w:i/>
+          <w:iCs/>
+        </w:rPr>
+        <w:t>u. a.</w:t>
+      </w:r>
+      <w:r>
+        <w:t xml:space="preserve">, „Knowledge Graphs“, </w:t>
+      </w:r>
+      <w:r>
+        <w:rPr>
+          <w:i/>
+          <w:iCs/>
+        </w:rPr>
+        <w:t xml:space="preserve">ACM </w:t>
+      </w:r>
+      <w:proofErr w:type="spellStart"/>
+      <w:r>
+        <w:rPr>
+          <w:i/>
+          <w:iCs/>
+        </w:rPr>
+        <w:t>Comput</w:t>
+      </w:r>
+      <w:proofErr w:type="spellEnd"/>
+      <w:r>
+        <w:rPr>
+          <w:i/>
+          <w:iCs/>
+        </w:rPr>
+        <w:t xml:space="preserve">. </w:t>
+      </w:r>
+      <w:r>
+        <w:rPr>
+          <w:i/>
+          <w:iCs/>
+          <w:lang w:val="en-US"/>
+        </w:rPr>
+        <w:t>Surv. CSUR</w:t>
+      </w:r>
+      <w:r>
+        <w:rPr>
+          <w:lang w:val="en-US"/>
+        </w:rPr>
+        <w:t>, Bd. 54, Nr. 4, S. 71:1-71:37, Juli 2021, doi: 10.1145/3447772.</w:t>
       </w:r>
     </w:p>
     <w:p>
       <w:pPr>
+        <w:rPr>
+          <w:lang w:val="en-US"/>
+        </w:rPr>
+      </w:pPr>
+      <w:r>
+        <w:rPr>
+          <w:lang w:val="en-US"/>
+        </w:rPr>
+        <w:fldChar w:fldCharType="end"/>
+      </w:r>
+    </w:p>
+    <w:p>
+      <w:pPr>
         <w:pStyle w:val="Verzeichnisbezeichnungen"/>
         <w:rPr>
           <w:lang w:val="en-US"/>
         </w:rPr>
       </w:pPr>
-      <w:bookmarkStart w:id="64" w:name="_Toc234885495"/>
+      <w:bookmarkStart w:id="64" w:name="_Toc234951360"/>
       <w:proofErr w:type="spellStart"/>
       <w:r>
         <w:rPr>
@@ -12144,7 +12913,7 @@
       <w:r>
         <w:fldChar w:fldCharType="separate"/>
       </w:r>
-      <w:hyperlink w:anchor="_Toc234839970" w:history="1">
+      <w:hyperlink w:anchor="_Toc234951363" w:history="1">
         <w:r>
           <w:rPr>
             <w:rStyle w:val="Hyperlink"/>
@@ -12186,7 +12955,7 @@
             <w:noProof/>
             <w:webHidden/>
           </w:rPr>
-          <w:instrText xml:space="preserve"> PAGEREF _Toc234839970 \h </w:instrText>
+          <w:instrText xml:space="preserve"> PAGEREF _Toc234951363 \h </w:instrText>
         </w:r>
         <w:r>
           <w:rPr>
@@ -12232,7 +13001,7 @@
           <w14:ligatures w14:val="standardContextual"/>
         </w:rPr>
       </w:pPr>
-      <w:hyperlink w:anchor="_Toc234839971" w:history="1">
+      <w:hyperlink w:anchor="_Toc234951364" w:history="1">
         <w:r>
           <w:rPr>
             <w:rStyle w:val="Hyperlink"/>
@@ -12274,7 +13043,7 @@
             <w:noProof/>
             <w:webHidden/>
           </w:rPr>
-          <w:instrText xml:space="preserve"> PAGEREF _Toc234839971 \h </w:instrText>
+          <w:instrText xml:space="preserve"> PAGEREF _Toc234951364 \h </w:instrText>
         </w:r>
         <w:r>
           <w:rPr>
@@ -12337,7 +13106,7 @@
           <w:lang w:val="en-US"/>
         </w:rPr>
       </w:pPr>
-      <w:bookmarkStart w:id="65" w:name="_Toc234885496"/>
+      <w:bookmarkStart w:id="65" w:name="_Toc234951361"/>
       <w:proofErr w:type="spellStart"/>
       <w:r>
         <w:rPr>
@@ -12387,7 +13156,7 @@
           <w:lang w:val="en-US"/>
         </w:rPr>
       </w:pPr>
-      <w:bookmarkStart w:id="66" w:name="_Toc234885497"/>
+      <w:bookmarkStart w:id="66" w:name="_Toc234951362"/>
       <w:proofErr w:type="spellStart"/>
       <w:r>
         <w:rPr>
@@ -12520,6 +13289,52 @@
                 <w:lang w:val="en-US"/>
               </w:rPr>
               <w:t>beziehungsweise</w:t>
+            </w:r>
+            <w:proofErr w:type="spellEnd"/>
+          </w:p>
+        </w:tc>
+      </w:tr>
+      <w:tr>
+        <w:tc>
+          <w:tcPr>
+            <w:tcW w:w="0" w:type="auto"/>
+          </w:tcPr>
+          <w:p>
+            <w:pPr>
+              <w:rPr>
+                <w:b/>
+                <w:bCs/>
+                <w:lang w:val="en-US"/>
+              </w:rPr>
+            </w:pPr>
+            <w:proofErr w:type="spellStart"/>
+            <w:r>
+              <w:rPr>
+                <w:b/>
+                <w:bCs/>
+                <w:lang w:val="en-US"/>
+              </w:rPr>
+              <w:t>engl.</w:t>
+            </w:r>
+            <w:proofErr w:type="spellEnd"/>
+          </w:p>
+        </w:tc>
+        <w:tc>
+          <w:tcPr>
+            <w:tcW w:w="0" w:type="auto"/>
+          </w:tcPr>
+          <w:p>
+            <w:pPr>
+              <w:rPr>
+                <w:lang w:val="en-US"/>
+              </w:rPr>
+            </w:pPr>
+            <w:proofErr w:type="spellStart"/>
+            <w:r>
+              <w:rPr>
+                <w:lang w:val="en-US"/>
+              </w:rPr>
+              <w:t>englisch</w:t>
             </w:r>
             <w:proofErr w:type="spellEnd"/>
           </w:p>
@@ -13278,7 +14093,7 @@
         </mc:Choice>
         <mc:Fallback>
           <w:pict>
-            <v:line w14:anchorId="183A1BEB" id="Gerade Verbindung 3" o:spid="_x0000_s1026" alt="&quot;&quot;" style="position:absolute;flip:y;z-index:251658240;visibility:visible;mso-wrap-style:square;mso-width-percent:0;mso-height-percent:0;mso-wrap-distance-left:9pt;mso-wrap-distance-top:-3e-5mm;mso-wrap-distance-right:9pt;mso-wrap-distance-bottom:-3e-5mm;mso-position-horizontal:absolute;mso-position-horizontal-relative:text;mso-position-vertical:absolute;mso-position-vertical-relative:text;mso-width-percent:0;mso-height-percent:0;mso-width-relative:margin;mso-height-relative:margin" from="-.6pt,3.1pt" to="424.6pt,3.1pt" o:gfxdata="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" strokecolor="black [3213]">
+            <v:line w14:anchorId="73607CC5" id="Gerade Verbindung 3" o:spid="_x0000_s1026" alt="&quot;&quot;" style="position:absolute;flip:y;z-index:251658240;visibility:visible;mso-wrap-style:square;mso-width-percent:0;mso-height-percent:0;mso-wrap-distance-left:9pt;mso-wrap-distance-top:-3e-5mm;mso-wrap-distance-right:9pt;mso-wrap-distance-bottom:-3e-5mm;mso-position-horizontal:absolute;mso-position-horizontal-relative:text;mso-position-vertical:absolute;mso-position-vertical-relative:text;mso-width-percent:0;mso-height-percent:0;mso-width-relative:margin;mso-height-relative:margin" from="-.6pt,3.1pt" to="424.6pt,3.1pt" o:gfxdata="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" strokecolor="black [3213]">
               <o:lock v:ext="edit" shapetype="f"/>
             </v:line>
           </w:pict>
@@ -13409,7 +14224,7 @@
         </mc:Choice>
         <mc:Fallback>
           <w:pict>
-            <v:line w14:anchorId="1AB549F7" id="Gerade Verbindung 3" o:spid="_x0000_s1026" alt="&quot;&quot;" style="position:absolute;flip:y;z-index:251658241;visibility:visible;mso-wrap-style:square;mso-width-percent:0;mso-height-percent:0;mso-wrap-distance-left:9pt;mso-wrap-distance-top:-3e-5mm;mso-wrap-distance-right:9pt;mso-wrap-distance-bottom:-3e-5mm;mso-position-horizontal:absolute;mso-position-horizontal-relative:text;mso-position-vertical:absolute;mso-position-vertical-relative:text;mso-width-percent:0;mso-height-percent:0;mso-width-relative:margin;mso-height-relative:margin" from="-.6pt,3.1pt" to="424.6pt,3.1pt" o:gfxdata="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" strokecolor="black [3213]">
+            <v:line w14:anchorId="18D2253D" id="Gerade Verbindung 3" o:spid="_x0000_s1026" alt="&quot;&quot;" style="position:absolute;flip:y;z-index:251658241;visibility:visible;mso-wrap-style:square;mso-width-percent:0;mso-height-percent:0;mso-wrap-distance-left:9pt;mso-wrap-distance-top:-3e-5mm;mso-wrap-distance-right:9pt;mso-wrap-distance-bottom:-3e-5mm;mso-position-horizontal:absolute;mso-position-horizontal-relative:text;mso-position-vertical:absolute;mso-position-vertical-relative:text;mso-width-percent:0;mso-height-percent:0;mso-width-relative:margin;mso-height-relative:margin" from="-.6pt,3.1pt" to="424.6pt,3.1pt" o:gfxdata="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" strokecolor="black [3213]">
               <o:lock v:ext="edit" shapetype="f"/>
             </v:line>
           </w:pict>
@@ -16266,6 +17081,118 @@
     </w:lvl>
   </w:abstractNum>
   <w:abstractNum w:abstractNumId="26" w15:restartNumberingAfterBreak="0">
+    <w:nsid w:val="752F6EAB"/>
+    <w:multiLevelType w:val="hybridMultilevel"/>
+    <w:tmpl w:val="E8AA71F4"/>
+    <w:lvl w:ilvl="0" w:tplc="63A8C032">
+      <w:numFmt w:val="bullet"/>
+      <w:lvlText w:val="-"/>
+      <w:lvlJc w:val="left"/>
+      <w:pPr>
+        <w:ind w:left="720" w:hanging="360"/>
+      </w:pPr>
+      <w:rPr>
+        <w:rFonts w:ascii="Tahoma" w:eastAsiaTheme="minorHAnsi" w:hAnsi="Tahoma" w:cs="Tahoma" w:hint="default"/>
+      </w:rPr>
+    </w:lvl>
+    <w:lvl w:ilvl="1" w:tplc="0C000003" w:tentative="1">
+      <w:start w:val="1"/>
+      <w:numFmt w:val="bullet"/>
+      <w:lvlText w:val="o"/>
+      <w:lvlJc w:val="left"/>
+      <w:pPr>
+        <w:ind w:left="1440" w:hanging="360"/>
+      </w:pPr>
+      <w:rPr>
+        <w:rFonts w:ascii="Courier New" w:hAnsi="Courier New" w:cs="Courier New" w:hint="default"/>
+      </w:rPr>
+    </w:lvl>
+    <w:lvl w:ilvl="2" w:tplc="0C000005" w:tentative="1">
+      <w:start w:val="1"/>
+      <w:numFmt w:val="bullet"/>
+      <w:lvlText w:val=""/>
+      <w:lvlJc w:val="left"/>
+      <w:pPr>
+        <w:ind w:left="2160" w:hanging="360"/>
+      </w:pPr>
+      <w:rPr>
+        <w:rFonts w:ascii="Wingdings" w:hAnsi="Wingdings" w:hint="default"/>
+      </w:rPr>
+    </w:lvl>
+    <w:lvl w:ilvl="3" w:tplc="0C000001" w:tentative="1">
+      <w:start w:val="1"/>
+      <w:numFmt w:val="bullet"/>
+      <w:lvlText w:val=""/>
+      <w:lvlJc w:val="left"/>
+      <w:pPr>
+        <w:ind w:left="2880" w:hanging="360"/>
+      </w:pPr>
+      <w:rPr>
+        <w:rFonts w:ascii="Symbol" w:hAnsi="Symbol" w:hint="default"/>
+      </w:rPr>
+    </w:lvl>
+    <w:lvl w:ilvl="4" w:tplc="0C000003" w:tentative="1">
+      <w:start w:val="1"/>
+      <w:numFmt w:val="bullet"/>
+      <w:lvlText w:val="o"/>
+      <w:lvlJc w:val="left"/>
+      <w:pPr>
+        <w:ind w:left="3600" w:hanging="360"/>
+      </w:pPr>
+      <w:rPr>
+        <w:rFonts w:ascii="Courier New" w:hAnsi="Courier New" w:cs="Courier New" w:hint="default"/>
+      </w:rPr>
+    </w:lvl>
+    <w:lvl w:ilvl="5" w:tplc="0C000005" w:tentative="1">
+      <w:start w:val="1"/>
+      <w:numFmt w:val="bullet"/>
+      <w:lvlText w:val=""/>
+      <w:lvlJc w:val="left"/>
+      <w:pPr>
+        <w:ind w:left="4320" w:hanging="360"/>
+      </w:pPr>
+      <w:rPr>
+        <w:rFonts w:ascii="Wingdings" w:hAnsi="Wingdings" w:hint="default"/>
+      </w:rPr>
+    </w:lvl>
+    <w:lvl w:ilvl="6" w:tplc="0C000001" w:tentative="1">
+      <w:start w:val="1"/>
+      <w:numFmt w:val="bullet"/>
+      <w:lvlText w:val=""/>
+      <w:lvlJc w:val="left"/>
+      <w:pPr>
+        <w:ind w:left="5040" w:hanging="360"/>
+      </w:pPr>
+      <w:rPr>
+        <w:rFonts w:ascii="Symbol" w:hAnsi="Symbol" w:hint="default"/>
+      </w:rPr>
+    </w:lvl>
+    <w:lvl w:ilvl="7" w:tplc="0C000003" w:tentative="1">
+      <w:start w:val="1"/>
+      <w:numFmt w:val="bullet"/>
+      <w:lvlText w:val="o"/>
+      <w:lvlJc w:val="left"/>
+      <w:pPr>
+        <w:ind w:left="5760" w:hanging="360"/>
+      </w:pPr>
+      <w:rPr>
+        <w:rFonts w:ascii="Courier New" w:hAnsi="Courier New" w:cs="Courier New" w:hint="default"/>
+      </w:rPr>
+    </w:lvl>
+    <w:lvl w:ilvl="8" w:tplc="0C000005" w:tentative="1">
+      <w:start w:val="1"/>
+      <w:numFmt w:val="bullet"/>
+      <w:lvlText w:val=""/>
+      <w:lvlJc w:val="left"/>
+      <w:pPr>
+        <w:ind w:left="6480" w:hanging="360"/>
+      </w:pPr>
+      <w:rPr>
+        <w:rFonts w:ascii="Wingdings" w:hAnsi="Wingdings" w:hint="default"/>
+      </w:rPr>
+    </w:lvl>
+  </w:abstractNum>
+  <w:abstractNum w:abstractNumId="27" w15:restartNumberingAfterBreak="0">
     <w:nsid w:val="75A208FE"/>
     <w:multiLevelType w:val="multilevel"/>
     <w:tmpl w:val="3ADED2F0"/>
@@ -16379,7 +17306,7 @@
       </w:rPr>
     </w:lvl>
   </w:abstractNum>
-  <w:abstractNum w:abstractNumId="27" w15:restartNumberingAfterBreak="0">
+  <w:abstractNum w:abstractNumId="28" w15:restartNumberingAfterBreak="0">
     <w:nsid w:val="7724769C"/>
     <w:multiLevelType w:val="multilevel"/>
     <w:tmpl w:val="3F1A133C"/>
@@ -16497,7 +17424,7 @@
       </w:rPr>
     </w:lvl>
   </w:abstractNum>
-  <w:abstractNum w:abstractNumId="28" w15:restartNumberingAfterBreak="0">
+  <w:abstractNum w:abstractNumId="29" w15:restartNumberingAfterBreak="0">
     <w:nsid w:val="789C4F5A"/>
     <w:multiLevelType w:val="multilevel"/>
     <w:tmpl w:val="77B4A20A"/>
@@ -16611,7 +17538,7 @@
       </w:rPr>
     </w:lvl>
   </w:abstractNum>
-  <w:abstractNum w:abstractNumId="29" w15:restartNumberingAfterBreak="0">
+  <w:abstractNum w:abstractNumId="30" w15:restartNumberingAfterBreak="0">
     <w:nsid w:val="78BE7562"/>
     <w:multiLevelType w:val="multilevel"/>
     <w:tmpl w:val="0809001D"/>
@@ -16698,7 +17625,7 @@
       </w:pPr>
     </w:lvl>
   </w:abstractNum>
-  <w:abstractNum w:abstractNumId="30" w15:restartNumberingAfterBreak="0">
+  <w:abstractNum w:abstractNumId="31" w15:restartNumberingAfterBreak="0">
     <w:nsid w:val="798E16DF"/>
     <w:multiLevelType w:val="multilevel"/>
     <w:tmpl w:val="0809001D"/>
@@ -16785,7 +17712,7 @@
       </w:pPr>
     </w:lvl>
   </w:abstractNum>
-  <w:abstractNum w:abstractNumId="31" w15:restartNumberingAfterBreak="0">
+  <w:abstractNum w:abstractNumId="32" w15:restartNumberingAfterBreak="0">
     <w:nsid w:val="7DFE5458"/>
     <w:multiLevelType w:val="hybridMultilevel"/>
     <w:tmpl w:val="D194CCDE"/>
@@ -16898,7 +17825,7 @@
       </w:rPr>
     </w:lvl>
   </w:abstractNum>
-  <w:abstractNum w:abstractNumId="32" w15:restartNumberingAfterBreak="0">
+  <w:abstractNum w:abstractNumId="33" w15:restartNumberingAfterBreak="0">
     <w:nsid w:val="7FFA7FBD"/>
     <w:multiLevelType w:val="hybridMultilevel"/>
     <w:tmpl w:val="25162C8C"/>
@@ -17017,22 +17944,22 @@
     <w:abstractNumId w:val="25"/>
   </w:num>
   <w:num w:numId="3" w16cid:durableId="1552500743">
-    <w:abstractNumId w:val="30"/>
+    <w:abstractNumId w:val="31"/>
   </w:num>
   <w:num w:numId="4" w16cid:durableId="1617248166">
-    <w:abstractNumId w:val="29"/>
+    <w:abstractNumId w:val="30"/>
   </w:num>
   <w:num w:numId="5" w16cid:durableId="1534729623">
     <w:abstractNumId w:val="18"/>
   </w:num>
   <w:num w:numId="6" w16cid:durableId="1899241613">
-    <w:abstractNumId w:val="28"/>
+    <w:abstractNumId w:val="29"/>
   </w:num>
   <w:num w:numId="7" w16cid:durableId="2125954558">
     <w:abstractNumId w:val="11"/>
   </w:num>
   <w:num w:numId="8" w16cid:durableId="922028818">
-    <w:abstractNumId w:val="26"/>
+    <w:abstractNumId w:val="27"/>
   </w:num>
   <w:num w:numId="9" w16cid:durableId="1465659249">
     <w:abstractNumId w:val="15"/>
@@ -17050,7 +17977,7 @@
     <w:abstractNumId w:val="5"/>
   </w:num>
   <w:num w:numId="14" w16cid:durableId="130370231">
-    <w:abstractNumId w:val="27"/>
+    <w:abstractNumId w:val="28"/>
   </w:num>
   <w:num w:numId="15" w16cid:durableId="1152138924">
     <w:abstractNumId w:val="4"/>
@@ -17092,10 +18019,10 @@
     <w:abstractNumId w:val="23"/>
   </w:num>
   <w:num w:numId="28" w16cid:durableId="1699770017">
-    <w:abstractNumId w:val="32"/>
+    <w:abstractNumId w:val="33"/>
   </w:num>
   <w:num w:numId="29" w16cid:durableId="98794820">
-    <w:abstractNumId w:val="31"/>
+    <w:abstractNumId w:val="32"/>
   </w:num>
   <w:num w:numId="30" w16cid:durableId="478301386">
     <w:abstractNumId w:val="8"/>
@@ -17108,6 +18035,9 @@
   </w:num>
   <w:num w:numId="33" w16cid:durableId="94061023">
     <w:abstractNumId w:val="17"/>
+  </w:num>
+  <w:num w:numId="34" w16cid:durableId="129060880">
+    <w:abstractNumId w:val="26"/>
   </w:num>
   <w:numIdMacAtCleanup w:val="24"/>
 </w:numbering>
